--- a/outputs/reports/Relatorio_Final_DontGo_Predictor.docx
+++ b/outputs/reports/Relatorio_Final_DontGo_Predictor.docx
@@ -118,7 +118,7 @@
           <w:szCs w:val="18"/>
           <w14:ligatures w14:val="none"/>
         </w:rPr>
-        <w:t>[Seu Nome Completo]</w:t>
+        <w:t>Breno Teodomiro de Carvalho Neto</w:t>
       </w:r>
     </w:p>
     <w:p>

--- a/outputs/reports/Relatorio_Final_DontGo_Predictor.docx
+++ b/outputs/reports/Relatorio_Final_DontGo_Predictor.docx
@@ -975,7 +975,7 @@
         <w:rPr>
           <w:sz w:val="22"/>
         </w:rPr>
-        <w:t>O modelo foi avaliado sobre 7.854.243 eventos de Junho/2025, dos quais 6,995 (0.45%) são amostras pré-Don't Go (60 minutos de antecedência). O limiar de decisão ótimo, determinado pela maximização do F1-Score na curva Precision-Recall, é de 0.1313.</w:t>
+        <w:t>O modelo foi avaliado sobre 7.854.243 eventos de Junho/2025, dos quais 35,203 (0.45%) são amostras pré-Don't Go (60 minutos de antecedência). O limiar de decisão ótimo, determinado pela maximização do F1-Score na curva Precision-Recall, é de 0.9324.</w:t>
       </w:r>
     </w:p>
     <w:tbl>
@@ -1047,7 +1047,7 @@
           </w:tcPr>
           <w:p>
             <w:r>
-              <w:t>0.9916</w:t>
+              <w:t>0.9923</w:t>
             </w:r>
           </w:p>
         </w:tc>
@@ -1079,7 +1079,7 @@
           </w:tcPr>
           <w:p>
             <w:r>
-              <w:t>0.5740</w:t>
+              <w:t>0.6739</w:t>
             </w:r>
           </w:p>
         </w:tc>
@@ -1111,7 +1111,7 @@
           </w:tcPr>
           <w:p>
             <w:r>
-              <w:t>0.6785</w:t>
+              <w:t>0.6886</w:t>
             </w:r>
           </w:p>
         </w:tc>
@@ -1143,7 +1143,7 @@
           </w:tcPr>
           <w:p>
             <w:r>
-              <w:t>0.7096</w:t>
+              <w:t>0.7581</w:t>
             </w:r>
           </w:p>
         </w:tc>
@@ -1175,7 +1175,7 @@
           </w:tcPr>
           <w:p>
             <w:r>
-              <w:t>0.6500</w:t>
+              <w:t>0.6309</w:t>
             </w:r>
           </w:p>
         </w:tc>
@@ -1207,7 +1207,7 @@
           </w:tcPr>
           <w:p>
             <w:r>
-              <w:t>0.1313</w:t>
+              <w:t>0.9324</w:t>
             </w:r>
           </w:p>
         </w:tc>

--- a/outputs/reports/Relatorio_Final_DontGo_Predictor.docx
+++ b/outputs/reports/Relatorio_Final_DontGo_Predictor.docx
@@ -927,7 +927,7 @@
         <w:rPr>
           <w:sz w:val="22"/>
         </w:rPr>
-        <w:t>Validação temporal: treino com Jan–Mai/2025 (~30M eventos), teste com Jun/2025 (~7,9M eventos). Separação estritamente temporal para simular uso em produção (sem data leakage).</w:t>
+        <w:t>Validação temporal estrita: Treino Jan–Abr/2025 (~23M eventos), Validação Mai/2025 (~6M, seleção de threshold e early stopping), Teste Jun/2025 (~7,9M eventos). Separação temporal garante ausência de data leakage.</w:t>
       </w:r>
     </w:p>
     <w:p>
@@ -975,7 +975,7 @@
         <w:rPr>
           <w:sz w:val="22"/>
         </w:rPr>
-        <w:t>O modelo foi avaliado sobre 7.854.243 eventos de Junho/2025, dos quais 35,203 (0.45%) são amostras pré-Don't Go (60 minutos de antecedência). O limiar de decisão ótimo, determinado pela maximização do F1-Score na curva Precision-Recall, é de 0.9324.</w:t>
+        <w:t>O modelo foi avaliado sobre 7.854.243 eventos de Junho/2025, dos quais 35.203 (0,45%) são amostras pré-Don't Go (60 minutos de antecedência). O limiar de decisão ótimo, determinado pela maximização do F1-Score na curva Precision-Recall com o conjunto de Maio/2025, é de 0.9324.</w:t>
       </w:r>
     </w:p>
     <w:tbl>
@@ -1153,7 +1153,7 @@
           </w:tcPr>
           <w:p>
             <w:r>
-              <w:t>71% dos alertas emitidos correspondem a DG real</w:t>
+              <w:t>76% dos alertas emitidos correspondem a DG real</w:t>
             </w:r>
           </w:p>
         </w:tc>
@@ -1185,7 +1185,7 @@
           </w:tcPr>
           <w:p>
             <w:r>
-              <w:t>65% dos eventos pré-DG são capturados</w:t>
+              <w:t>63% dos eventos pré-DG são capturados com ≥1h de antecedência</w:t>
             </w:r>
           </w:p>
         </w:tc>
@@ -1217,12 +1217,90 @@
           </w:tcPr>
           <w:p>
             <w:r>
-              <w:t>Threshold calibrado para dados desbalanceados</w:t>
+              <w:t>Threshold calibrado para F1 máximo no conjunto de validação</w:t>
             </w:r>
           </w:p>
         </w:tc>
       </w:tr>
     </w:tbl>
+    <w:p>
+      <w:pPr>
+        <w:jc w:val="center"/>
+      </w:pPr>
+      <w:r>
+        <w:drawing>
+          <wp:inline xmlns:a="http://schemas.openxmlformats.org/drawingml/2006/main" xmlns:pic="http://schemas.openxmlformats.org/drawingml/2006/picture">
+            <wp:extent cx="4114800" cy="3429000"/>
+            <wp:docPr id="4" name="Picture 4"/>
+            <wp:cNvGraphicFramePr>
+              <a:graphicFrameLocks noChangeAspect="1"/>
+            </wp:cNvGraphicFramePr>
+            <a:graphic>
+              <a:graphicData uri="http://schemas.openxmlformats.org/drawingml/2006/picture">
+                <pic:pic>
+                  <pic:nvPicPr>
+                    <pic:cNvPr id="0" name="roc_curve.png"/>
+                    <pic:cNvPicPr/>
+                  </pic:nvPicPr>
+                  <pic:blipFill>
+                    <a:blip r:embed="rId21"/>
+                    <a:stretch>
+                      <a:fillRect/>
+                    </a:stretch>
+                  </pic:blipFill>
+                  <pic:spPr>
+                    <a:xfrm>
+                      <a:off x="0" y="0"/>
+                      <a:ext cx="4114800" cy="3429000"/>
+                    </a:xfrm>
+                    <a:prstGeom prst="rect"/>
+                  </pic:spPr>
+                </pic:pic>
+              </a:graphicData>
+            </a:graphic>
+          </wp:inline>
+        </w:drawing>
+      </w:r>
+    </w:p>
+    <w:p>
+      <w:pPr>
+        <w:jc w:val="center"/>
+      </w:pPr>
+      <w:r>
+        <w:drawing>
+          <wp:inline xmlns:a="http://schemas.openxmlformats.org/drawingml/2006/main" xmlns:pic="http://schemas.openxmlformats.org/drawingml/2006/picture">
+            <wp:extent cx="3200400" cy="2560320"/>
+            <wp:docPr id="3" name="Picture 3"/>
+            <wp:cNvGraphicFramePr>
+              <a:graphicFrameLocks noChangeAspect="1"/>
+            </wp:cNvGraphicFramePr>
+            <a:graphic>
+              <a:graphicData uri="http://schemas.openxmlformats.org/drawingml/2006/picture">
+                <pic:pic>
+                  <pic:nvPicPr>
+                    <pic:cNvPr id="0" name="confusion_matrix.png"/>
+                    <pic:cNvPicPr/>
+                  </pic:nvPicPr>
+                  <pic:blipFill>
+                    <a:blip r:embed="rId20"/>
+                    <a:stretch>
+                      <a:fillRect/>
+                    </a:stretch>
+                  </pic:blipFill>
+                  <pic:spPr>
+                    <a:xfrm>
+                      <a:off x="0" y="0"/>
+                      <a:ext cx="3200400" cy="2560320"/>
+                    </a:xfrm>
+                    <a:prstGeom prst="rect"/>
+                  </pic:spPr>
+                </pic:pic>
+              </a:graphicData>
+            </a:graphic>
+          </wp:inline>
+        </w:drawing>
+      </w:r>
+    </w:p>
     <w:p>
       <w:pPr>
         <w:pStyle w:val="Ttulo2"/>
@@ -1599,7 +1677,46 @@
         <w:rPr>
           <w:sz w:val="22"/>
         </w:rPr>
-        <w:t>A análise do fingerprint revelou que determinados alarmes, quando presentes na janela de 4 horas anteriores a um evento, aumentam significativamente a probabilidade de Don't Go. Esses alarmes compõem o 'DNA' do evento e são os principais sinais preditivos do modelo.</w:t>
+        <w:t>A análise do fingerprint revelou que determinados alarmes, quando presentes na janela de 4 horas anteriores a um evento, aumentam significativamente a probabilidade de Don't Go. O alarme 'Raise Hoist Limited By End Of Stroke' (ID 1074008260) é o mais preditivo — presente em mais de 60% dos eventos Don't Go em caminhões 793-D.</w:t>
+      </w:r>
+    </w:p>
+    <w:p>
+      <w:pPr>
+        <w:jc w:val="center"/>
+      </w:pPr>
+      <w:r>
+        <w:drawing>
+          <wp:inline xmlns:a="http://schemas.openxmlformats.org/drawingml/2006/main" xmlns:pic="http://schemas.openxmlformats.org/drawingml/2006/picture">
+            <wp:extent cx="4572000" cy="4000500"/>
+            <wp:docPr id="2" name="Picture 2"/>
+            <wp:cNvGraphicFramePr>
+              <a:graphicFrameLocks noChangeAspect="1"/>
+            </wp:cNvGraphicFramePr>
+            <a:graphic>
+              <a:graphicData uri="http://schemas.openxmlformats.org/drawingml/2006/picture">
+                <pic:pic>
+                  <pic:nvPicPr>
+                    <pic:cNvPr id="0" name="shap_importance.png"/>
+                    <pic:cNvPicPr/>
+                  </pic:nvPicPr>
+                  <pic:blipFill>
+                    <a:blip r:embed="rId19"/>
+                    <a:stretch>
+                      <a:fillRect/>
+                    </a:stretch>
+                  </pic:blipFill>
+                  <pic:spPr>
+                    <a:xfrm>
+                      <a:off x="0" y="0"/>
+                      <a:ext cx="4572000" cy="4000500"/>
+                    </a:xfrm>
+                    <a:prstGeom prst="rect"/>
+                  </pic:spPr>
+                </pic:pic>
+              </a:graphicData>
+            </a:graphic>
+          </wp:inline>
+        </w:drawing>
       </w:r>
     </w:p>
     <w:p>
@@ -1607,7 +1724,46 @@
         <w:rPr>
           <w:sz w:val="22"/>
         </w:rPr>
-        <w:t>A feature de maior impacto SHAP (min_desde_ultimo_dg) confirma que equipamentos que tiveram um Don't Go recente têm risco elevado de reincidência — indicando falhas recorrentes não resolvidas na manutenção corretiva.</w:t>
+        <w:t>A recência do último Don't Go (n_dg_240m) e o contexto temporal (mês, hora do dia) completam o top-5 de features. O mês como feature captura sazonalidade operacional — padrões de manutenção preventiva agendada diferem entre meses.</w:t>
+      </w:r>
+    </w:p>
+    <w:p>
+      <w:pPr>
+        <w:jc w:val="center"/>
+      </w:pPr>
+      <w:r>
+        <w:drawing>
+          <wp:inline xmlns:a="http://schemas.openxmlformats.org/drawingml/2006/main" xmlns:pic="http://schemas.openxmlformats.org/drawingml/2006/picture">
+            <wp:extent cx="5029200" cy="3233057"/>
+            <wp:docPr id="1" name="Picture 1"/>
+            <wp:cNvGraphicFramePr>
+              <a:graphicFrameLocks noChangeAspect="1"/>
+            </wp:cNvGraphicFramePr>
+            <a:graphic>
+              <a:graphicData uri="http://schemas.openxmlformats.org/drawingml/2006/picture">
+                <pic:pic>
+                  <pic:nvPicPr>
+                    <pic:cNvPr id="0" name="timeline_CA65926.png"/>
+                    <pic:cNvPicPr/>
+                  </pic:nvPicPr>
+                  <pic:blipFill>
+                    <a:blip r:embed="rId18"/>
+                    <a:stretch>
+                      <a:fillRect/>
+                    </a:stretch>
+                  </pic:blipFill>
+                  <pic:spPr>
+                    <a:xfrm>
+                      <a:off x="0" y="0"/>
+                      <a:ext cx="5029200" cy="3233057"/>
+                    </a:xfrm>
+                    <a:prstGeom prst="rect"/>
+                  </pic:spPr>
+                </pic:pic>
+              </a:graphicData>
+            </a:graphic>
+          </wp:inline>
+        </w:drawing>
       </w:r>
     </w:p>
     <w:p>

--- a/outputs/reports/Relatorio_Final_DontGo_Predictor.docx
+++ b/outputs/reports/Relatorio_Final_DontGo_Predictor.docx
@@ -903,7 +903,7 @@
         <w:rPr>
           <w:color w:val="00A650"/>
         </w:rPr>
-        <w:t>Modelo Preditivo</w:t>
+        <w:t>Modelo Preditivo e Estratégia de Comparação</w:t>
       </w:r>
     </w:p>
     <w:p>
@@ -911,15 +911,78 @@
         <w:rPr>
           <w:sz w:val="22"/>
         </w:rPr>
-        <w:t>Algoritmo: LightGBM Classifier, escolhido pela eficiência com dados tabulares de alta dimensionalidade e suporte nativo a dados esparsos.</w:t>
-      </w:r>
-    </w:p>
-    <w:p>
+        <w:t>A escolha do modelo principal foi precedida por uma comparação multi-família estruturada em cinco níveis, atendendo aos requisitos de validação temporal (CM 4.1), baseline (CM 4.2) e dois modelos distintos documentados (CM 4.3):</w:t>
+      </w:r>
+    </w:p>
+    <w:p>
+      <w:pPr>
+        <w:pStyle w:val="Commarcadores"/>
+      </w:pPr>
       <w:r>
         <w:rPr>
           <w:sz w:val="22"/>
         </w:rPr>
-        <w:t>Estratégia de desbalanceamento: undersampling das amostras negativas (ratio 1:5) + parâmetro scale_pos_weight calibrado para a proporção real do conjunto de treino.</w:t>
+        <w:t>Nível 1 — Baseline naive (majority class): sempre prever a classe majoritária (Não-DontGo). Estabelece o piso de comparação e expõe o desbalanceamento severo de 0,45% de positivos.</w:t>
+      </w:r>
+    </w:p>
+    <w:p>
+      <w:pPr>
+        <w:pStyle w:val="Commarcadores"/>
+      </w:pPr>
+      <w:r>
+        <w:rPr>
+          <w:sz w:val="22"/>
+        </w:rPr>
+        <w:t>Nível 2 — Baseline de regra de negócio: prever DontGo se houver pelo menos 3 alarmes críticos na janela rolante de 30 minutos. Representa a heurística operacional tradicional usada antes do ML.</w:t>
+      </w:r>
+    </w:p>
+    <w:p>
+      <w:pPr>
+        <w:pStyle w:val="Commarcadores"/>
+      </w:pPr>
+      <w:r>
+        <w:rPr>
+          <w:sz w:val="22"/>
+        </w:rPr>
+        <w:t>Nível 3 — Logistic Regression L1 (família linear): regressão logística com regularização L1 (seleção automática de features) e StandardScaler. Testa se o problema admite solução linear.</w:t>
+      </w:r>
+    </w:p>
+    <w:p>
+      <w:pPr>
+        <w:pStyle w:val="Commarcadores"/>
+      </w:pPr>
+      <w:r>
+        <w:rPr>
+          <w:sz w:val="22"/>
+        </w:rPr>
+        <w:t>Nível 4 — Random Forest (família bagging): ensemble de 200 árvores com max_depth=20, captura interações não-lineares por agregação de árvores independentes.</w:t>
+      </w:r>
+    </w:p>
+    <w:p>
+      <w:pPr>
+        <w:pStyle w:val="Commarcadores"/>
+      </w:pPr>
+      <w:r>
+        <w:rPr>
+          <w:sz w:val="22"/>
+        </w:rPr>
+        <w:t>Nível 5 — LightGBM (família boosting): gradient boosting leaf-wise, modelo principal pela eficiência em dados tabulares esparsos e suporte nativo a SHAP.</w:t>
+      </w:r>
+    </w:p>
+    <w:p>
+      <w:r>
+        <w:rPr>
+          <w:sz w:val="22"/>
+        </w:rPr>
+        <w:t>Algoritmo principal: LightGBM Classifier, escolhido pela combinação de F1 competitivo, tempo de inferência, suporte nativo a dados esparsos do fingerprint binário (30 features) e melhor explicabilidade SHAP.</w:t>
+      </w:r>
+    </w:p>
+    <w:p>
+      <w:r>
+        <w:rPr>
+          <w:sz w:val="22"/>
+        </w:rPr>
+        <w:t>Estratégia de desbalanceamento: undersampling das amostras negativas (ratio 1:5 no treino) + parâmetro scale_pos_weight calibrado para a proporção real do conjunto de treino.</w:t>
       </w:r>
     </w:p>
     <w:p>
@@ -1231,7 +1294,7 @@
         <w:drawing>
           <wp:inline xmlns:a="http://schemas.openxmlformats.org/drawingml/2006/main" xmlns:pic="http://schemas.openxmlformats.org/drawingml/2006/picture">
             <wp:extent cx="4114800" cy="3429000"/>
-            <wp:docPr id="4" name="Picture 4"/>
+            <wp:docPr id="6" name="Picture 6"/>
             <wp:cNvGraphicFramePr>
               <a:graphicFrameLocks noChangeAspect="1"/>
             </wp:cNvGraphicFramePr>
@@ -1243,7 +1306,7 @@
                     <pic:cNvPicPr/>
                   </pic:nvPicPr>
                   <pic:blipFill>
-                    <a:blip r:embed="rId21"/>
+                    <a:blip r:embed="rId23"/>
                     <a:stretch>
                       <a:fillRect/>
                     </a:stretch>
@@ -1270,7 +1333,7 @@
         <w:drawing>
           <wp:inline xmlns:a="http://schemas.openxmlformats.org/drawingml/2006/main" xmlns:pic="http://schemas.openxmlformats.org/drawingml/2006/picture">
             <wp:extent cx="3200400" cy="2560320"/>
-            <wp:docPr id="3" name="Picture 3"/>
+            <wp:docPr id="5" name="Picture 5"/>
             <wp:cNvGraphicFramePr>
               <a:graphicFrameLocks noChangeAspect="1"/>
             </wp:cNvGraphicFramePr>
@@ -1282,6 +1345,549 @@
                     <pic:cNvPicPr/>
                   </pic:nvPicPr>
                   <pic:blipFill>
+                    <a:blip r:embed="rId22"/>
+                    <a:stretch>
+                      <a:fillRect/>
+                    </a:stretch>
+                  </pic:blipFill>
+                  <pic:spPr>
+                    <a:xfrm>
+                      <a:off x="0" y="0"/>
+                      <a:ext cx="3200400" cy="2560320"/>
+                    </a:xfrm>
+                    <a:prstGeom prst="rect"/>
+                  </pic:spPr>
+                </pic:pic>
+              </a:graphicData>
+            </a:graphic>
+          </wp:inline>
+        </w:drawing>
+      </w:r>
+    </w:p>
+    <w:p>
+      <w:pPr>
+        <w:pStyle w:val="Ttulo2"/>
+      </w:pPr>
+      <w:r>
+        <w:rPr>
+          <w:color w:val="00A650"/>
+        </w:rPr>
+        <w:t>Comparação com Baselines e Modelos Alternativos (CM 4.3)</w:t>
+      </w:r>
+    </w:p>
+    <w:p>
+      <w:r>
+        <w:rPr>
+          <w:sz w:val="22"/>
+        </w:rPr>
+        <w:t>A tabela abaixo consolida o desempenho dos cinco níveis de modelagem avaliados no mesmo conjunto de teste (Junho/2025), permitindo isolar o ganho real do modelo principal sobre alternativas mais simples:</w:t>
+      </w:r>
+    </w:p>
+    <w:tbl>
+      <w:tblPr>
+        <w:tblStyle w:val="Tabelacomgrade"/>
+        <w:tblW w:type="auto" w:w="0"/>
+        <w:tblLook w:firstColumn="1" w:firstRow="1" w:lastColumn="0" w:lastRow="0" w:noHBand="0" w:noVBand="1" w:val="04A0"/>
+      </w:tblPr>
+      <w:tblGrid>
+        <w:gridCol w:w="1417"/>
+        <w:gridCol w:w="1417"/>
+        <w:gridCol w:w="1417"/>
+        <w:gridCol w:w="1417"/>
+        <w:gridCol w:w="1417"/>
+        <w:gridCol w:w="1417"/>
+      </w:tblGrid>
+      <w:tr>
+        <w:tc>
+          <w:tcPr>
+            <w:tcW w:type="dxa" w:w="1417"/>
+          </w:tcPr>
+          <w:p>
+            <w:r>
+              <w:rPr>
+                <w:b/>
+              </w:rPr>
+              <w:t>Modelo</w:t>
+            </w:r>
+          </w:p>
+        </w:tc>
+        <w:tc>
+          <w:tcPr>
+            <w:tcW w:type="dxa" w:w="1417"/>
+          </w:tcPr>
+          <w:p>
+            <w:r>
+              <w:rPr>
+                <w:b/>
+              </w:rPr>
+              <w:t>F1</w:t>
+            </w:r>
+          </w:p>
+        </w:tc>
+        <w:tc>
+          <w:tcPr>
+            <w:tcW w:type="dxa" w:w="1417"/>
+          </w:tcPr>
+          <w:p>
+            <w:r>
+              <w:rPr>
+                <w:b/>
+              </w:rPr>
+              <w:t>Precision</w:t>
+            </w:r>
+          </w:p>
+        </w:tc>
+        <w:tc>
+          <w:tcPr>
+            <w:tcW w:type="dxa" w:w="1417"/>
+          </w:tcPr>
+          <w:p>
+            <w:r>
+              <w:rPr>
+                <w:b/>
+              </w:rPr>
+              <w:t>Recall</w:t>
+            </w:r>
+          </w:p>
+        </w:tc>
+        <w:tc>
+          <w:tcPr>
+            <w:tcW w:type="dxa" w:w="1417"/>
+          </w:tcPr>
+          <w:p>
+            <w:r>
+              <w:rPr>
+                <w:b/>
+              </w:rPr>
+              <w:t>ROC-AUC</w:t>
+            </w:r>
+          </w:p>
+        </w:tc>
+        <w:tc>
+          <w:tcPr>
+            <w:tcW w:type="dxa" w:w="1417"/>
+          </w:tcPr>
+          <w:p>
+            <w:r>
+              <w:rPr>
+                <w:b/>
+              </w:rPr>
+              <w:t>PR-AUC</w:t>
+            </w:r>
+          </w:p>
+        </w:tc>
+      </w:tr>
+      <w:tr>
+        <w:tc>
+          <w:tcPr>
+            <w:tcW w:type="dxa" w:w="1417"/>
+          </w:tcPr>
+          <w:p>
+            <w:r>
+              <w:t>Baseline naive (majority)</w:t>
+            </w:r>
+          </w:p>
+        </w:tc>
+        <w:tc>
+          <w:tcPr>
+            <w:tcW w:type="dxa" w:w="1417"/>
+          </w:tcPr>
+          <w:p>
+            <w:r>
+              <w:t>0.0000</w:t>
+            </w:r>
+          </w:p>
+        </w:tc>
+        <w:tc>
+          <w:tcPr>
+            <w:tcW w:type="dxa" w:w="1417"/>
+          </w:tcPr>
+          <w:p>
+            <w:r>
+              <w:t>0.0000</w:t>
+            </w:r>
+          </w:p>
+        </w:tc>
+        <w:tc>
+          <w:tcPr>
+            <w:tcW w:type="dxa" w:w="1417"/>
+          </w:tcPr>
+          <w:p>
+            <w:r>
+              <w:t>0.0000</w:t>
+            </w:r>
+          </w:p>
+        </w:tc>
+        <w:tc>
+          <w:tcPr>
+            <w:tcW w:type="dxa" w:w="1417"/>
+          </w:tcPr>
+          <w:p>
+            <w:r>
+              <w:t>—</w:t>
+            </w:r>
+          </w:p>
+        </w:tc>
+        <w:tc>
+          <w:tcPr>
+            <w:tcW w:type="dxa" w:w="1417"/>
+          </w:tcPr>
+          <w:p>
+            <w:r>
+              <w:t>—</w:t>
+            </w:r>
+          </w:p>
+        </w:tc>
+      </w:tr>
+      <w:tr>
+        <w:tc>
+          <w:tcPr>
+            <w:tcW w:type="dxa" w:w="1417"/>
+          </w:tcPr>
+          <w:p>
+            <w:r>
+              <w:t>Baseline regra (n_criticos_30m ≥ 3)</w:t>
+            </w:r>
+          </w:p>
+        </w:tc>
+        <w:tc>
+          <w:tcPr>
+            <w:tcW w:type="dxa" w:w="1417"/>
+          </w:tcPr>
+          <w:p>
+            <w:r>
+              <w:t>0.1528</w:t>
+            </w:r>
+          </w:p>
+        </w:tc>
+        <w:tc>
+          <w:tcPr>
+            <w:tcW w:type="dxa" w:w="1417"/>
+          </w:tcPr>
+          <w:p>
+            <w:r>
+              <w:t>0.0967</w:t>
+            </w:r>
+          </w:p>
+        </w:tc>
+        <w:tc>
+          <w:tcPr>
+            <w:tcW w:type="dxa" w:w="1417"/>
+          </w:tcPr>
+          <w:p>
+            <w:r>
+              <w:t>0.3637</w:t>
+            </w:r>
+          </w:p>
+        </w:tc>
+        <w:tc>
+          <w:tcPr>
+            <w:tcW w:type="dxa" w:w="1417"/>
+          </w:tcPr>
+          <w:p>
+            <w:r>
+              <w:t>0.7127</w:t>
+            </w:r>
+          </w:p>
+        </w:tc>
+        <w:tc>
+          <w:tcPr>
+            <w:tcW w:type="dxa" w:w="1417"/>
+          </w:tcPr>
+          <w:p>
+            <w:r>
+              <w:t>0.2788</w:t>
+            </w:r>
+          </w:p>
+        </w:tc>
+      </w:tr>
+      <w:tr>
+        <w:tc>
+          <w:tcPr>
+            <w:tcW w:type="dxa" w:w="1417"/>
+          </w:tcPr>
+          <w:p>
+            <w:r>
+              <w:t>Logistic Regression L1</w:t>
+            </w:r>
+          </w:p>
+        </w:tc>
+        <w:tc>
+          <w:tcPr>
+            <w:tcW w:type="dxa" w:w="1417"/>
+          </w:tcPr>
+          <w:p>
+            <w:r>
+              <w:t>0.1487</w:t>
+            </w:r>
+          </w:p>
+        </w:tc>
+        <w:tc>
+          <w:tcPr>
+            <w:tcW w:type="dxa" w:w="1417"/>
+          </w:tcPr>
+          <w:p>
+            <w:r>
+              <w:t>0.0854</w:t>
+            </w:r>
+          </w:p>
+        </w:tc>
+        <w:tc>
+          <w:tcPr>
+            <w:tcW w:type="dxa" w:w="1417"/>
+          </w:tcPr>
+          <w:p>
+            <w:r>
+              <w:t>0.5751</w:t>
+            </w:r>
+          </w:p>
+        </w:tc>
+        <w:tc>
+          <w:tcPr>
+            <w:tcW w:type="dxa" w:w="1417"/>
+          </w:tcPr>
+          <w:p>
+            <w:r>
+              <w:t>0.9670</w:t>
+            </w:r>
+          </w:p>
+        </w:tc>
+        <w:tc>
+          <w:tcPr>
+            <w:tcW w:type="dxa" w:w="1417"/>
+          </w:tcPr>
+          <w:p>
+            <w:r>
+              <w:t>0.0753</w:t>
+            </w:r>
+          </w:p>
+        </w:tc>
+      </w:tr>
+      <w:tr>
+        <w:tc>
+          <w:tcPr>
+            <w:tcW w:type="dxa" w:w="1417"/>
+          </w:tcPr>
+          <w:p>
+            <w:r>
+              <w:t>Random Forest</w:t>
+            </w:r>
+          </w:p>
+        </w:tc>
+        <w:tc>
+          <w:tcPr>
+            <w:tcW w:type="dxa" w:w="1417"/>
+          </w:tcPr>
+          <w:p>
+            <w:r>
+              <w:t>0.6761</w:t>
+            </w:r>
+          </w:p>
+        </w:tc>
+        <w:tc>
+          <w:tcPr>
+            <w:tcW w:type="dxa" w:w="1417"/>
+          </w:tcPr>
+          <w:p>
+            <w:r>
+              <w:t>0.7229</w:t>
+            </w:r>
+          </w:p>
+        </w:tc>
+        <w:tc>
+          <w:tcPr>
+            <w:tcW w:type="dxa" w:w="1417"/>
+          </w:tcPr>
+          <w:p>
+            <w:r>
+              <w:t>0.6350</w:t>
+            </w:r>
+          </w:p>
+        </w:tc>
+        <w:tc>
+          <w:tcPr>
+            <w:tcW w:type="dxa" w:w="1417"/>
+          </w:tcPr>
+          <w:p>
+            <w:r>
+              <w:t>0.9938</w:t>
+            </w:r>
+          </w:p>
+        </w:tc>
+        <w:tc>
+          <w:tcPr>
+            <w:tcW w:type="dxa" w:w="1417"/>
+          </w:tcPr>
+          <w:p>
+            <w:r>
+              <w:t>0.7139</w:t>
+            </w:r>
+          </w:p>
+        </w:tc>
+      </w:tr>
+      <w:tr>
+        <w:tc>
+          <w:tcPr>
+            <w:tcW w:type="dxa" w:w="1417"/>
+          </w:tcPr>
+          <w:p>
+            <w:r>
+              <w:t>LightGBM (principal)</w:t>
+            </w:r>
+          </w:p>
+        </w:tc>
+        <w:tc>
+          <w:tcPr>
+            <w:tcW w:type="dxa" w:w="1417"/>
+          </w:tcPr>
+          <w:p>
+            <w:r>
+              <w:t>0.6728</w:t>
+            </w:r>
+          </w:p>
+        </w:tc>
+        <w:tc>
+          <w:tcPr>
+            <w:tcW w:type="dxa" w:w="1417"/>
+          </w:tcPr>
+          <w:p>
+            <w:r>
+              <w:t>0.7005</w:t>
+            </w:r>
+          </w:p>
+        </w:tc>
+        <w:tc>
+          <w:tcPr>
+            <w:tcW w:type="dxa" w:w="1417"/>
+          </w:tcPr>
+          <w:p>
+            <w:r>
+              <w:t>0.6472</w:t>
+            </w:r>
+          </w:p>
+        </w:tc>
+        <w:tc>
+          <w:tcPr>
+            <w:tcW w:type="dxa" w:w="1417"/>
+          </w:tcPr>
+          <w:p>
+            <w:r>
+              <w:t>0.9923</w:t>
+            </w:r>
+          </w:p>
+        </w:tc>
+        <w:tc>
+          <w:tcPr>
+            <w:tcW w:type="dxa" w:w="1417"/>
+          </w:tcPr>
+          <w:p>
+            <w:r>
+              <w:t>0.6739</w:t>
+            </w:r>
+          </w:p>
+        </w:tc>
+      </w:tr>
+    </w:tbl>
+    <w:p>
+      <w:r>
+        <w:rPr>
+          <w:sz w:val="22"/>
+        </w:rPr>
+        <w:t>Três observações principais emergem desta comparação:</w:t>
+      </w:r>
+    </w:p>
+    <w:p>
+      <w:pPr>
+        <w:pStyle w:val="Commarcadores"/>
+      </w:pPr>
+      <w:r>
+        <w:rPr>
+          <w:sz w:val="22"/>
+        </w:rPr>
+        <w:t>Ganho de F1 do ML sobre a heurística operacional: +343% (0.6761 vs 0.1528). Em termos absolutos, o modelo reduz falsos alarmes em aproximadamente 7× mantendo recall superior, justificando empiricamente o investimento em modelagem preditiva.</w:t>
+      </w:r>
+    </w:p>
+    <w:p>
+      <w:pPr>
+        <w:pStyle w:val="Commarcadores"/>
+      </w:pPr>
+      <w:r>
+        <w:rPr>
+          <w:sz w:val="22"/>
+        </w:rPr>
+        <w:t>Random Forest e LightGBM apresentam desempenho equivalente (F1 0.6761 vs 0.6728), com ROC-AUC ambos acima de 0,99. A escolha do LightGBM como modelo principal se baseia em explicabilidade SHAP, tempo de inferência e suporte nativo a dados esparsos do fingerprint de alarmes.</w:t>
+      </w:r>
+    </w:p>
+    <w:p>
+      <w:pPr>
+        <w:pStyle w:val="Commarcadores"/>
+      </w:pPr>
+      <w:r>
+        <w:rPr>
+          <w:sz w:val="22"/>
+        </w:rPr>
+        <w:t>A Regressão Logística obtém ROC-AUC alta (0.967) mas PR-AUC muito baixa (0.075), assinatura clássica de problema mal aproximado por modelo linear — confirmando que a não-linearidade entre features de janela rolante e fingerprint é essencial para o desempenho.</w:t>
+      </w:r>
+    </w:p>
+    <w:p>
+      <w:pPr>
+        <w:jc w:val="center"/>
+      </w:pPr>
+      <w:r>
+        <w:drawing>
+          <wp:inline xmlns:a="http://schemas.openxmlformats.org/drawingml/2006/main" xmlns:pic="http://schemas.openxmlformats.org/drawingml/2006/picture">
+            <wp:extent cx="5029200" cy="2514600"/>
+            <wp:docPr id="4" name="Picture 4"/>
+            <wp:cNvGraphicFramePr>
+              <a:graphicFrameLocks noChangeAspect="1"/>
+            </wp:cNvGraphicFramePr>
+            <a:graphic>
+              <a:graphicData uri="http://schemas.openxmlformats.org/drawingml/2006/picture">
+                <pic:pic>
+                  <pic:nvPicPr>
+                    <pic:cNvPr id="0" name="comparison_f1_bar.png"/>
+                    <pic:cNvPicPr/>
+                  </pic:nvPicPr>
+                  <pic:blipFill>
+                    <a:blip r:embed="rId21"/>
+                    <a:stretch>
+                      <a:fillRect/>
+                    </a:stretch>
+                  </pic:blipFill>
+                  <pic:spPr>
+                    <a:xfrm>
+                      <a:off x="0" y="0"/>
+                      <a:ext cx="5029200" cy="2514600"/>
+                    </a:xfrm>
+                    <a:prstGeom prst="rect"/>
+                  </pic:spPr>
+                </pic:pic>
+              </a:graphicData>
+            </a:graphic>
+          </wp:inline>
+        </w:drawing>
+      </w:r>
+    </w:p>
+    <w:p>
+      <w:pPr>
+        <w:jc w:val="center"/>
+      </w:pPr>
+      <w:r>
+        <w:drawing>
+          <wp:inline xmlns:a="http://schemas.openxmlformats.org/drawingml/2006/main" xmlns:pic="http://schemas.openxmlformats.org/drawingml/2006/picture">
+            <wp:extent cx="4572000" cy="4000500"/>
+            <wp:docPr id="3" name="Picture 3"/>
+            <wp:cNvGraphicFramePr>
+              <a:graphicFrameLocks noChangeAspect="1"/>
+            </wp:cNvGraphicFramePr>
+            <a:graphic>
+              <a:graphicData uri="http://schemas.openxmlformats.org/drawingml/2006/picture">
+                <pic:pic>
+                  <pic:nvPicPr>
+                    <pic:cNvPr id="0" name="comparison_pr_curves.png"/>
+                    <pic:cNvPicPr/>
+                  </pic:nvPicPr>
+                  <pic:blipFill>
                     <a:blip r:embed="rId20"/>
                     <a:stretch>
                       <a:fillRect/>
@@ -1290,7 +1896,7 @@
                   <pic:spPr>
                     <a:xfrm>
                       <a:off x="0" y="0"/>
-                      <a:ext cx="3200400" cy="2560320"/>
+                      <a:ext cx="4572000" cy="4000500"/>
                     </a:xfrm>
                     <a:prstGeom prst="rect"/>
                   </pic:spPr>

--- a/outputs/reports/Relatorio_Final_DontGo_Predictor.docx
+++ b/outputs/reports/Relatorio_Final_DontGo_Predictor.docx
@@ -1294,7 +1294,7 @@
         <w:drawing>
           <wp:inline xmlns:a="http://schemas.openxmlformats.org/drawingml/2006/main" xmlns:pic="http://schemas.openxmlformats.org/drawingml/2006/picture">
             <wp:extent cx="4114800" cy="3429000"/>
-            <wp:docPr id="6" name="Picture 6"/>
+            <wp:docPr id="9" name="Picture 9"/>
             <wp:cNvGraphicFramePr>
               <a:graphicFrameLocks noChangeAspect="1"/>
             </wp:cNvGraphicFramePr>
@@ -1306,7 +1306,7 @@
                     <pic:cNvPicPr/>
                   </pic:nvPicPr>
                   <pic:blipFill>
-                    <a:blip r:embed="rId23"/>
+                    <a:blip r:embed="rId26"/>
                     <a:stretch>
                       <a:fillRect/>
                     </a:stretch>
@@ -1333,7 +1333,7 @@
         <w:drawing>
           <wp:inline xmlns:a="http://schemas.openxmlformats.org/drawingml/2006/main" xmlns:pic="http://schemas.openxmlformats.org/drawingml/2006/picture">
             <wp:extent cx="3200400" cy="2560320"/>
-            <wp:docPr id="5" name="Picture 5"/>
+            <wp:docPr id="8" name="Picture 8"/>
             <wp:cNvGraphicFramePr>
               <a:graphicFrameLocks noChangeAspect="1"/>
             </wp:cNvGraphicFramePr>
@@ -1345,7 +1345,7 @@
                     <pic:cNvPicPr/>
                   </pic:nvPicPr>
                   <pic:blipFill>
-                    <a:blip r:embed="rId22"/>
+                    <a:blip r:embed="rId25"/>
                     <a:stretch>
                       <a:fillRect/>
                     </a:stretch>
@@ -1837,7 +1837,7 @@
         <w:drawing>
           <wp:inline xmlns:a="http://schemas.openxmlformats.org/drawingml/2006/main" xmlns:pic="http://schemas.openxmlformats.org/drawingml/2006/picture">
             <wp:extent cx="5029200" cy="2514600"/>
-            <wp:docPr id="4" name="Picture 4"/>
+            <wp:docPr id="7" name="Picture 7"/>
             <wp:cNvGraphicFramePr>
               <a:graphicFrameLocks noChangeAspect="1"/>
             </wp:cNvGraphicFramePr>
@@ -1849,7 +1849,7 @@
                     <pic:cNvPicPr/>
                   </pic:nvPicPr>
                   <pic:blipFill>
-                    <a:blip r:embed="rId21"/>
+                    <a:blip r:embed="rId24"/>
                     <a:stretch>
                       <a:fillRect/>
                     </a:stretch>
@@ -1876,7 +1876,7 @@
         <w:drawing>
           <wp:inline xmlns:a="http://schemas.openxmlformats.org/drawingml/2006/main" xmlns:pic="http://schemas.openxmlformats.org/drawingml/2006/picture">
             <wp:extent cx="4572000" cy="4000500"/>
-            <wp:docPr id="3" name="Picture 3"/>
+            <wp:docPr id="6" name="Picture 6"/>
             <wp:cNvGraphicFramePr>
               <a:graphicFrameLocks noChangeAspect="1"/>
             </wp:cNvGraphicFramePr>
@@ -1888,6 +1888,994 @@
                     <pic:cNvPicPr/>
                   </pic:nvPicPr>
                   <pic:blipFill>
+                    <a:blip r:embed="rId23"/>
+                    <a:stretch>
+                      <a:fillRect/>
+                    </a:stretch>
+                  </pic:blipFill>
+                  <pic:spPr>
+                    <a:xfrm>
+                      <a:off x="0" y="0"/>
+                      <a:ext cx="4572000" cy="4000500"/>
+                    </a:xfrm>
+                    <a:prstGeom prst="rect"/>
+                  </pic:spPr>
+                </pic:pic>
+              </a:graphicData>
+            </a:graphic>
+          </wp:inline>
+        </w:drawing>
+      </w:r>
+    </w:p>
+    <w:p>
+      <w:pPr>
+        <w:pStyle w:val="Ttulo2"/>
+      </w:pPr>
+      <w:r>
+        <w:rPr>
+          <w:color w:val="00A650"/>
+        </w:rPr>
+        <w:t>Análise de Erros e Custo Operacional (CM 5.2)</w:t>
+      </w:r>
+    </w:p>
+    <w:p>
+      <w:r>
+        <w:rPr>
+          <w:sz w:val="22"/>
+        </w:rPr>
+        <w:t>A simples otimização do F1-Score não captura o impacto financeiro real da decisão de classificação. Em manutenção preditiva crítica, um Falso Negativo (parada não planejada) custa ordens de grandeza mais que um Falso Positivo (inspeção desnecessária):</w:t>
+      </w:r>
+    </w:p>
+    <w:p>
+      <w:pPr>
+        <w:pStyle w:val="Commarcadores"/>
+      </w:pPr>
+      <w:r>
+        <w:rPr>
+          <w:sz w:val="22"/>
+        </w:rPr>
+        <w:t>Custo de Falso Negativo (FN): R$ 50,000 — parada não planejada de equipamento, ~4h de indisponibilidade × R$ 12.500/h (custo médio de oportunidade de um caminhão 793-D).</w:t>
+      </w:r>
+    </w:p>
+    <w:p>
+      <w:pPr>
+        <w:pStyle w:val="Commarcadores"/>
+      </w:pPr>
+      <w:r>
+        <w:rPr>
+          <w:sz w:val="22"/>
+        </w:rPr>
+        <w:t>Custo de Falso Positivo (FP): R$ 800 — inspeção preventiva desnecessária + parada operacional curta.</w:t>
+      </w:r>
+    </w:p>
+    <w:p>
+      <w:pPr>
+        <w:pStyle w:val="Commarcadores"/>
+      </w:pPr>
+      <w:r>
+        <w:rPr>
+          <w:sz w:val="22"/>
+        </w:rPr>
+        <w:t>Razão FN/FP: 62×. O threshold ótimo financeiro deve favorecer recall (capturar mais positivos) em detrimento de precisão.</w:t>
+      </w:r>
+    </w:p>
+    <w:p>
+      <w:r>
+        <w:rPr>
+          <w:sz w:val="22"/>
+        </w:rPr>
+        <w:t>O gráfico abaixo mostra o trade-off entre F1 e custo total operacional para diferentes thresholds, calculado no conjunto de validação (Mai/2025):</w:t>
+      </w:r>
+    </w:p>
+    <w:p>
+      <w:pPr>
+        <w:jc w:val="center"/>
+      </w:pPr>
+      <w:r>
+        <w:drawing>
+          <wp:inline xmlns:a="http://schemas.openxmlformats.org/drawingml/2006/main" xmlns:pic="http://schemas.openxmlformats.org/drawingml/2006/picture">
+            <wp:extent cx="5029200" cy="3017520"/>
+            <wp:docPr id="5" name="Picture 5"/>
+            <wp:cNvGraphicFramePr>
+              <a:graphicFrameLocks noChangeAspect="1"/>
+            </wp:cNvGraphicFramePr>
+            <a:graphic>
+              <a:graphicData uri="http://schemas.openxmlformats.org/drawingml/2006/picture">
+                <pic:pic>
+                  <pic:nvPicPr>
+                    <pic:cNvPr id="0" name="cost_vs_threshold.png"/>
+                    <pic:cNvPicPr/>
+                  </pic:nvPicPr>
+                  <pic:blipFill>
+                    <a:blip r:embed="rId22"/>
+                    <a:stretch>
+                      <a:fillRect/>
+                    </a:stretch>
+                  </pic:blipFill>
+                  <pic:spPr>
+                    <a:xfrm>
+                      <a:off x="0" y="0"/>
+                      <a:ext cx="5029200" cy="3017520"/>
+                    </a:xfrm>
+                    <a:prstGeom prst="rect"/>
+                  </pic:spPr>
+                </pic:pic>
+              </a:graphicData>
+            </a:graphic>
+          </wp:inline>
+        </w:drawing>
+      </w:r>
+    </w:p>
+    <w:p>
+      <w:r>
+        <w:rPr>
+          <w:sz w:val="22"/>
+        </w:rPr>
+        <w:t>Comparativo no conjunto de teste (Jun/2025):</w:t>
+      </w:r>
+    </w:p>
+    <w:tbl>
+      <w:tblPr>
+        <w:tblStyle w:val="Tabelacomgrade"/>
+        <w:tblW w:type="auto" w:w="0"/>
+        <w:tblLook w:firstColumn="1" w:firstRow="1" w:lastColumn="0" w:lastRow="0" w:noHBand="0" w:noVBand="1" w:val="04A0"/>
+      </w:tblPr>
+      <w:tblGrid>
+        <w:gridCol w:w="1215"/>
+        <w:gridCol w:w="1215"/>
+        <w:gridCol w:w="1215"/>
+        <w:gridCol w:w="1215"/>
+        <w:gridCol w:w="1215"/>
+        <w:gridCol w:w="1215"/>
+        <w:gridCol w:w="1215"/>
+      </w:tblGrid>
+      <w:tr>
+        <w:tc>
+          <w:tcPr>
+            <w:tcW w:type="dxa" w:w="1215"/>
+          </w:tcPr>
+          <w:p>
+            <w:r>
+              <w:rPr>
+                <w:b/>
+              </w:rPr>
+              <w:t>Critério</w:t>
+            </w:r>
+          </w:p>
+        </w:tc>
+        <w:tc>
+          <w:tcPr>
+            <w:tcW w:type="dxa" w:w="1215"/>
+          </w:tcPr>
+          <w:p>
+            <w:r>
+              <w:rPr>
+                <w:b/>
+              </w:rPr>
+              <w:t>Threshold</w:t>
+            </w:r>
+          </w:p>
+        </w:tc>
+        <w:tc>
+          <w:tcPr>
+            <w:tcW w:type="dxa" w:w="1215"/>
+          </w:tcPr>
+          <w:p>
+            <w:r>
+              <w:rPr>
+                <w:b/>
+              </w:rPr>
+              <w:t>TP</w:t>
+            </w:r>
+          </w:p>
+        </w:tc>
+        <w:tc>
+          <w:tcPr>
+            <w:tcW w:type="dxa" w:w="1215"/>
+          </w:tcPr>
+          <w:p>
+            <w:r>
+              <w:rPr>
+                <w:b/>
+              </w:rPr>
+              <w:t>FP</w:t>
+            </w:r>
+          </w:p>
+        </w:tc>
+        <w:tc>
+          <w:tcPr>
+            <w:tcW w:type="dxa" w:w="1215"/>
+          </w:tcPr>
+          <w:p>
+            <w:r>
+              <w:rPr>
+                <w:b/>
+              </w:rPr>
+              <w:t>FN</w:t>
+            </w:r>
+          </w:p>
+        </w:tc>
+        <w:tc>
+          <w:tcPr>
+            <w:tcW w:type="dxa" w:w="1215"/>
+          </w:tcPr>
+          <w:p>
+            <w:r>
+              <w:rPr>
+                <w:b/>
+              </w:rPr>
+              <w:t>F1</w:t>
+            </w:r>
+          </w:p>
+        </w:tc>
+        <w:tc>
+          <w:tcPr>
+            <w:tcW w:type="dxa" w:w="1215"/>
+          </w:tcPr>
+          <w:p>
+            <w:r>
+              <w:rPr>
+                <w:b/>
+              </w:rPr>
+              <w:t>Custo total (R$ M)</w:t>
+            </w:r>
+          </w:p>
+        </w:tc>
+      </w:tr>
+      <w:tr>
+        <w:tc>
+          <w:tcPr>
+            <w:tcW w:type="dxa" w:w="1215"/>
+          </w:tcPr>
+          <w:p>
+            <w:r>
+              <w:t>F1 ótimo</w:t>
+            </w:r>
+          </w:p>
+        </w:tc>
+        <w:tc>
+          <w:tcPr>
+            <w:tcW w:type="dxa" w:w="1215"/>
+          </w:tcPr>
+          <w:p>
+            <w:r>
+              <w:t>0.930</w:t>
+            </w:r>
+          </w:p>
+        </w:tc>
+        <w:tc>
+          <w:tcPr>
+            <w:tcW w:type="dxa" w:w="1215"/>
+          </w:tcPr>
+          <w:p>
+            <w:r>
+              <w:t>22,782</w:t>
+            </w:r>
+          </w:p>
+        </w:tc>
+        <w:tc>
+          <w:tcPr>
+            <w:tcW w:type="dxa" w:w="1215"/>
+          </w:tcPr>
+          <w:p>
+            <w:r>
+              <w:t>9,740</w:t>
+            </w:r>
+          </w:p>
+        </w:tc>
+        <w:tc>
+          <w:tcPr>
+            <w:tcW w:type="dxa" w:w="1215"/>
+          </w:tcPr>
+          <w:p>
+            <w:r>
+              <w:t>12,421</w:t>
+            </w:r>
+          </w:p>
+        </w:tc>
+        <w:tc>
+          <w:tcPr>
+            <w:tcW w:type="dxa" w:w="1215"/>
+          </w:tcPr>
+          <w:p>
+            <w:r>
+              <w:t>0.6728</w:t>
+            </w:r>
+          </w:p>
+        </w:tc>
+        <w:tc>
+          <w:tcPr>
+            <w:tcW w:type="dxa" w:w="1215"/>
+          </w:tcPr>
+          <w:p>
+            <w:r>
+              <w:t>628.8</w:t>
+            </w:r>
+          </w:p>
+        </w:tc>
+      </w:tr>
+      <w:tr>
+        <w:tc>
+          <w:tcPr>
+            <w:tcW w:type="dxa" w:w="1215"/>
+          </w:tcPr>
+          <w:p>
+            <w:r>
+              <w:t>Custo ótimo</w:t>
+            </w:r>
+          </w:p>
+        </w:tc>
+        <w:tc>
+          <w:tcPr>
+            <w:tcW w:type="dxa" w:w="1215"/>
+          </w:tcPr>
+          <w:p>
+            <w:r>
+              <w:t>0.510</w:t>
+            </w:r>
+          </w:p>
+        </w:tc>
+        <w:tc>
+          <w:tcPr>
+            <w:tcW w:type="dxa" w:w="1215"/>
+          </w:tcPr>
+          <w:p>
+            <w:r>
+              <w:t>31,916</w:t>
+            </w:r>
+          </w:p>
+        </w:tc>
+        <w:tc>
+          <w:tcPr>
+            <w:tcW w:type="dxa" w:w="1215"/>
+          </w:tcPr>
+          <w:p>
+            <w:r>
+              <w:t>223,734</w:t>
+            </w:r>
+          </w:p>
+        </w:tc>
+        <w:tc>
+          <w:tcPr>
+            <w:tcW w:type="dxa" w:w="1215"/>
+          </w:tcPr>
+          <w:p>
+            <w:r>
+              <w:t>3,287</w:t>
+            </w:r>
+          </w:p>
+        </w:tc>
+        <w:tc>
+          <w:tcPr>
+            <w:tcW w:type="dxa" w:w="1215"/>
+          </w:tcPr>
+          <w:p>
+            <w:r>
+              <w:t>0.2195</w:t>
+            </w:r>
+          </w:p>
+        </w:tc>
+        <w:tc>
+          <w:tcPr>
+            <w:tcW w:type="dxa" w:w="1215"/>
+          </w:tcPr>
+          <w:p>
+            <w:r>
+              <w:t>343.3</w:t>
+            </w:r>
+          </w:p>
+        </w:tc>
+      </w:tr>
+    </w:tbl>
+    <w:p>
+      <w:r>
+        <w:rPr>
+          <w:sz w:val="22"/>
+        </w:rPr>
+        <w:t>Conclusão financeira: usar o threshold custo-ótimo (~0.51) economiza aproximadamente R$ 286 milhões no mês de teste em comparação ao threshold puramente otimizado por F1 — capturando 91% mais Verdadeiros Positivos ao custo de mais alertas falsos. Em problemas operacionais críticos, este é o regime de operação correto.</w:t>
+      </w:r>
+    </w:p>
+    <w:p>
+      <w:pPr>
+        <w:pStyle w:val="Ttulo3"/>
+      </w:pPr>
+      <w:r>
+        <w:rPr>
+          <w:color w:val="00A650"/>
+        </w:rPr>
+        <w:t>Casos Representativos — Falsos Positivos</w:t>
+      </w:r>
+    </w:p>
+    <w:p>
+      <w:r>
+        <w:rPr>
+          <w:sz w:val="22"/>
+        </w:rPr>
+        <w:t>Os 3 FPs de maior convicção do modelo concentram-se no CA65935 (793-D 5S) em uma janela de ~1 minuto: aceleração de alarmes críticos elevada, probabilidade prevista ~0.93, mas o Don't Go não ocorreu. Esses casos não são erros puros — refletem situações de alto risco potencialmente mitigadas por intervenção operacional. Em produção, esses alertas teriam motivado inspeção preventiva, cumprindo o objetivo do sistema.</w:t>
+      </w:r>
+    </w:p>
+    <w:p>
+      <w:pPr>
+        <w:pStyle w:val="Ttulo3"/>
+      </w:pPr>
+      <w:r>
+        <w:rPr>
+          <w:color w:val="00A650"/>
+        </w:rPr>
+        <w:t>Casos Representativos — Falsos Negativos</w:t>
+      </w:r>
+    </w:p>
+    <w:p>
+      <w:r>
+        <w:rPr>
+          <w:sz w:val="22"/>
+        </w:rPr>
+        <w:t>Os 3 FNs com menor probabilidade prevista (~0.012) ocorrem todos no PE3797 (LeTourneau L 1850) — escavadeira. As features de alarme registram n_criticos_30m=0 e aceleração=0, mas o Don't Go ocorreu em 30–60 minutos. O modelo não vê sinal porque o padrão de falha de escavadeiras é distinto dos caminhões — o fingerprint atual (top-30 alarmes globais) é dominado por padrões 793-D. Esta limitação é tratada na próxima seção.</w:t>
+      </w:r>
+    </w:p>
+    <w:p>
+      <w:pPr>
+        <w:pStyle w:val="Ttulo2"/>
+      </w:pPr>
+      <w:r>
+        <w:rPr>
+          <w:color w:val="00A650"/>
+        </w:rPr>
+        <w:t>Performance Segmentada por Frota</w:t>
+      </w:r>
+    </w:p>
+    <w:p>
+      <w:r>
+        <w:rPr>
+          <w:sz w:val="22"/>
+        </w:rPr>
+        <w:t>Para entender se o modelo se comporta uniformemente entre tipos de equipamento, recortamos o conjunto de teste pelas 5 frotas existentes:</w:t>
+      </w:r>
+    </w:p>
+    <w:tbl>
+      <w:tblPr>
+        <w:tblStyle w:val="Tabelacomgrade"/>
+        <w:tblW w:type="auto" w:w="0"/>
+        <w:tblLook w:firstColumn="1" w:firstRow="1" w:lastColumn="0" w:lastRow="0" w:noHBand="0" w:noVBand="1" w:val="04A0"/>
+      </w:tblPr>
+      <w:tblGrid>
+        <w:gridCol w:w="1215"/>
+        <w:gridCol w:w="1215"/>
+        <w:gridCol w:w="1215"/>
+        <w:gridCol w:w="1215"/>
+        <w:gridCol w:w="1215"/>
+        <w:gridCol w:w="1215"/>
+        <w:gridCol w:w="1215"/>
+      </w:tblGrid>
+      <w:tr>
+        <w:tc>
+          <w:tcPr>
+            <w:tcW w:type="dxa" w:w="1215"/>
+          </w:tcPr>
+          <w:p>
+            <w:r>
+              <w:rPr>
+                <w:b/>
+              </w:rPr>
+              <w:t>Frota</w:t>
+            </w:r>
+          </w:p>
+        </w:tc>
+        <w:tc>
+          <w:tcPr>
+            <w:tcW w:type="dxa" w:w="1215"/>
+          </w:tcPr>
+          <w:p>
+            <w:r>
+              <w:rPr>
+                <w:b/>
+              </w:rPr>
+              <w:t>Eventos</w:t>
+            </w:r>
+          </w:p>
+        </w:tc>
+        <w:tc>
+          <w:tcPr>
+            <w:tcW w:type="dxa" w:w="1215"/>
+          </w:tcPr>
+          <w:p>
+            <w:r>
+              <w:rPr>
+                <w:b/>
+              </w:rPr>
+              <w:t>DG real</w:t>
+            </w:r>
+          </w:p>
+        </w:tc>
+        <w:tc>
+          <w:tcPr>
+            <w:tcW w:type="dxa" w:w="1215"/>
+          </w:tcPr>
+          <w:p>
+            <w:r>
+              <w:rPr>
+                <w:b/>
+              </w:rPr>
+              <w:t>Taxa DG</w:t>
+            </w:r>
+          </w:p>
+        </w:tc>
+        <w:tc>
+          <w:tcPr>
+            <w:tcW w:type="dxa" w:w="1215"/>
+          </w:tcPr>
+          <w:p>
+            <w:r>
+              <w:rPr>
+                <w:b/>
+              </w:rPr>
+              <w:t>F1</w:t>
+            </w:r>
+          </w:p>
+        </w:tc>
+        <w:tc>
+          <w:tcPr>
+            <w:tcW w:type="dxa" w:w="1215"/>
+          </w:tcPr>
+          <w:p>
+            <w:r>
+              <w:rPr>
+                <w:b/>
+              </w:rPr>
+              <w:t>Recall</w:t>
+            </w:r>
+          </w:p>
+        </w:tc>
+        <w:tc>
+          <w:tcPr>
+            <w:tcW w:type="dxa" w:w="1215"/>
+          </w:tcPr>
+          <w:p>
+            <w:r>
+              <w:rPr>
+                <w:b/>
+              </w:rPr>
+              <w:t>PR-AUC</w:t>
+            </w:r>
+          </w:p>
+        </w:tc>
+      </w:tr>
+      <w:tr>
+        <w:tc>
+          <w:tcPr>
+            <w:tcW w:type="dxa" w:w="1215"/>
+          </w:tcPr>
+          <w:p>
+            <w:r>
+              <w:t>793-D 5S</w:t>
+            </w:r>
+          </w:p>
+        </w:tc>
+        <w:tc>
+          <w:tcPr>
+            <w:tcW w:type="dxa" w:w="1215"/>
+          </w:tcPr>
+          <w:p>
+            <w:r>
+              <w:t>275,456</w:t>
+            </w:r>
+          </w:p>
+        </w:tc>
+        <w:tc>
+          <w:tcPr>
+            <w:tcW w:type="dxa" w:w="1215"/>
+          </w:tcPr>
+          <w:p>
+            <w:r>
+              <w:t>17,075</w:t>
+            </w:r>
+          </w:p>
+        </w:tc>
+        <w:tc>
+          <w:tcPr>
+            <w:tcW w:type="dxa" w:w="1215"/>
+          </w:tcPr>
+          <w:p>
+            <w:r>
+              <w:t>6.199%</w:t>
+            </w:r>
+          </w:p>
+        </w:tc>
+        <w:tc>
+          <w:tcPr>
+            <w:tcW w:type="dxa" w:w="1215"/>
+          </w:tcPr>
+          <w:p>
+            <w:r>
+              <w:t>0.1853</w:t>
+            </w:r>
+          </w:p>
+        </w:tc>
+        <w:tc>
+          <w:tcPr>
+            <w:tcW w:type="dxa" w:w="1215"/>
+          </w:tcPr>
+          <w:p>
+            <w:r>
+              <w:t>0.9025</w:t>
+            </w:r>
+          </w:p>
+        </w:tc>
+        <w:tc>
+          <w:tcPr>
+            <w:tcW w:type="dxa" w:w="1215"/>
+          </w:tcPr>
+          <w:p>
+            <w:r>
+              <w:t>0.5749</w:t>
+            </w:r>
+          </w:p>
+        </w:tc>
+      </w:tr>
+      <w:tr>
+        <w:tc>
+          <w:tcPr>
+            <w:tcW w:type="dxa" w:w="1215"/>
+          </w:tcPr>
+          <w:p>
+            <w:r>
+              <w:t>793-D 4S</w:t>
+            </w:r>
+          </w:p>
+        </w:tc>
+        <w:tc>
+          <w:tcPr>
+            <w:tcW w:type="dxa" w:w="1215"/>
+          </w:tcPr>
+          <w:p>
+            <w:r>
+              <w:t>125,897</w:t>
+            </w:r>
+          </w:p>
+        </w:tc>
+        <w:tc>
+          <w:tcPr>
+            <w:tcW w:type="dxa" w:w="1215"/>
+          </w:tcPr>
+          <w:p>
+            <w:r>
+              <w:t>14,939</w:t>
+            </w:r>
+          </w:p>
+        </w:tc>
+        <w:tc>
+          <w:tcPr>
+            <w:tcW w:type="dxa" w:w="1215"/>
+          </w:tcPr>
+          <w:p>
+            <w:r>
+              <w:t>11.866%</w:t>
+            </w:r>
+          </w:p>
+        </w:tc>
+        <w:tc>
+          <w:tcPr>
+            <w:tcW w:type="dxa" w:w="1215"/>
+          </w:tcPr>
+          <w:p>
+            <w:r>
+              <w:t>0.3801</w:t>
+            </w:r>
+          </w:p>
+        </w:tc>
+        <w:tc>
+          <w:tcPr>
+            <w:tcW w:type="dxa" w:w="1215"/>
+          </w:tcPr>
+          <w:p>
+            <w:r>
+              <w:t>0.9423</w:t>
+            </w:r>
+          </w:p>
+        </w:tc>
+        <w:tc>
+          <w:tcPr>
+            <w:tcW w:type="dxa" w:w="1215"/>
+          </w:tcPr>
+          <w:p>
+            <w:r>
+              <w:t>0.8655</w:t>
+            </w:r>
+          </w:p>
+        </w:tc>
+      </w:tr>
+      <w:tr>
+        <w:tc>
+          <w:tcPr>
+            <w:tcW w:type="dxa" w:w="1215"/>
+          </w:tcPr>
+          <w:p>
+            <w:r>
+              <w:t>793-D 3S</w:t>
+            </w:r>
+          </w:p>
+        </w:tc>
+        <w:tc>
+          <w:tcPr>
+            <w:tcW w:type="dxa" w:w="1215"/>
+          </w:tcPr>
+          <w:p>
+            <w:r>
+              <w:t>20,645</w:t>
+            </w:r>
+          </w:p>
+        </w:tc>
+        <w:tc>
+          <w:tcPr>
+            <w:tcW w:type="dxa" w:w="1215"/>
+          </w:tcPr>
+          <w:p>
+            <w:r>
+              <w:t>2,179</w:t>
+            </w:r>
+          </w:p>
+        </w:tc>
+        <w:tc>
+          <w:tcPr>
+            <w:tcW w:type="dxa" w:w="1215"/>
+          </w:tcPr>
+          <w:p>
+            <w:r>
+              <w:t>10.555%</w:t>
+            </w:r>
+          </w:p>
+        </w:tc>
+        <w:tc>
+          <w:tcPr>
+            <w:tcW w:type="dxa" w:w="1215"/>
+          </w:tcPr>
+          <w:p>
+            <w:r>
+              <w:t>0.2128</w:t>
+            </w:r>
+          </w:p>
+        </w:tc>
+        <w:tc>
+          <w:tcPr>
+            <w:tcW w:type="dxa" w:w="1215"/>
+          </w:tcPr>
+          <w:p>
+            <w:r>
+              <w:t>0.8123</w:t>
+            </w:r>
+          </w:p>
+        </w:tc>
+        <w:tc>
+          <w:tcPr>
+            <w:tcW w:type="dxa" w:w="1215"/>
+          </w:tcPr>
+          <w:p>
+            <w:r>
+              <w:t>0.3608</w:t>
+            </w:r>
+          </w:p>
+        </w:tc>
+      </w:tr>
+      <w:tr>
+        <w:tc>
+          <w:tcPr>
+            <w:tcW w:type="dxa" w:w="1215"/>
+          </w:tcPr>
+          <w:p>
+            <w:r>
+              <w:t>793-D 2S</w:t>
+            </w:r>
+          </w:p>
+        </w:tc>
+        <w:tc>
+          <w:tcPr>
+            <w:tcW w:type="dxa" w:w="1215"/>
+          </w:tcPr>
+          <w:p>
+            <w:r>
+              <w:t>80,349</w:t>
+            </w:r>
+          </w:p>
+        </w:tc>
+        <w:tc>
+          <w:tcPr>
+            <w:tcW w:type="dxa" w:w="1215"/>
+          </w:tcPr>
+          <w:p>
+            <w:r>
+              <w:t>848</w:t>
+            </w:r>
+          </w:p>
+        </w:tc>
+        <w:tc>
+          <w:tcPr>
+            <w:tcW w:type="dxa" w:w="1215"/>
+          </w:tcPr>
+          <w:p>
+            <w:r>
+              <w:t>1.055%</w:t>
+            </w:r>
+          </w:p>
+        </w:tc>
+        <w:tc>
+          <w:tcPr>
+            <w:tcW w:type="dxa" w:w="1215"/>
+          </w:tcPr>
+          <w:p>
+            <w:r>
+              <w:t>0.0411</w:t>
+            </w:r>
+          </w:p>
+        </w:tc>
+        <w:tc>
+          <w:tcPr>
+            <w:tcW w:type="dxa" w:w="1215"/>
+          </w:tcPr>
+          <w:p>
+            <w:r>
+              <w:t>0.7500</w:t>
+            </w:r>
+          </w:p>
+        </w:tc>
+        <w:tc>
+          <w:tcPr>
+            <w:tcW w:type="dxa" w:w="1215"/>
+          </w:tcPr>
+          <w:p>
+            <w:r>
+              <w:t>0.1342</w:t>
+            </w:r>
+          </w:p>
+        </w:tc>
+      </w:tr>
+      <w:tr>
+        <w:tc>
+          <w:tcPr>
+            <w:tcW w:type="dxa" w:w="1215"/>
+          </w:tcPr>
+          <w:p>
+            <w:r>
+              <w:t>LeTourneau L 1850</w:t>
+            </w:r>
+          </w:p>
+        </w:tc>
+        <w:tc>
+          <w:tcPr>
+            <w:tcW w:type="dxa" w:w="1215"/>
+          </w:tcPr>
+          <w:p>
+            <w:r>
+              <w:t>7,351,896</w:t>
+            </w:r>
+          </w:p>
+        </w:tc>
+        <w:tc>
+          <w:tcPr>
+            <w:tcW w:type="dxa" w:w="1215"/>
+          </w:tcPr>
+          <w:p>
+            <w:r>
+              <w:t>162</w:t>
+            </w:r>
+          </w:p>
+        </w:tc>
+        <w:tc>
+          <w:tcPr>
+            <w:tcW w:type="dxa" w:w="1215"/>
+          </w:tcPr>
+          <w:p>
+            <w:r>
+              <w:t>0.002%</w:t>
+            </w:r>
+          </w:p>
+        </w:tc>
+        <w:tc>
+          <w:tcPr>
+            <w:tcW w:type="dxa" w:w="1215"/>
+          </w:tcPr>
+          <w:p>
+            <w:r>
+              <w:t>0.0153</w:t>
+            </w:r>
+          </w:p>
+        </w:tc>
+        <w:tc>
+          <w:tcPr>
+            <w:tcW w:type="dxa" w:w="1215"/>
+          </w:tcPr>
+          <w:p>
+            <w:r>
+              <w:t>0.1358</w:t>
+            </w:r>
+          </w:p>
+        </w:tc>
+        <w:tc>
+          <w:tcPr>
+            <w:tcW w:type="dxa" w:w="1215"/>
+          </w:tcPr>
+          <w:p>
+            <w:r>
+              <w:t>0.0102</w:t>
+            </w:r>
+          </w:p>
+        </w:tc>
+      </w:tr>
+    </w:tbl>
+    <w:p>
+      <w:pPr>
+        <w:jc w:val="center"/>
+      </w:pPr>
+      <w:r>
+        <w:drawing>
+          <wp:inline xmlns:a="http://schemas.openxmlformats.org/drawingml/2006/main" xmlns:pic="http://schemas.openxmlformats.org/drawingml/2006/picture">
+            <wp:extent cx="5029200" cy="2286000"/>
+            <wp:docPr id="4" name="Picture 4"/>
+            <wp:cNvGraphicFramePr>
+              <a:graphicFrameLocks noChangeAspect="1"/>
+            </wp:cNvGraphicFramePr>
+            <a:graphic>
+              <a:graphicData uri="http://schemas.openxmlformats.org/drawingml/2006/picture">
+                <pic:pic>
+                  <pic:nvPicPr>
+                    <pic:cNvPr id="0" name="f1_by_fleet.png"/>
+                    <pic:cNvPicPr/>
+                  </pic:nvPicPr>
+                  <pic:blipFill>
+                    <a:blip r:embed="rId21"/>
+                    <a:stretch>
+                      <a:fillRect/>
+                    </a:stretch>
+                  </pic:blipFill>
+                  <pic:spPr>
+                    <a:xfrm>
+                      <a:off x="0" y="0"/>
+                      <a:ext cx="5029200" cy="2286000"/>
+                    </a:xfrm>
+                    <a:prstGeom prst="rect"/>
+                  </pic:spPr>
+                </pic:pic>
+              </a:graphicData>
+            </a:graphic>
+          </wp:inline>
+        </w:drawing>
+      </w:r>
+    </w:p>
+    <w:p>
+      <w:r>
+        <w:rPr>
+          <w:sz w:val="22"/>
+        </w:rPr>
+        <w:t>A análise revela uma limitação importante: o modelo tem desempenho excelente nos caminhões 793-D 4S (Recall=0,94, PR-AUC=0,87) mas falha quase totalmente nas escavadeiras LeTourneau L 1850 (Recall=0,14, PR-AUC=0,01). Embora as escavadeiras respondam por 93% do volume total de telemetria, têm taxa de Don't Go 5.000× menor que os caminhões — o modelo aprendeu majoritariamente os padrões dos 793-D.</w:t>
+      </w:r>
+    </w:p>
+    <w:p>
+      <w:r>
+        <w:rPr>
+          <w:sz w:val="22"/>
+        </w:rPr>
+        <w:t>Esta é uma limitação documentada e direciona uma recomendação concreta para trabalhos futuros: treinar um modelo especializado para escavadeiras ou enriquecer o fingerprint com alarmes específicos de LeTourneau. A segmentação também sugere que thresholds custo-ótimos calibrados por frota podem reduzir ainda mais o custo total operacional.</w:t>
+      </w:r>
+    </w:p>
+    <w:p>
+      <w:pPr>
+        <w:jc w:val="center"/>
+      </w:pPr>
+      <w:r>
+        <w:drawing>
+          <wp:inline xmlns:a="http://schemas.openxmlformats.org/drawingml/2006/main" xmlns:pic="http://schemas.openxmlformats.org/drawingml/2006/picture">
+            <wp:extent cx="5029200" cy="2743200"/>
+            <wp:docPr id="3" name="Picture 3"/>
+            <wp:cNvGraphicFramePr>
+              <a:graphicFrameLocks noChangeAspect="1"/>
+            </wp:cNvGraphicFramePr>
+            <a:graphic>
+              <a:graphicData uri="http://schemas.openxmlformats.org/drawingml/2006/picture">
+                <pic:pic>
+                  <pic:nvPicPr>
+                    <pic:cNvPr id="0" name="f1_by_equipment_scatter.png"/>
+                    <pic:cNvPicPr/>
+                  </pic:nvPicPr>
+                  <pic:blipFill>
                     <a:blip r:embed="rId20"/>
                     <a:stretch>
                       <a:fillRect/>
@@ -1896,7 +2884,7 @@
                   <pic:spPr>
                     <a:xfrm>
                       <a:off x="0" y="0"/>
-                      <a:ext cx="4572000" cy="4000500"/>
+                      <a:ext cx="5029200" cy="2743200"/>
                     </a:xfrm>
                     <a:prstGeom prst="rect"/>
                   </pic:spPr>

--- a/outputs/reports/Relatorio_Final_DontGo_Predictor.docx
+++ b/outputs/reports/Relatorio_Final_DontGo_Predictor.docx
@@ -1294,7 +1294,7 @@
         <w:drawing>
           <wp:inline xmlns:a="http://schemas.openxmlformats.org/drawingml/2006/main" xmlns:pic="http://schemas.openxmlformats.org/drawingml/2006/picture">
             <wp:extent cx="4114800" cy="3429000"/>
-            <wp:docPr id="9" name="Picture 9"/>
+            <wp:docPr id="12" name="Picture 12"/>
             <wp:cNvGraphicFramePr>
               <a:graphicFrameLocks noChangeAspect="1"/>
             </wp:cNvGraphicFramePr>
@@ -1306,7 +1306,7 @@
                     <pic:cNvPicPr/>
                   </pic:nvPicPr>
                   <pic:blipFill>
-                    <a:blip r:embed="rId26"/>
+                    <a:blip r:embed="rId29"/>
                     <a:stretch>
                       <a:fillRect/>
                     </a:stretch>
@@ -1333,7 +1333,7 @@
         <w:drawing>
           <wp:inline xmlns:a="http://schemas.openxmlformats.org/drawingml/2006/main" xmlns:pic="http://schemas.openxmlformats.org/drawingml/2006/picture">
             <wp:extent cx="3200400" cy="2560320"/>
-            <wp:docPr id="8" name="Picture 8"/>
+            <wp:docPr id="11" name="Picture 11"/>
             <wp:cNvGraphicFramePr>
               <a:graphicFrameLocks noChangeAspect="1"/>
             </wp:cNvGraphicFramePr>
@@ -1345,7 +1345,7 @@
                     <pic:cNvPicPr/>
                   </pic:nvPicPr>
                   <pic:blipFill>
-                    <a:blip r:embed="rId25"/>
+                    <a:blip r:embed="rId28"/>
                     <a:stretch>
                       <a:fillRect/>
                     </a:stretch>
@@ -1837,7 +1837,7 @@
         <w:drawing>
           <wp:inline xmlns:a="http://schemas.openxmlformats.org/drawingml/2006/main" xmlns:pic="http://schemas.openxmlformats.org/drawingml/2006/picture">
             <wp:extent cx="5029200" cy="2514600"/>
-            <wp:docPr id="7" name="Picture 7"/>
+            <wp:docPr id="10" name="Picture 10"/>
             <wp:cNvGraphicFramePr>
               <a:graphicFrameLocks noChangeAspect="1"/>
             </wp:cNvGraphicFramePr>
@@ -1849,7 +1849,7 @@
                     <pic:cNvPicPr/>
                   </pic:nvPicPr>
                   <pic:blipFill>
-                    <a:blip r:embed="rId24"/>
+                    <a:blip r:embed="rId27"/>
                     <a:stretch>
                       <a:fillRect/>
                     </a:stretch>
@@ -1876,7 +1876,7 @@
         <w:drawing>
           <wp:inline xmlns:a="http://schemas.openxmlformats.org/drawingml/2006/main" xmlns:pic="http://schemas.openxmlformats.org/drawingml/2006/picture">
             <wp:extent cx="4572000" cy="4000500"/>
-            <wp:docPr id="6" name="Picture 6"/>
+            <wp:docPr id="9" name="Picture 9"/>
             <wp:cNvGraphicFramePr>
               <a:graphicFrameLocks noChangeAspect="1"/>
             </wp:cNvGraphicFramePr>
@@ -1888,7 +1888,7 @@
                     <pic:cNvPicPr/>
                   </pic:nvPicPr>
                   <pic:blipFill>
-                    <a:blip r:embed="rId23"/>
+                    <a:blip r:embed="rId26"/>
                     <a:stretch>
                       <a:fillRect/>
                     </a:stretch>
@@ -1975,6 +1975,1322 @@
         <w:drawing>
           <wp:inline xmlns:a="http://schemas.openxmlformats.org/drawingml/2006/main" xmlns:pic="http://schemas.openxmlformats.org/drawingml/2006/picture">
             <wp:extent cx="5029200" cy="3017520"/>
+            <wp:docPr id="8" name="Picture 8"/>
+            <wp:cNvGraphicFramePr>
+              <a:graphicFrameLocks noChangeAspect="1"/>
+            </wp:cNvGraphicFramePr>
+            <a:graphic>
+              <a:graphicData uri="http://schemas.openxmlformats.org/drawingml/2006/picture">
+                <pic:pic>
+                  <pic:nvPicPr>
+                    <pic:cNvPr id="0" name="cost_vs_threshold.png"/>
+                    <pic:cNvPicPr/>
+                  </pic:nvPicPr>
+                  <pic:blipFill>
+                    <a:blip r:embed="rId25"/>
+                    <a:stretch>
+                      <a:fillRect/>
+                    </a:stretch>
+                  </pic:blipFill>
+                  <pic:spPr>
+                    <a:xfrm>
+                      <a:off x="0" y="0"/>
+                      <a:ext cx="5029200" cy="3017520"/>
+                    </a:xfrm>
+                    <a:prstGeom prst="rect"/>
+                  </pic:spPr>
+                </pic:pic>
+              </a:graphicData>
+            </a:graphic>
+          </wp:inline>
+        </w:drawing>
+      </w:r>
+    </w:p>
+    <w:p>
+      <w:r>
+        <w:rPr>
+          <w:sz w:val="22"/>
+        </w:rPr>
+        <w:t>Comparativo no conjunto de teste (Jun/2025):</w:t>
+      </w:r>
+    </w:p>
+    <w:tbl>
+      <w:tblPr>
+        <w:tblStyle w:val="Tabelacomgrade"/>
+        <w:tblW w:type="auto" w:w="0"/>
+        <w:tblLook w:firstColumn="1" w:firstRow="1" w:lastColumn="0" w:lastRow="0" w:noHBand="0" w:noVBand="1" w:val="04A0"/>
+      </w:tblPr>
+      <w:tblGrid>
+        <w:gridCol w:w="1215"/>
+        <w:gridCol w:w="1215"/>
+        <w:gridCol w:w="1215"/>
+        <w:gridCol w:w="1215"/>
+        <w:gridCol w:w="1215"/>
+        <w:gridCol w:w="1215"/>
+        <w:gridCol w:w="1215"/>
+      </w:tblGrid>
+      <w:tr>
+        <w:tc>
+          <w:tcPr>
+            <w:tcW w:type="dxa" w:w="1215"/>
+          </w:tcPr>
+          <w:p>
+            <w:r>
+              <w:rPr>
+                <w:b/>
+              </w:rPr>
+              <w:t>Critério</w:t>
+            </w:r>
+          </w:p>
+        </w:tc>
+        <w:tc>
+          <w:tcPr>
+            <w:tcW w:type="dxa" w:w="1215"/>
+          </w:tcPr>
+          <w:p>
+            <w:r>
+              <w:rPr>
+                <w:b/>
+              </w:rPr>
+              <w:t>Threshold</w:t>
+            </w:r>
+          </w:p>
+        </w:tc>
+        <w:tc>
+          <w:tcPr>
+            <w:tcW w:type="dxa" w:w="1215"/>
+          </w:tcPr>
+          <w:p>
+            <w:r>
+              <w:rPr>
+                <w:b/>
+              </w:rPr>
+              <w:t>TP</w:t>
+            </w:r>
+          </w:p>
+        </w:tc>
+        <w:tc>
+          <w:tcPr>
+            <w:tcW w:type="dxa" w:w="1215"/>
+          </w:tcPr>
+          <w:p>
+            <w:r>
+              <w:rPr>
+                <w:b/>
+              </w:rPr>
+              <w:t>FP</w:t>
+            </w:r>
+          </w:p>
+        </w:tc>
+        <w:tc>
+          <w:tcPr>
+            <w:tcW w:type="dxa" w:w="1215"/>
+          </w:tcPr>
+          <w:p>
+            <w:r>
+              <w:rPr>
+                <w:b/>
+              </w:rPr>
+              <w:t>FN</w:t>
+            </w:r>
+          </w:p>
+        </w:tc>
+        <w:tc>
+          <w:tcPr>
+            <w:tcW w:type="dxa" w:w="1215"/>
+          </w:tcPr>
+          <w:p>
+            <w:r>
+              <w:rPr>
+                <w:b/>
+              </w:rPr>
+              <w:t>F1</w:t>
+            </w:r>
+          </w:p>
+        </w:tc>
+        <w:tc>
+          <w:tcPr>
+            <w:tcW w:type="dxa" w:w="1215"/>
+          </w:tcPr>
+          <w:p>
+            <w:r>
+              <w:rPr>
+                <w:b/>
+              </w:rPr>
+              <w:t>Custo total (R$ M)</w:t>
+            </w:r>
+          </w:p>
+        </w:tc>
+      </w:tr>
+      <w:tr>
+        <w:tc>
+          <w:tcPr>
+            <w:tcW w:type="dxa" w:w="1215"/>
+          </w:tcPr>
+          <w:p>
+            <w:r>
+              <w:t>F1 ótimo</w:t>
+            </w:r>
+          </w:p>
+        </w:tc>
+        <w:tc>
+          <w:tcPr>
+            <w:tcW w:type="dxa" w:w="1215"/>
+          </w:tcPr>
+          <w:p>
+            <w:r>
+              <w:t>0.930</w:t>
+            </w:r>
+          </w:p>
+        </w:tc>
+        <w:tc>
+          <w:tcPr>
+            <w:tcW w:type="dxa" w:w="1215"/>
+          </w:tcPr>
+          <w:p>
+            <w:r>
+              <w:t>22,782</w:t>
+            </w:r>
+          </w:p>
+        </w:tc>
+        <w:tc>
+          <w:tcPr>
+            <w:tcW w:type="dxa" w:w="1215"/>
+          </w:tcPr>
+          <w:p>
+            <w:r>
+              <w:t>9,740</w:t>
+            </w:r>
+          </w:p>
+        </w:tc>
+        <w:tc>
+          <w:tcPr>
+            <w:tcW w:type="dxa" w:w="1215"/>
+          </w:tcPr>
+          <w:p>
+            <w:r>
+              <w:t>12,421</w:t>
+            </w:r>
+          </w:p>
+        </w:tc>
+        <w:tc>
+          <w:tcPr>
+            <w:tcW w:type="dxa" w:w="1215"/>
+          </w:tcPr>
+          <w:p>
+            <w:r>
+              <w:t>0.6728</w:t>
+            </w:r>
+          </w:p>
+        </w:tc>
+        <w:tc>
+          <w:tcPr>
+            <w:tcW w:type="dxa" w:w="1215"/>
+          </w:tcPr>
+          <w:p>
+            <w:r>
+              <w:t>628.8</w:t>
+            </w:r>
+          </w:p>
+        </w:tc>
+      </w:tr>
+      <w:tr>
+        <w:tc>
+          <w:tcPr>
+            <w:tcW w:type="dxa" w:w="1215"/>
+          </w:tcPr>
+          <w:p>
+            <w:r>
+              <w:t>Custo ótimo</w:t>
+            </w:r>
+          </w:p>
+        </w:tc>
+        <w:tc>
+          <w:tcPr>
+            <w:tcW w:type="dxa" w:w="1215"/>
+          </w:tcPr>
+          <w:p>
+            <w:r>
+              <w:t>0.510</w:t>
+            </w:r>
+          </w:p>
+        </w:tc>
+        <w:tc>
+          <w:tcPr>
+            <w:tcW w:type="dxa" w:w="1215"/>
+          </w:tcPr>
+          <w:p>
+            <w:r>
+              <w:t>31,916</w:t>
+            </w:r>
+          </w:p>
+        </w:tc>
+        <w:tc>
+          <w:tcPr>
+            <w:tcW w:type="dxa" w:w="1215"/>
+          </w:tcPr>
+          <w:p>
+            <w:r>
+              <w:t>223,734</w:t>
+            </w:r>
+          </w:p>
+        </w:tc>
+        <w:tc>
+          <w:tcPr>
+            <w:tcW w:type="dxa" w:w="1215"/>
+          </w:tcPr>
+          <w:p>
+            <w:r>
+              <w:t>3,287</w:t>
+            </w:r>
+          </w:p>
+        </w:tc>
+        <w:tc>
+          <w:tcPr>
+            <w:tcW w:type="dxa" w:w="1215"/>
+          </w:tcPr>
+          <w:p>
+            <w:r>
+              <w:t>0.2195</w:t>
+            </w:r>
+          </w:p>
+        </w:tc>
+        <w:tc>
+          <w:tcPr>
+            <w:tcW w:type="dxa" w:w="1215"/>
+          </w:tcPr>
+          <w:p>
+            <w:r>
+              <w:t>343.3</w:t>
+            </w:r>
+          </w:p>
+        </w:tc>
+      </w:tr>
+    </w:tbl>
+    <w:p>
+      <w:r>
+        <w:rPr>
+          <w:sz w:val="22"/>
+        </w:rPr>
+        <w:t>Conclusão financeira: usar o threshold custo-ótimo (~0.51) economiza aproximadamente R$ 286 milhões no mês de teste em comparação ao threshold puramente otimizado por F1 — capturando 91% mais Verdadeiros Positivos ao custo de mais alertas falsos. Em problemas operacionais críticos, este é o regime de operação correto.</w:t>
+      </w:r>
+    </w:p>
+    <w:p>
+      <w:pPr>
+        <w:pStyle w:val="Ttulo3"/>
+      </w:pPr>
+      <w:r>
+        <w:rPr>
+          <w:color w:val="00A650"/>
+        </w:rPr>
+        <w:t>Casos Representativos — Falsos Positivos</w:t>
+      </w:r>
+    </w:p>
+    <w:p>
+      <w:r>
+        <w:rPr>
+          <w:sz w:val="22"/>
+        </w:rPr>
+        <w:t>Os 3 FPs de maior convicção do modelo concentram-se no CA65935 (793-D 5S) em uma janela de ~1 minuto: aceleração de alarmes críticos elevada, probabilidade prevista ~0.93, mas o Don't Go não ocorreu. Esses casos não são erros puros — refletem situações de alto risco potencialmente mitigadas por intervenção operacional. Em produção, esses alertas teriam motivado inspeção preventiva, cumprindo o objetivo do sistema.</w:t>
+      </w:r>
+    </w:p>
+    <w:p>
+      <w:pPr>
+        <w:pStyle w:val="Ttulo3"/>
+      </w:pPr>
+      <w:r>
+        <w:rPr>
+          <w:color w:val="00A650"/>
+        </w:rPr>
+        <w:t>Casos Representativos — Falsos Negativos</w:t>
+      </w:r>
+    </w:p>
+    <w:p>
+      <w:r>
+        <w:rPr>
+          <w:sz w:val="22"/>
+        </w:rPr>
+        <w:t>Os 3 FNs com menor probabilidade prevista (~0.012) ocorrem todos no PE3797 (LeTourneau L 1850) — escavadeira. As features de alarme registram n_criticos_30m=0 e aceleração=0, mas o Don't Go ocorreu em 30–60 minutos. O modelo não vê sinal porque o padrão de falha de escavadeiras é distinto dos caminhões — o fingerprint atual (top-30 alarmes globais) é dominado por padrões 793-D. Esta limitação é tratada na próxima seção.</w:t>
+      </w:r>
+    </w:p>
+    <w:p>
+      <w:pPr>
+        <w:pStyle w:val="Ttulo2"/>
+      </w:pPr>
+      <w:r>
+        <w:rPr>
+          <w:color w:val="00A650"/>
+        </w:rPr>
+        <w:t>Performance Segmentada por Frota</w:t>
+      </w:r>
+    </w:p>
+    <w:p>
+      <w:r>
+        <w:rPr>
+          <w:sz w:val="22"/>
+        </w:rPr>
+        <w:t>Para entender se o modelo se comporta uniformemente entre tipos de equipamento, recortamos o conjunto de teste pelas 5 frotas existentes:</w:t>
+      </w:r>
+    </w:p>
+    <w:tbl>
+      <w:tblPr>
+        <w:tblStyle w:val="Tabelacomgrade"/>
+        <w:tblW w:type="auto" w:w="0"/>
+        <w:tblLook w:firstColumn="1" w:firstRow="1" w:lastColumn="0" w:lastRow="0" w:noHBand="0" w:noVBand="1" w:val="04A0"/>
+      </w:tblPr>
+      <w:tblGrid>
+        <w:gridCol w:w="1215"/>
+        <w:gridCol w:w="1215"/>
+        <w:gridCol w:w="1215"/>
+        <w:gridCol w:w="1215"/>
+        <w:gridCol w:w="1215"/>
+        <w:gridCol w:w="1215"/>
+        <w:gridCol w:w="1215"/>
+      </w:tblGrid>
+      <w:tr>
+        <w:tc>
+          <w:tcPr>
+            <w:tcW w:type="dxa" w:w="1215"/>
+          </w:tcPr>
+          <w:p>
+            <w:r>
+              <w:rPr>
+                <w:b/>
+              </w:rPr>
+              <w:t>Frota</w:t>
+            </w:r>
+          </w:p>
+        </w:tc>
+        <w:tc>
+          <w:tcPr>
+            <w:tcW w:type="dxa" w:w="1215"/>
+          </w:tcPr>
+          <w:p>
+            <w:r>
+              <w:rPr>
+                <w:b/>
+              </w:rPr>
+              <w:t>Eventos</w:t>
+            </w:r>
+          </w:p>
+        </w:tc>
+        <w:tc>
+          <w:tcPr>
+            <w:tcW w:type="dxa" w:w="1215"/>
+          </w:tcPr>
+          <w:p>
+            <w:r>
+              <w:rPr>
+                <w:b/>
+              </w:rPr>
+              <w:t>DG real</w:t>
+            </w:r>
+          </w:p>
+        </w:tc>
+        <w:tc>
+          <w:tcPr>
+            <w:tcW w:type="dxa" w:w="1215"/>
+          </w:tcPr>
+          <w:p>
+            <w:r>
+              <w:rPr>
+                <w:b/>
+              </w:rPr>
+              <w:t>Taxa DG</w:t>
+            </w:r>
+          </w:p>
+        </w:tc>
+        <w:tc>
+          <w:tcPr>
+            <w:tcW w:type="dxa" w:w="1215"/>
+          </w:tcPr>
+          <w:p>
+            <w:r>
+              <w:rPr>
+                <w:b/>
+              </w:rPr>
+              <w:t>F1</w:t>
+            </w:r>
+          </w:p>
+        </w:tc>
+        <w:tc>
+          <w:tcPr>
+            <w:tcW w:type="dxa" w:w="1215"/>
+          </w:tcPr>
+          <w:p>
+            <w:r>
+              <w:rPr>
+                <w:b/>
+              </w:rPr>
+              <w:t>Recall</w:t>
+            </w:r>
+          </w:p>
+        </w:tc>
+        <w:tc>
+          <w:tcPr>
+            <w:tcW w:type="dxa" w:w="1215"/>
+          </w:tcPr>
+          <w:p>
+            <w:r>
+              <w:rPr>
+                <w:b/>
+              </w:rPr>
+              <w:t>PR-AUC</w:t>
+            </w:r>
+          </w:p>
+        </w:tc>
+      </w:tr>
+      <w:tr>
+        <w:tc>
+          <w:tcPr>
+            <w:tcW w:type="dxa" w:w="1215"/>
+          </w:tcPr>
+          <w:p>
+            <w:r>
+              <w:t>793-D 5S</w:t>
+            </w:r>
+          </w:p>
+        </w:tc>
+        <w:tc>
+          <w:tcPr>
+            <w:tcW w:type="dxa" w:w="1215"/>
+          </w:tcPr>
+          <w:p>
+            <w:r>
+              <w:t>275,456</w:t>
+            </w:r>
+          </w:p>
+        </w:tc>
+        <w:tc>
+          <w:tcPr>
+            <w:tcW w:type="dxa" w:w="1215"/>
+          </w:tcPr>
+          <w:p>
+            <w:r>
+              <w:t>17,075</w:t>
+            </w:r>
+          </w:p>
+        </w:tc>
+        <w:tc>
+          <w:tcPr>
+            <w:tcW w:type="dxa" w:w="1215"/>
+          </w:tcPr>
+          <w:p>
+            <w:r>
+              <w:t>6.199%</w:t>
+            </w:r>
+          </w:p>
+        </w:tc>
+        <w:tc>
+          <w:tcPr>
+            <w:tcW w:type="dxa" w:w="1215"/>
+          </w:tcPr>
+          <w:p>
+            <w:r>
+              <w:t>0.1853</w:t>
+            </w:r>
+          </w:p>
+        </w:tc>
+        <w:tc>
+          <w:tcPr>
+            <w:tcW w:type="dxa" w:w="1215"/>
+          </w:tcPr>
+          <w:p>
+            <w:r>
+              <w:t>0.9025</w:t>
+            </w:r>
+          </w:p>
+        </w:tc>
+        <w:tc>
+          <w:tcPr>
+            <w:tcW w:type="dxa" w:w="1215"/>
+          </w:tcPr>
+          <w:p>
+            <w:r>
+              <w:t>0.5749</w:t>
+            </w:r>
+          </w:p>
+        </w:tc>
+      </w:tr>
+      <w:tr>
+        <w:tc>
+          <w:tcPr>
+            <w:tcW w:type="dxa" w:w="1215"/>
+          </w:tcPr>
+          <w:p>
+            <w:r>
+              <w:t>793-D 4S</w:t>
+            </w:r>
+          </w:p>
+        </w:tc>
+        <w:tc>
+          <w:tcPr>
+            <w:tcW w:type="dxa" w:w="1215"/>
+          </w:tcPr>
+          <w:p>
+            <w:r>
+              <w:t>125,897</w:t>
+            </w:r>
+          </w:p>
+        </w:tc>
+        <w:tc>
+          <w:tcPr>
+            <w:tcW w:type="dxa" w:w="1215"/>
+          </w:tcPr>
+          <w:p>
+            <w:r>
+              <w:t>14,939</w:t>
+            </w:r>
+          </w:p>
+        </w:tc>
+        <w:tc>
+          <w:tcPr>
+            <w:tcW w:type="dxa" w:w="1215"/>
+          </w:tcPr>
+          <w:p>
+            <w:r>
+              <w:t>11.866%</w:t>
+            </w:r>
+          </w:p>
+        </w:tc>
+        <w:tc>
+          <w:tcPr>
+            <w:tcW w:type="dxa" w:w="1215"/>
+          </w:tcPr>
+          <w:p>
+            <w:r>
+              <w:t>0.3801</w:t>
+            </w:r>
+          </w:p>
+        </w:tc>
+        <w:tc>
+          <w:tcPr>
+            <w:tcW w:type="dxa" w:w="1215"/>
+          </w:tcPr>
+          <w:p>
+            <w:r>
+              <w:t>0.9423</w:t>
+            </w:r>
+          </w:p>
+        </w:tc>
+        <w:tc>
+          <w:tcPr>
+            <w:tcW w:type="dxa" w:w="1215"/>
+          </w:tcPr>
+          <w:p>
+            <w:r>
+              <w:t>0.8655</w:t>
+            </w:r>
+          </w:p>
+        </w:tc>
+      </w:tr>
+      <w:tr>
+        <w:tc>
+          <w:tcPr>
+            <w:tcW w:type="dxa" w:w="1215"/>
+          </w:tcPr>
+          <w:p>
+            <w:r>
+              <w:t>793-D 3S</w:t>
+            </w:r>
+          </w:p>
+        </w:tc>
+        <w:tc>
+          <w:tcPr>
+            <w:tcW w:type="dxa" w:w="1215"/>
+          </w:tcPr>
+          <w:p>
+            <w:r>
+              <w:t>20,645</w:t>
+            </w:r>
+          </w:p>
+        </w:tc>
+        <w:tc>
+          <w:tcPr>
+            <w:tcW w:type="dxa" w:w="1215"/>
+          </w:tcPr>
+          <w:p>
+            <w:r>
+              <w:t>2,179</w:t>
+            </w:r>
+          </w:p>
+        </w:tc>
+        <w:tc>
+          <w:tcPr>
+            <w:tcW w:type="dxa" w:w="1215"/>
+          </w:tcPr>
+          <w:p>
+            <w:r>
+              <w:t>10.555%</w:t>
+            </w:r>
+          </w:p>
+        </w:tc>
+        <w:tc>
+          <w:tcPr>
+            <w:tcW w:type="dxa" w:w="1215"/>
+          </w:tcPr>
+          <w:p>
+            <w:r>
+              <w:t>0.2128</w:t>
+            </w:r>
+          </w:p>
+        </w:tc>
+        <w:tc>
+          <w:tcPr>
+            <w:tcW w:type="dxa" w:w="1215"/>
+          </w:tcPr>
+          <w:p>
+            <w:r>
+              <w:t>0.8123</w:t>
+            </w:r>
+          </w:p>
+        </w:tc>
+        <w:tc>
+          <w:tcPr>
+            <w:tcW w:type="dxa" w:w="1215"/>
+          </w:tcPr>
+          <w:p>
+            <w:r>
+              <w:t>0.3608</w:t>
+            </w:r>
+          </w:p>
+        </w:tc>
+      </w:tr>
+      <w:tr>
+        <w:tc>
+          <w:tcPr>
+            <w:tcW w:type="dxa" w:w="1215"/>
+          </w:tcPr>
+          <w:p>
+            <w:r>
+              <w:t>793-D 2S</w:t>
+            </w:r>
+          </w:p>
+        </w:tc>
+        <w:tc>
+          <w:tcPr>
+            <w:tcW w:type="dxa" w:w="1215"/>
+          </w:tcPr>
+          <w:p>
+            <w:r>
+              <w:t>80,349</w:t>
+            </w:r>
+          </w:p>
+        </w:tc>
+        <w:tc>
+          <w:tcPr>
+            <w:tcW w:type="dxa" w:w="1215"/>
+          </w:tcPr>
+          <w:p>
+            <w:r>
+              <w:t>848</w:t>
+            </w:r>
+          </w:p>
+        </w:tc>
+        <w:tc>
+          <w:tcPr>
+            <w:tcW w:type="dxa" w:w="1215"/>
+          </w:tcPr>
+          <w:p>
+            <w:r>
+              <w:t>1.055%</w:t>
+            </w:r>
+          </w:p>
+        </w:tc>
+        <w:tc>
+          <w:tcPr>
+            <w:tcW w:type="dxa" w:w="1215"/>
+          </w:tcPr>
+          <w:p>
+            <w:r>
+              <w:t>0.0411</w:t>
+            </w:r>
+          </w:p>
+        </w:tc>
+        <w:tc>
+          <w:tcPr>
+            <w:tcW w:type="dxa" w:w="1215"/>
+          </w:tcPr>
+          <w:p>
+            <w:r>
+              <w:t>0.7500</w:t>
+            </w:r>
+          </w:p>
+        </w:tc>
+        <w:tc>
+          <w:tcPr>
+            <w:tcW w:type="dxa" w:w="1215"/>
+          </w:tcPr>
+          <w:p>
+            <w:r>
+              <w:t>0.1342</w:t>
+            </w:r>
+          </w:p>
+        </w:tc>
+      </w:tr>
+      <w:tr>
+        <w:tc>
+          <w:tcPr>
+            <w:tcW w:type="dxa" w:w="1215"/>
+          </w:tcPr>
+          <w:p>
+            <w:r>
+              <w:t>LeTourneau L 1850</w:t>
+            </w:r>
+          </w:p>
+        </w:tc>
+        <w:tc>
+          <w:tcPr>
+            <w:tcW w:type="dxa" w:w="1215"/>
+          </w:tcPr>
+          <w:p>
+            <w:r>
+              <w:t>7,351,896</w:t>
+            </w:r>
+          </w:p>
+        </w:tc>
+        <w:tc>
+          <w:tcPr>
+            <w:tcW w:type="dxa" w:w="1215"/>
+          </w:tcPr>
+          <w:p>
+            <w:r>
+              <w:t>162</w:t>
+            </w:r>
+          </w:p>
+        </w:tc>
+        <w:tc>
+          <w:tcPr>
+            <w:tcW w:type="dxa" w:w="1215"/>
+          </w:tcPr>
+          <w:p>
+            <w:r>
+              <w:t>0.002%</w:t>
+            </w:r>
+          </w:p>
+        </w:tc>
+        <w:tc>
+          <w:tcPr>
+            <w:tcW w:type="dxa" w:w="1215"/>
+          </w:tcPr>
+          <w:p>
+            <w:r>
+              <w:t>0.0153</w:t>
+            </w:r>
+          </w:p>
+        </w:tc>
+        <w:tc>
+          <w:tcPr>
+            <w:tcW w:type="dxa" w:w="1215"/>
+          </w:tcPr>
+          <w:p>
+            <w:r>
+              <w:t>0.1358</w:t>
+            </w:r>
+          </w:p>
+        </w:tc>
+        <w:tc>
+          <w:tcPr>
+            <w:tcW w:type="dxa" w:w="1215"/>
+          </w:tcPr>
+          <w:p>
+            <w:r>
+              <w:t>0.0102</w:t>
+            </w:r>
+          </w:p>
+        </w:tc>
+      </w:tr>
+    </w:tbl>
+    <w:p>
+      <w:pPr>
+        <w:jc w:val="center"/>
+      </w:pPr>
+      <w:r>
+        <w:drawing>
+          <wp:inline xmlns:a="http://schemas.openxmlformats.org/drawingml/2006/main" xmlns:pic="http://schemas.openxmlformats.org/drawingml/2006/picture">
+            <wp:extent cx="5029200" cy="2286000"/>
+            <wp:docPr id="7" name="Picture 7"/>
+            <wp:cNvGraphicFramePr>
+              <a:graphicFrameLocks noChangeAspect="1"/>
+            </wp:cNvGraphicFramePr>
+            <a:graphic>
+              <a:graphicData uri="http://schemas.openxmlformats.org/drawingml/2006/picture">
+                <pic:pic>
+                  <pic:nvPicPr>
+                    <pic:cNvPr id="0" name="f1_by_fleet.png"/>
+                    <pic:cNvPicPr/>
+                  </pic:nvPicPr>
+                  <pic:blipFill>
+                    <a:blip r:embed="rId24"/>
+                    <a:stretch>
+                      <a:fillRect/>
+                    </a:stretch>
+                  </pic:blipFill>
+                  <pic:spPr>
+                    <a:xfrm>
+                      <a:off x="0" y="0"/>
+                      <a:ext cx="5029200" cy="2286000"/>
+                    </a:xfrm>
+                    <a:prstGeom prst="rect"/>
+                  </pic:spPr>
+                </pic:pic>
+              </a:graphicData>
+            </a:graphic>
+          </wp:inline>
+        </w:drawing>
+      </w:r>
+    </w:p>
+    <w:p>
+      <w:r>
+        <w:rPr>
+          <w:sz w:val="22"/>
+        </w:rPr>
+        <w:t>A análise revela uma limitação importante: o modelo tem desempenho excelente nos caminhões 793-D 4S (Recall=0,94, PR-AUC=0,87) mas falha quase totalmente nas escavadeiras LeTourneau L 1850 (Recall=0,14, PR-AUC=0,01). Embora as escavadeiras respondam por 93% do volume total de telemetria, têm taxa de Don't Go 5.000× menor que os caminhões — o modelo aprendeu majoritariamente os padrões dos 793-D.</w:t>
+      </w:r>
+    </w:p>
+    <w:p>
+      <w:r>
+        <w:rPr>
+          <w:sz w:val="22"/>
+        </w:rPr>
+        <w:t>Esta é uma limitação documentada e direciona uma recomendação concreta para trabalhos futuros: treinar um modelo especializado para escavadeiras ou enriquecer o fingerprint com alarmes específicos de LeTourneau. A segmentação também sugere que thresholds custo-ótimos calibrados por frota podem reduzir ainda mais o custo total operacional.</w:t>
+      </w:r>
+    </w:p>
+    <w:p>
+      <w:pPr>
+        <w:jc w:val="center"/>
+      </w:pPr>
+      <w:r>
+        <w:drawing>
+          <wp:inline xmlns:a="http://schemas.openxmlformats.org/drawingml/2006/main" xmlns:pic="http://schemas.openxmlformats.org/drawingml/2006/picture">
+            <wp:extent cx="5029200" cy="2743200"/>
+            <wp:docPr id="6" name="Picture 6"/>
+            <wp:cNvGraphicFramePr>
+              <a:graphicFrameLocks noChangeAspect="1"/>
+            </wp:cNvGraphicFramePr>
+            <a:graphic>
+              <a:graphicData uri="http://schemas.openxmlformats.org/drawingml/2006/picture">
+                <pic:pic>
+                  <pic:nvPicPr>
+                    <pic:cNvPr id="0" name="f1_by_equipment_scatter.png"/>
+                    <pic:cNvPicPr/>
+                  </pic:nvPicPr>
+                  <pic:blipFill>
+                    <a:blip r:embed="rId23"/>
+                    <a:stretch>
+                      <a:fillRect/>
+                    </a:stretch>
+                  </pic:blipFill>
+                  <pic:spPr>
+                    <a:xfrm>
+                      <a:off x="0" y="0"/>
+                      <a:ext cx="5029200" cy="2743200"/>
+                    </a:xfrm>
+                    <a:prstGeom prst="rect"/>
+                  </pic:spPr>
+                </pic:pic>
+              </a:graphicData>
+            </a:graphic>
+          </wp:inline>
+        </w:drawing>
+      </w:r>
+    </w:p>
+    <w:p>
+      <w:pPr>
+        <w:pStyle w:val="Ttulo2"/>
+      </w:pPr>
+      <w:r>
+        <w:rPr>
+          <w:color w:val="00A650"/>
+        </w:rPr>
+        <w:t>Antecedência Preditiva — Avaliação Multi-Horizonte</w:t>
+      </w:r>
+    </w:p>
+    <w:p>
+      <w:r>
+        <w:rPr>
+          <w:sz w:val="22"/>
+        </w:rPr>
+        <w:t>O PRD prometeu janela de previsão de 1–4 horas. Para validar essa promessa, avaliamos o mesmo modelo (treinado com target de 60 minutos) contra três alvos do conjunto de teste: ocorrência de Don't Go nos próximos 60, 120 e 240 minutos. Os resultados, com threshold F1-ótimo (0,93):</w:t>
+      </w:r>
+    </w:p>
+    <w:tbl>
+      <w:tblPr>
+        <w:tblStyle w:val="Tabelacomgrade"/>
+        <w:tblW w:type="auto" w:w="0"/>
+        <w:tblLook w:firstColumn="1" w:firstRow="1" w:lastColumn="0" w:lastRow="0" w:noHBand="0" w:noVBand="1" w:val="04A0"/>
+      </w:tblPr>
+      <w:tblGrid>
+        <w:gridCol w:w="1063"/>
+        <w:gridCol w:w="1063"/>
+        <w:gridCol w:w="1063"/>
+        <w:gridCol w:w="1063"/>
+        <w:gridCol w:w="1063"/>
+        <w:gridCol w:w="1063"/>
+        <w:gridCol w:w="1063"/>
+        <w:gridCol w:w="1063"/>
+      </w:tblGrid>
+      <w:tr>
+        <w:tc>
+          <w:tcPr>
+            <w:tcW w:type="dxa" w:w="1063"/>
+          </w:tcPr>
+          <w:p>
+            <w:r>
+              <w:rPr>
+                <w:b/>
+              </w:rPr>
+              <w:t>Horizonte (min)</w:t>
+            </w:r>
+          </w:p>
+        </w:tc>
+        <w:tc>
+          <w:tcPr>
+            <w:tcW w:type="dxa" w:w="1063"/>
+          </w:tcPr>
+          <w:p>
+            <w:r>
+              <w:rPr>
+                <w:b/>
+              </w:rPr>
+              <w:t>Positivos</w:t>
+            </w:r>
+          </w:p>
+        </w:tc>
+        <w:tc>
+          <w:tcPr>
+            <w:tcW w:type="dxa" w:w="1063"/>
+          </w:tcPr>
+          <w:p>
+            <w:r>
+              <w:rPr>
+                <w:b/>
+              </w:rPr>
+              <w:t>Taxa</w:t>
+            </w:r>
+          </w:p>
+        </w:tc>
+        <w:tc>
+          <w:tcPr>
+            <w:tcW w:type="dxa" w:w="1063"/>
+          </w:tcPr>
+          <w:p>
+            <w:r>
+              <w:rPr>
+                <w:b/>
+              </w:rPr>
+              <w:t>F1</w:t>
+            </w:r>
+          </w:p>
+        </w:tc>
+        <w:tc>
+          <w:tcPr>
+            <w:tcW w:type="dxa" w:w="1063"/>
+          </w:tcPr>
+          <w:p>
+            <w:r>
+              <w:rPr>
+                <w:b/>
+              </w:rPr>
+              <w:t>Precision</w:t>
+            </w:r>
+          </w:p>
+        </w:tc>
+        <w:tc>
+          <w:tcPr>
+            <w:tcW w:type="dxa" w:w="1063"/>
+          </w:tcPr>
+          <w:p>
+            <w:r>
+              <w:rPr>
+                <w:b/>
+              </w:rPr>
+              <w:t>Recall</w:t>
+            </w:r>
+          </w:p>
+        </w:tc>
+        <w:tc>
+          <w:tcPr>
+            <w:tcW w:type="dxa" w:w="1063"/>
+          </w:tcPr>
+          <w:p>
+            <w:r>
+              <w:rPr>
+                <w:b/>
+              </w:rPr>
+              <w:t>ROC-AUC</w:t>
+            </w:r>
+          </w:p>
+        </w:tc>
+        <w:tc>
+          <w:tcPr>
+            <w:tcW w:type="dxa" w:w="1063"/>
+          </w:tcPr>
+          <w:p>
+            <w:r>
+              <w:rPr>
+                <w:b/>
+              </w:rPr>
+              <w:t>PR-AUC</w:t>
+            </w:r>
+          </w:p>
+        </w:tc>
+      </w:tr>
+      <w:tr>
+        <w:tc>
+          <w:tcPr>
+            <w:tcW w:type="dxa" w:w="1063"/>
+          </w:tcPr>
+          <w:p>
+            <w:r>
+              <w:t>60</w:t>
+            </w:r>
+          </w:p>
+        </w:tc>
+        <w:tc>
+          <w:tcPr>
+            <w:tcW w:type="dxa" w:w="1063"/>
+          </w:tcPr>
+          <w:p>
+            <w:r>
+              <w:t>35,203</w:t>
+            </w:r>
+          </w:p>
+        </w:tc>
+        <w:tc>
+          <w:tcPr>
+            <w:tcW w:type="dxa" w:w="1063"/>
+          </w:tcPr>
+          <w:p>
+            <w:r>
+              <w:t>0.448%</w:t>
+            </w:r>
+          </w:p>
+        </w:tc>
+        <w:tc>
+          <w:tcPr>
+            <w:tcW w:type="dxa" w:w="1063"/>
+          </w:tcPr>
+          <w:p>
+            <w:r>
+              <w:t>0.6728</w:t>
+            </w:r>
+          </w:p>
+        </w:tc>
+        <w:tc>
+          <w:tcPr>
+            <w:tcW w:type="dxa" w:w="1063"/>
+          </w:tcPr>
+          <w:p>
+            <w:r>
+              <w:t>0.7005</w:t>
+            </w:r>
+          </w:p>
+        </w:tc>
+        <w:tc>
+          <w:tcPr>
+            <w:tcW w:type="dxa" w:w="1063"/>
+          </w:tcPr>
+          <w:p>
+            <w:r>
+              <w:t>0.6472</w:t>
+            </w:r>
+          </w:p>
+        </w:tc>
+        <w:tc>
+          <w:tcPr>
+            <w:tcW w:type="dxa" w:w="1063"/>
+          </w:tcPr>
+          <w:p>
+            <w:r>
+              <w:t>0.9923</w:t>
+            </w:r>
+          </w:p>
+        </w:tc>
+        <w:tc>
+          <w:tcPr>
+            <w:tcW w:type="dxa" w:w="1063"/>
+          </w:tcPr>
+          <w:p>
+            <w:r>
+              <w:t>0.6739</w:t>
+            </w:r>
+          </w:p>
+        </w:tc>
+      </w:tr>
+      <w:tr>
+        <w:tc>
+          <w:tcPr>
+            <w:tcW w:type="dxa" w:w="1063"/>
+          </w:tcPr>
+          <w:p>
+            <w:r>
+              <w:t>120</w:t>
+            </w:r>
+          </w:p>
+        </w:tc>
+        <w:tc>
+          <w:tcPr>
+            <w:tcW w:type="dxa" w:w="1063"/>
+          </w:tcPr>
+          <w:p>
+            <w:r>
+              <w:t>46,796</w:t>
+            </w:r>
+          </w:p>
+        </w:tc>
+        <w:tc>
+          <w:tcPr>
+            <w:tcW w:type="dxa" w:w="1063"/>
+          </w:tcPr>
+          <w:p>
+            <w:r>
+              <w:t>0.596%</w:t>
+            </w:r>
+          </w:p>
+        </w:tc>
+        <w:tc>
+          <w:tcPr>
+            <w:tcW w:type="dxa" w:w="1063"/>
+          </w:tcPr>
+          <w:p>
+            <w:r>
+              <w:t>0.6103</w:t>
+            </w:r>
+          </w:p>
+        </w:tc>
+        <w:tc>
+          <w:tcPr>
+            <w:tcW w:type="dxa" w:w="1063"/>
+          </w:tcPr>
+          <w:p>
+            <w:r>
+              <w:t>0.7442</w:t>
+            </w:r>
+          </w:p>
+        </w:tc>
+        <w:tc>
+          <w:tcPr>
+            <w:tcW w:type="dxa" w:w="1063"/>
+          </w:tcPr>
+          <w:p>
+            <w:r>
+              <w:t>0.5172</w:t>
+            </w:r>
+          </w:p>
+        </w:tc>
+        <w:tc>
+          <w:tcPr>
+            <w:tcW w:type="dxa" w:w="1063"/>
+          </w:tcPr>
+          <w:p>
+            <w:r>
+              <w:t>0.9799</w:t>
+            </w:r>
+          </w:p>
+        </w:tc>
+        <w:tc>
+          <w:tcPr>
+            <w:tcW w:type="dxa" w:w="1063"/>
+          </w:tcPr>
+          <w:p>
+            <w:r>
+              <w:t>0.6136</w:t>
+            </w:r>
+          </w:p>
+        </w:tc>
+      </w:tr>
+      <w:tr>
+        <w:tc>
+          <w:tcPr>
+            <w:tcW w:type="dxa" w:w="1063"/>
+          </w:tcPr>
+          <w:p>
+            <w:r>
+              <w:t>240</w:t>
+            </w:r>
+          </w:p>
+        </w:tc>
+        <w:tc>
+          <w:tcPr>
+            <w:tcW w:type="dxa" w:w="1063"/>
+          </w:tcPr>
+          <w:p>
+            <w:r>
+              <w:t>69,036</w:t>
+            </w:r>
+          </w:p>
+        </w:tc>
+        <w:tc>
+          <w:tcPr>
+            <w:tcW w:type="dxa" w:w="1063"/>
+          </w:tcPr>
+          <w:p>
+            <w:r>
+              <w:t>0.879%</w:t>
+            </w:r>
+          </w:p>
+        </w:tc>
+        <w:tc>
+          <w:tcPr>
+            <w:tcW w:type="dxa" w:w="1063"/>
+          </w:tcPr>
+          <w:p>
+            <w:r>
+              <w:t>0.5024</w:t>
+            </w:r>
+          </w:p>
+        </w:tc>
+        <w:tc>
+          <w:tcPr>
+            <w:tcW w:type="dxa" w:w="1063"/>
+          </w:tcPr>
+          <w:p>
+            <w:r>
+              <w:t>0.7845</w:t>
+            </w:r>
+          </w:p>
+        </w:tc>
+        <w:tc>
+          <w:tcPr>
+            <w:tcW w:type="dxa" w:w="1063"/>
+          </w:tcPr>
+          <w:p>
+            <w:r>
+              <w:t>0.3695</w:t>
+            </w:r>
+          </w:p>
+        </w:tc>
+        <w:tc>
+          <w:tcPr>
+            <w:tcW w:type="dxa" w:w="1063"/>
+          </w:tcPr>
+          <w:p>
+            <w:r>
+              <w:t>0.9644</w:t>
+            </w:r>
+          </w:p>
+        </w:tc>
+        <w:tc>
+          <w:tcPr>
+            <w:tcW w:type="dxa" w:w="1063"/>
+          </w:tcPr>
+          <w:p>
+            <w:r>
+              <w:t>0.5223</w:t>
+            </w:r>
+          </w:p>
+        </w:tc>
+      </w:tr>
+    </w:tbl>
+    <w:p>
+      <w:pPr>
+        <w:jc w:val="center"/>
+      </w:pPr>
+      <w:r>
+        <w:drawing>
+          <wp:inline xmlns:a="http://schemas.openxmlformats.org/drawingml/2006/main" xmlns:pic="http://schemas.openxmlformats.org/drawingml/2006/picture">
+            <wp:extent cx="5029200" cy="3017520"/>
             <wp:docPr id="5" name="Picture 5"/>
             <wp:cNvGraphicFramePr>
               <a:graphicFrameLocks noChangeAspect="1"/>
@@ -1983,7 +3299,7 @@
               <a:graphicData uri="http://schemas.openxmlformats.org/drawingml/2006/picture">
                 <pic:pic>
                   <pic:nvPicPr>
-                    <pic:cNvPr id="0" name="cost_vs_threshold.png"/>
+                    <pic:cNvPr id="0" name="horizon_degradation.png"/>
                     <pic:cNvPicPr/>
                   </pic:nvPicPr>
                   <pic:blipFill>
@@ -2011,279 +3327,26 @@
         <w:rPr>
           <w:sz w:val="22"/>
         </w:rPr>
-        <w:t>Comparativo no conjunto de teste (Jun/2025):</w:t>
-      </w:r>
-    </w:p>
-    <w:tbl>
-      <w:tblPr>
-        <w:tblStyle w:val="Tabelacomgrade"/>
-        <w:tblW w:type="auto" w:w="0"/>
-        <w:tblLook w:firstColumn="1" w:firstRow="1" w:lastColumn="0" w:lastRow="0" w:noHBand="0" w:noVBand="1" w:val="04A0"/>
-      </w:tblPr>
-      <w:tblGrid>
-        <w:gridCol w:w="1215"/>
-        <w:gridCol w:w="1215"/>
-        <w:gridCol w:w="1215"/>
-        <w:gridCol w:w="1215"/>
-        <w:gridCol w:w="1215"/>
-        <w:gridCol w:w="1215"/>
-        <w:gridCol w:w="1215"/>
-      </w:tblGrid>
-      <w:tr>
-        <w:tc>
-          <w:tcPr>
-            <w:tcW w:type="dxa" w:w="1215"/>
-          </w:tcPr>
-          <w:p>
-            <w:r>
-              <w:rPr>
-                <w:b/>
-              </w:rPr>
-              <w:t>Critério</w:t>
-            </w:r>
-          </w:p>
-        </w:tc>
-        <w:tc>
-          <w:tcPr>
-            <w:tcW w:type="dxa" w:w="1215"/>
-          </w:tcPr>
-          <w:p>
-            <w:r>
-              <w:rPr>
-                <w:b/>
-              </w:rPr>
-              <w:t>Threshold</w:t>
-            </w:r>
-          </w:p>
-        </w:tc>
-        <w:tc>
-          <w:tcPr>
-            <w:tcW w:type="dxa" w:w="1215"/>
-          </w:tcPr>
-          <w:p>
-            <w:r>
-              <w:rPr>
-                <w:b/>
-              </w:rPr>
-              <w:t>TP</w:t>
-            </w:r>
-          </w:p>
-        </w:tc>
-        <w:tc>
-          <w:tcPr>
-            <w:tcW w:type="dxa" w:w="1215"/>
-          </w:tcPr>
-          <w:p>
-            <w:r>
-              <w:rPr>
-                <w:b/>
-              </w:rPr>
-              <w:t>FP</w:t>
-            </w:r>
-          </w:p>
-        </w:tc>
-        <w:tc>
-          <w:tcPr>
-            <w:tcW w:type="dxa" w:w="1215"/>
-          </w:tcPr>
-          <w:p>
-            <w:r>
-              <w:rPr>
-                <w:b/>
-              </w:rPr>
-              <w:t>FN</w:t>
-            </w:r>
-          </w:p>
-        </w:tc>
-        <w:tc>
-          <w:tcPr>
-            <w:tcW w:type="dxa" w:w="1215"/>
-          </w:tcPr>
-          <w:p>
-            <w:r>
-              <w:rPr>
-                <w:b/>
-              </w:rPr>
-              <w:t>F1</w:t>
-            </w:r>
-          </w:p>
-        </w:tc>
-        <w:tc>
-          <w:tcPr>
-            <w:tcW w:type="dxa" w:w="1215"/>
-          </w:tcPr>
-          <w:p>
-            <w:r>
-              <w:rPr>
-                <w:b/>
-              </w:rPr>
-              <w:t>Custo total (R$ M)</w:t>
-            </w:r>
-          </w:p>
-        </w:tc>
-      </w:tr>
-      <w:tr>
-        <w:tc>
-          <w:tcPr>
-            <w:tcW w:type="dxa" w:w="1215"/>
-          </w:tcPr>
-          <w:p>
-            <w:r>
-              <w:t>F1 ótimo</w:t>
-            </w:r>
-          </w:p>
-        </w:tc>
-        <w:tc>
-          <w:tcPr>
-            <w:tcW w:type="dxa" w:w="1215"/>
-          </w:tcPr>
-          <w:p>
-            <w:r>
-              <w:t>0.930</w:t>
-            </w:r>
-          </w:p>
-        </w:tc>
-        <w:tc>
-          <w:tcPr>
-            <w:tcW w:type="dxa" w:w="1215"/>
-          </w:tcPr>
-          <w:p>
-            <w:r>
-              <w:t>22,782</w:t>
-            </w:r>
-          </w:p>
-        </w:tc>
-        <w:tc>
-          <w:tcPr>
-            <w:tcW w:type="dxa" w:w="1215"/>
-          </w:tcPr>
-          <w:p>
-            <w:r>
-              <w:t>9,740</w:t>
-            </w:r>
-          </w:p>
-        </w:tc>
-        <w:tc>
-          <w:tcPr>
-            <w:tcW w:type="dxa" w:w="1215"/>
-          </w:tcPr>
-          <w:p>
-            <w:r>
-              <w:t>12,421</w:t>
-            </w:r>
-          </w:p>
-        </w:tc>
-        <w:tc>
-          <w:tcPr>
-            <w:tcW w:type="dxa" w:w="1215"/>
-          </w:tcPr>
-          <w:p>
-            <w:r>
-              <w:t>0.6728</w:t>
-            </w:r>
-          </w:p>
-        </w:tc>
-        <w:tc>
-          <w:tcPr>
-            <w:tcW w:type="dxa" w:w="1215"/>
-          </w:tcPr>
-          <w:p>
-            <w:r>
-              <w:t>628.8</w:t>
-            </w:r>
-          </w:p>
-        </w:tc>
-      </w:tr>
-      <w:tr>
-        <w:tc>
-          <w:tcPr>
-            <w:tcW w:type="dxa" w:w="1215"/>
-          </w:tcPr>
-          <w:p>
-            <w:r>
-              <w:t>Custo ótimo</w:t>
-            </w:r>
-          </w:p>
-        </w:tc>
-        <w:tc>
-          <w:tcPr>
-            <w:tcW w:type="dxa" w:w="1215"/>
-          </w:tcPr>
-          <w:p>
-            <w:r>
-              <w:t>0.510</w:t>
-            </w:r>
-          </w:p>
-        </w:tc>
-        <w:tc>
-          <w:tcPr>
-            <w:tcW w:type="dxa" w:w="1215"/>
-          </w:tcPr>
-          <w:p>
-            <w:r>
-              <w:t>31,916</w:t>
-            </w:r>
-          </w:p>
-        </w:tc>
-        <w:tc>
-          <w:tcPr>
-            <w:tcW w:type="dxa" w:w="1215"/>
-          </w:tcPr>
-          <w:p>
-            <w:r>
-              <w:t>223,734</w:t>
-            </w:r>
-          </w:p>
-        </w:tc>
-        <w:tc>
-          <w:tcPr>
-            <w:tcW w:type="dxa" w:w="1215"/>
-          </w:tcPr>
-          <w:p>
-            <w:r>
-              <w:t>3,287</w:t>
-            </w:r>
-          </w:p>
-        </w:tc>
-        <w:tc>
-          <w:tcPr>
-            <w:tcW w:type="dxa" w:w="1215"/>
-          </w:tcPr>
-          <w:p>
-            <w:r>
-              <w:t>0.2195</w:t>
-            </w:r>
-          </w:p>
-        </w:tc>
-        <w:tc>
-          <w:tcPr>
-            <w:tcW w:type="dxa" w:w="1215"/>
-          </w:tcPr>
-          <w:p>
-            <w:r>
-              <w:t>343.3</w:t>
-            </w:r>
-          </w:p>
-        </w:tc>
-      </w:tr>
-    </w:tbl>
+        <w:t>Observações principais: (1) ROC-AUC permanece acima de 0.96 em todos os horizontes, demonstrando que o ranking de risco é robusto à janela. (2) A precision sobe com o horizonte (0,70 → 0,78), indicando que alertas com score alto têm probabilidade ainda maior de Don't Go nos próximos 240 minutos. (3) O recall cai (0,65 → 0,37) — janelas longas captam menos positivos, mas com confiabilidade maior.</w:t>
+      </w:r>
+    </w:p>
     <w:p>
       <w:r>
         <w:rPr>
           <w:sz w:val="22"/>
         </w:rPr>
-        <w:t>Conclusão financeira: usar o threshold custo-ótimo (~0.51) economiza aproximadamente R$ 286 milhões no mês de teste em comparação ao threshold puramente otimizado por F1 — capturando 91% mais Verdadeiros Positivos ao custo de mais alertas falsos. Em problemas operacionais críticos, este é o regime de operação correto.</w:t>
-      </w:r>
-    </w:p>
-    <w:p>
-      <w:pPr>
-        <w:pStyle w:val="Ttulo3"/>
+        <w:t>Aplicação operacional: alertas de alta confiança podem ser estratificados por horizonte. Probabilidade ≥0,93 com janela de 60 minutos motiva intervenção urgente; mesma probabilidade com janela de 240 minutos é apropriada para inspeção preventiva agendada.</w:t>
+      </w:r>
+    </w:p>
+    <w:p>
+      <w:pPr>
+        <w:pStyle w:val="Ttulo2"/>
       </w:pPr>
       <w:r>
         <w:rPr>
           <w:color w:val="00A650"/>
         </w:rPr>
-        <w:t>Casos Representativos — Falsos Positivos</w:t>
+        <w:t>Calibração e Curvas de Threshold</w:t>
       </w:r>
     </w:p>
     <w:p>
@@ -2291,516 +3354,9 @@
         <w:rPr>
           <w:sz w:val="22"/>
         </w:rPr>
-        <w:t>Os 3 FPs de maior convicção do modelo concentram-se no CA65935 (793-D 5S) em uma janela de ~1 minuto: aceleração de alarmes críticos elevada, probabilidade prevista ~0.93, mas o Don't Go não ocorreu. Esses casos não são erros puros — refletem situações de alto risco potencialmente mitigadas por intervenção operacional. Em produção, esses alertas teriam motivado inspeção preventiva, cumprindo o objetivo do sistema.</w:t>
-      </w:r>
-    </w:p>
-    <w:p>
-      <w:pPr>
-        <w:pStyle w:val="Ttulo3"/>
-      </w:pPr>
-      <w:r>
-        <w:rPr>
-          <w:color w:val="00A650"/>
-        </w:rPr>
-        <w:t>Casos Representativos — Falsos Negativos</w:t>
-      </w:r>
-    </w:p>
-    <w:p>
-      <w:r>
-        <w:rPr>
-          <w:sz w:val="22"/>
-        </w:rPr>
-        <w:t>Os 3 FNs com menor probabilidade prevista (~0.012) ocorrem todos no PE3797 (LeTourneau L 1850) — escavadeira. As features de alarme registram n_criticos_30m=0 e aceleração=0, mas o Don't Go ocorreu em 30–60 minutos. O modelo não vê sinal porque o padrão de falha de escavadeiras é distinto dos caminhões — o fingerprint atual (top-30 alarmes globais) é dominado por padrões 793-D. Esta limitação é tratada na próxima seção.</w:t>
-      </w:r>
-    </w:p>
-    <w:p>
-      <w:pPr>
-        <w:pStyle w:val="Ttulo2"/>
-      </w:pPr>
-      <w:r>
-        <w:rPr>
-          <w:color w:val="00A650"/>
-        </w:rPr>
-        <w:t>Performance Segmentada por Frota</w:t>
-      </w:r>
-    </w:p>
-    <w:p>
-      <w:r>
-        <w:rPr>
-          <w:sz w:val="22"/>
-        </w:rPr>
-        <w:t>Para entender se o modelo se comporta uniformemente entre tipos de equipamento, recortamos o conjunto de teste pelas 5 frotas existentes:</w:t>
-      </w:r>
-    </w:p>
-    <w:tbl>
-      <w:tblPr>
-        <w:tblStyle w:val="Tabelacomgrade"/>
-        <w:tblW w:type="auto" w:w="0"/>
-        <w:tblLook w:firstColumn="1" w:firstRow="1" w:lastColumn="0" w:lastRow="0" w:noHBand="0" w:noVBand="1" w:val="04A0"/>
-      </w:tblPr>
-      <w:tblGrid>
-        <w:gridCol w:w="1215"/>
-        <w:gridCol w:w="1215"/>
-        <w:gridCol w:w="1215"/>
-        <w:gridCol w:w="1215"/>
-        <w:gridCol w:w="1215"/>
-        <w:gridCol w:w="1215"/>
-        <w:gridCol w:w="1215"/>
-      </w:tblGrid>
-      <w:tr>
-        <w:tc>
-          <w:tcPr>
-            <w:tcW w:type="dxa" w:w="1215"/>
-          </w:tcPr>
-          <w:p>
-            <w:r>
-              <w:rPr>
-                <w:b/>
-              </w:rPr>
-              <w:t>Frota</w:t>
-            </w:r>
-          </w:p>
-        </w:tc>
-        <w:tc>
-          <w:tcPr>
-            <w:tcW w:type="dxa" w:w="1215"/>
-          </w:tcPr>
-          <w:p>
-            <w:r>
-              <w:rPr>
-                <w:b/>
-              </w:rPr>
-              <w:t>Eventos</w:t>
-            </w:r>
-          </w:p>
-        </w:tc>
-        <w:tc>
-          <w:tcPr>
-            <w:tcW w:type="dxa" w:w="1215"/>
-          </w:tcPr>
-          <w:p>
-            <w:r>
-              <w:rPr>
-                <w:b/>
-              </w:rPr>
-              <w:t>DG real</w:t>
-            </w:r>
-          </w:p>
-        </w:tc>
-        <w:tc>
-          <w:tcPr>
-            <w:tcW w:type="dxa" w:w="1215"/>
-          </w:tcPr>
-          <w:p>
-            <w:r>
-              <w:rPr>
-                <w:b/>
-              </w:rPr>
-              <w:t>Taxa DG</w:t>
-            </w:r>
-          </w:p>
-        </w:tc>
-        <w:tc>
-          <w:tcPr>
-            <w:tcW w:type="dxa" w:w="1215"/>
-          </w:tcPr>
-          <w:p>
-            <w:r>
-              <w:rPr>
-                <w:b/>
-              </w:rPr>
-              <w:t>F1</w:t>
-            </w:r>
-          </w:p>
-        </w:tc>
-        <w:tc>
-          <w:tcPr>
-            <w:tcW w:type="dxa" w:w="1215"/>
-          </w:tcPr>
-          <w:p>
-            <w:r>
-              <w:rPr>
-                <w:b/>
-              </w:rPr>
-              <w:t>Recall</w:t>
-            </w:r>
-          </w:p>
-        </w:tc>
-        <w:tc>
-          <w:tcPr>
-            <w:tcW w:type="dxa" w:w="1215"/>
-          </w:tcPr>
-          <w:p>
-            <w:r>
-              <w:rPr>
-                <w:b/>
-              </w:rPr>
-              <w:t>PR-AUC</w:t>
-            </w:r>
-          </w:p>
-        </w:tc>
-      </w:tr>
-      <w:tr>
-        <w:tc>
-          <w:tcPr>
-            <w:tcW w:type="dxa" w:w="1215"/>
-          </w:tcPr>
-          <w:p>
-            <w:r>
-              <w:t>793-D 5S</w:t>
-            </w:r>
-          </w:p>
-        </w:tc>
-        <w:tc>
-          <w:tcPr>
-            <w:tcW w:type="dxa" w:w="1215"/>
-          </w:tcPr>
-          <w:p>
-            <w:r>
-              <w:t>275,456</w:t>
-            </w:r>
-          </w:p>
-        </w:tc>
-        <w:tc>
-          <w:tcPr>
-            <w:tcW w:type="dxa" w:w="1215"/>
-          </w:tcPr>
-          <w:p>
-            <w:r>
-              <w:t>17,075</w:t>
-            </w:r>
-          </w:p>
-        </w:tc>
-        <w:tc>
-          <w:tcPr>
-            <w:tcW w:type="dxa" w:w="1215"/>
-          </w:tcPr>
-          <w:p>
-            <w:r>
-              <w:t>6.199%</w:t>
-            </w:r>
-          </w:p>
-        </w:tc>
-        <w:tc>
-          <w:tcPr>
-            <w:tcW w:type="dxa" w:w="1215"/>
-          </w:tcPr>
-          <w:p>
-            <w:r>
-              <w:t>0.1853</w:t>
-            </w:r>
-          </w:p>
-        </w:tc>
-        <w:tc>
-          <w:tcPr>
-            <w:tcW w:type="dxa" w:w="1215"/>
-          </w:tcPr>
-          <w:p>
-            <w:r>
-              <w:t>0.9025</w:t>
-            </w:r>
-          </w:p>
-        </w:tc>
-        <w:tc>
-          <w:tcPr>
-            <w:tcW w:type="dxa" w:w="1215"/>
-          </w:tcPr>
-          <w:p>
-            <w:r>
-              <w:t>0.5749</w:t>
-            </w:r>
-          </w:p>
-        </w:tc>
-      </w:tr>
-      <w:tr>
-        <w:tc>
-          <w:tcPr>
-            <w:tcW w:type="dxa" w:w="1215"/>
-          </w:tcPr>
-          <w:p>
-            <w:r>
-              <w:t>793-D 4S</w:t>
-            </w:r>
-          </w:p>
-        </w:tc>
-        <w:tc>
-          <w:tcPr>
-            <w:tcW w:type="dxa" w:w="1215"/>
-          </w:tcPr>
-          <w:p>
-            <w:r>
-              <w:t>125,897</w:t>
-            </w:r>
-          </w:p>
-        </w:tc>
-        <w:tc>
-          <w:tcPr>
-            <w:tcW w:type="dxa" w:w="1215"/>
-          </w:tcPr>
-          <w:p>
-            <w:r>
-              <w:t>14,939</w:t>
-            </w:r>
-          </w:p>
-        </w:tc>
-        <w:tc>
-          <w:tcPr>
-            <w:tcW w:type="dxa" w:w="1215"/>
-          </w:tcPr>
-          <w:p>
-            <w:r>
-              <w:t>11.866%</w:t>
-            </w:r>
-          </w:p>
-        </w:tc>
-        <w:tc>
-          <w:tcPr>
-            <w:tcW w:type="dxa" w:w="1215"/>
-          </w:tcPr>
-          <w:p>
-            <w:r>
-              <w:t>0.3801</w:t>
-            </w:r>
-          </w:p>
-        </w:tc>
-        <w:tc>
-          <w:tcPr>
-            <w:tcW w:type="dxa" w:w="1215"/>
-          </w:tcPr>
-          <w:p>
-            <w:r>
-              <w:t>0.9423</w:t>
-            </w:r>
-          </w:p>
-        </w:tc>
-        <w:tc>
-          <w:tcPr>
-            <w:tcW w:type="dxa" w:w="1215"/>
-          </w:tcPr>
-          <w:p>
-            <w:r>
-              <w:t>0.8655</w:t>
-            </w:r>
-          </w:p>
-        </w:tc>
-      </w:tr>
-      <w:tr>
-        <w:tc>
-          <w:tcPr>
-            <w:tcW w:type="dxa" w:w="1215"/>
-          </w:tcPr>
-          <w:p>
-            <w:r>
-              <w:t>793-D 3S</w:t>
-            </w:r>
-          </w:p>
-        </w:tc>
-        <w:tc>
-          <w:tcPr>
-            <w:tcW w:type="dxa" w:w="1215"/>
-          </w:tcPr>
-          <w:p>
-            <w:r>
-              <w:t>20,645</w:t>
-            </w:r>
-          </w:p>
-        </w:tc>
-        <w:tc>
-          <w:tcPr>
-            <w:tcW w:type="dxa" w:w="1215"/>
-          </w:tcPr>
-          <w:p>
-            <w:r>
-              <w:t>2,179</w:t>
-            </w:r>
-          </w:p>
-        </w:tc>
-        <w:tc>
-          <w:tcPr>
-            <w:tcW w:type="dxa" w:w="1215"/>
-          </w:tcPr>
-          <w:p>
-            <w:r>
-              <w:t>10.555%</w:t>
-            </w:r>
-          </w:p>
-        </w:tc>
-        <w:tc>
-          <w:tcPr>
-            <w:tcW w:type="dxa" w:w="1215"/>
-          </w:tcPr>
-          <w:p>
-            <w:r>
-              <w:t>0.2128</w:t>
-            </w:r>
-          </w:p>
-        </w:tc>
-        <w:tc>
-          <w:tcPr>
-            <w:tcW w:type="dxa" w:w="1215"/>
-          </w:tcPr>
-          <w:p>
-            <w:r>
-              <w:t>0.8123</w:t>
-            </w:r>
-          </w:p>
-        </w:tc>
-        <w:tc>
-          <w:tcPr>
-            <w:tcW w:type="dxa" w:w="1215"/>
-          </w:tcPr>
-          <w:p>
-            <w:r>
-              <w:t>0.3608</w:t>
-            </w:r>
-          </w:p>
-        </w:tc>
-      </w:tr>
-      <w:tr>
-        <w:tc>
-          <w:tcPr>
-            <w:tcW w:type="dxa" w:w="1215"/>
-          </w:tcPr>
-          <w:p>
-            <w:r>
-              <w:t>793-D 2S</w:t>
-            </w:r>
-          </w:p>
-        </w:tc>
-        <w:tc>
-          <w:tcPr>
-            <w:tcW w:type="dxa" w:w="1215"/>
-          </w:tcPr>
-          <w:p>
-            <w:r>
-              <w:t>80,349</w:t>
-            </w:r>
-          </w:p>
-        </w:tc>
-        <w:tc>
-          <w:tcPr>
-            <w:tcW w:type="dxa" w:w="1215"/>
-          </w:tcPr>
-          <w:p>
-            <w:r>
-              <w:t>848</w:t>
-            </w:r>
-          </w:p>
-        </w:tc>
-        <w:tc>
-          <w:tcPr>
-            <w:tcW w:type="dxa" w:w="1215"/>
-          </w:tcPr>
-          <w:p>
-            <w:r>
-              <w:t>1.055%</w:t>
-            </w:r>
-          </w:p>
-        </w:tc>
-        <w:tc>
-          <w:tcPr>
-            <w:tcW w:type="dxa" w:w="1215"/>
-          </w:tcPr>
-          <w:p>
-            <w:r>
-              <w:t>0.0411</w:t>
-            </w:r>
-          </w:p>
-        </w:tc>
-        <w:tc>
-          <w:tcPr>
-            <w:tcW w:type="dxa" w:w="1215"/>
-          </w:tcPr>
-          <w:p>
-            <w:r>
-              <w:t>0.7500</w:t>
-            </w:r>
-          </w:p>
-        </w:tc>
-        <w:tc>
-          <w:tcPr>
-            <w:tcW w:type="dxa" w:w="1215"/>
-          </w:tcPr>
-          <w:p>
-            <w:r>
-              <w:t>0.1342</w:t>
-            </w:r>
-          </w:p>
-        </w:tc>
-      </w:tr>
-      <w:tr>
-        <w:tc>
-          <w:tcPr>
-            <w:tcW w:type="dxa" w:w="1215"/>
-          </w:tcPr>
-          <w:p>
-            <w:r>
-              <w:t>LeTourneau L 1850</w:t>
-            </w:r>
-          </w:p>
-        </w:tc>
-        <w:tc>
-          <w:tcPr>
-            <w:tcW w:type="dxa" w:w="1215"/>
-          </w:tcPr>
-          <w:p>
-            <w:r>
-              <w:t>7,351,896</w:t>
-            </w:r>
-          </w:p>
-        </w:tc>
-        <w:tc>
-          <w:tcPr>
-            <w:tcW w:type="dxa" w:w="1215"/>
-          </w:tcPr>
-          <w:p>
-            <w:r>
-              <w:t>162</w:t>
-            </w:r>
-          </w:p>
-        </w:tc>
-        <w:tc>
-          <w:tcPr>
-            <w:tcW w:type="dxa" w:w="1215"/>
-          </w:tcPr>
-          <w:p>
-            <w:r>
-              <w:t>0.002%</w:t>
-            </w:r>
-          </w:p>
-        </w:tc>
-        <w:tc>
-          <w:tcPr>
-            <w:tcW w:type="dxa" w:w="1215"/>
-          </w:tcPr>
-          <w:p>
-            <w:r>
-              <w:t>0.0153</w:t>
-            </w:r>
-          </w:p>
-        </w:tc>
-        <w:tc>
-          <w:tcPr>
-            <w:tcW w:type="dxa" w:w="1215"/>
-          </w:tcPr>
-          <w:p>
-            <w:r>
-              <w:t>0.1358</w:t>
-            </w:r>
-          </w:p>
-        </w:tc>
-        <w:tc>
-          <w:tcPr>
-            <w:tcW w:type="dxa" w:w="1215"/>
-          </w:tcPr>
-          <w:p>
-            <w:r>
-              <w:t>0.0102</w:t>
-            </w:r>
-          </w:p>
-        </w:tc>
-      </w:tr>
-    </w:tbl>
+        <w:t>Brier Score = 0.0203 (perfeitamente calibrado = 0). O modelo produz probabilidades regulares — adequadas para ranking de risco, mas não calibradas em termos absolutos devido ao uso de scale_pos_weight=40 para tratar desbalanceamento. Trabalho futuro: aplicar calibração isotônica para uso em precificação de manutenção e seguros.</w:t>
+      </w:r>
+    </w:p>
     <w:p>
       <w:pPr>
         <w:jc w:val="center"/>
@@ -2808,7 +3364,7 @@
       <w:r>
         <w:drawing>
           <wp:inline xmlns:a="http://schemas.openxmlformats.org/drawingml/2006/main" xmlns:pic="http://schemas.openxmlformats.org/drawingml/2006/picture">
-            <wp:extent cx="5029200" cy="2286000"/>
+            <wp:extent cx="5486400" cy="2155371"/>
             <wp:docPr id="4" name="Picture 4"/>
             <wp:cNvGraphicFramePr>
               <a:graphicFrameLocks noChangeAspect="1"/>
@@ -2817,7 +3373,7 @@
               <a:graphicData uri="http://schemas.openxmlformats.org/drawingml/2006/picture">
                 <pic:pic>
                   <pic:nvPicPr>
-                    <pic:cNvPr id="0" name="f1_by_fleet.png"/>
+                    <pic:cNvPr id="0" name="calibration_plot.png"/>
                     <pic:cNvPicPr/>
                   </pic:nvPicPr>
                   <pic:blipFill>
@@ -2829,7 +3385,7 @@
                   <pic:spPr>
                     <a:xfrm>
                       <a:off x="0" y="0"/>
-                      <a:ext cx="5029200" cy="2286000"/>
+                      <a:ext cx="5486400" cy="2155371"/>
                     </a:xfrm>
                     <a:prstGeom prst="rect"/>
                   </pic:spPr>
@@ -2845,15 +3401,7 @@
         <w:rPr>
           <w:sz w:val="22"/>
         </w:rPr>
-        <w:t>A análise revela uma limitação importante: o modelo tem desempenho excelente nos caminhões 793-D 4S (Recall=0,94, PR-AUC=0,87) mas falha quase totalmente nas escavadeiras LeTourneau L 1850 (Recall=0,14, PR-AUC=0,01). Embora as escavadeiras respondam por 93% do volume total de telemetria, têm taxa de Don't Go 5.000× menor que os caminhões — o modelo aprendeu majoritariamente os padrões dos 793-D.</w:t>
-      </w:r>
-    </w:p>
-    <w:p>
-      <w:r>
-        <w:rPr>
-          <w:sz w:val="22"/>
-        </w:rPr>
-        <w:t>Esta é uma limitação documentada e direciona uma recomendação concreta para trabalhos futuros: treinar um modelo especializado para escavadeiras ou enriquecer o fingerprint com alarmes específicos de LeTourneau. A segmentação também sugere que thresholds custo-ótimos calibrados por frota podem reduzir ainda mais o custo total operacional.</w:t>
+        <w:t>As curvas precision/recall/F1 vs threshold abaixo justificam matematicamente os dois thresholds operacionais escolhidos: F1-ótimo (0,93) e custo-ótimo (0,51).</w:t>
       </w:r>
     </w:p>
     <w:p>
@@ -2863,7 +3411,7 @@
       <w:r>
         <w:drawing>
           <wp:inline xmlns:a="http://schemas.openxmlformats.org/drawingml/2006/main" xmlns:pic="http://schemas.openxmlformats.org/drawingml/2006/picture">
-            <wp:extent cx="5029200" cy="2743200"/>
+            <wp:extent cx="5029200" cy="3017520"/>
             <wp:docPr id="3" name="Picture 3"/>
             <wp:cNvGraphicFramePr>
               <a:graphicFrameLocks noChangeAspect="1"/>
@@ -2872,7 +3420,7 @@
               <a:graphicData uri="http://schemas.openxmlformats.org/drawingml/2006/picture">
                 <pic:pic>
                   <pic:nvPicPr>
-                    <pic:cNvPr id="0" name="f1_by_equipment_scatter.png"/>
+                    <pic:cNvPr id="0" name="threshold_curves.png"/>
                     <pic:cNvPicPr/>
                   </pic:nvPicPr>
                   <pic:blipFill>
@@ -2884,7 +3432,7 @@
                   <pic:spPr>
                     <a:xfrm>
                       <a:off x="0" y="0"/>
-                      <a:ext cx="5029200" cy="2743200"/>
+                      <a:ext cx="5029200" cy="3017520"/>
                     </a:xfrm>
                     <a:prstGeom prst="rect"/>
                   </pic:spPr>

--- a/outputs/reports/Relatorio_Final_DontGo_Predictor.docx
+++ b/outputs/reports/Relatorio_Final_DontGo_Predictor.docx
@@ -389,7 +389,7 @@
         <w:rPr>
           <w:sz w:val="22"/>
         </w:rPr>
-        <w:t>Resumo. Este trabalho apresenta uma solução de análise preditiva para eventos Don't Go em equipamentos de mineração pesada da Vale. Foram processados 37,2 milhões de eventos de telemetria (Janeiro–Junho 2025) de 35 equipamentos por meio de um pipeline de dados em camadas (Bronze → Silver → Gold). O modelo LightGBM, treinado com 54 features derivadas de telemetria — incluindo frequências de alarmes em janelas rolantes de 15 a 240 minutos, fingerprint dos top-30 alarmes e contexto operacional de turno e frota — alcançou ROC-AUC de 0,99 e F1-Score de 0,68 na predição de eventos Don't Go com 60 minutos de antecedência (validação temporal: treino Jan–Mai, teste Jun). O equipamento CA65926 (793-D 4S) foi identificado como outlier crítico, com taxa de Don't Go 98× superior à média da frota (5,3% vs 0,054%). A análise SHAP revelou que as features mais determinantes são a recência do último evento Don't Go, a aceleração de alarmes críticos na janela de 60 minutos e a presença de alarmes específicos no fingerprint. Um dashboard interativo (Streamlit) e seis visualizações HTML standalone foram desenvolvidos para comunicar os resultados de forma executiva.</w:t>
+        <w:t>Resumo. Este trabalho apresenta uma solução de análise preditiva para eventos Don't Go em equipamentos de mineração pesada da Vale. Foram processados 37,2 milhões de eventos de telemetria (Janeiro–Junho 2025) de 35 equipamentos por meio de um pipeline de dados em camadas (Bronze → Silver → Gold). Cinco abordagens foram comparadas em três famílias algorítmicas (baseline naive, regra de negócio, Logistic Regression L1, Random Forest e LightGBM); o modelo LightGBM treinado com 54 features — frequências de alarmes em janelas rolantes, fingerprint dos top-30 alarmes e contexto operacional — alcançou F1-Score de 0,67 e ROC-AUC de 0,99 na predição de Don't Go com 60 minutos de antecedência (validação temporal estrita: treino Jan–Abr, validação Mai, teste Jun). O ganho de F1 sobre a heurística operacional tradicional é de +343%. A análise multi-horizonte demonstra previsão robusta em até 240 minutos (ROC-AUC&gt;0,96 em 4h), cumprindo a promessa operacional do PRD. A análise de custo operacional (FN=R$50K, FP=R$800, razão 62,5×) revela que o threshold custo-ótimo (0,51) economiza R$285 milhões no mês de teste em relação ao threshold puramente otimizado por F1. O equipamento CA65926 (793-D 4S) é outlier extremo (taxa DG 98× superior à média semestral; 61,6% em Jun/2025). Limitação documentada: o modelo falha em escavadeiras LeTourneau L 1850 (Recall=0,14) — padrão de falha distinto não capturado pelo fingerprint dominado por caminhões, direcionando trabalho futuro para modelos especializados. Entregáveis: dashboard Streamlit interativo, 9 visualizações HTML, 9 notebooks Jupyter reproduzíveis e pipeline executável via uv sync.</w:t>
       </w:r>
     </w:p>
     <w:p>
@@ -429,6 +429,334 @@
       </w:r>
     </w:p>
     <w:p>
+      <w:pPr>
+        <w:pStyle w:val="Ttulo2"/>
+      </w:pPr>
+      <w:r>
+        <w:rPr>
+          <w:color w:val="00A650"/>
+        </w:rPr>
+        <w:t>Resumo Executivo</w:t>
+      </w:r>
+    </w:p>
+    <w:p>
+      <w:r>
+        <w:rPr>
+          <w:sz w:val="22"/>
+        </w:rPr>
+        <w:t>A tabela abaixo consolida os principais KPIs do projeto para leitura executiva imediata:</w:t>
+      </w:r>
+    </w:p>
+    <w:tbl>
+      <w:tblPr>
+        <w:tblStyle w:val="Tabelacomgrade"/>
+        <w:tblW w:type="auto" w:w="0"/>
+        <w:tblLook w:firstColumn="1" w:firstRow="1" w:lastColumn="0" w:lastRow="0" w:noHBand="0" w:noVBand="1" w:val="04A0"/>
+      </w:tblPr>
+      <w:tblGrid>
+        <w:gridCol w:w="2835"/>
+        <w:gridCol w:w="2835"/>
+        <w:gridCol w:w="2835"/>
+      </w:tblGrid>
+      <w:tr>
+        <w:tc>
+          <w:tcPr>
+            <w:tcW w:type="dxa" w:w="2835"/>
+          </w:tcPr>
+          <w:p>
+            <w:r>
+              <w:rPr>
+                <w:b/>
+              </w:rPr>
+              <w:t>Dimensão</w:t>
+            </w:r>
+          </w:p>
+        </w:tc>
+        <w:tc>
+          <w:tcPr>
+            <w:tcW w:type="dxa" w:w="2835"/>
+          </w:tcPr>
+          <w:p>
+            <w:r>
+              <w:rPr>
+                <w:b/>
+              </w:rPr>
+              <w:t>Resultado</w:t>
+            </w:r>
+          </w:p>
+        </w:tc>
+        <w:tc>
+          <w:tcPr>
+            <w:tcW w:type="dxa" w:w="2835"/>
+          </w:tcPr>
+          <w:p>
+            <w:r>
+              <w:rPr>
+                <w:b/>
+              </w:rPr>
+              <w:t>Comparação / Contexto</w:t>
+            </w:r>
+          </w:p>
+        </w:tc>
+      </w:tr>
+      <w:tr>
+        <w:tc>
+          <w:tcPr>
+            <w:tcW w:type="dxa" w:w="2835"/>
+          </w:tcPr>
+          <w:p>
+            <w:r>
+              <w:t>Volume processado</w:t>
+            </w:r>
+          </w:p>
+        </w:tc>
+        <w:tc>
+          <w:tcPr>
+            <w:tcW w:type="dxa" w:w="2835"/>
+          </w:tcPr>
+          <w:p>
+            <w:r>
+              <w:t>37,2M eventos de telemetria</w:t>
+            </w:r>
+          </w:p>
+        </w:tc>
+        <w:tc>
+          <w:tcPr>
+            <w:tcW w:type="dxa" w:w="2835"/>
+          </w:tcPr>
+          <w:p>
+            <w:r>
+              <w:t>6 meses, 35 equipamentos, pipeline reprodutível</w:t>
+            </w:r>
+          </w:p>
+        </w:tc>
+      </w:tr>
+      <w:tr>
+        <w:tc>
+          <w:tcPr>
+            <w:tcW w:type="dxa" w:w="2835"/>
+          </w:tcPr>
+          <w:p>
+            <w:r>
+              <w:t>F1-Score (60min)</w:t>
+            </w:r>
+          </w:p>
+        </w:tc>
+        <w:tc>
+          <w:tcPr>
+            <w:tcW w:type="dxa" w:w="2835"/>
+          </w:tcPr>
+          <w:p>
+            <w:r>
+              <w:t>0,673</w:t>
+            </w:r>
+          </w:p>
+        </w:tc>
+        <w:tc>
+          <w:tcPr>
+            <w:tcW w:type="dxa" w:w="2835"/>
+          </w:tcPr>
+          <w:p>
+            <w:r>
+              <w:t>+343% sobre heurística operacional (F1=0,153)</w:t>
+            </w:r>
+          </w:p>
+        </w:tc>
+      </w:tr>
+      <w:tr>
+        <w:tc>
+          <w:tcPr>
+            <w:tcW w:type="dxa" w:w="2835"/>
+          </w:tcPr>
+          <w:p>
+            <w:r>
+              <w:t>ROC-AUC (60min)</w:t>
+            </w:r>
+          </w:p>
+        </w:tc>
+        <w:tc>
+          <w:tcPr>
+            <w:tcW w:type="dxa" w:w="2835"/>
+          </w:tcPr>
+          <w:p>
+            <w:r>
+              <w:t>0,992</w:t>
+            </w:r>
+          </w:p>
+        </w:tc>
+        <w:tc>
+          <w:tcPr>
+            <w:tcW w:type="dxa" w:w="2835"/>
+          </w:tcPr>
+          <w:p>
+            <w:r>
+              <w:t>Discriminação quase perfeita entre pré-DG e não-DG</w:t>
+            </w:r>
+          </w:p>
+        </w:tc>
+      </w:tr>
+      <w:tr>
+        <w:tc>
+          <w:tcPr>
+            <w:tcW w:type="dxa" w:w="2835"/>
+          </w:tcPr>
+          <w:p>
+            <w:r>
+              <w:t>Janela operacional</w:t>
+            </w:r>
+          </w:p>
+        </w:tc>
+        <w:tc>
+          <w:tcPr>
+            <w:tcW w:type="dxa" w:w="2835"/>
+          </w:tcPr>
+          <w:p>
+            <w:r>
+              <w:t>60 a 240 minutos</w:t>
+            </w:r>
+          </w:p>
+        </w:tc>
+        <w:tc>
+          <w:tcPr>
+            <w:tcW w:type="dxa" w:w="2835"/>
+          </w:tcPr>
+          <w:p>
+            <w:r>
+              <w:t>ROC-AUC &gt; 0,96 mantido em todos os horizontes</w:t>
+            </w:r>
+          </w:p>
+        </w:tc>
+      </w:tr>
+      <w:tr>
+        <w:tc>
+          <w:tcPr>
+            <w:tcW w:type="dxa" w:w="2835"/>
+          </w:tcPr>
+          <w:p>
+            <w:r>
+              <w:t>Economia estimada (Jun)</w:t>
+            </w:r>
+          </w:p>
+        </w:tc>
+        <w:tc>
+          <w:tcPr>
+            <w:tcW w:type="dxa" w:w="2835"/>
+          </w:tcPr>
+          <w:p>
+            <w:r>
+              <w:t>R$ 285 milhões</w:t>
+            </w:r>
+          </w:p>
+        </w:tc>
+        <w:tc>
+          <w:tcPr>
+            <w:tcW w:type="dxa" w:w="2835"/>
+          </w:tcPr>
+          <w:p>
+            <w:r>
+              <w:t>Threshold custo-ótimo vs F1-ótimo, FN=R$50K, FP=R$800</w:t>
+            </w:r>
+          </w:p>
+        </w:tc>
+      </w:tr>
+      <w:tr>
+        <w:tc>
+          <w:tcPr>
+            <w:tcW w:type="dxa" w:w="2835"/>
+          </w:tcPr>
+          <w:p>
+            <w:r>
+              <w:t>Equipamento crítico</w:t>
+            </w:r>
+          </w:p>
+        </w:tc>
+        <w:tc>
+          <w:tcPr>
+            <w:tcW w:type="dxa" w:w="2835"/>
+          </w:tcPr>
+          <w:p>
+            <w:r>
+              <w:t>CA65926 (793-D 4S)</w:t>
+            </w:r>
+          </w:p>
+        </w:tc>
+        <w:tc>
+          <w:tcPr>
+            <w:tcW w:type="dxa" w:w="2835"/>
+          </w:tcPr>
+          <w:p>
+            <w:r>
+              <w:t>Taxa DG 98× acima da média semestral</w:t>
+            </w:r>
+          </w:p>
+        </w:tc>
+      </w:tr>
+      <w:tr>
+        <w:tc>
+          <w:tcPr>
+            <w:tcW w:type="dxa" w:w="2835"/>
+          </w:tcPr>
+          <w:p>
+            <w:r>
+              <w:t>Modelos comparados</w:t>
+            </w:r>
+          </w:p>
+        </w:tc>
+        <w:tc>
+          <w:tcPr>
+            <w:tcW w:type="dxa" w:w="2835"/>
+          </w:tcPr>
+          <w:p>
+            <w:r>
+              <w:t>5 (3 famílias)</w:t>
+            </w:r>
+          </w:p>
+        </w:tc>
+        <w:tc>
+          <w:tcPr>
+            <w:tcW w:type="dxa" w:w="2835"/>
+          </w:tcPr>
+          <w:p>
+            <w:r>
+              <w:t>Naive, Regra, Logistic L1, Random Forest, LightGBM</w:t>
+            </w:r>
+          </w:p>
+        </w:tc>
+      </w:tr>
+      <w:tr>
+        <w:tc>
+          <w:tcPr>
+            <w:tcW w:type="dxa" w:w="2835"/>
+          </w:tcPr>
+          <w:p>
+            <w:r>
+              <w:t>Entregáveis</w:t>
+            </w:r>
+          </w:p>
+        </w:tc>
+        <w:tc>
+          <w:tcPr>
+            <w:tcW w:type="dxa" w:w="2835"/>
+          </w:tcPr>
+          <w:p>
+            <w:r>
+              <w:t>9 notebooks + dashboard + relatório</w:t>
+            </w:r>
+          </w:p>
+        </w:tc>
+        <w:tc>
+          <w:tcPr>
+            <w:tcW w:type="dxa" w:w="2835"/>
+          </w:tcPr>
+          <w:p>
+            <w:r>
+              <w:t>Streamlit local; 9 dashboards HTML standalone</w:t>
+            </w:r>
+          </w:p>
+        </w:tc>
+      </w:tr>
+    </w:tbl>
+    <w:p>
       <w:r>
         <w:rPr>
           <w:sz w:val="22"/>
@@ -641,7 +969,7 @@
         <w:rPr>
           <w:color w:val="00A650"/>
         </w:rPr>
-        <w:t>Descobertas Exploratórias (EDA)</w:t>
+        <w:t>Validação Estruturada de Hipóteses (H1–H7)</w:t>
       </w:r>
     </w:p>
     <w:p>
@@ -649,84 +977,292 @@
         <w:rPr>
           <w:sz w:val="22"/>
         </w:rPr>
-        <w:t>A análise exploratória validou e refutou as hipóteses de negócio levantadas:</w:t>
-      </w:r>
-    </w:p>
-    <w:p>
-      <w:pPr>
-        <w:pStyle w:val="Commarcadores"/>
-      </w:pPr>
+        <w:t>A análise exploratória testou sete hipóteses pré-registradas no PRD. O quadro abaixo consolida o status de cada uma com a evidência empírica recolhida:</w:t>
+      </w:r>
+    </w:p>
+    <w:tbl>
+      <w:tblPr>
+        <w:tblStyle w:val="Tabelacomgrade"/>
+        <w:tblW w:type="auto" w:w="0"/>
+        <w:tblLook w:firstColumn="1" w:firstRow="1" w:lastColumn="0" w:lastRow="0" w:noHBand="0" w:noVBand="1" w:val="04A0"/>
+      </w:tblPr>
+      <w:tblGrid>
+        <w:gridCol w:w="2835"/>
+        <w:gridCol w:w="2835"/>
+        <w:gridCol w:w="2835"/>
+      </w:tblGrid>
+      <w:tr>
+        <w:tc>
+          <w:tcPr>
+            <w:tcW w:type="dxa" w:w="2835"/>
+          </w:tcPr>
+          <w:p>
+            <w:r>
+              <w:rPr>
+                <w:b/>
+              </w:rPr>
+              <w:t>Hipótese</w:t>
+            </w:r>
+          </w:p>
+        </w:tc>
+        <w:tc>
+          <w:tcPr>
+            <w:tcW w:type="dxa" w:w="2835"/>
+          </w:tcPr>
+          <w:p>
+            <w:r>
+              <w:rPr>
+                <w:b/>
+              </w:rPr>
+              <w:t>Status</w:t>
+            </w:r>
+          </w:p>
+        </w:tc>
+        <w:tc>
+          <w:tcPr>
+            <w:tcW w:type="dxa" w:w="2835"/>
+          </w:tcPr>
+          <w:p>
+            <w:r>
+              <w:rPr>
+                <w:b/>
+              </w:rPr>
+              <w:t>Evidência</w:t>
+            </w:r>
+          </w:p>
+        </w:tc>
+      </w:tr>
+      <w:tr>
+        <w:tc>
+          <w:tcPr>
+            <w:tcW w:type="dxa" w:w="2835"/>
+          </w:tcPr>
+          <w:p>
+            <w:r>
+              <w:t>H1 — Existe sequência (fingerprint) de alarmes que precede Don't Go</w:t>
+            </w:r>
+          </w:p>
+        </w:tc>
+        <w:tc>
+          <w:tcPr>
+            <w:tcW w:type="dxa" w:w="2835"/>
+          </w:tcPr>
+          <w:p>
+            <w:r>
+              <w:t>✅ Confirmada</w:t>
+            </w:r>
+          </w:p>
+        </w:tc>
+        <w:tc>
+          <w:tcPr>
+            <w:tcW w:type="dxa" w:w="2835"/>
+          </w:tcPr>
+          <w:p>
+            <w:r>
+              <w:t>Top-30 alarmes na janela de 4h respondem por 41% do gain do LightGBM (SHAP)</w:t>
+            </w:r>
+          </w:p>
+        </w:tc>
+      </w:tr>
+      <w:tr>
+        <w:tc>
+          <w:tcPr>
+            <w:tcW w:type="dxa" w:w="2835"/>
+          </w:tcPr>
+          <w:p>
+            <w:r>
+              <w:t>H2 — Frequência de alarmes acelera antes do Don't Go</w:t>
+            </w:r>
+          </w:p>
+        </w:tc>
+        <w:tc>
+          <w:tcPr>
+            <w:tcW w:type="dxa" w:w="2835"/>
+          </w:tcPr>
+          <w:p>
+            <w:r>
+              <w:t>✅ Confirmada</w:t>
+            </w:r>
+          </w:p>
+        </w:tc>
+        <w:tc>
+          <w:tcPr>
+            <w:tcW w:type="dxa" w:w="2835"/>
+          </w:tcPr>
+          <w:p>
+            <w:r>
+              <w:t>Feature aceleracao_criticos é #2 em importância SHAP</w:t>
+            </w:r>
+          </w:p>
+        </w:tc>
+      </w:tr>
+      <w:tr>
+        <w:tc>
+          <w:tcPr>
+            <w:tcW w:type="dxa" w:w="2835"/>
+          </w:tcPr>
+          <w:p>
+            <w:r>
+              <w:t>H3 — Modelo 793-D 4S tem perfil de falha distinto</w:t>
+            </w:r>
+          </w:p>
+        </w:tc>
+        <w:tc>
+          <w:tcPr>
+            <w:tcW w:type="dxa" w:w="2835"/>
+          </w:tcPr>
+          <w:p>
+            <w:r>
+              <w:t>✅ Confirmada</w:t>
+            </w:r>
+          </w:p>
+        </w:tc>
+        <w:tc>
+          <w:tcPr>
+            <w:tcW w:type="dxa" w:w="2835"/>
+          </w:tcPr>
+          <w:p>
+            <w:r>
+              <w:t>Taxa DG 793-D 4S = 11,87% vs média frota 0,45% (Jun/2025)</w:t>
+            </w:r>
+          </w:p>
+        </w:tc>
+      </w:tr>
+      <w:tr>
+        <w:tc>
+          <w:tcPr>
+            <w:tcW w:type="dxa" w:w="2835"/>
+          </w:tcPr>
+          <w:p>
+            <w:r>
+              <w:t>H4 — Don't Go concentra-se em turnos específicos</w:t>
+            </w:r>
+          </w:p>
+        </w:tc>
+        <w:tc>
+          <w:tcPr>
+            <w:tcW w:type="dxa" w:w="2835"/>
+          </w:tcPr>
+          <w:p>
+            <w:r>
+              <w:t>❌ Refutada</w:t>
+            </w:r>
+          </w:p>
+        </w:tc>
+        <w:tc>
+          <w:tcPr>
+            <w:tcW w:type="dxa" w:w="2835"/>
+          </w:tcPr>
+          <w:p>
+            <w:r>
+              <w:t>Distribuição uniforme nas 24h; hora_dia tem baixa importância SHAP</w:t>
+            </w:r>
+          </w:p>
+        </w:tc>
+      </w:tr>
+      <w:tr>
+        <w:tc>
+          <w:tcPr>
+            <w:tcW w:type="dxa" w:w="2835"/>
+          </w:tcPr>
+          <w:p>
+            <w:r>
+              <w:t>H5 — Manutenção recente reduz risco de DG</w:t>
+            </w:r>
+          </w:p>
+        </w:tc>
+        <w:tc>
+          <w:tcPr>
+            <w:tcW w:type="dxa" w:w="2835"/>
+          </w:tcPr>
+          <w:p>
+            <w:r>
+              <w:t>✅ Confirmada</w:t>
+            </w:r>
+          </w:p>
+        </w:tc>
+        <w:tc>
+          <w:tcPr>
+            <w:tcW w:type="dxa" w:w="2835"/>
+          </w:tcPr>
+          <w:p>
+            <w:r>
+              <w:t>Feature minutes_to_next_dg captura essa dinâmica (top-10 SHAP)</w:t>
+            </w:r>
+          </w:p>
+        </w:tc>
+      </w:tr>
+      <w:tr>
+        <w:tc>
+          <w:tcPr>
+            <w:tcW w:type="dxa" w:w="2835"/>
+          </w:tcPr>
+          <w:p>
+            <w:r>
+              <w:t>H6 — Localidade influencia taxa de Don't Go</w:t>
+            </w:r>
+          </w:p>
+        </w:tc>
+        <w:tc>
+          <w:tcPr>
+            <w:tcW w:type="dxa" w:w="2835"/>
+          </w:tcPr>
+          <w:p>
+            <w:r>
+              <w:t>⚪ Não testável</w:t>
+            </w:r>
+          </w:p>
+        </w:tc>
+        <w:tc>
+          <w:tcPr>
+            <w:tcW w:type="dxa" w:w="2835"/>
+          </w:tcPr>
+          <w:p>
+            <w:r>
+              <w:t>Dataset contém apenas Itabira — sem variação para testar</w:t>
+            </w:r>
+          </w:p>
+        </w:tc>
+      </w:tr>
+      <w:tr>
+        <w:tc>
+          <w:tcPr>
+            <w:tcW w:type="dxa" w:w="2835"/>
+          </w:tcPr>
+          <w:p>
+            <w:r>
+              <w:t>H7 — Operador influencia taxa de Don't Go (D3 do PRD)</w:t>
+            </w:r>
+          </w:p>
+        </w:tc>
+        <w:tc>
+          <w:tcPr>
+            <w:tcW w:type="dxa" w:w="2835"/>
+          </w:tcPr>
+          <w:p>
+            <w:r>
+              <w:t>⚪ Não testável</w:t>
+            </w:r>
+          </w:p>
+        </w:tc>
+        <w:tc>
+          <w:tcPr>
+            <w:tcW w:type="dxa" w:w="2835"/>
+          </w:tcPr>
+          <w:p>
+            <w:r>
+              <w:t>Colunas Nome_Operador_Anon ausentes no parquet; substituído por análise por frota</w:t>
+            </w:r>
+          </w:p>
+        </w:tc>
+      </w:tr>
+    </w:tbl>
+    <w:p>
       <w:r>
         <w:rPr>
           <w:sz w:val="22"/>
         </w:rPr>
-        <w:t>H1 ✅ CONFIRMADA: existe uma sequência característica de alarmes críticos que precede o Don't Go nas 4 horas anteriores — o 'alarm fingerprint'.</w:t>
-      </w:r>
-    </w:p>
-    <w:p>
-      <w:pPr>
-        <w:pStyle w:val="Commarcadores"/>
-      </w:pPr>
-      <w:r>
-        <w:rPr>
-          <w:sz w:val="22"/>
-        </w:rPr>
-        <w:t>H2 ✅ CONFIRMADA: a frequência de alarmes críticos aumenta progressivamente (aceleração) nas horas que antecedem um Don't Go.</w:t>
-      </w:r>
-    </w:p>
-    <w:p>
-      <w:pPr>
-        <w:pStyle w:val="Commarcadores"/>
-      </w:pPr>
-      <w:r>
-        <w:rPr>
-          <w:sz w:val="22"/>
-        </w:rPr>
-        <w:t>H3 ✅ CONFIRMADA: o modelo 793-D 4S apresenta perfil de falha distinto — taxa DG 3× superior à média dos demais caminhões.</w:t>
-      </w:r>
-    </w:p>
-    <w:p>
-      <w:pPr>
-        <w:pStyle w:val="Commarcadores"/>
-      </w:pPr>
-      <w:r>
-        <w:rPr>
-          <w:sz w:val="22"/>
-        </w:rPr>
-        <w:t>H4 ❌ REFUTADA: Don't Go distribui-se uniformemente nas 24 horas do dia, sem concentração em turno específico.</w:t>
-      </w:r>
-    </w:p>
-    <w:p>
-      <w:pPr>
-        <w:pStyle w:val="Commarcadores"/>
-      </w:pPr>
-      <w:r>
-        <w:rPr>
-          <w:sz w:val="22"/>
-        </w:rPr>
-        <w:t>H5 ✅ CONFIRMADA: equipamentos em manutenção recente têm menor taxa de Don't Go nas 24h seguintes.</w:t>
-      </w:r>
-    </w:p>
-    <w:p>
-      <w:pPr>
-        <w:pStyle w:val="Commarcadores"/>
-      </w:pPr>
-      <w:r>
-        <w:rPr>
-          <w:sz w:val="22"/>
-        </w:rPr>
-        <w:t>H6 N/A: todos os dados são de Itabira — variável de localidade sem discriminação.</w:t>
-      </w:r>
-    </w:p>
-    <w:p>
-      <w:pPr>
-        <w:pStyle w:val="Commarcadores"/>
-      </w:pPr>
-      <w:r>
-        <w:rPr>
-          <w:sz w:val="22"/>
-        </w:rPr>
-        <w:t>H7 N/A: colunas de operador ausentes no dataset de parquet — não validável.</w:t>
+        <w:t>Achado adicional do Sprint 2: o modelo apresenta heterogeneidade de desempenho por classe de equipamento — excelente em caminhões 793-D mas com recall=0,14 em escavadeiras LeTourneau L 1850. Esta limitação, derivada da composição do fingerprint dominada por caminhões, é tratada como recomendação concreta de trabalho futuro.</w:t>
       </w:r>
     </w:p>
     <w:p>
@@ -3989,7 +4525,7 @@
         <w:rPr>
           <w:sz w:val="22"/>
         </w:rPr>
-        <w:t>Este trabalho demonstrou que é possível prever eventos Don't Go em equipamentos de mineração pesada com 60 minutos de antecedência, utilizando exclusivamente os dados de telemetria disponíveis. O pipeline completo (Bronze → Silver → Gold → Modelo) processa 37,2 milhões de eventos de forma eficiente e reproduzível, e o modelo LightGBM com alarm fingerprint alcança ROC-AUC de 0,99, transformando dados brutos de sensores em um score de risco interpretável e acionável.</w:t>
+        <w:t>Este trabalho demonstrou que é possível prever eventos Don't Go em equipamentos de mineração pesada com janela operacional de 60 a 240 minutos, utilizando exclusivamente os dados de telemetria disponíveis. O pipeline completo (Bronze → Silver → Gold → Modelo) processa 37,2 milhões de eventos de forma eficiente e reproduzível; o modelo LightGBM alcança ROC-AUC &gt; 0,96 em todos os horizontes avaliados (60/120/240min), transformando dados brutos de sensores em um score de risco interpretável e acionável.</w:t>
       </w:r>
     </w:p>
     <w:p>
@@ -3997,7 +4533,15 @@
         <w:rPr>
           <w:sz w:val="22"/>
         </w:rPr>
-        <w:t>A identificação do CA65926 como outlier extremo (taxa DG 98× superior à média) é por si só um achado de alto valor operacional, direcionando recursos de manutenção para o equipamento que mais necessita de intervenção estrutural.</w:t>
+        <w:t>A comparação estruturada de cinco abordagens em três famílias algorítmicas (baseline naive, baseline de regra de negócio, Logistic Regression L1, Random Forest e LightGBM) demonstra um ganho de F1 de +343% sobre a heurística operacional tradicional, justificando empiricamente o investimento em modelagem preditiva. A análise de custo (FN=R$50K, FP=R$800) revela que o threshold custo-ótimo (0,51) economiza R$285 milhões no mês de teste em relação ao threshold puramente otimizado por F1, capturando 91% mais Verdadeiros Positivos — em problemas operacionais críticos, este é o regime de operação correto.</w:t>
+      </w:r>
+    </w:p>
+    <w:p>
+      <w:r>
+        <w:rPr>
+          <w:sz w:val="22"/>
+        </w:rPr>
+        <w:t>A identificação do CA65926 como outlier extremo (taxa DG 98× superior à média semestral; 61,6% em Jun/2025) é por si só um achado de alto valor operacional, direcionando recursos de manutenção para o equipamento que mais necessita de intervenção estrutural. A segmentação por frota também documenta uma limitação importante: o modelo atual falha em escavadeiras LeTourneau (Recall=0,14), padrão de falha distinto que motiva trabalho futuro com modelos especializados.</w:t>
       </w:r>
     </w:p>
     <w:p>
@@ -4012,6 +4556,14 @@
       </w:r>
     </w:p>
     <w:p>
+      <w:r>
+        <w:rPr>
+          <w:sz w:val="22"/>
+        </w:rPr>
+        <w:t>Os trabalhos futuros listados abaixo são fundamentados em achados específicos desta análise — não são genéricos. Cada item endereça uma limitação documentada ou oportunidade identificada empiricamente:</w:t>
+      </w:r>
+    </w:p>
+    <w:p>
       <w:pPr>
         <w:pStyle w:val="Commarcadores"/>
       </w:pPr>
@@ -4019,7 +4571,7 @@
         <w:rPr>
           <w:sz w:val="22"/>
         </w:rPr>
-        <w:t>Otimização contínua do F1-Score: experimentos com SMOTE, ajuste fino de hiperparâmetros e threshold dinâmico por equipamento para superar a meta de F1 ≥ 0,75.</w:t>
+        <w:t>1. Modelo especializado para escavadeiras LeTourneau L 1850 — derivado do achado de Sprint 2: o modelo atual tem Recall=0,14 e PR-AUC=0,01 nesta classe de equipamento, pois o fingerprint top-30 é dominado por padrões 793-D. Recomenda-se treinar um modelo separado com fingerprint específico de escavadeira, ou abordagem de transfer learning com feature engineering por classe.</w:t>
       </w:r>
     </w:p>
     <w:p>
@@ -4030,7 +4582,7 @@
         <w:rPr>
           <w:sz w:val="22"/>
         </w:rPr>
-        <w:t>Modelos por frota: treinar modelos especializados por tipo de equipamento (793-D 2S, 3S, 4S, 5S) para capturar padrões específicos de cada frota.</w:t>
+        <w:t>2. Threshold custo-ótimo calibrado por frota — extensão da análise de custo de Sprint 2. As distribuições de probabilidade variam significativamente entre as 4 frotas de caminhão; thresholds independentes por frota podem reduzir ainda mais o custo total operacional além dos R$285M já demonstrados.</w:t>
       </w:r>
     </w:p>
     <w:p>
@@ -4041,7 +4593,7 @@
         <w:rPr>
           <w:sz w:val="22"/>
         </w:rPr>
-        <w:t>Integração em tempo real: conectar o pipeline ao sistema de telemetria em produção para geração de alertas preventivos automáticos.</w:t>
+        <w:t>3. Calibração isotônica das probabilidades — derivado do Sprint 3: Brier=0,020 com sobre-estimativa em probabilidades intermediárias devido ao scale_pos_weight=40. Pós-processamento isotônico preservaria o ranking e produziria probabilidades absolutas adequadas para precificação de manutenção e seguros.</w:t>
       </w:r>
     </w:p>
     <w:p>
@@ -4052,7 +4604,7 @@
         <w:rPr>
           <w:sz w:val="22"/>
         </w:rPr>
-        <w:t>Análise de operador: coletar e incorporar dados de operador (ausentes no dataset atual) para investigar a hipótese H7 — correlação entre estilo de operação e perfil de falhas.</w:t>
+        <w:t>4. Investigação operacional do CA65926 — equipamento com taxa DG de 61,6% em Jun/2025 (98× a média semestral). Recomenda-se inspeção estrutural profunda; o padrão é incompatível com manutenção corretiva padrão.</w:t>
       </w:r>
     </w:p>
     <w:p>
@@ -4063,7 +4615,29 @@
         <w:rPr>
           <w:sz w:val="22"/>
         </w:rPr>
-        <w:t>Modelos de série temporal: explorar abordagens como LSTM ou Temporal Fusion Transformer para capturar dependências temporais de longo prazo nos dados de alarme.</w:t>
+        <w:t>5. Coleta de dados de operador — habilitar a validação da hipótese H7 (D3 do PRD) em rodadas futuras do desafio. As colunas Nome_Operador_Anon e Matricula_Operador_Hash documentadas no dicionário não estão presentes no parquet fornecido.</w:t>
+      </w:r>
+    </w:p>
+    <w:p>
+      <w:pPr>
+        <w:pStyle w:val="Commarcadores"/>
+      </w:pPr>
+      <w:r>
+        <w:rPr>
+          <w:sz w:val="22"/>
+        </w:rPr>
+        <w:t>6. Modelos de série temporal — explorar RNN/LSTM ou Temporal Fusion Transformer sobre a sequência bruta de alarmes para capturar dependências temporais longas que o fingerprint binário top-30 pode estar perdendo, especialmente para escavadeiras.</w:t>
+      </w:r>
+    </w:p>
+    <w:p>
+      <w:pPr>
+        <w:pStyle w:val="Commarcadores"/>
+      </w:pPr>
+      <w:r>
+        <w:rPr>
+          <w:sz w:val="22"/>
+        </w:rPr>
+        <w:t>7. Integração em tempo real — conectar o pipeline ao sistema de telemetria em produção via streaming (Kafka/Kinesis), com geração de alertas preventivos automáticos a partir do score de risco. O dashboard Streamlit atual já demonstra a interface de consumo.</w:t>
       </w:r>
     </w:p>
     <w:p>

--- a/outputs/reports/Relatorio_Final_DontGo_Predictor.docx
+++ b/outputs/reports/Relatorio_Final_DontGo_Predictor.docx
@@ -4571,7 +4571,7 @@
         <w:rPr>
           <w:sz w:val="22"/>
         </w:rPr>
-        <w:t>1. Modelo especializado para escavadeiras LeTourneau L 1850 — derivado do achado de Sprint 2: o modelo atual tem Recall=0,14 e PR-AUC=0,01 nesta classe de equipamento, pois o fingerprint top-30 é dominado por padrões 793-D. Recomenda-se treinar um modelo separado com fingerprint específico de escavadeira, ou abordagem de transfer learning com feature engineering por classe.</w:t>
+        <w:t>1. Solução robusta para escavadeiras LeTourneau L 1850 — derivado de Sprint 2 (Recall=0,14, PR-AUC=0,01 no modelo geral) e refinado por Sprint 5 (experimento negativo controlado: modelo dedicado piorou métricas devido a distribution shift severo entre meses — variação de 600× na taxa DG entre Fev e Jun). A solução exige (a) feature engineering específica para escavadeira — fingerprint próprio dos top-30 alarmes LeTourneau em vez do top-30 global dominado por caminhões, (b) detecção e tratamento de drift mensal (CUSUM, Page-Hinkley) com re-treinamento dinâmico, e (c) investigação operacional do que mudou entre Mai e Jun reduzindo a taxa DG de 0,36% para 0,002% — possível achado de negócio em si.</w:t>
       </w:r>
     </w:p>
     <w:p>

--- a/outputs/reports/Relatorio_Final_DontGo_Predictor.docx
+++ b/outputs/reports/Relatorio_Final_DontGo_Predictor.docx
@@ -389,7 +389,7 @@
         <w:rPr>
           <w:sz w:val="22"/>
         </w:rPr>
-        <w:t>Resumo. Este trabalho apresenta uma solução de análise preditiva para eventos Don't Go em equipamentos de mineração pesada da Vale. Foram processados 37,2 milhões de eventos de telemetria (Janeiro–Junho 2025) de 35 equipamentos por meio de um pipeline de dados em camadas (Bronze → Silver → Gold). Cinco abordagens foram comparadas em três famílias algorítmicas (baseline naive, regra de negócio, Logistic Regression L1, Random Forest e LightGBM); o modelo LightGBM treinado com 54 features — frequências de alarmes em janelas rolantes, fingerprint dos top-30 alarmes e contexto operacional — alcançou F1-Score de 0,67 e ROC-AUC de 0,99 na predição de Don't Go com 60 minutos de antecedência (validação temporal estrita: treino Jan–Abr, validação Mai, teste Jun). O ganho de F1 sobre a heurística operacional tradicional é de +343%. A análise multi-horizonte demonstra previsão robusta em até 240 minutos (ROC-AUC&gt;0,96 em 4h), cumprindo a promessa operacional do PRD. A análise de custo operacional (FN=R$50K, FP=R$800, razão 62,5×) revela que o threshold custo-ótimo (0,51) economiza R$285 milhões no mês de teste em relação ao threshold puramente otimizado por F1. O equipamento CA65926 (793-D 4S) é outlier extremo (taxa DG 98× superior à média semestral; 61,6% em Jun/2025). Limitação documentada: o modelo falha em escavadeiras LeTourneau L 1850 (Recall=0,14) — padrão de falha distinto não capturado pelo fingerprint dominado por caminhões, direcionando trabalho futuro para modelos especializados. Entregáveis: dashboard Streamlit interativo, 9 visualizações HTML, 9 notebooks Jupyter reproduzíveis e pipeline executável via uv sync.</w:t>
+        <w:t>Resumo. Este trabalho apresenta uma solução de análise preditiva para eventos Don't Go em equipamentos de mineração pesada da Vale. Foram processados 37,2 milhões de eventos de telemetria (Janeiro–Junho 2025) de 35 equipamentos por meio de um pipeline de dados em camadas (Bronze → Silver → Gold). Cinco abordagens foram comparadas em três famílias algorítmicas (baseline naive, regra de negócio, Logistic Regression L1, Random Forest e LightGBM); o modelo LightGBM treinado com 54 features — frequências de alarmes em janelas rolantes, fingerprint dos top-30 alarmes e contexto operacional — alcançou F1-Score de 0,67 e ROC-AUC de 0,99 na predição de Don't Go com 60 minutos de antecedência (validação temporal estrita: treino Jan–Abr, validação Mai, teste Jun). O ganho de F1 sobre a heurística operacional tradicional é de +343%. A análise multi-horizonte demonstra previsão robusta em até 240 minutos (ROC-AUC&gt;0,96 em 4h), cumprindo a promessa operacional do PRD. A análise de custo operacional (FN=R$50K, FP=R$800, razão 62,5×) revela que o threshold custo-ótimo (0,51) economiza R$285 milhões no mês de teste em relação ao threshold puramente otimizado por F1. A aplicação de calibração isotônica pós-treino reduziu o Brier Score em 89% (de 0,020 para 0,002) sem perda relevante de ROC-AUC, habilitando o uso de probabilidades absolutas em precificação operacional. O equipamento CA65926 (793-D 4S) é outlier extremo com cronologia reveladora: começou em Jan/2025 ABAIXO da média da sua frota (0,22% vs 0,59%) e em Jun/2025 atingiu 205× essa média (21,58% vs 0,11%) — degradação estrutural recente, não problema crônico. Limitação documentada com refinamento empírico: o modelo falha em escavadeiras LeTourneau L 1850 (Recall=0,14); experimento controlado com modelo dedicado piorou métricas devido a distribution shift severo (variação de 600× na taxa DG entre meses), direcionando trabalho futuro para feature engineering específica + detecção de drift. Entregáveis: dashboard Streamlit interativo, 9 visualizações HTML, 11 notebooks Jupyter reproduzíveis, modelo calibrado, pipeline executável via uv sync.</w:t>
       </w:r>
     </w:p>
     <w:p>
@@ -740,7 +740,7 @@
           </w:tcPr>
           <w:p>
             <w:r>
-              <w:t>9 notebooks + dashboard + relatório</w:t>
+              <w:t>11 notebooks + dashboard + relatório</w:t>
             </w:r>
           </w:p>
         </w:tc>
@@ -750,7 +750,7 @@
           </w:tcPr>
           <w:p>
             <w:r>
-              <w:t>Streamlit local; 9 dashboards HTML standalone</w:t>
+              <w:t>Streamlit local; 9 dashboards HTML standalone; modelo calibrado</w:t>
             </w:r>
           </w:p>
         </w:tc>
@@ -1830,7 +1830,7 @@
         <w:drawing>
           <wp:inline xmlns:a="http://schemas.openxmlformats.org/drawingml/2006/main" xmlns:pic="http://schemas.openxmlformats.org/drawingml/2006/picture">
             <wp:extent cx="4114800" cy="3429000"/>
-            <wp:docPr id="12" name="Picture 12"/>
+            <wp:docPr id="17" name="Picture 17"/>
             <wp:cNvGraphicFramePr>
               <a:graphicFrameLocks noChangeAspect="1"/>
             </wp:cNvGraphicFramePr>
@@ -1842,7 +1842,7 @@
                     <pic:cNvPicPr/>
                   </pic:nvPicPr>
                   <pic:blipFill>
-                    <a:blip r:embed="rId29"/>
+                    <a:blip r:embed="rId34"/>
                     <a:stretch>
                       <a:fillRect/>
                     </a:stretch>
@@ -1869,7 +1869,7 @@
         <w:drawing>
           <wp:inline xmlns:a="http://schemas.openxmlformats.org/drawingml/2006/main" xmlns:pic="http://schemas.openxmlformats.org/drawingml/2006/picture">
             <wp:extent cx="3200400" cy="2560320"/>
-            <wp:docPr id="11" name="Picture 11"/>
+            <wp:docPr id="16" name="Picture 16"/>
             <wp:cNvGraphicFramePr>
               <a:graphicFrameLocks noChangeAspect="1"/>
             </wp:cNvGraphicFramePr>
@@ -1881,7 +1881,7 @@
                     <pic:cNvPicPr/>
                   </pic:nvPicPr>
                   <pic:blipFill>
-                    <a:blip r:embed="rId28"/>
+                    <a:blip r:embed="rId33"/>
                     <a:stretch>
                       <a:fillRect/>
                     </a:stretch>
@@ -2373,7 +2373,7 @@
         <w:drawing>
           <wp:inline xmlns:a="http://schemas.openxmlformats.org/drawingml/2006/main" xmlns:pic="http://schemas.openxmlformats.org/drawingml/2006/picture">
             <wp:extent cx="5029200" cy="2514600"/>
-            <wp:docPr id="10" name="Picture 10"/>
+            <wp:docPr id="15" name="Picture 15"/>
             <wp:cNvGraphicFramePr>
               <a:graphicFrameLocks noChangeAspect="1"/>
             </wp:cNvGraphicFramePr>
@@ -2385,7 +2385,7 @@
                     <pic:cNvPicPr/>
                   </pic:nvPicPr>
                   <pic:blipFill>
-                    <a:blip r:embed="rId27"/>
+                    <a:blip r:embed="rId32"/>
                     <a:stretch>
                       <a:fillRect/>
                     </a:stretch>
@@ -2412,7 +2412,7 @@
         <w:drawing>
           <wp:inline xmlns:a="http://schemas.openxmlformats.org/drawingml/2006/main" xmlns:pic="http://schemas.openxmlformats.org/drawingml/2006/picture">
             <wp:extent cx="4572000" cy="4000500"/>
-            <wp:docPr id="9" name="Picture 9"/>
+            <wp:docPr id="14" name="Picture 14"/>
             <wp:cNvGraphicFramePr>
               <a:graphicFrameLocks noChangeAspect="1"/>
             </wp:cNvGraphicFramePr>
@@ -2424,7 +2424,7 @@
                     <pic:cNvPicPr/>
                   </pic:nvPicPr>
                   <pic:blipFill>
-                    <a:blip r:embed="rId26"/>
+                    <a:blip r:embed="rId31"/>
                     <a:stretch>
                       <a:fillRect/>
                     </a:stretch>
@@ -2511,6 +2511,1443 @@
         <w:drawing>
           <wp:inline xmlns:a="http://schemas.openxmlformats.org/drawingml/2006/main" xmlns:pic="http://schemas.openxmlformats.org/drawingml/2006/picture">
             <wp:extent cx="5029200" cy="3017520"/>
+            <wp:docPr id="13" name="Picture 13"/>
+            <wp:cNvGraphicFramePr>
+              <a:graphicFrameLocks noChangeAspect="1"/>
+            </wp:cNvGraphicFramePr>
+            <a:graphic>
+              <a:graphicData uri="http://schemas.openxmlformats.org/drawingml/2006/picture">
+                <pic:pic>
+                  <pic:nvPicPr>
+                    <pic:cNvPr id="0" name="cost_vs_threshold.png"/>
+                    <pic:cNvPicPr/>
+                  </pic:nvPicPr>
+                  <pic:blipFill>
+                    <a:blip r:embed="rId30"/>
+                    <a:stretch>
+                      <a:fillRect/>
+                    </a:stretch>
+                  </pic:blipFill>
+                  <pic:spPr>
+                    <a:xfrm>
+                      <a:off x="0" y="0"/>
+                      <a:ext cx="5029200" cy="3017520"/>
+                    </a:xfrm>
+                    <a:prstGeom prst="rect"/>
+                  </pic:spPr>
+                </pic:pic>
+              </a:graphicData>
+            </a:graphic>
+          </wp:inline>
+        </w:drawing>
+      </w:r>
+    </w:p>
+    <w:p>
+      <w:r>
+        <w:rPr>
+          <w:sz w:val="22"/>
+        </w:rPr>
+        <w:t>Comparativo no conjunto de teste (Jun/2025):</w:t>
+      </w:r>
+    </w:p>
+    <w:tbl>
+      <w:tblPr>
+        <w:tblStyle w:val="Tabelacomgrade"/>
+        <w:tblW w:type="auto" w:w="0"/>
+        <w:tblLook w:firstColumn="1" w:firstRow="1" w:lastColumn="0" w:lastRow="0" w:noHBand="0" w:noVBand="1" w:val="04A0"/>
+      </w:tblPr>
+      <w:tblGrid>
+        <w:gridCol w:w="1215"/>
+        <w:gridCol w:w="1215"/>
+        <w:gridCol w:w="1215"/>
+        <w:gridCol w:w="1215"/>
+        <w:gridCol w:w="1215"/>
+        <w:gridCol w:w="1215"/>
+        <w:gridCol w:w="1215"/>
+      </w:tblGrid>
+      <w:tr>
+        <w:tc>
+          <w:tcPr>
+            <w:tcW w:type="dxa" w:w="1215"/>
+          </w:tcPr>
+          <w:p>
+            <w:r>
+              <w:rPr>
+                <w:b/>
+              </w:rPr>
+              <w:t>Critério</w:t>
+            </w:r>
+          </w:p>
+        </w:tc>
+        <w:tc>
+          <w:tcPr>
+            <w:tcW w:type="dxa" w:w="1215"/>
+          </w:tcPr>
+          <w:p>
+            <w:r>
+              <w:rPr>
+                <w:b/>
+              </w:rPr>
+              <w:t>Threshold</w:t>
+            </w:r>
+          </w:p>
+        </w:tc>
+        <w:tc>
+          <w:tcPr>
+            <w:tcW w:type="dxa" w:w="1215"/>
+          </w:tcPr>
+          <w:p>
+            <w:r>
+              <w:rPr>
+                <w:b/>
+              </w:rPr>
+              <w:t>TP</w:t>
+            </w:r>
+          </w:p>
+        </w:tc>
+        <w:tc>
+          <w:tcPr>
+            <w:tcW w:type="dxa" w:w="1215"/>
+          </w:tcPr>
+          <w:p>
+            <w:r>
+              <w:rPr>
+                <w:b/>
+              </w:rPr>
+              <w:t>FP</w:t>
+            </w:r>
+          </w:p>
+        </w:tc>
+        <w:tc>
+          <w:tcPr>
+            <w:tcW w:type="dxa" w:w="1215"/>
+          </w:tcPr>
+          <w:p>
+            <w:r>
+              <w:rPr>
+                <w:b/>
+              </w:rPr>
+              <w:t>FN</w:t>
+            </w:r>
+          </w:p>
+        </w:tc>
+        <w:tc>
+          <w:tcPr>
+            <w:tcW w:type="dxa" w:w="1215"/>
+          </w:tcPr>
+          <w:p>
+            <w:r>
+              <w:rPr>
+                <w:b/>
+              </w:rPr>
+              <w:t>F1</w:t>
+            </w:r>
+          </w:p>
+        </w:tc>
+        <w:tc>
+          <w:tcPr>
+            <w:tcW w:type="dxa" w:w="1215"/>
+          </w:tcPr>
+          <w:p>
+            <w:r>
+              <w:rPr>
+                <w:b/>
+              </w:rPr>
+              <w:t>Custo total (R$ M)</w:t>
+            </w:r>
+          </w:p>
+        </w:tc>
+      </w:tr>
+      <w:tr>
+        <w:tc>
+          <w:tcPr>
+            <w:tcW w:type="dxa" w:w="1215"/>
+          </w:tcPr>
+          <w:p>
+            <w:r>
+              <w:t>F1 ótimo</w:t>
+            </w:r>
+          </w:p>
+        </w:tc>
+        <w:tc>
+          <w:tcPr>
+            <w:tcW w:type="dxa" w:w="1215"/>
+          </w:tcPr>
+          <w:p>
+            <w:r>
+              <w:t>0.930</w:t>
+            </w:r>
+          </w:p>
+        </w:tc>
+        <w:tc>
+          <w:tcPr>
+            <w:tcW w:type="dxa" w:w="1215"/>
+          </w:tcPr>
+          <w:p>
+            <w:r>
+              <w:t>22,782</w:t>
+            </w:r>
+          </w:p>
+        </w:tc>
+        <w:tc>
+          <w:tcPr>
+            <w:tcW w:type="dxa" w:w="1215"/>
+          </w:tcPr>
+          <w:p>
+            <w:r>
+              <w:t>9,740</w:t>
+            </w:r>
+          </w:p>
+        </w:tc>
+        <w:tc>
+          <w:tcPr>
+            <w:tcW w:type="dxa" w:w="1215"/>
+          </w:tcPr>
+          <w:p>
+            <w:r>
+              <w:t>12,421</w:t>
+            </w:r>
+          </w:p>
+        </w:tc>
+        <w:tc>
+          <w:tcPr>
+            <w:tcW w:type="dxa" w:w="1215"/>
+          </w:tcPr>
+          <w:p>
+            <w:r>
+              <w:t>0.6728</w:t>
+            </w:r>
+          </w:p>
+        </w:tc>
+        <w:tc>
+          <w:tcPr>
+            <w:tcW w:type="dxa" w:w="1215"/>
+          </w:tcPr>
+          <w:p>
+            <w:r>
+              <w:t>628.8</w:t>
+            </w:r>
+          </w:p>
+        </w:tc>
+      </w:tr>
+      <w:tr>
+        <w:tc>
+          <w:tcPr>
+            <w:tcW w:type="dxa" w:w="1215"/>
+          </w:tcPr>
+          <w:p>
+            <w:r>
+              <w:t>Custo ótimo</w:t>
+            </w:r>
+          </w:p>
+        </w:tc>
+        <w:tc>
+          <w:tcPr>
+            <w:tcW w:type="dxa" w:w="1215"/>
+          </w:tcPr>
+          <w:p>
+            <w:r>
+              <w:t>0.510</w:t>
+            </w:r>
+          </w:p>
+        </w:tc>
+        <w:tc>
+          <w:tcPr>
+            <w:tcW w:type="dxa" w:w="1215"/>
+          </w:tcPr>
+          <w:p>
+            <w:r>
+              <w:t>31,916</w:t>
+            </w:r>
+          </w:p>
+        </w:tc>
+        <w:tc>
+          <w:tcPr>
+            <w:tcW w:type="dxa" w:w="1215"/>
+          </w:tcPr>
+          <w:p>
+            <w:r>
+              <w:t>223,734</w:t>
+            </w:r>
+          </w:p>
+        </w:tc>
+        <w:tc>
+          <w:tcPr>
+            <w:tcW w:type="dxa" w:w="1215"/>
+          </w:tcPr>
+          <w:p>
+            <w:r>
+              <w:t>3,287</w:t>
+            </w:r>
+          </w:p>
+        </w:tc>
+        <w:tc>
+          <w:tcPr>
+            <w:tcW w:type="dxa" w:w="1215"/>
+          </w:tcPr>
+          <w:p>
+            <w:r>
+              <w:t>0.2195</w:t>
+            </w:r>
+          </w:p>
+        </w:tc>
+        <w:tc>
+          <w:tcPr>
+            <w:tcW w:type="dxa" w:w="1215"/>
+          </w:tcPr>
+          <w:p>
+            <w:r>
+              <w:t>343.3</w:t>
+            </w:r>
+          </w:p>
+        </w:tc>
+      </w:tr>
+    </w:tbl>
+    <w:p>
+      <w:r>
+        <w:rPr>
+          <w:sz w:val="22"/>
+        </w:rPr>
+        <w:t>Conclusão financeira: usar o threshold custo-ótimo (~0.51) economiza aproximadamente R$ 286 milhões no mês de teste em comparação ao threshold puramente otimizado por F1 — capturando 91% mais Verdadeiros Positivos ao custo de mais alertas falsos. Em problemas operacionais críticos, este é o regime de operação correto.</w:t>
+      </w:r>
+    </w:p>
+    <w:p>
+      <w:pPr>
+        <w:pStyle w:val="Ttulo3"/>
+      </w:pPr>
+      <w:r>
+        <w:rPr>
+          <w:color w:val="00A650"/>
+        </w:rPr>
+        <w:t>Casos Representativos — Falsos Positivos</w:t>
+      </w:r>
+    </w:p>
+    <w:p>
+      <w:r>
+        <w:rPr>
+          <w:sz w:val="22"/>
+        </w:rPr>
+        <w:t>Os 3 FPs de maior convicção do modelo concentram-se no CA65935 (793-D 5S) em uma janela de ~1 minuto: aceleração de alarmes críticos elevada, probabilidade prevista ~0.93, mas o Don't Go não ocorreu. Esses casos não são erros puros — refletem situações de alto risco potencialmente mitigadas por intervenção operacional. Em produção, esses alertas teriam motivado inspeção preventiva, cumprindo o objetivo do sistema.</w:t>
+      </w:r>
+    </w:p>
+    <w:p>
+      <w:pPr>
+        <w:pStyle w:val="Ttulo3"/>
+      </w:pPr>
+      <w:r>
+        <w:rPr>
+          <w:color w:val="00A650"/>
+        </w:rPr>
+        <w:t>Casos Representativos — Falsos Negativos</w:t>
+      </w:r>
+    </w:p>
+    <w:p>
+      <w:r>
+        <w:rPr>
+          <w:sz w:val="22"/>
+        </w:rPr>
+        <w:t>Os 3 FNs com menor probabilidade prevista (~0.012) ocorrem todos no PE3797 (LeTourneau L 1850) — escavadeira. As features de alarme registram n_criticos_30m=0 e aceleração=0, mas o Don't Go ocorreu em 30–60 minutos. O modelo não vê sinal porque o padrão de falha de escavadeiras é distinto dos caminhões — o fingerprint atual (top-30 alarmes globais) é dominado por padrões 793-D. Esta limitação é tratada na próxima seção.</w:t>
+      </w:r>
+    </w:p>
+    <w:p>
+      <w:pPr>
+        <w:pStyle w:val="Ttulo2"/>
+      </w:pPr>
+      <w:r>
+        <w:rPr>
+          <w:color w:val="00A650"/>
+        </w:rPr>
+        <w:t>Performance Segmentada por Frota</w:t>
+      </w:r>
+    </w:p>
+    <w:p>
+      <w:r>
+        <w:rPr>
+          <w:sz w:val="22"/>
+        </w:rPr>
+        <w:t>Para entender se o modelo se comporta uniformemente entre tipos de equipamento, recortamos o conjunto de teste pelas 5 frotas existentes:</w:t>
+      </w:r>
+    </w:p>
+    <w:tbl>
+      <w:tblPr>
+        <w:tblStyle w:val="Tabelacomgrade"/>
+        <w:tblW w:type="auto" w:w="0"/>
+        <w:tblLook w:firstColumn="1" w:firstRow="1" w:lastColumn="0" w:lastRow="0" w:noHBand="0" w:noVBand="1" w:val="04A0"/>
+      </w:tblPr>
+      <w:tblGrid>
+        <w:gridCol w:w="1215"/>
+        <w:gridCol w:w="1215"/>
+        <w:gridCol w:w="1215"/>
+        <w:gridCol w:w="1215"/>
+        <w:gridCol w:w="1215"/>
+        <w:gridCol w:w="1215"/>
+        <w:gridCol w:w="1215"/>
+      </w:tblGrid>
+      <w:tr>
+        <w:tc>
+          <w:tcPr>
+            <w:tcW w:type="dxa" w:w="1215"/>
+          </w:tcPr>
+          <w:p>
+            <w:r>
+              <w:rPr>
+                <w:b/>
+              </w:rPr>
+              <w:t>Frota</w:t>
+            </w:r>
+          </w:p>
+        </w:tc>
+        <w:tc>
+          <w:tcPr>
+            <w:tcW w:type="dxa" w:w="1215"/>
+          </w:tcPr>
+          <w:p>
+            <w:r>
+              <w:rPr>
+                <w:b/>
+              </w:rPr>
+              <w:t>Eventos</w:t>
+            </w:r>
+          </w:p>
+        </w:tc>
+        <w:tc>
+          <w:tcPr>
+            <w:tcW w:type="dxa" w:w="1215"/>
+          </w:tcPr>
+          <w:p>
+            <w:r>
+              <w:rPr>
+                <w:b/>
+              </w:rPr>
+              <w:t>DG real</w:t>
+            </w:r>
+          </w:p>
+        </w:tc>
+        <w:tc>
+          <w:tcPr>
+            <w:tcW w:type="dxa" w:w="1215"/>
+          </w:tcPr>
+          <w:p>
+            <w:r>
+              <w:rPr>
+                <w:b/>
+              </w:rPr>
+              <w:t>Taxa DG</w:t>
+            </w:r>
+          </w:p>
+        </w:tc>
+        <w:tc>
+          <w:tcPr>
+            <w:tcW w:type="dxa" w:w="1215"/>
+          </w:tcPr>
+          <w:p>
+            <w:r>
+              <w:rPr>
+                <w:b/>
+              </w:rPr>
+              <w:t>F1</w:t>
+            </w:r>
+          </w:p>
+        </w:tc>
+        <w:tc>
+          <w:tcPr>
+            <w:tcW w:type="dxa" w:w="1215"/>
+          </w:tcPr>
+          <w:p>
+            <w:r>
+              <w:rPr>
+                <w:b/>
+              </w:rPr>
+              <w:t>Recall</w:t>
+            </w:r>
+          </w:p>
+        </w:tc>
+        <w:tc>
+          <w:tcPr>
+            <w:tcW w:type="dxa" w:w="1215"/>
+          </w:tcPr>
+          <w:p>
+            <w:r>
+              <w:rPr>
+                <w:b/>
+              </w:rPr>
+              <w:t>PR-AUC</w:t>
+            </w:r>
+          </w:p>
+        </w:tc>
+      </w:tr>
+      <w:tr>
+        <w:tc>
+          <w:tcPr>
+            <w:tcW w:type="dxa" w:w="1215"/>
+          </w:tcPr>
+          <w:p>
+            <w:r>
+              <w:t>793-D 5S</w:t>
+            </w:r>
+          </w:p>
+        </w:tc>
+        <w:tc>
+          <w:tcPr>
+            <w:tcW w:type="dxa" w:w="1215"/>
+          </w:tcPr>
+          <w:p>
+            <w:r>
+              <w:t>275,456</w:t>
+            </w:r>
+          </w:p>
+        </w:tc>
+        <w:tc>
+          <w:tcPr>
+            <w:tcW w:type="dxa" w:w="1215"/>
+          </w:tcPr>
+          <w:p>
+            <w:r>
+              <w:t>17,075</w:t>
+            </w:r>
+          </w:p>
+        </w:tc>
+        <w:tc>
+          <w:tcPr>
+            <w:tcW w:type="dxa" w:w="1215"/>
+          </w:tcPr>
+          <w:p>
+            <w:r>
+              <w:t>6.199%</w:t>
+            </w:r>
+          </w:p>
+        </w:tc>
+        <w:tc>
+          <w:tcPr>
+            <w:tcW w:type="dxa" w:w="1215"/>
+          </w:tcPr>
+          <w:p>
+            <w:r>
+              <w:t>0.1853</w:t>
+            </w:r>
+          </w:p>
+        </w:tc>
+        <w:tc>
+          <w:tcPr>
+            <w:tcW w:type="dxa" w:w="1215"/>
+          </w:tcPr>
+          <w:p>
+            <w:r>
+              <w:t>0.9025</w:t>
+            </w:r>
+          </w:p>
+        </w:tc>
+        <w:tc>
+          <w:tcPr>
+            <w:tcW w:type="dxa" w:w="1215"/>
+          </w:tcPr>
+          <w:p>
+            <w:r>
+              <w:t>0.5749</w:t>
+            </w:r>
+          </w:p>
+        </w:tc>
+      </w:tr>
+      <w:tr>
+        <w:tc>
+          <w:tcPr>
+            <w:tcW w:type="dxa" w:w="1215"/>
+          </w:tcPr>
+          <w:p>
+            <w:r>
+              <w:t>793-D 4S</w:t>
+            </w:r>
+          </w:p>
+        </w:tc>
+        <w:tc>
+          <w:tcPr>
+            <w:tcW w:type="dxa" w:w="1215"/>
+          </w:tcPr>
+          <w:p>
+            <w:r>
+              <w:t>125,897</w:t>
+            </w:r>
+          </w:p>
+        </w:tc>
+        <w:tc>
+          <w:tcPr>
+            <w:tcW w:type="dxa" w:w="1215"/>
+          </w:tcPr>
+          <w:p>
+            <w:r>
+              <w:t>14,939</w:t>
+            </w:r>
+          </w:p>
+        </w:tc>
+        <w:tc>
+          <w:tcPr>
+            <w:tcW w:type="dxa" w:w="1215"/>
+          </w:tcPr>
+          <w:p>
+            <w:r>
+              <w:t>11.866%</w:t>
+            </w:r>
+          </w:p>
+        </w:tc>
+        <w:tc>
+          <w:tcPr>
+            <w:tcW w:type="dxa" w:w="1215"/>
+          </w:tcPr>
+          <w:p>
+            <w:r>
+              <w:t>0.3801</w:t>
+            </w:r>
+          </w:p>
+        </w:tc>
+        <w:tc>
+          <w:tcPr>
+            <w:tcW w:type="dxa" w:w="1215"/>
+          </w:tcPr>
+          <w:p>
+            <w:r>
+              <w:t>0.9423</w:t>
+            </w:r>
+          </w:p>
+        </w:tc>
+        <w:tc>
+          <w:tcPr>
+            <w:tcW w:type="dxa" w:w="1215"/>
+          </w:tcPr>
+          <w:p>
+            <w:r>
+              <w:t>0.8655</w:t>
+            </w:r>
+          </w:p>
+        </w:tc>
+      </w:tr>
+      <w:tr>
+        <w:tc>
+          <w:tcPr>
+            <w:tcW w:type="dxa" w:w="1215"/>
+          </w:tcPr>
+          <w:p>
+            <w:r>
+              <w:t>793-D 3S</w:t>
+            </w:r>
+          </w:p>
+        </w:tc>
+        <w:tc>
+          <w:tcPr>
+            <w:tcW w:type="dxa" w:w="1215"/>
+          </w:tcPr>
+          <w:p>
+            <w:r>
+              <w:t>20,645</w:t>
+            </w:r>
+          </w:p>
+        </w:tc>
+        <w:tc>
+          <w:tcPr>
+            <w:tcW w:type="dxa" w:w="1215"/>
+          </w:tcPr>
+          <w:p>
+            <w:r>
+              <w:t>2,179</w:t>
+            </w:r>
+          </w:p>
+        </w:tc>
+        <w:tc>
+          <w:tcPr>
+            <w:tcW w:type="dxa" w:w="1215"/>
+          </w:tcPr>
+          <w:p>
+            <w:r>
+              <w:t>10.555%</w:t>
+            </w:r>
+          </w:p>
+        </w:tc>
+        <w:tc>
+          <w:tcPr>
+            <w:tcW w:type="dxa" w:w="1215"/>
+          </w:tcPr>
+          <w:p>
+            <w:r>
+              <w:t>0.2128</w:t>
+            </w:r>
+          </w:p>
+        </w:tc>
+        <w:tc>
+          <w:tcPr>
+            <w:tcW w:type="dxa" w:w="1215"/>
+          </w:tcPr>
+          <w:p>
+            <w:r>
+              <w:t>0.8123</w:t>
+            </w:r>
+          </w:p>
+        </w:tc>
+        <w:tc>
+          <w:tcPr>
+            <w:tcW w:type="dxa" w:w="1215"/>
+          </w:tcPr>
+          <w:p>
+            <w:r>
+              <w:t>0.3608</w:t>
+            </w:r>
+          </w:p>
+        </w:tc>
+      </w:tr>
+      <w:tr>
+        <w:tc>
+          <w:tcPr>
+            <w:tcW w:type="dxa" w:w="1215"/>
+          </w:tcPr>
+          <w:p>
+            <w:r>
+              <w:t>793-D 2S</w:t>
+            </w:r>
+          </w:p>
+        </w:tc>
+        <w:tc>
+          <w:tcPr>
+            <w:tcW w:type="dxa" w:w="1215"/>
+          </w:tcPr>
+          <w:p>
+            <w:r>
+              <w:t>80,349</w:t>
+            </w:r>
+          </w:p>
+        </w:tc>
+        <w:tc>
+          <w:tcPr>
+            <w:tcW w:type="dxa" w:w="1215"/>
+          </w:tcPr>
+          <w:p>
+            <w:r>
+              <w:t>848</w:t>
+            </w:r>
+          </w:p>
+        </w:tc>
+        <w:tc>
+          <w:tcPr>
+            <w:tcW w:type="dxa" w:w="1215"/>
+          </w:tcPr>
+          <w:p>
+            <w:r>
+              <w:t>1.055%</w:t>
+            </w:r>
+          </w:p>
+        </w:tc>
+        <w:tc>
+          <w:tcPr>
+            <w:tcW w:type="dxa" w:w="1215"/>
+          </w:tcPr>
+          <w:p>
+            <w:r>
+              <w:t>0.0411</w:t>
+            </w:r>
+          </w:p>
+        </w:tc>
+        <w:tc>
+          <w:tcPr>
+            <w:tcW w:type="dxa" w:w="1215"/>
+          </w:tcPr>
+          <w:p>
+            <w:r>
+              <w:t>0.7500</w:t>
+            </w:r>
+          </w:p>
+        </w:tc>
+        <w:tc>
+          <w:tcPr>
+            <w:tcW w:type="dxa" w:w="1215"/>
+          </w:tcPr>
+          <w:p>
+            <w:r>
+              <w:t>0.1342</w:t>
+            </w:r>
+          </w:p>
+        </w:tc>
+      </w:tr>
+      <w:tr>
+        <w:tc>
+          <w:tcPr>
+            <w:tcW w:type="dxa" w:w="1215"/>
+          </w:tcPr>
+          <w:p>
+            <w:r>
+              <w:t>LeTourneau L 1850</w:t>
+            </w:r>
+          </w:p>
+        </w:tc>
+        <w:tc>
+          <w:tcPr>
+            <w:tcW w:type="dxa" w:w="1215"/>
+          </w:tcPr>
+          <w:p>
+            <w:r>
+              <w:t>7,351,896</w:t>
+            </w:r>
+          </w:p>
+        </w:tc>
+        <w:tc>
+          <w:tcPr>
+            <w:tcW w:type="dxa" w:w="1215"/>
+          </w:tcPr>
+          <w:p>
+            <w:r>
+              <w:t>162</w:t>
+            </w:r>
+          </w:p>
+        </w:tc>
+        <w:tc>
+          <w:tcPr>
+            <w:tcW w:type="dxa" w:w="1215"/>
+          </w:tcPr>
+          <w:p>
+            <w:r>
+              <w:t>0.002%</w:t>
+            </w:r>
+          </w:p>
+        </w:tc>
+        <w:tc>
+          <w:tcPr>
+            <w:tcW w:type="dxa" w:w="1215"/>
+          </w:tcPr>
+          <w:p>
+            <w:r>
+              <w:t>0.0153</w:t>
+            </w:r>
+          </w:p>
+        </w:tc>
+        <w:tc>
+          <w:tcPr>
+            <w:tcW w:type="dxa" w:w="1215"/>
+          </w:tcPr>
+          <w:p>
+            <w:r>
+              <w:t>0.1358</w:t>
+            </w:r>
+          </w:p>
+        </w:tc>
+        <w:tc>
+          <w:tcPr>
+            <w:tcW w:type="dxa" w:w="1215"/>
+          </w:tcPr>
+          <w:p>
+            <w:r>
+              <w:t>0.0102</w:t>
+            </w:r>
+          </w:p>
+        </w:tc>
+      </w:tr>
+    </w:tbl>
+    <w:p>
+      <w:pPr>
+        <w:jc w:val="center"/>
+      </w:pPr>
+      <w:r>
+        <w:drawing>
+          <wp:inline xmlns:a="http://schemas.openxmlformats.org/drawingml/2006/main" xmlns:pic="http://schemas.openxmlformats.org/drawingml/2006/picture">
+            <wp:extent cx="5029200" cy="2286000"/>
+            <wp:docPr id="12" name="Picture 12"/>
+            <wp:cNvGraphicFramePr>
+              <a:graphicFrameLocks noChangeAspect="1"/>
+            </wp:cNvGraphicFramePr>
+            <a:graphic>
+              <a:graphicData uri="http://schemas.openxmlformats.org/drawingml/2006/picture">
+                <pic:pic>
+                  <pic:nvPicPr>
+                    <pic:cNvPr id="0" name="f1_by_fleet.png"/>
+                    <pic:cNvPicPr/>
+                  </pic:nvPicPr>
+                  <pic:blipFill>
+                    <a:blip r:embed="rId29"/>
+                    <a:stretch>
+                      <a:fillRect/>
+                    </a:stretch>
+                  </pic:blipFill>
+                  <pic:spPr>
+                    <a:xfrm>
+                      <a:off x="0" y="0"/>
+                      <a:ext cx="5029200" cy="2286000"/>
+                    </a:xfrm>
+                    <a:prstGeom prst="rect"/>
+                  </pic:spPr>
+                </pic:pic>
+              </a:graphicData>
+            </a:graphic>
+          </wp:inline>
+        </w:drawing>
+      </w:r>
+    </w:p>
+    <w:p>
+      <w:r>
+        <w:rPr>
+          <w:sz w:val="22"/>
+        </w:rPr>
+        <w:t>A análise revela uma limitação importante: o modelo tem desempenho excelente nos caminhões 793-D 4S (Recall=0,94, PR-AUC=0,87) mas falha quase totalmente nas escavadeiras LeTourneau L 1850 (Recall=0,14, PR-AUC=0,01). Embora as escavadeiras respondam por 93% do volume total de telemetria, têm taxa de Don't Go 5.000× menor que os caminhões — o modelo aprendeu majoritariamente os padrões dos 793-D.</w:t>
+      </w:r>
+    </w:p>
+    <w:p>
+      <w:r>
+        <w:rPr>
+          <w:sz w:val="22"/>
+        </w:rPr>
+        <w:t>Esta é uma limitação documentada e direciona uma recomendação concreta para trabalhos futuros: treinar um modelo especializado para escavadeiras ou enriquecer o fingerprint com alarmes específicos de LeTourneau. A segmentação também sugere que thresholds custo-ótimos calibrados por frota podem reduzir ainda mais o custo total operacional.</w:t>
+      </w:r>
+    </w:p>
+    <w:p>
+      <w:pPr>
+        <w:jc w:val="center"/>
+      </w:pPr>
+      <w:r>
+        <w:drawing>
+          <wp:inline xmlns:a="http://schemas.openxmlformats.org/drawingml/2006/main" xmlns:pic="http://schemas.openxmlformats.org/drawingml/2006/picture">
+            <wp:extent cx="5029200" cy="2743200"/>
+            <wp:docPr id="11" name="Picture 11"/>
+            <wp:cNvGraphicFramePr>
+              <a:graphicFrameLocks noChangeAspect="1"/>
+            </wp:cNvGraphicFramePr>
+            <a:graphic>
+              <a:graphicData uri="http://schemas.openxmlformats.org/drawingml/2006/picture">
+                <pic:pic>
+                  <pic:nvPicPr>
+                    <pic:cNvPr id="0" name="f1_by_equipment_scatter.png"/>
+                    <pic:cNvPicPr/>
+                  </pic:nvPicPr>
+                  <pic:blipFill>
+                    <a:blip r:embed="rId28"/>
+                    <a:stretch>
+                      <a:fillRect/>
+                    </a:stretch>
+                  </pic:blipFill>
+                  <pic:spPr>
+                    <a:xfrm>
+                      <a:off x="0" y="0"/>
+                      <a:ext cx="5029200" cy="2743200"/>
+                    </a:xfrm>
+                    <a:prstGeom prst="rect"/>
+                  </pic:spPr>
+                </pic:pic>
+              </a:graphicData>
+            </a:graphic>
+          </wp:inline>
+        </w:drawing>
+      </w:r>
+    </w:p>
+    <w:p>
+      <w:pPr>
+        <w:pStyle w:val="Ttulo2"/>
+      </w:pPr>
+      <w:r>
+        <w:rPr>
+          <w:color w:val="00A650"/>
+        </w:rPr>
+        <w:t>Antecedência Preditiva — Avaliação Multi-Horizonte</w:t>
+      </w:r>
+    </w:p>
+    <w:p>
+      <w:r>
+        <w:rPr>
+          <w:sz w:val="22"/>
+        </w:rPr>
+        <w:t>O PRD prometeu janela de previsão de 1–4 horas. Para validar essa promessa, avaliamos o mesmo modelo (treinado com target de 60 minutos) contra três alvos do conjunto de teste: ocorrência de Don't Go nos próximos 60, 120 e 240 minutos. Os resultados, com threshold F1-ótimo (0,93):</w:t>
+      </w:r>
+    </w:p>
+    <w:tbl>
+      <w:tblPr>
+        <w:tblStyle w:val="Tabelacomgrade"/>
+        <w:tblW w:type="auto" w:w="0"/>
+        <w:tblLook w:firstColumn="1" w:firstRow="1" w:lastColumn="0" w:lastRow="0" w:noHBand="0" w:noVBand="1" w:val="04A0"/>
+      </w:tblPr>
+      <w:tblGrid>
+        <w:gridCol w:w="1063"/>
+        <w:gridCol w:w="1063"/>
+        <w:gridCol w:w="1063"/>
+        <w:gridCol w:w="1063"/>
+        <w:gridCol w:w="1063"/>
+        <w:gridCol w:w="1063"/>
+        <w:gridCol w:w="1063"/>
+        <w:gridCol w:w="1063"/>
+      </w:tblGrid>
+      <w:tr>
+        <w:tc>
+          <w:tcPr>
+            <w:tcW w:type="dxa" w:w="1063"/>
+          </w:tcPr>
+          <w:p>
+            <w:r>
+              <w:rPr>
+                <w:b/>
+              </w:rPr>
+              <w:t>Horizonte (min)</w:t>
+            </w:r>
+          </w:p>
+        </w:tc>
+        <w:tc>
+          <w:tcPr>
+            <w:tcW w:type="dxa" w:w="1063"/>
+          </w:tcPr>
+          <w:p>
+            <w:r>
+              <w:rPr>
+                <w:b/>
+              </w:rPr>
+              <w:t>Positivos</w:t>
+            </w:r>
+          </w:p>
+        </w:tc>
+        <w:tc>
+          <w:tcPr>
+            <w:tcW w:type="dxa" w:w="1063"/>
+          </w:tcPr>
+          <w:p>
+            <w:r>
+              <w:rPr>
+                <w:b/>
+              </w:rPr>
+              <w:t>Taxa</w:t>
+            </w:r>
+          </w:p>
+        </w:tc>
+        <w:tc>
+          <w:tcPr>
+            <w:tcW w:type="dxa" w:w="1063"/>
+          </w:tcPr>
+          <w:p>
+            <w:r>
+              <w:rPr>
+                <w:b/>
+              </w:rPr>
+              <w:t>F1</w:t>
+            </w:r>
+          </w:p>
+        </w:tc>
+        <w:tc>
+          <w:tcPr>
+            <w:tcW w:type="dxa" w:w="1063"/>
+          </w:tcPr>
+          <w:p>
+            <w:r>
+              <w:rPr>
+                <w:b/>
+              </w:rPr>
+              <w:t>Precision</w:t>
+            </w:r>
+          </w:p>
+        </w:tc>
+        <w:tc>
+          <w:tcPr>
+            <w:tcW w:type="dxa" w:w="1063"/>
+          </w:tcPr>
+          <w:p>
+            <w:r>
+              <w:rPr>
+                <w:b/>
+              </w:rPr>
+              <w:t>Recall</w:t>
+            </w:r>
+          </w:p>
+        </w:tc>
+        <w:tc>
+          <w:tcPr>
+            <w:tcW w:type="dxa" w:w="1063"/>
+          </w:tcPr>
+          <w:p>
+            <w:r>
+              <w:rPr>
+                <w:b/>
+              </w:rPr>
+              <w:t>ROC-AUC</w:t>
+            </w:r>
+          </w:p>
+        </w:tc>
+        <w:tc>
+          <w:tcPr>
+            <w:tcW w:type="dxa" w:w="1063"/>
+          </w:tcPr>
+          <w:p>
+            <w:r>
+              <w:rPr>
+                <w:b/>
+              </w:rPr>
+              <w:t>PR-AUC</w:t>
+            </w:r>
+          </w:p>
+        </w:tc>
+      </w:tr>
+      <w:tr>
+        <w:tc>
+          <w:tcPr>
+            <w:tcW w:type="dxa" w:w="1063"/>
+          </w:tcPr>
+          <w:p>
+            <w:r>
+              <w:t>60</w:t>
+            </w:r>
+          </w:p>
+        </w:tc>
+        <w:tc>
+          <w:tcPr>
+            <w:tcW w:type="dxa" w:w="1063"/>
+          </w:tcPr>
+          <w:p>
+            <w:r>
+              <w:t>35,203</w:t>
+            </w:r>
+          </w:p>
+        </w:tc>
+        <w:tc>
+          <w:tcPr>
+            <w:tcW w:type="dxa" w:w="1063"/>
+          </w:tcPr>
+          <w:p>
+            <w:r>
+              <w:t>0.448%</w:t>
+            </w:r>
+          </w:p>
+        </w:tc>
+        <w:tc>
+          <w:tcPr>
+            <w:tcW w:type="dxa" w:w="1063"/>
+          </w:tcPr>
+          <w:p>
+            <w:r>
+              <w:t>0.6728</w:t>
+            </w:r>
+          </w:p>
+        </w:tc>
+        <w:tc>
+          <w:tcPr>
+            <w:tcW w:type="dxa" w:w="1063"/>
+          </w:tcPr>
+          <w:p>
+            <w:r>
+              <w:t>0.7005</w:t>
+            </w:r>
+          </w:p>
+        </w:tc>
+        <w:tc>
+          <w:tcPr>
+            <w:tcW w:type="dxa" w:w="1063"/>
+          </w:tcPr>
+          <w:p>
+            <w:r>
+              <w:t>0.6472</w:t>
+            </w:r>
+          </w:p>
+        </w:tc>
+        <w:tc>
+          <w:tcPr>
+            <w:tcW w:type="dxa" w:w="1063"/>
+          </w:tcPr>
+          <w:p>
+            <w:r>
+              <w:t>0.9923</w:t>
+            </w:r>
+          </w:p>
+        </w:tc>
+        <w:tc>
+          <w:tcPr>
+            <w:tcW w:type="dxa" w:w="1063"/>
+          </w:tcPr>
+          <w:p>
+            <w:r>
+              <w:t>0.6739</w:t>
+            </w:r>
+          </w:p>
+        </w:tc>
+      </w:tr>
+      <w:tr>
+        <w:tc>
+          <w:tcPr>
+            <w:tcW w:type="dxa" w:w="1063"/>
+          </w:tcPr>
+          <w:p>
+            <w:r>
+              <w:t>120</w:t>
+            </w:r>
+          </w:p>
+        </w:tc>
+        <w:tc>
+          <w:tcPr>
+            <w:tcW w:type="dxa" w:w="1063"/>
+          </w:tcPr>
+          <w:p>
+            <w:r>
+              <w:t>46,796</w:t>
+            </w:r>
+          </w:p>
+        </w:tc>
+        <w:tc>
+          <w:tcPr>
+            <w:tcW w:type="dxa" w:w="1063"/>
+          </w:tcPr>
+          <w:p>
+            <w:r>
+              <w:t>0.596%</w:t>
+            </w:r>
+          </w:p>
+        </w:tc>
+        <w:tc>
+          <w:tcPr>
+            <w:tcW w:type="dxa" w:w="1063"/>
+          </w:tcPr>
+          <w:p>
+            <w:r>
+              <w:t>0.6103</w:t>
+            </w:r>
+          </w:p>
+        </w:tc>
+        <w:tc>
+          <w:tcPr>
+            <w:tcW w:type="dxa" w:w="1063"/>
+          </w:tcPr>
+          <w:p>
+            <w:r>
+              <w:t>0.7442</w:t>
+            </w:r>
+          </w:p>
+        </w:tc>
+        <w:tc>
+          <w:tcPr>
+            <w:tcW w:type="dxa" w:w="1063"/>
+          </w:tcPr>
+          <w:p>
+            <w:r>
+              <w:t>0.5172</w:t>
+            </w:r>
+          </w:p>
+        </w:tc>
+        <w:tc>
+          <w:tcPr>
+            <w:tcW w:type="dxa" w:w="1063"/>
+          </w:tcPr>
+          <w:p>
+            <w:r>
+              <w:t>0.9799</w:t>
+            </w:r>
+          </w:p>
+        </w:tc>
+        <w:tc>
+          <w:tcPr>
+            <w:tcW w:type="dxa" w:w="1063"/>
+          </w:tcPr>
+          <w:p>
+            <w:r>
+              <w:t>0.6136</w:t>
+            </w:r>
+          </w:p>
+        </w:tc>
+      </w:tr>
+      <w:tr>
+        <w:tc>
+          <w:tcPr>
+            <w:tcW w:type="dxa" w:w="1063"/>
+          </w:tcPr>
+          <w:p>
+            <w:r>
+              <w:t>240</w:t>
+            </w:r>
+          </w:p>
+        </w:tc>
+        <w:tc>
+          <w:tcPr>
+            <w:tcW w:type="dxa" w:w="1063"/>
+          </w:tcPr>
+          <w:p>
+            <w:r>
+              <w:t>69,036</w:t>
+            </w:r>
+          </w:p>
+        </w:tc>
+        <w:tc>
+          <w:tcPr>
+            <w:tcW w:type="dxa" w:w="1063"/>
+          </w:tcPr>
+          <w:p>
+            <w:r>
+              <w:t>0.879%</w:t>
+            </w:r>
+          </w:p>
+        </w:tc>
+        <w:tc>
+          <w:tcPr>
+            <w:tcW w:type="dxa" w:w="1063"/>
+          </w:tcPr>
+          <w:p>
+            <w:r>
+              <w:t>0.5024</w:t>
+            </w:r>
+          </w:p>
+        </w:tc>
+        <w:tc>
+          <w:tcPr>
+            <w:tcW w:type="dxa" w:w="1063"/>
+          </w:tcPr>
+          <w:p>
+            <w:r>
+              <w:t>0.7845</w:t>
+            </w:r>
+          </w:p>
+        </w:tc>
+        <w:tc>
+          <w:tcPr>
+            <w:tcW w:type="dxa" w:w="1063"/>
+          </w:tcPr>
+          <w:p>
+            <w:r>
+              <w:t>0.3695</w:t>
+            </w:r>
+          </w:p>
+        </w:tc>
+        <w:tc>
+          <w:tcPr>
+            <w:tcW w:type="dxa" w:w="1063"/>
+          </w:tcPr>
+          <w:p>
+            <w:r>
+              <w:t>0.9644</w:t>
+            </w:r>
+          </w:p>
+        </w:tc>
+        <w:tc>
+          <w:tcPr>
+            <w:tcW w:type="dxa" w:w="1063"/>
+          </w:tcPr>
+          <w:p>
+            <w:r>
+              <w:t>0.5223</w:t>
+            </w:r>
+          </w:p>
+        </w:tc>
+      </w:tr>
+    </w:tbl>
+    <w:p>
+      <w:pPr>
+        <w:jc w:val="center"/>
+      </w:pPr>
+      <w:r>
+        <w:drawing>
+          <wp:inline xmlns:a="http://schemas.openxmlformats.org/drawingml/2006/main" xmlns:pic="http://schemas.openxmlformats.org/drawingml/2006/picture">
+            <wp:extent cx="5029200" cy="3017520"/>
+            <wp:docPr id="10" name="Picture 10"/>
+            <wp:cNvGraphicFramePr>
+              <a:graphicFrameLocks noChangeAspect="1"/>
+            </wp:cNvGraphicFramePr>
+            <a:graphic>
+              <a:graphicData uri="http://schemas.openxmlformats.org/drawingml/2006/picture">
+                <pic:pic>
+                  <pic:nvPicPr>
+                    <pic:cNvPr id="0" name="horizon_degradation.png"/>
+                    <pic:cNvPicPr/>
+                  </pic:nvPicPr>
+                  <pic:blipFill>
+                    <a:blip r:embed="rId27"/>
+                    <a:stretch>
+                      <a:fillRect/>
+                    </a:stretch>
+                  </pic:blipFill>
+                  <pic:spPr>
+                    <a:xfrm>
+                      <a:off x="0" y="0"/>
+                      <a:ext cx="5029200" cy="3017520"/>
+                    </a:xfrm>
+                    <a:prstGeom prst="rect"/>
+                  </pic:spPr>
+                </pic:pic>
+              </a:graphicData>
+            </a:graphic>
+          </wp:inline>
+        </w:drawing>
+      </w:r>
+    </w:p>
+    <w:p>
+      <w:r>
+        <w:rPr>
+          <w:sz w:val="22"/>
+        </w:rPr>
+        <w:t>Observações principais: (1) ROC-AUC permanece acima de 0.96 em todos os horizontes, demonstrando que o ranking de risco é robusto à janela. (2) A precision sobe com o horizonte (0,70 → 0,78), indicando que alertas com score alto têm probabilidade ainda maior de Don't Go nos próximos 240 minutos. (3) O recall cai (0,65 → 0,37) — janelas longas captam menos positivos, mas com confiabilidade maior.</w:t>
+      </w:r>
+    </w:p>
+    <w:p>
+      <w:r>
+        <w:rPr>
+          <w:sz w:val="22"/>
+        </w:rPr>
+        <w:t>Aplicação operacional: alertas de alta confiança podem ser estratificados por horizonte. Probabilidade ≥0,93 com janela de 60 minutos motiva intervenção urgente; mesma probabilidade com janela de 240 minutos é apropriada para inspeção preventiva agendada.</w:t>
+      </w:r>
+    </w:p>
+    <w:p>
+      <w:pPr>
+        <w:pStyle w:val="Ttulo2"/>
+      </w:pPr>
+      <w:r>
+        <w:rPr>
+          <w:color w:val="00A650"/>
+        </w:rPr>
+        <w:t>Calibração e Curvas de Threshold</w:t>
+      </w:r>
+    </w:p>
+    <w:p>
+      <w:r>
+        <w:rPr>
+          <w:sz w:val="22"/>
+        </w:rPr>
+        <w:t>Brier Score = 0.0203 (perfeitamente calibrado = 0). O modelo produz probabilidades regulares — adequadas para ranking de risco, mas não calibradas em termos absolutos devido ao uso de scale_pos_weight=40 para tratar desbalanceamento. Trabalho futuro: aplicar calibração isotônica para uso em precificação de manutenção e seguros.</w:t>
+      </w:r>
+    </w:p>
+    <w:p>
+      <w:pPr>
+        <w:jc w:val="center"/>
+      </w:pPr>
+      <w:r>
+        <w:drawing>
+          <wp:inline xmlns:a="http://schemas.openxmlformats.org/drawingml/2006/main" xmlns:pic="http://schemas.openxmlformats.org/drawingml/2006/picture">
+            <wp:extent cx="5486400" cy="2155371"/>
+            <wp:docPr id="9" name="Picture 9"/>
+            <wp:cNvGraphicFramePr>
+              <a:graphicFrameLocks noChangeAspect="1"/>
+            </wp:cNvGraphicFramePr>
+            <a:graphic>
+              <a:graphicData uri="http://schemas.openxmlformats.org/drawingml/2006/picture">
+                <pic:pic>
+                  <pic:nvPicPr>
+                    <pic:cNvPr id="0" name="calibration_plot.png"/>
+                    <pic:cNvPicPr/>
+                  </pic:nvPicPr>
+                  <pic:blipFill>
+                    <a:blip r:embed="rId26"/>
+                    <a:stretch>
+                      <a:fillRect/>
+                    </a:stretch>
+                  </pic:blipFill>
+                  <pic:spPr>
+                    <a:xfrm>
+                      <a:off x="0" y="0"/>
+                      <a:ext cx="5486400" cy="2155371"/>
+                    </a:xfrm>
+                    <a:prstGeom prst="rect"/>
+                  </pic:spPr>
+                </pic:pic>
+              </a:graphicData>
+            </a:graphic>
+          </wp:inline>
+        </w:drawing>
+      </w:r>
+    </w:p>
+    <w:p>
+      <w:r>
+        <w:rPr>
+          <w:sz w:val="22"/>
+        </w:rPr>
+        <w:t>As curvas precision/recall/F1 vs threshold abaixo justificam matematicamente os dois thresholds operacionais escolhidos: F1-ótimo (0,93) e custo-ótimo (0,51).</w:t>
+      </w:r>
+    </w:p>
+    <w:p>
+      <w:pPr>
+        <w:jc w:val="center"/>
+      </w:pPr>
+      <w:r>
+        <w:drawing>
+          <wp:inline xmlns:a="http://schemas.openxmlformats.org/drawingml/2006/main" xmlns:pic="http://schemas.openxmlformats.org/drawingml/2006/picture">
+            <wp:extent cx="5029200" cy="3017520"/>
             <wp:docPr id="8" name="Picture 8"/>
             <wp:cNvGraphicFramePr>
               <a:graphicFrameLocks noChangeAspect="1"/>
@@ -2519,7 +3956,7 @@
               <a:graphicData uri="http://schemas.openxmlformats.org/drawingml/2006/picture">
                 <pic:pic>
                   <pic:nvPicPr>
-                    <pic:cNvPr id="0" name="cost_vs_threshold.png"/>
+                    <pic:cNvPr id="0" name="threshold_curves.png"/>
                     <pic:cNvPicPr/>
                   </pic:nvPicPr>
                   <pic:blipFill>
@@ -2543,11 +3980,22 @@
       </w:r>
     </w:p>
     <w:p>
+      <w:pPr>
+        <w:pStyle w:val="Ttulo3"/>
+      </w:pPr>
+      <w:r>
+        <w:rPr>
+          <w:color w:val="00A650"/>
+        </w:rPr>
+        <w:t>Calibração Isotônica Pós-Treino</w:t>
+      </w:r>
+    </w:p>
+    <w:p>
       <w:r>
         <w:rPr>
           <w:sz w:val="22"/>
         </w:rPr>
-        <w:t>Comparativo no conjunto de teste (Jun/2025):</w:t>
+        <w:t>Como solução para a calibração sub-ótima do modelo bruto, aplicamos IsotonicRegression pós-treino — ajustada no conjunto de validação (Mai/2025) e avaliada no teste (Jun/2025). Os ganhos são substanciais:</w:t>
       </w:r>
     </w:p>
     <w:tbl>
@@ -2557,103 +4005,61 @@
         <w:tblLook w:firstColumn="1" w:firstRow="1" w:lastColumn="0" w:lastRow="0" w:noHBand="0" w:noVBand="1" w:val="04A0"/>
       </w:tblPr>
       <w:tblGrid>
-        <w:gridCol w:w="1215"/>
-        <w:gridCol w:w="1215"/>
-        <w:gridCol w:w="1215"/>
-        <w:gridCol w:w="1215"/>
-        <w:gridCol w:w="1215"/>
-        <w:gridCol w:w="1215"/>
-        <w:gridCol w:w="1215"/>
+        <w:gridCol w:w="2126"/>
+        <w:gridCol w:w="2126"/>
+        <w:gridCol w:w="2126"/>
+        <w:gridCol w:w="2126"/>
       </w:tblGrid>
       <w:tr>
         <w:tc>
           <w:tcPr>
-            <w:tcW w:type="dxa" w:w="1215"/>
+            <w:tcW w:type="dxa" w:w="2126"/>
           </w:tcPr>
           <w:p>
             <w:r>
               <w:rPr>
                 <w:b/>
               </w:rPr>
-              <w:t>Critério</w:t>
-            </w:r>
-          </w:p>
-        </w:tc>
-        <w:tc>
-          <w:tcPr>
-            <w:tcW w:type="dxa" w:w="1215"/>
+              <w:t>Métrica</w:t>
+            </w:r>
+          </w:p>
+        </w:tc>
+        <w:tc>
+          <w:tcPr>
+            <w:tcW w:type="dxa" w:w="2126"/>
           </w:tcPr>
           <w:p>
             <w:r>
               <w:rPr>
                 <w:b/>
               </w:rPr>
-              <w:t>Threshold</w:t>
-            </w:r>
-          </w:p>
-        </w:tc>
-        <w:tc>
-          <w:tcPr>
-            <w:tcW w:type="dxa" w:w="1215"/>
+              <w:t>Bruto</w:t>
+            </w:r>
+          </w:p>
+        </w:tc>
+        <w:tc>
+          <w:tcPr>
+            <w:tcW w:type="dxa" w:w="2126"/>
           </w:tcPr>
           <w:p>
             <w:r>
               <w:rPr>
                 <w:b/>
               </w:rPr>
-              <w:t>TP</w:t>
-            </w:r>
-          </w:p>
-        </w:tc>
-        <w:tc>
-          <w:tcPr>
-            <w:tcW w:type="dxa" w:w="1215"/>
+              <w:t>Isotônico</w:t>
+            </w:r>
+          </w:p>
+        </w:tc>
+        <w:tc>
+          <w:tcPr>
+            <w:tcW w:type="dxa" w:w="2126"/>
           </w:tcPr>
           <w:p>
             <w:r>
               <w:rPr>
                 <w:b/>
               </w:rPr>
-              <w:t>FP</w:t>
-            </w:r>
-          </w:p>
-        </w:tc>
-        <w:tc>
-          <w:tcPr>
-            <w:tcW w:type="dxa" w:w="1215"/>
-          </w:tcPr>
-          <w:p>
-            <w:r>
-              <w:rPr>
-                <w:b/>
-              </w:rPr>
-              <w:t>FN</w:t>
-            </w:r>
-          </w:p>
-        </w:tc>
-        <w:tc>
-          <w:tcPr>
-            <w:tcW w:type="dxa" w:w="1215"/>
-          </w:tcPr>
-          <w:p>
-            <w:r>
-              <w:rPr>
-                <w:b/>
-              </w:rPr>
-              <w:t>F1</w:t>
-            </w:r>
-          </w:p>
-        </w:tc>
-        <w:tc>
-          <w:tcPr>
-            <w:tcW w:type="dxa" w:w="1215"/>
-          </w:tcPr>
-          <w:p>
-            <w:r>
-              <w:rPr>
-                <w:b/>
-              </w:rPr>
-              <w:t>Custo total (R$ M)</w:t>
+              <w:t>Δ %</w:t>
             </w:r>
           </w:p>
         </w:tc>
@@ -2661,71 +4067,41 @@
       <w:tr>
         <w:tc>
           <w:tcPr>
-            <w:tcW w:type="dxa" w:w="1215"/>
-          </w:tcPr>
-          <w:p>
-            <w:r>
-              <w:t>F1 ótimo</w:t>
-            </w:r>
-          </w:p>
-        </w:tc>
-        <w:tc>
-          <w:tcPr>
-            <w:tcW w:type="dxa" w:w="1215"/>
-          </w:tcPr>
-          <w:p>
-            <w:r>
-              <w:t>0.930</w:t>
-            </w:r>
-          </w:p>
-        </w:tc>
-        <w:tc>
-          <w:tcPr>
-            <w:tcW w:type="dxa" w:w="1215"/>
-          </w:tcPr>
-          <w:p>
-            <w:r>
-              <w:t>22,782</w:t>
-            </w:r>
-          </w:p>
-        </w:tc>
-        <w:tc>
-          <w:tcPr>
-            <w:tcW w:type="dxa" w:w="1215"/>
-          </w:tcPr>
-          <w:p>
-            <w:r>
-              <w:t>9,740</w:t>
-            </w:r>
-          </w:p>
-        </w:tc>
-        <w:tc>
-          <w:tcPr>
-            <w:tcW w:type="dxa" w:w="1215"/>
-          </w:tcPr>
-          <w:p>
-            <w:r>
-              <w:t>12,421</w:t>
-            </w:r>
-          </w:p>
-        </w:tc>
-        <w:tc>
-          <w:tcPr>
-            <w:tcW w:type="dxa" w:w="1215"/>
-          </w:tcPr>
-          <w:p>
-            <w:r>
-              <w:t>0.6728</w:t>
-            </w:r>
-          </w:p>
-        </w:tc>
-        <w:tc>
-          <w:tcPr>
-            <w:tcW w:type="dxa" w:w="1215"/>
-          </w:tcPr>
-          <w:p>
-            <w:r>
-              <w:t>628.8</w:t>
+            <w:tcW w:type="dxa" w:w="2126"/>
+          </w:tcPr>
+          <w:p>
+            <w:r>
+              <w:t>Brier Score</w:t>
+            </w:r>
+          </w:p>
+        </w:tc>
+        <w:tc>
+          <w:tcPr>
+            <w:tcW w:type="dxa" w:w="2126"/>
+          </w:tcPr>
+          <w:p>
+            <w:r>
+              <w:t>0.02025</w:t>
+            </w:r>
+          </w:p>
+        </w:tc>
+        <w:tc>
+          <w:tcPr>
+            <w:tcW w:type="dxa" w:w="2126"/>
+          </w:tcPr>
+          <w:p>
+            <w:r>
+              <w:t>0.00221</w:t>
+            </w:r>
+          </w:p>
+        </w:tc>
+        <w:tc>
+          <w:tcPr>
+            <w:tcW w:type="dxa" w:w="2126"/>
+          </w:tcPr>
+          <w:p>
+            <w:r>
+              <w:t>+89.1%</w:t>
             </w:r>
           </w:p>
         </w:tc>
@@ -2733,71 +4109,125 @@
       <w:tr>
         <w:tc>
           <w:tcPr>
-            <w:tcW w:type="dxa" w:w="1215"/>
-          </w:tcPr>
-          <w:p>
-            <w:r>
-              <w:t>Custo ótimo</w:t>
-            </w:r>
-          </w:p>
-        </w:tc>
-        <w:tc>
-          <w:tcPr>
-            <w:tcW w:type="dxa" w:w="1215"/>
-          </w:tcPr>
-          <w:p>
-            <w:r>
-              <w:t>0.510</w:t>
-            </w:r>
-          </w:p>
-        </w:tc>
-        <w:tc>
-          <w:tcPr>
-            <w:tcW w:type="dxa" w:w="1215"/>
-          </w:tcPr>
-          <w:p>
-            <w:r>
-              <w:t>31,916</w:t>
-            </w:r>
-          </w:p>
-        </w:tc>
-        <w:tc>
-          <w:tcPr>
-            <w:tcW w:type="dxa" w:w="1215"/>
-          </w:tcPr>
-          <w:p>
-            <w:r>
-              <w:t>223,734</w:t>
-            </w:r>
-          </w:p>
-        </w:tc>
-        <w:tc>
-          <w:tcPr>
-            <w:tcW w:type="dxa" w:w="1215"/>
-          </w:tcPr>
-          <w:p>
-            <w:r>
-              <w:t>3,287</w:t>
-            </w:r>
-          </w:p>
-        </w:tc>
-        <w:tc>
-          <w:tcPr>
-            <w:tcW w:type="dxa" w:w="1215"/>
-          </w:tcPr>
-          <w:p>
-            <w:r>
-              <w:t>0.2195</w:t>
-            </w:r>
-          </w:p>
-        </w:tc>
-        <w:tc>
-          <w:tcPr>
-            <w:tcW w:type="dxa" w:w="1215"/>
-          </w:tcPr>
-          <w:p>
-            <w:r>
-              <w:t>343.3</w:t>
+            <w:tcW w:type="dxa" w:w="2126"/>
+          </w:tcPr>
+          <w:p>
+            <w:r>
+              <w:t>LogLoss</w:t>
+            </w:r>
+          </w:p>
+        </w:tc>
+        <w:tc>
+          <w:tcPr>
+            <w:tcW w:type="dxa" w:w="2126"/>
+          </w:tcPr>
+          <w:p>
+            <w:r>
+              <w:t>0.07039</w:t>
+            </w:r>
+          </w:p>
+        </w:tc>
+        <w:tc>
+          <w:tcPr>
+            <w:tcW w:type="dxa" w:w="2126"/>
+          </w:tcPr>
+          <w:p>
+            <w:r>
+              <w:t>0.01168</w:t>
+            </w:r>
+          </w:p>
+        </w:tc>
+        <w:tc>
+          <w:tcPr>
+            <w:tcW w:type="dxa" w:w="2126"/>
+          </w:tcPr>
+          <w:p>
+            <w:r>
+              <w:t>—</w:t>
+            </w:r>
+          </w:p>
+        </w:tc>
+      </w:tr>
+      <w:tr>
+        <w:tc>
+          <w:tcPr>
+            <w:tcW w:type="dxa" w:w="2126"/>
+          </w:tcPr>
+          <w:p>
+            <w:r>
+              <w:t>ROC-AUC</w:t>
+            </w:r>
+          </w:p>
+        </w:tc>
+        <w:tc>
+          <w:tcPr>
+            <w:tcW w:type="dxa" w:w="2126"/>
+          </w:tcPr>
+          <w:p>
+            <w:r>
+              <w:t>0.9923</w:t>
+            </w:r>
+          </w:p>
+        </w:tc>
+        <w:tc>
+          <w:tcPr>
+            <w:tcW w:type="dxa" w:w="2126"/>
+          </w:tcPr>
+          <w:p>
+            <w:r>
+              <w:t>0.9917</w:t>
+            </w:r>
+          </w:p>
+        </w:tc>
+        <w:tc>
+          <w:tcPr>
+            <w:tcW w:type="dxa" w:w="2126"/>
+          </w:tcPr>
+          <w:p>
+            <w:r>
+              <w:t>−0,06%</w:t>
+            </w:r>
+          </w:p>
+        </w:tc>
+      </w:tr>
+      <w:tr>
+        <w:tc>
+          <w:tcPr>
+            <w:tcW w:type="dxa" w:w="2126"/>
+          </w:tcPr>
+          <w:p>
+            <w:r>
+              <w:t>PR-AUC</w:t>
+            </w:r>
+          </w:p>
+        </w:tc>
+        <w:tc>
+          <w:tcPr>
+            <w:tcW w:type="dxa" w:w="2126"/>
+          </w:tcPr>
+          <w:p>
+            <w:r>
+              <w:t>0.6739</w:t>
+            </w:r>
+          </w:p>
+        </w:tc>
+        <w:tc>
+          <w:tcPr>
+            <w:tcW w:type="dxa" w:w="2126"/>
+          </w:tcPr>
+          <w:p>
+            <w:r>
+              <w:t>0.6559</w:t>
+            </w:r>
+          </w:p>
+        </w:tc>
+        <w:tc>
+          <w:tcPr>
+            <w:tcW w:type="dxa" w:w="2126"/>
+          </w:tcPr>
+          <w:p>
+            <w:r>
+              <w:t>−2,7%</w:t>
             </w:r>
           </w:p>
         </w:tc>
@@ -2808,535 +4238,9 @@
         <w:rPr>
           <w:sz w:val="22"/>
         </w:rPr>
-        <w:t>Conclusão financeira: usar o threshold custo-ótimo (~0.51) economiza aproximadamente R$ 286 milhões no mês de teste em comparação ao threshold puramente otimizado por F1 — capturando 91% mais Verdadeiros Positivos ao custo de mais alertas falsos. Em problemas operacionais críticos, este é o regime de operação correto.</w:t>
-      </w:r>
-    </w:p>
-    <w:p>
-      <w:pPr>
-        <w:pStyle w:val="Ttulo3"/>
-      </w:pPr>
-      <w:r>
-        <w:rPr>
-          <w:color w:val="00A650"/>
-        </w:rPr>
-        <w:t>Casos Representativos — Falsos Positivos</w:t>
-      </w:r>
-    </w:p>
-    <w:p>
-      <w:r>
-        <w:rPr>
-          <w:sz w:val="22"/>
-        </w:rPr>
-        <w:t>Os 3 FPs de maior convicção do modelo concentram-se no CA65935 (793-D 5S) em uma janela de ~1 minuto: aceleração de alarmes críticos elevada, probabilidade prevista ~0.93, mas o Don't Go não ocorreu. Esses casos não são erros puros — refletem situações de alto risco potencialmente mitigadas por intervenção operacional. Em produção, esses alertas teriam motivado inspeção preventiva, cumprindo o objetivo do sistema.</w:t>
-      </w:r>
-    </w:p>
-    <w:p>
-      <w:pPr>
-        <w:pStyle w:val="Ttulo3"/>
-      </w:pPr>
-      <w:r>
-        <w:rPr>
-          <w:color w:val="00A650"/>
-        </w:rPr>
-        <w:t>Casos Representativos — Falsos Negativos</w:t>
-      </w:r>
-    </w:p>
-    <w:p>
-      <w:r>
-        <w:rPr>
-          <w:sz w:val="22"/>
-        </w:rPr>
-        <w:t>Os 3 FNs com menor probabilidade prevista (~0.012) ocorrem todos no PE3797 (LeTourneau L 1850) — escavadeira. As features de alarme registram n_criticos_30m=0 e aceleração=0, mas o Don't Go ocorreu em 30–60 minutos. O modelo não vê sinal porque o padrão de falha de escavadeiras é distinto dos caminhões — o fingerprint atual (top-30 alarmes globais) é dominado por padrões 793-D. Esta limitação é tratada na próxima seção.</w:t>
-      </w:r>
-    </w:p>
-    <w:p>
-      <w:pPr>
-        <w:pStyle w:val="Ttulo2"/>
-      </w:pPr>
-      <w:r>
-        <w:rPr>
-          <w:color w:val="00A650"/>
-        </w:rPr>
-        <w:t>Performance Segmentada por Frota</w:t>
-      </w:r>
-    </w:p>
-    <w:p>
-      <w:r>
-        <w:rPr>
-          <w:sz w:val="22"/>
-        </w:rPr>
-        <w:t>Para entender se o modelo se comporta uniformemente entre tipos de equipamento, recortamos o conjunto de teste pelas 5 frotas existentes:</w:t>
-      </w:r>
-    </w:p>
-    <w:tbl>
-      <w:tblPr>
-        <w:tblStyle w:val="Tabelacomgrade"/>
-        <w:tblW w:type="auto" w:w="0"/>
-        <w:tblLook w:firstColumn="1" w:firstRow="1" w:lastColumn="0" w:lastRow="0" w:noHBand="0" w:noVBand="1" w:val="04A0"/>
-      </w:tblPr>
-      <w:tblGrid>
-        <w:gridCol w:w="1215"/>
-        <w:gridCol w:w="1215"/>
-        <w:gridCol w:w="1215"/>
-        <w:gridCol w:w="1215"/>
-        <w:gridCol w:w="1215"/>
-        <w:gridCol w:w="1215"/>
-        <w:gridCol w:w="1215"/>
-      </w:tblGrid>
-      <w:tr>
-        <w:tc>
-          <w:tcPr>
-            <w:tcW w:type="dxa" w:w="1215"/>
-          </w:tcPr>
-          <w:p>
-            <w:r>
-              <w:rPr>
-                <w:b/>
-              </w:rPr>
-              <w:t>Frota</w:t>
-            </w:r>
-          </w:p>
-        </w:tc>
-        <w:tc>
-          <w:tcPr>
-            <w:tcW w:type="dxa" w:w="1215"/>
-          </w:tcPr>
-          <w:p>
-            <w:r>
-              <w:rPr>
-                <w:b/>
-              </w:rPr>
-              <w:t>Eventos</w:t>
-            </w:r>
-          </w:p>
-        </w:tc>
-        <w:tc>
-          <w:tcPr>
-            <w:tcW w:type="dxa" w:w="1215"/>
-          </w:tcPr>
-          <w:p>
-            <w:r>
-              <w:rPr>
-                <w:b/>
-              </w:rPr>
-              <w:t>DG real</w:t>
-            </w:r>
-          </w:p>
-        </w:tc>
-        <w:tc>
-          <w:tcPr>
-            <w:tcW w:type="dxa" w:w="1215"/>
-          </w:tcPr>
-          <w:p>
-            <w:r>
-              <w:rPr>
-                <w:b/>
-              </w:rPr>
-              <w:t>Taxa DG</w:t>
-            </w:r>
-          </w:p>
-        </w:tc>
-        <w:tc>
-          <w:tcPr>
-            <w:tcW w:type="dxa" w:w="1215"/>
-          </w:tcPr>
-          <w:p>
-            <w:r>
-              <w:rPr>
-                <w:b/>
-              </w:rPr>
-              <w:t>F1</w:t>
-            </w:r>
-          </w:p>
-        </w:tc>
-        <w:tc>
-          <w:tcPr>
-            <w:tcW w:type="dxa" w:w="1215"/>
-          </w:tcPr>
-          <w:p>
-            <w:r>
-              <w:rPr>
-                <w:b/>
-              </w:rPr>
-              <w:t>Recall</w:t>
-            </w:r>
-          </w:p>
-        </w:tc>
-        <w:tc>
-          <w:tcPr>
-            <w:tcW w:type="dxa" w:w="1215"/>
-          </w:tcPr>
-          <w:p>
-            <w:r>
-              <w:rPr>
-                <w:b/>
-              </w:rPr>
-              <w:t>PR-AUC</w:t>
-            </w:r>
-          </w:p>
-        </w:tc>
-      </w:tr>
-      <w:tr>
-        <w:tc>
-          <w:tcPr>
-            <w:tcW w:type="dxa" w:w="1215"/>
-          </w:tcPr>
-          <w:p>
-            <w:r>
-              <w:t>793-D 5S</w:t>
-            </w:r>
-          </w:p>
-        </w:tc>
-        <w:tc>
-          <w:tcPr>
-            <w:tcW w:type="dxa" w:w="1215"/>
-          </w:tcPr>
-          <w:p>
-            <w:r>
-              <w:t>275,456</w:t>
-            </w:r>
-          </w:p>
-        </w:tc>
-        <w:tc>
-          <w:tcPr>
-            <w:tcW w:type="dxa" w:w="1215"/>
-          </w:tcPr>
-          <w:p>
-            <w:r>
-              <w:t>17,075</w:t>
-            </w:r>
-          </w:p>
-        </w:tc>
-        <w:tc>
-          <w:tcPr>
-            <w:tcW w:type="dxa" w:w="1215"/>
-          </w:tcPr>
-          <w:p>
-            <w:r>
-              <w:t>6.199%</w:t>
-            </w:r>
-          </w:p>
-        </w:tc>
-        <w:tc>
-          <w:tcPr>
-            <w:tcW w:type="dxa" w:w="1215"/>
-          </w:tcPr>
-          <w:p>
-            <w:r>
-              <w:t>0.1853</w:t>
-            </w:r>
-          </w:p>
-        </w:tc>
-        <w:tc>
-          <w:tcPr>
-            <w:tcW w:type="dxa" w:w="1215"/>
-          </w:tcPr>
-          <w:p>
-            <w:r>
-              <w:t>0.9025</w:t>
-            </w:r>
-          </w:p>
-        </w:tc>
-        <w:tc>
-          <w:tcPr>
-            <w:tcW w:type="dxa" w:w="1215"/>
-          </w:tcPr>
-          <w:p>
-            <w:r>
-              <w:t>0.5749</w:t>
-            </w:r>
-          </w:p>
-        </w:tc>
-      </w:tr>
-      <w:tr>
-        <w:tc>
-          <w:tcPr>
-            <w:tcW w:type="dxa" w:w="1215"/>
-          </w:tcPr>
-          <w:p>
-            <w:r>
-              <w:t>793-D 4S</w:t>
-            </w:r>
-          </w:p>
-        </w:tc>
-        <w:tc>
-          <w:tcPr>
-            <w:tcW w:type="dxa" w:w="1215"/>
-          </w:tcPr>
-          <w:p>
-            <w:r>
-              <w:t>125,897</w:t>
-            </w:r>
-          </w:p>
-        </w:tc>
-        <w:tc>
-          <w:tcPr>
-            <w:tcW w:type="dxa" w:w="1215"/>
-          </w:tcPr>
-          <w:p>
-            <w:r>
-              <w:t>14,939</w:t>
-            </w:r>
-          </w:p>
-        </w:tc>
-        <w:tc>
-          <w:tcPr>
-            <w:tcW w:type="dxa" w:w="1215"/>
-          </w:tcPr>
-          <w:p>
-            <w:r>
-              <w:t>11.866%</w:t>
-            </w:r>
-          </w:p>
-        </w:tc>
-        <w:tc>
-          <w:tcPr>
-            <w:tcW w:type="dxa" w:w="1215"/>
-          </w:tcPr>
-          <w:p>
-            <w:r>
-              <w:t>0.3801</w:t>
-            </w:r>
-          </w:p>
-        </w:tc>
-        <w:tc>
-          <w:tcPr>
-            <w:tcW w:type="dxa" w:w="1215"/>
-          </w:tcPr>
-          <w:p>
-            <w:r>
-              <w:t>0.9423</w:t>
-            </w:r>
-          </w:p>
-        </w:tc>
-        <w:tc>
-          <w:tcPr>
-            <w:tcW w:type="dxa" w:w="1215"/>
-          </w:tcPr>
-          <w:p>
-            <w:r>
-              <w:t>0.8655</w:t>
-            </w:r>
-          </w:p>
-        </w:tc>
-      </w:tr>
-      <w:tr>
-        <w:tc>
-          <w:tcPr>
-            <w:tcW w:type="dxa" w:w="1215"/>
-          </w:tcPr>
-          <w:p>
-            <w:r>
-              <w:t>793-D 3S</w:t>
-            </w:r>
-          </w:p>
-        </w:tc>
-        <w:tc>
-          <w:tcPr>
-            <w:tcW w:type="dxa" w:w="1215"/>
-          </w:tcPr>
-          <w:p>
-            <w:r>
-              <w:t>20,645</w:t>
-            </w:r>
-          </w:p>
-        </w:tc>
-        <w:tc>
-          <w:tcPr>
-            <w:tcW w:type="dxa" w:w="1215"/>
-          </w:tcPr>
-          <w:p>
-            <w:r>
-              <w:t>2,179</w:t>
-            </w:r>
-          </w:p>
-        </w:tc>
-        <w:tc>
-          <w:tcPr>
-            <w:tcW w:type="dxa" w:w="1215"/>
-          </w:tcPr>
-          <w:p>
-            <w:r>
-              <w:t>10.555%</w:t>
-            </w:r>
-          </w:p>
-        </w:tc>
-        <w:tc>
-          <w:tcPr>
-            <w:tcW w:type="dxa" w:w="1215"/>
-          </w:tcPr>
-          <w:p>
-            <w:r>
-              <w:t>0.2128</w:t>
-            </w:r>
-          </w:p>
-        </w:tc>
-        <w:tc>
-          <w:tcPr>
-            <w:tcW w:type="dxa" w:w="1215"/>
-          </w:tcPr>
-          <w:p>
-            <w:r>
-              <w:t>0.8123</w:t>
-            </w:r>
-          </w:p>
-        </w:tc>
-        <w:tc>
-          <w:tcPr>
-            <w:tcW w:type="dxa" w:w="1215"/>
-          </w:tcPr>
-          <w:p>
-            <w:r>
-              <w:t>0.3608</w:t>
-            </w:r>
-          </w:p>
-        </w:tc>
-      </w:tr>
-      <w:tr>
-        <w:tc>
-          <w:tcPr>
-            <w:tcW w:type="dxa" w:w="1215"/>
-          </w:tcPr>
-          <w:p>
-            <w:r>
-              <w:t>793-D 2S</w:t>
-            </w:r>
-          </w:p>
-        </w:tc>
-        <w:tc>
-          <w:tcPr>
-            <w:tcW w:type="dxa" w:w="1215"/>
-          </w:tcPr>
-          <w:p>
-            <w:r>
-              <w:t>80,349</w:t>
-            </w:r>
-          </w:p>
-        </w:tc>
-        <w:tc>
-          <w:tcPr>
-            <w:tcW w:type="dxa" w:w="1215"/>
-          </w:tcPr>
-          <w:p>
-            <w:r>
-              <w:t>848</w:t>
-            </w:r>
-          </w:p>
-        </w:tc>
-        <w:tc>
-          <w:tcPr>
-            <w:tcW w:type="dxa" w:w="1215"/>
-          </w:tcPr>
-          <w:p>
-            <w:r>
-              <w:t>1.055%</w:t>
-            </w:r>
-          </w:p>
-        </w:tc>
-        <w:tc>
-          <w:tcPr>
-            <w:tcW w:type="dxa" w:w="1215"/>
-          </w:tcPr>
-          <w:p>
-            <w:r>
-              <w:t>0.0411</w:t>
-            </w:r>
-          </w:p>
-        </w:tc>
-        <w:tc>
-          <w:tcPr>
-            <w:tcW w:type="dxa" w:w="1215"/>
-          </w:tcPr>
-          <w:p>
-            <w:r>
-              <w:t>0.7500</w:t>
-            </w:r>
-          </w:p>
-        </w:tc>
-        <w:tc>
-          <w:tcPr>
-            <w:tcW w:type="dxa" w:w="1215"/>
-          </w:tcPr>
-          <w:p>
-            <w:r>
-              <w:t>0.1342</w:t>
-            </w:r>
-          </w:p>
-        </w:tc>
-      </w:tr>
-      <w:tr>
-        <w:tc>
-          <w:tcPr>
-            <w:tcW w:type="dxa" w:w="1215"/>
-          </w:tcPr>
-          <w:p>
-            <w:r>
-              <w:t>LeTourneau L 1850</w:t>
-            </w:r>
-          </w:p>
-        </w:tc>
-        <w:tc>
-          <w:tcPr>
-            <w:tcW w:type="dxa" w:w="1215"/>
-          </w:tcPr>
-          <w:p>
-            <w:r>
-              <w:t>7,351,896</w:t>
-            </w:r>
-          </w:p>
-        </w:tc>
-        <w:tc>
-          <w:tcPr>
-            <w:tcW w:type="dxa" w:w="1215"/>
-          </w:tcPr>
-          <w:p>
-            <w:r>
-              <w:t>162</w:t>
-            </w:r>
-          </w:p>
-        </w:tc>
-        <w:tc>
-          <w:tcPr>
-            <w:tcW w:type="dxa" w:w="1215"/>
-          </w:tcPr>
-          <w:p>
-            <w:r>
-              <w:t>0.002%</w:t>
-            </w:r>
-          </w:p>
-        </w:tc>
-        <w:tc>
-          <w:tcPr>
-            <w:tcW w:type="dxa" w:w="1215"/>
-          </w:tcPr>
-          <w:p>
-            <w:r>
-              <w:t>0.0153</w:t>
-            </w:r>
-          </w:p>
-        </w:tc>
-        <w:tc>
-          <w:tcPr>
-            <w:tcW w:type="dxa" w:w="1215"/>
-          </w:tcPr>
-          <w:p>
-            <w:r>
-              <w:t>0.1358</w:t>
-            </w:r>
-          </w:p>
-        </w:tc>
-        <w:tc>
-          <w:tcPr>
-            <w:tcW w:type="dxa" w:w="1215"/>
-          </w:tcPr>
-          <w:p>
-            <w:r>
-              <w:t>0.0102</w:t>
-            </w:r>
-          </w:p>
-        </w:tc>
-      </w:tr>
-    </w:tbl>
+        <w:t>O Brier Score caiu 89% sem perda relevante de ROC-AUC. O modelo calibrado passou a ser 2.0× melhor que a baseline trivial de prever a taxa base constante — possível agora usar probabilidades absolutas para precificação de manutenção, dimensionamento de capacidade e comunicação executiva ("este equipamento tem 70% de chance de Don't Go nos próximos 60min").</w:t>
+      </w:r>
+    </w:p>
     <w:p>
       <w:pPr>
         <w:jc w:val="center"/>
@@ -3344,7 +4248,7 @@
       <w:r>
         <w:drawing>
           <wp:inline xmlns:a="http://schemas.openxmlformats.org/drawingml/2006/main" xmlns:pic="http://schemas.openxmlformats.org/drawingml/2006/picture">
-            <wp:extent cx="5029200" cy="2286000"/>
+            <wp:extent cx="5486400" cy="2351314"/>
             <wp:docPr id="7" name="Picture 7"/>
             <wp:cNvGraphicFramePr>
               <a:graphicFrameLocks noChangeAspect="1"/>
@@ -3353,7 +4257,7 @@
               <a:graphicData uri="http://schemas.openxmlformats.org/drawingml/2006/picture">
                 <pic:pic>
                   <pic:nvPicPr>
-                    <pic:cNvPr id="0" name="f1_by_fleet.png"/>
+                    <pic:cNvPr id="0" name="isotonic_calibration.png"/>
                     <pic:cNvPicPr/>
                   </pic:nvPicPr>
                   <pic:blipFill>
@@ -3365,7 +4269,7 @@
                   <pic:spPr>
                     <a:xfrm>
                       <a:off x="0" y="0"/>
-                      <a:ext cx="5029200" cy="2286000"/>
+                      <a:ext cx="5486400" cy="2351314"/>
                     </a:xfrm>
                     <a:prstGeom prst="rect"/>
                   </pic:spPr>
@@ -3377,29 +4281,13 @@
       </w:r>
     </w:p>
     <w:p>
-      <w:r>
-        <w:rPr>
-          <w:sz w:val="22"/>
-        </w:rPr>
-        <w:t>A análise revela uma limitação importante: o modelo tem desempenho excelente nos caminhões 793-D 4S (Recall=0,94, PR-AUC=0,87) mas falha quase totalmente nas escavadeiras LeTourneau L 1850 (Recall=0,14, PR-AUC=0,01). Embora as escavadeiras respondam por 93% do volume total de telemetria, têm taxa de Don't Go 5.000× menor que os caminhões — o modelo aprendeu majoritariamente os padrões dos 793-D.</w:t>
-      </w:r>
-    </w:p>
-    <w:p>
-      <w:r>
-        <w:rPr>
-          <w:sz w:val="22"/>
-        </w:rPr>
-        <w:t>Esta é uma limitação documentada e direciona uma recomendação concreta para trabalhos futuros: treinar um modelo especializado para escavadeiras ou enriquecer o fingerprint com alarmes específicos de LeTourneau. A segmentação também sugere que thresholds custo-ótimos calibrados por frota podem reduzir ainda mais o custo total operacional.</w:t>
-      </w:r>
-    </w:p>
-    <w:p>
       <w:pPr>
         <w:jc w:val="center"/>
       </w:pPr>
       <w:r>
         <w:drawing>
           <wp:inline xmlns:a="http://schemas.openxmlformats.org/drawingml/2006/main" xmlns:pic="http://schemas.openxmlformats.org/drawingml/2006/picture">
-            <wp:extent cx="5029200" cy="2743200"/>
+            <wp:extent cx="4114800" cy="3600450"/>
             <wp:docPr id="6" name="Picture 6"/>
             <wp:cNvGraphicFramePr>
               <a:graphicFrameLocks noChangeAspect="1"/>
@@ -3408,7 +4296,7 @@
               <a:graphicData uri="http://schemas.openxmlformats.org/drawingml/2006/picture">
                 <pic:pic>
                   <pic:nvPicPr>
-                    <pic:cNvPr id="0" name="f1_by_equipment_scatter.png"/>
+                    <pic:cNvPr id="0" name="isotonic_mapping.png"/>
                     <pic:cNvPicPr/>
                   </pic:nvPicPr>
                   <pic:blipFill>
@@ -3420,7 +4308,7 @@
                   <pic:spPr>
                     <a:xfrm>
                       <a:off x="0" y="0"/>
-                      <a:ext cx="5029200" cy="2743200"/>
+                      <a:ext cx="4114800" cy="3600450"/>
                     </a:xfrm>
                     <a:prstGeom prst="rect"/>
                   </pic:spPr>
@@ -3432,6 +4320,14 @@
       </w:r>
     </w:p>
     <w:p>
+      <w:r>
+        <w:rPr>
+          <w:sz w:val="22"/>
+        </w:rPr>
+        <w:t>O calibrador é serializado em outputs/gold/isotonic_calibrator.pkl e aplicado como pós-processamento de 1 linha após a inferência do LightGBM principal — não requer retreinamento.</w:t>
+      </w:r>
+    </w:p>
+    <w:p>
       <w:pPr>
         <w:pStyle w:val="Ttulo2"/>
       </w:pPr>
@@ -3439,7 +4335,7 @@
         <w:rPr>
           <w:color w:val="00A650"/>
         </w:rPr>
-        <w:t>Antecedência Preditiva — Avaliação Multi-Horizonte</w:t>
+        <w:t>Ranking de Risco — Frota Completa</w:t>
       </w:r>
     </w:p>
     <w:p>
@@ -3447,7 +4343,7 @@
         <w:rPr>
           <w:sz w:val="22"/>
         </w:rPr>
-        <w:t>O PRD prometeu janela de previsão de 1–4 horas. Para validar essa promessa, avaliamos o mesmo modelo (treinado com target de 60 minutos) contra três alvos do conjunto de teste: ocorrência de Don't Go nos próximos 60, 120 e 240 minutos. Os resultados, com threshold F1-ótimo (0,93):</w:t>
+        <w:t>A tabela abaixo apresenta os 5 equipamentos com maior taxa de Don't Go, representando os alvos prioritários de manutenção preventiva:</w:t>
       </w:r>
     </w:p>
     <w:tbl>
@@ -3457,117 +4353,421 @@
         <w:tblLook w:firstColumn="1" w:firstRow="1" w:lastColumn="0" w:lastRow="0" w:noHBand="0" w:noVBand="1" w:val="04A0"/>
       </w:tblPr>
       <w:tblGrid>
-        <w:gridCol w:w="1063"/>
-        <w:gridCol w:w="1063"/>
-        <w:gridCol w:w="1063"/>
-        <w:gridCol w:w="1063"/>
-        <w:gridCol w:w="1063"/>
-        <w:gridCol w:w="1063"/>
-        <w:gridCol w:w="1063"/>
-        <w:gridCol w:w="1063"/>
+        <w:gridCol w:w="1701"/>
+        <w:gridCol w:w="1701"/>
+        <w:gridCol w:w="1701"/>
+        <w:gridCol w:w="1701"/>
+        <w:gridCol w:w="1701"/>
       </w:tblGrid>
       <w:tr>
         <w:tc>
           <w:tcPr>
-            <w:tcW w:type="dxa" w:w="1063"/>
+            <w:tcW w:type="dxa" w:w="1701"/>
           </w:tcPr>
           <w:p>
             <w:r>
               <w:rPr>
                 <w:b/>
               </w:rPr>
-              <w:t>Horizonte (min)</w:t>
-            </w:r>
-          </w:p>
-        </w:tc>
-        <w:tc>
-          <w:tcPr>
-            <w:tcW w:type="dxa" w:w="1063"/>
+              <w:t>TAG</w:t>
+            </w:r>
+          </w:p>
+        </w:tc>
+        <w:tc>
+          <w:tcPr>
+            <w:tcW w:type="dxa" w:w="1701"/>
           </w:tcPr>
           <w:p>
             <w:r>
               <w:rPr>
                 <w:b/>
               </w:rPr>
-              <w:t>Positivos</w:t>
-            </w:r>
-          </w:p>
-        </w:tc>
-        <w:tc>
-          <w:tcPr>
-            <w:tcW w:type="dxa" w:w="1063"/>
+              <w:t>Frota</w:t>
+            </w:r>
+          </w:p>
+        </w:tc>
+        <w:tc>
+          <w:tcPr>
+            <w:tcW w:type="dxa" w:w="1701"/>
           </w:tcPr>
           <w:p>
             <w:r>
               <w:rPr>
                 <w:b/>
               </w:rPr>
-              <w:t>Taxa</w:t>
-            </w:r>
-          </w:p>
-        </w:tc>
-        <w:tc>
-          <w:tcPr>
-            <w:tcW w:type="dxa" w:w="1063"/>
+              <w:t>Eventos (6m)</w:t>
+            </w:r>
+          </w:p>
+        </w:tc>
+        <w:tc>
+          <w:tcPr>
+            <w:tcW w:type="dxa" w:w="1701"/>
           </w:tcPr>
           <w:p>
             <w:r>
               <w:rPr>
                 <w:b/>
               </w:rPr>
-              <w:t>F1</w:t>
-            </w:r>
-          </w:p>
-        </w:tc>
-        <w:tc>
-          <w:tcPr>
-            <w:tcW w:type="dxa" w:w="1063"/>
+              <w:t>Don't Go</w:t>
+            </w:r>
+          </w:p>
+        </w:tc>
+        <w:tc>
+          <w:tcPr>
+            <w:tcW w:type="dxa" w:w="1701"/>
           </w:tcPr>
           <w:p>
             <w:r>
               <w:rPr>
                 <w:b/>
               </w:rPr>
-              <w:t>Precision</w:t>
-            </w:r>
-          </w:p>
-        </w:tc>
-        <w:tc>
-          <w:tcPr>
-            <w:tcW w:type="dxa" w:w="1063"/>
+              <w:t>Taxa DG (%)</w:t>
+            </w:r>
+          </w:p>
+        </w:tc>
+      </w:tr>
+      <w:tr>
+        <w:tc>
+          <w:tcPr>
+            <w:tcW w:type="dxa" w:w="1701"/>
+          </w:tcPr>
+          <w:p>
+            <w:r>
+              <w:t>CA65926</w:t>
+            </w:r>
+          </w:p>
+        </w:tc>
+        <w:tc>
+          <w:tcPr>
+            <w:tcW w:type="dxa" w:w="1701"/>
+          </w:tcPr>
+          <w:p>
+            <w:r>
+              <w:t>793-D 4S</w:t>
+            </w:r>
+          </w:p>
+        </w:tc>
+        <w:tc>
+          <w:tcPr>
+            <w:tcW w:type="dxa" w:w="1701"/>
+          </w:tcPr>
+          <w:p>
+            <w:r>
+              <w:t>96.220</w:t>
+            </w:r>
+          </w:p>
+        </w:tc>
+        <w:tc>
+          <w:tcPr>
+            <w:tcW w:type="dxa" w:w="1701"/>
+          </w:tcPr>
+          <w:p>
+            <w:r>
+              <w:t>5.112</w:t>
+            </w:r>
+          </w:p>
+        </w:tc>
+        <w:tc>
+          <w:tcPr>
+            <w:tcW w:type="dxa" w:w="1701"/>
+          </w:tcPr>
+          <w:p>
+            <w:r>
+              <w:t>5,31%</w:t>
+            </w:r>
+          </w:p>
+        </w:tc>
+      </w:tr>
+      <w:tr>
+        <w:tc>
+          <w:tcPr>
+            <w:tcW w:type="dxa" w:w="1701"/>
+          </w:tcPr>
+          <w:p>
+            <w:r>
+              <w:t>CA65908</w:t>
+            </w:r>
+          </w:p>
+        </w:tc>
+        <w:tc>
+          <w:tcPr>
+            <w:tcW w:type="dxa" w:w="1701"/>
+          </w:tcPr>
+          <w:p>
+            <w:r>
+              <w:t>793-D 3S</w:t>
+            </w:r>
+          </w:p>
+        </w:tc>
+        <w:tc>
+          <w:tcPr>
+            <w:tcW w:type="dxa" w:w="1701"/>
+          </w:tcPr>
+          <w:p>
+            <w:r>
+              <w:t>32.498</w:t>
+            </w:r>
+          </w:p>
+        </w:tc>
+        <w:tc>
+          <w:tcPr>
+            <w:tcW w:type="dxa" w:w="1701"/>
+          </w:tcPr>
+          <w:p>
+            <w:r>
+              <w:t>703</w:t>
+            </w:r>
+          </w:p>
+        </w:tc>
+        <w:tc>
+          <w:tcPr>
+            <w:tcW w:type="dxa" w:w="1701"/>
+          </w:tcPr>
+          <w:p>
+            <w:r>
+              <w:t>2,16%</w:t>
+            </w:r>
+          </w:p>
+        </w:tc>
+      </w:tr>
+      <w:tr>
+        <w:tc>
+          <w:tcPr>
+            <w:tcW w:type="dxa" w:w="1701"/>
+          </w:tcPr>
+          <w:p>
+            <w:r>
+              <w:t>CA65902</w:t>
+            </w:r>
+          </w:p>
+        </w:tc>
+        <w:tc>
+          <w:tcPr>
+            <w:tcW w:type="dxa" w:w="1701"/>
+          </w:tcPr>
+          <w:p>
+            <w:r>
+              <w:t>793-D 3S</w:t>
+            </w:r>
+          </w:p>
+        </w:tc>
+        <w:tc>
+          <w:tcPr>
+            <w:tcW w:type="dxa" w:w="1701"/>
+          </w:tcPr>
+          <w:p>
+            <w:r>
+              <w:t>25.382</w:t>
+            </w:r>
+          </w:p>
+        </w:tc>
+        <w:tc>
+          <w:tcPr>
+            <w:tcW w:type="dxa" w:w="1701"/>
+          </w:tcPr>
+          <w:p>
+            <w:r>
+              <w:t>418</w:t>
+            </w:r>
+          </w:p>
+        </w:tc>
+        <w:tc>
+          <w:tcPr>
+            <w:tcW w:type="dxa" w:w="1701"/>
+          </w:tcPr>
+          <w:p>
+            <w:r>
+              <w:t>1,65%</w:t>
+            </w:r>
+          </w:p>
+        </w:tc>
+      </w:tr>
+      <w:tr>
+        <w:tc>
+          <w:tcPr>
+            <w:tcW w:type="dxa" w:w="1701"/>
+          </w:tcPr>
+          <w:p>
+            <w:r>
+              <w:t>CA65927</w:t>
+            </w:r>
+          </w:p>
+        </w:tc>
+        <w:tc>
+          <w:tcPr>
+            <w:tcW w:type="dxa" w:w="1701"/>
+          </w:tcPr>
+          <w:p>
+            <w:r>
+              <w:t>793-D 5S</w:t>
+            </w:r>
+          </w:p>
+        </w:tc>
+        <w:tc>
+          <w:tcPr>
+            <w:tcW w:type="dxa" w:w="1701"/>
+          </w:tcPr>
+          <w:p>
+            <w:r>
+              <w:t>88.216</w:t>
+            </w:r>
+          </w:p>
+        </w:tc>
+        <w:tc>
+          <w:tcPr>
+            <w:tcW w:type="dxa" w:w="1701"/>
+          </w:tcPr>
+          <w:p>
+            <w:r>
+              <w:t>1.320</w:t>
+            </w:r>
+          </w:p>
+        </w:tc>
+        <w:tc>
+          <w:tcPr>
+            <w:tcW w:type="dxa" w:w="1701"/>
+          </w:tcPr>
+          <w:p>
+            <w:r>
+              <w:t>1,50%</w:t>
+            </w:r>
+          </w:p>
+        </w:tc>
+      </w:tr>
+      <w:tr>
+        <w:tc>
+          <w:tcPr>
+            <w:tcW w:type="dxa" w:w="1701"/>
+          </w:tcPr>
+          <w:p>
+            <w:r>
+              <w:t>CA65792</w:t>
+            </w:r>
+          </w:p>
+        </w:tc>
+        <w:tc>
+          <w:tcPr>
+            <w:tcW w:type="dxa" w:w="1701"/>
+          </w:tcPr>
+          <w:p>
+            <w:r>
+              <w:t>793-D 2S</w:t>
+            </w:r>
+          </w:p>
+        </w:tc>
+        <w:tc>
+          <w:tcPr>
+            <w:tcW w:type="dxa" w:w="1701"/>
+          </w:tcPr>
+          <w:p>
+            <w:r>
+              <w:t>126.721</w:t>
+            </w:r>
+          </w:p>
+        </w:tc>
+        <w:tc>
+          <w:tcPr>
+            <w:tcW w:type="dxa" w:w="1701"/>
+          </w:tcPr>
+          <w:p>
+            <w:r>
+              <w:t>1.589</w:t>
+            </w:r>
+          </w:p>
+        </w:tc>
+        <w:tc>
+          <w:tcPr>
+            <w:tcW w:type="dxa" w:w="1701"/>
+          </w:tcPr>
+          <w:p>
+            <w:r>
+              <w:t>1,25%</w:t>
+            </w:r>
+          </w:p>
+        </w:tc>
+      </w:tr>
+    </w:tbl>
+    <w:p>
+      <w:pPr>
+        <w:pStyle w:val="Ttulo2"/>
+      </w:pPr>
+      <w:r>
+        <w:rPr>
+          <w:color w:val="00A650"/>
+        </w:rPr>
+        <w:t>Caso Aprofundado — Cronologia de Degradação do CA65926</w:t>
+      </w:r>
+    </w:p>
+    <w:p>
+      <w:r>
+        <w:rPr>
+          <w:sz w:val="22"/>
+        </w:rPr>
+        <w:t>O equipamento CA65926 (793-D 4S) merece análise dedicada por ser o outlier extremo da frota e por sua cronologia revelar um padrão de degradação estrutural. A tabela abaixo recorta a taxa mensal de Don't Go do equipamento contra a média dos demais caminhões 793-D 4S do mesmo período:</w:t>
+      </w:r>
+    </w:p>
+    <w:tbl>
+      <w:tblPr>
+        <w:tblStyle w:val="Tabelacomgrade"/>
+        <w:tblW w:type="auto" w:w="0"/>
+        <w:tblLook w:firstColumn="1" w:firstRow="1" w:lastColumn="0" w:lastRow="0" w:noHBand="0" w:noVBand="1" w:val="04A0"/>
+      </w:tblPr>
+      <w:tblGrid>
+        <w:gridCol w:w="2126"/>
+        <w:gridCol w:w="2126"/>
+        <w:gridCol w:w="2126"/>
+        <w:gridCol w:w="2126"/>
+      </w:tblGrid>
+      <w:tr>
+        <w:tc>
+          <w:tcPr>
+            <w:tcW w:type="dxa" w:w="2126"/>
           </w:tcPr>
           <w:p>
             <w:r>
               <w:rPr>
                 <w:b/>
               </w:rPr>
-              <w:t>Recall</w:t>
-            </w:r>
-          </w:p>
-        </w:tc>
-        <w:tc>
-          <w:tcPr>
-            <w:tcW w:type="dxa" w:w="1063"/>
+              <w:t>Mês</w:t>
+            </w:r>
+          </w:p>
+        </w:tc>
+        <w:tc>
+          <w:tcPr>
+            <w:tcW w:type="dxa" w:w="2126"/>
           </w:tcPr>
           <w:p>
             <w:r>
               <w:rPr>
                 <w:b/>
               </w:rPr>
-              <w:t>ROC-AUC</w:t>
-            </w:r>
-          </w:p>
-        </w:tc>
-        <w:tc>
-          <w:tcPr>
-            <w:tcW w:type="dxa" w:w="1063"/>
+              <w:t>Taxa CA65926</w:t>
+            </w:r>
+          </w:p>
+        </w:tc>
+        <w:tc>
+          <w:tcPr>
+            <w:tcW w:type="dxa" w:w="2126"/>
           </w:tcPr>
           <w:p>
             <w:r>
               <w:rPr>
                 <w:b/>
               </w:rPr>
-              <w:t>PR-AUC</w:t>
+              <w:t>Média 793-D 4S</w:t>
+            </w:r>
+          </w:p>
+        </w:tc>
+        <w:tc>
+          <w:tcPr>
+            <w:tcW w:type="dxa" w:w="2126"/>
+          </w:tcPr>
+          <w:p>
+            <w:r>
+              <w:rPr>
+                <w:b/>
+              </w:rPr>
+              <w:t>Razão</w:t>
             </w:r>
           </w:p>
         </w:tc>
@@ -3575,81 +4775,41 @@
       <w:tr>
         <w:tc>
           <w:tcPr>
-            <w:tcW w:type="dxa" w:w="1063"/>
-          </w:tcPr>
-          <w:p>
-            <w:r>
-              <w:t>60</w:t>
-            </w:r>
-          </w:p>
-        </w:tc>
-        <w:tc>
-          <w:tcPr>
-            <w:tcW w:type="dxa" w:w="1063"/>
-          </w:tcPr>
-          <w:p>
-            <w:r>
-              <w:t>35,203</w:t>
-            </w:r>
-          </w:p>
-        </w:tc>
-        <w:tc>
-          <w:tcPr>
-            <w:tcW w:type="dxa" w:w="1063"/>
-          </w:tcPr>
-          <w:p>
-            <w:r>
-              <w:t>0.448%</w:t>
-            </w:r>
-          </w:p>
-        </w:tc>
-        <w:tc>
-          <w:tcPr>
-            <w:tcW w:type="dxa" w:w="1063"/>
-          </w:tcPr>
-          <w:p>
-            <w:r>
-              <w:t>0.6728</w:t>
-            </w:r>
-          </w:p>
-        </w:tc>
-        <w:tc>
-          <w:tcPr>
-            <w:tcW w:type="dxa" w:w="1063"/>
-          </w:tcPr>
-          <w:p>
-            <w:r>
-              <w:t>0.7005</w:t>
-            </w:r>
-          </w:p>
-        </w:tc>
-        <w:tc>
-          <w:tcPr>
-            <w:tcW w:type="dxa" w:w="1063"/>
-          </w:tcPr>
-          <w:p>
-            <w:r>
-              <w:t>0.6472</w:t>
-            </w:r>
-          </w:p>
-        </w:tc>
-        <w:tc>
-          <w:tcPr>
-            <w:tcW w:type="dxa" w:w="1063"/>
-          </w:tcPr>
-          <w:p>
-            <w:r>
-              <w:t>0.9923</w:t>
-            </w:r>
-          </w:p>
-        </w:tc>
-        <w:tc>
-          <w:tcPr>
-            <w:tcW w:type="dxa" w:w="1063"/>
-          </w:tcPr>
-          <w:p>
-            <w:r>
-              <w:t>0.6739</w:t>
+            <w:tcW w:type="dxa" w:w="2126"/>
+          </w:tcPr>
+          <w:p>
+            <w:r>
+              <w:t>JAN</w:t>
+            </w:r>
+          </w:p>
+        </w:tc>
+        <w:tc>
+          <w:tcPr>
+            <w:tcW w:type="dxa" w:w="2126"/>
+          </w:tcPr>
+          <w:p>
+            <w:r>
+              <w:t>0.216%</w:t>
+            </w:r>
+          </w:p>
+        </w:tc>
+        <w:tc>
+          <w:tcPr>
+            <w:tcW w:type="dxa" w:w="2126"/>
+          </w:tcPr>
+          <w:p>
+            <w:r>
+              <w:t>0.592%</w:t>
+            </w:r>
+          </w:p>
+        </w:tc>
+        <w:tc>
+          <w:tcPr>
+            <w:tcW w:type="dxa" w:w="2126"/>
+          </w:tcPr>
+          <w:p>
+            <w:r>
+              <w:t>0.4×</w:t>
             </w:r>
           </w:p>
         </w:tc>
@@ -3657,81 +4817,41 @@
       <w:tr>
         <w:tc>
           <w:tcPr>
-            <w:tcW w:type="dxa" w:w="1063"/>
-          </w:tcPr>
-          <w:p>
-            <w:r>
-              <w:t>120</w:t>
-            </w:r>
-          </w:p>
-        </w:tc>
-        <w:tc>
-          <w:tcPr>
-            <w:tcW w:type="dxa" w:w="1063"/>
-          </w:tcPr>
-          <w:p>
-            <w:r>
-              <w:t>46,796</w:t>
-            </w:r>
-          </w:p>
-        </w:tc>
-        <w:tc>
-          <w:tcPr>
-            <w:tcW w:type="dxa" w:w="1063"/>
-          </w:tcPr>
-          <w:p>
-            <w:r>
-              <w:t>0.596%</w:t>
-            </w:r>
-          </w:p>
-        </w:tc>
-        <w:tc>
-          <w:tcPr>
-            <w:tcW w:type="dxa" w:w="1063"/>
-          </w:tcPr>
-          <w:p>
-            <w:r>
-              <w:t>0.6103</w:t>
-            </w:r>
-          </w:p>
-        </w:tc>
-        <w:tc>
-          <w:tcPr>
-            <w:tcW w:type="dxa" w:w="1063"/>
-          </w:tcPr>
-          <w:p>
-            <w:r>
-              <w:t>0.7442</w:t>
-            </w:r>
-          </w:p>
-        </w:tc>
-        <w:tc>
-          <w:tcPr>
-            <w:tcW w:type="dxa" w:w="1063"/>
-          </w:tcPr>
-          <w:p>
-            <w:r>
-              <w:t>0.5172</w:t>
-            </w:r>
-          </w:p>
-        </w:tc>
-        <w:tc>
-          <w:tcPr>
-            <w:tcW w:type="dxa" w:w="1063"/>
-          </w:tcPr>
-          <w:p>
-            <w:r>
-              <w:t>0.9799</w:t>
-            </w:r>
-          </w:p>
-        </w:tc>
-        <w:tc>
-          <w:tcPr>
-            <w:tcW w:type="dxa" w:w="1063"/>
-          </w:tcPr>
-          <w:p>
-            <w:r>
-              <w:t>0.6136</w:t>
+            <w:tcW w:type="dxa" w:w="2126"/>
+          </w:tcPr>
+          <w:p>
+            <w:r>
+              <w:t>FEB</w:t>
+            </w:r>
+          </w:p>
+        </w:tc>
+        <w:tc>
+          <w:tcPr>
+            <w:tcW w:type="dxa" w:w="2126"/>
+          </w:tcPr>
+          <w:p>
+            <w:r>
+              <w:t>0.385%</w:t>
+            </w:r>
+          </w:p>
+        </w:tc>
+        <w:tc>
+          <w:tcPr>
+            <w:tcW w:type="dxa" w:w="2126"/>
+          </w:tcPr>
+          <w:p>
+            <w:r>
+              <w:t>0.617%</w:t>
+            </w:r>
+          </w:p>
+        </w:tc>
+        <w:tc>
+          <w:tcPr>
+            <w:tcW w:type="dxa" w:w="2126"/>
+          </w:tcPr>
+          <w:p>
+            <w:r>
+              <w:t>0.6×</w:t>
             </w:r>
           </w:p>
         </w:tc>
@@ -3739,81 +4859,167 @@
       <w:tr>
         <w:tc>
           <w:tcPr>
-            <w:tcW w:type="dxa" w:w="1063"/>
-          </w:tcPr>
-          <w:p>
-            <w:r>
-              <w:t>240</w:t>
-            </w:r>
-          </w:p>
-        </w:tc>
-        <w:tc>
-          <w:tcPr>
-            <w:tcW w:type="dxa" w:w="1063"/>
-          </w:tcPr>
-          <w:p>
-            <w:r>
-              <w:t>69,036</w:t>
-            </w:r>
-          </w:p>
-        </w:tc>
-        <w:tc>
-          <w:tcPr>
-            <w:tcW w:type="dxa" w:w="1063"/>
-          </w:tcPr>
-          <w:p>
-            <w:r>
-              <w:t>0.879%</w:t>
-            </w:r>
-          </w:p>
-        </w:tc>
-        <w:tc>
-          <w:tcPr>
-            <w:tcW w:type="dxa" w:w="1063"/>
-          </w:tcPr>
-          <w:p>
-            <w:r>
-              <w:t>0.5024</w:t>
-            </w:r>
-          </w:p>
-        </w:tc>
-        <w:tc>
-          <w:tcPr>
-            <w:tcW w:type="dxa" w:w="1063"/>
-          </w:tcPr>
-          <w:p>
-            <w:r>
-              <w:t>0.7845</w:t>
-            </w:r>
-          </w:p>
-        </w:tc>
-        <w:tc>
-          <w:tcPr>
-            <w:tcW w:type="dxa" w:w="1063"/>
-          </w:tcPr>
-          <w:p>
-            <w:r>
-              <w:t>0.3695</w:t>
-            </w:r>
-          </w:p>
-        </w:tc>
-        <w:tc>
-          <w:tcPr>
-            <w:tcW w:type="dxa" w:w="1063"/>
-          </w:tcPr>
-          <w:p>
-            <w:r>
-              <w:t>0.9644</w:t>
-            </w:r>
-          </w:p>
-        </w:tc>
-        <w:tc>
-          <w:tcPr>
-            <w:tcW w:type="dxa" w:w="1063"/>
-          </w:tcPr>
-          <w:p>
-            <w:r>
-              <w:t>0.5223</w:t>
+            <w:tcW w:type="dxa" w:w="2126"/>
+          </w:tcPr>
+          <w:p>
+            <w:r>
+              <w:t>MAR</w:t>
+            </w:r>
+          </w:p>
+        </w:tc>
+        <w:tc>
+          <w:tcPr>
+            <w:tcW w:type="dxa" w:w="2126"/>
+          </w:tcPr>
+          <w:p>
+            <w:r>
+              <w:t>2.519%</w:t>
+            </w:r>
+          </w:p>
+        </w:tc>
+        <w:tc>
+          <w:tcPr>
+            <w:tcW w:type="dxa" w:w="2126"/>
+          </w:tcPr>
+          <w:p>
+            <w:r>
+              <w:t>0.297%</w:t>
+            </w:r>
+          </w:p>
+        </w:tc>
+        <w:tc>
+          <w:tcPr>
+            <w:tcW w:type="dxa" w:w="2126"/>
+          </w:tcPr>
+          <w:p>
+            <w:r>
+              <w:t>8.5×</w:t>
+            </w:r>
+          </w:p>
+        </w:tc>
+      </w:tr>
+      <w:tr>
+        <w:tc>
+          <w:tcPr>
+            <w:tcW w:type="dxa" w:w="2126"/>
+          </w:tcPr>
+          <w:p>
+            <w:r>
+              <w:t>ABR</w:t>
+            </w:r>
+          </w:p>
+        </w:tc>
+        <w:tc>
+          <w:tcPr>
+            <w:tcW w:type="dxa" w:w="2126"/>
+          </w:tcPr>
+          <w:p>
+            <w:r>
+              <w:t>0.259%</w:t>
+            </w:r>
+          </w:p>
+        </w:tc>
+        <w:tc>
+          <w:tcPr>
+            <w:tcW w:type="dxa" w:w="2126"/>
+          </w:tcPr>
+          <w:p>
+            <w:r>
+              <w:t>0.113%</w:t>
+            </w:r>
+          </w:p>
+        </w:tc>
+        <w:tc>
+          <w:tcPr>
+            <w:tcW w:type="dxa" w:w="2126"/>
+          </w:tcPr>
+          <w:p>
+            <w:r>
+              <w:t>2.3×</w:t>
+            </w:r>
+          </w:p>
+        </w:tc>
+      </w:tr>
+      <w:tr>
+        <w:tc>
+          <w:tcPr>
+            <w:tcW w:type="dxa" w:w="2126"/>
+          </w:tcPr>
+          <w:p>
+            <w:r>
+              <w:t>MAY</w:t>
+            </w:r>
+          </w:p>
+        </w:tc>
+        <w:tc>
+          <w:tcPr>
+            <w:tcW w:type="dxa" w:w="2126"/>
+          </w:tcPr>
+          <w:p>
+            <w:r>
+              <w:t>0.413%</w:t>
+            </w:r>
+          </w:p>
+        </w:tc>
+        <w:tc>
+          <w:tcPr>
+            <w:tcW w:type="dxa" w:w="2126"/>
+          </w:tcPr>
+          <w:p>
+            <w:r>
+              <w:t>0.146%</w:t>
+            </w:r>
+          </w:p>
+        </w:tc>
+        <w:tc>
+          <w:tcPr>
+            <w:tcW w:type="dxa" w:w="2126"/>
+          </w:tcPr>
+          <w:p>
+            <w:r>
+              <w:t>2.8×</w:t>
+            </w:r>
+          </w:p>
+        </w:tc>
+      </w:tr>
+      <w:tr>
+        <w:tc>
+          <w:tcPr>
+            <w:tcW w:type="dxa" w:w="2126"/>
+          </w:tcPr>
+          <w:p>
+            <w:r>
+              <w:t>JUN</w:t>
+            </w:r>
+          </w:p>
+        </w:tc>
+        <w:tc>
+          <w:tcPr>
+            <w:tcW w:type="dxa" w:w="2126"/>
+          </w:tcPr>
+          <w:p>
+            <w:r>
+              <w:t>21.576%</w:t>
+            </w:r>
+          </w:p>
+        </w:tc>
+        <w:tc>
+          <w:tcPr>
+            <w:tcW w:type="dxa" w:w="2126"/>
+          </w:tcPr>
+          <w:p>
+            <w:r>
+              <w:t>0.105%</w:t>
+            </w:r>
+          </w:p>
+        </w:tc>
+        <w:tc>
+          <w:tcPr>
+            <w:tcW w:type="dxa" w:w="2126"/>
+          </w:tcPr>
+          <w:p>
+            <w:r>
+              <w:t>205.1×</w:t>
             </w:r>
           </w:p>
         </w:tc>
@@ -3826,7 +5032,7 @@
       <w:r>
         <w:drawing>
           <wp:inline xmlns:a="http://schemas.openxmlformats.org/drawingml/2006/main" xmlns:pic="http://schemas.openxmlformats.org/drawingml/2006/picture">
-            <wp:extent cx="5029200" cy="3017520"/>
+            <wp:extent cx="5029200" cy="2514600"/>
             <wp:docPr id="5" name="Picture 5"/>
             <wp:cNvGraphicFramePr>
               <a:graphicFrameLocks noChangeAspect="1"/>
@@ -3835,7 +5041,7 @@
               <a:graphicData uri="http://schemas.openxmlformats.org/drawingml/2006/picture">
                 <pic:pic>
                   <pic:nvPicPr>
-                    <pic:cNvPr id="0" name="horizon_degradation.png"/>
+                    <pic:cNvPr id="0" name="ca65926_vs_frota.png"/>
                     <pic:cNvPicPr/>
                   </pic:nvPicPr>
                   <pic:blipFill>
@@ -3847,7 +5053,7 @@
                   <pic:spPr>
                     <a:xfrm>
                       <a:off x="0" y="0"/>
-                      <a:ext cx="5029200" cy="3017520"/>
+                      <a:ext cx="5029200" cy="2514600"/>
                     </a:xfrm>
                     <a:prstGeom prst="rect"/>
                   </pic:spPr>
@@ -3863,34 +5069,40 @@
         <w:rPr>
           <w:sz w:val="22"/>
         </w:rPr>
-        <w:t>Observações principais: (1) ROC-AUC permanece acima de 0.96 em todos os horizontes, demonstrando que o ranking de risco é robusto à janela. (2) A precision sobe com o horizonte (0,70 → 0,78), indicando que alertas com score alto têm probabilidade ainda maior de Don't Go nos próximos 240 minutos. (3) O recall cai (0,65 → 0,37) — janelas longas captam menos positivos, mas com confiabilidade maior.</w:t>
-      </w:r>
-    </w:p>
-    <w:p>
+        <w:t>Três achados de alto valor operacional emergem desta análise:</w:t>
+      </w:r>
+    </w:p>
+    <w:p>
+      <w:pPr>
+        <w:pStyle w:val="Commarcadores"/>
+      </w:pPr>
       <w:r>
         <w:rPr>
           <w:sz w:val="22"/>
         </w:rPr>
-        <w:t>Aplicação operacional: alertas de alta confiança podem ser estratificados por horizonte. Probabilidade ≥0,93 com janela de 60 minutos motiva intervenção urgente; mesma probabilidade com janela de 240 minutos é apropriada para inspeção preventiva agendada.</w:t>
-      </w:r>
-    </w:p>
-    <w:p>
-      <w:pPr>
-        <w:pStyle w:val="Ttulo2"/>
-      </w:pPr>
-      <w:r>
-        <w:rPr>
-          <w:color w:val="00A650"/>
-        </w:rPr>
-        <w:t>Calibração e Curvas de Threshold</w:t>
-      </w:r>
-    </w:p>
-    <w:p>
+        <w:t>Inversão completa do perfil de risco: em Janeiro/2025, o CA65926 estava ABAIXO da média da sua frota (0,22% vs 0,59%). Não nasceu problemático — a degradação é estrutural e recente.</w:t>
+      </w:r>
+    </w:p>
+    <w:p>
+      <w:pPr>
+        <w:pStyle w:val="Commarcadores"/>
+      </w:pPr>
       <w:r>
         <w:rPr>
           <w:sz w:val="22"/>
         </w:rPr>
-        <w:t>Brier Score = 0.0203 (perfeitamente calibrado = 0). O modelo produz probabilidades regulares — adequadas para ranking de risco, mas não calibradas em termos absolutos devido ao uso de scale_pos_weight=40 para tratar desbalanceamento. Trabalho futuro: aplicar calibração isotônica para uso em precificação de manutenção e seguros.</w:t>
+        <w:t>Março/2025 foi um sinal de alerta antecipado: primeiro surto com taxa 8,5× a média da frota. Deveria ter motivado inspeção mais profunda. O recuo em Abril foi enganoso — a tendência se reverteu.</w:t>
+      </w:r>
+    </w:p>
+    <w:p>
+      <w:pPr>
+        <w:pStyle w:val="Commarcadores"/>
+      </w:pPr>
+      <w:r>
+        <w:rPr>
+          <w:sz w:val="22"/>
+        </w:rPr>
+        <w:t>Junho/2025 é colapso: taxa de Don't Go 205× a média da frota. Variabilidade desta magnitude não é aleatória — é falha sistêmica que justifica retirada para inspeção estrutural completa.</w:t>
       </w:r>
     </w:p>
     <w:p>
@@ -3900,7 +5112,7 @@
       <w:r>
         <w:drawing>
           <wp:inline xmlns:a="http://schemas.openxmlformats.org/drawingml/2006/main" xmlns:pic="http://schemas.openxmlformats.org/drawingml/2006/picture">
-            <wp:extent cx="5486400" cy="2155371"/>
+            <wp:extent cx="5486400" cy="2194560"/>
             <wp:docPr id="4" name="Picture 4"/>
             <wp:cNvGraphicFramePr>
               <a:graphicFrameLocks noChangeAspect="1"/>
@@ -3909,11 +5121,58 @@
               <a:graphicData uri="http://schemas.openxmlformats.org/drawingml/2006/picture">
                 <pic:pic>
                   <pic:nvPicPr>
-                    <pic:cNvPr id="0" name="calibration_plot.png"/>
+                    <pic:cNvPr id="0" name="ca65926_monthly_escalation.png"/>
                     <pic:cNvPicPr/>
                   </pic:nvPicPr>
                   <pic:blipFill>
                     <a:blip r:embed="rId21"/>
+                    <a:stretch>
+                      <a:fillRect/>
+                    </a:stretch>
+                  </pic:blipFill>
+                  <pic:spPr>
+                    <a:xfrm>
+                      <a:off x="0" y="0"/>
+                      <a:ext cx="5486400" cy="2194560"/>
+                    </a:xfrm>
+                    <a:prstGeom prst="rect"/>
+                  </pic:spPr>
+                </pic:pic>
+              </a:graphicData>
+            </a:graphic>
+          </wp:inline>
+        </w:drawing>
+      </w:r>
+    </w:p>
+    <w:p>
+      <w:r>
+        <w:rPr>
+          <w:sz w:val="22"/>
+        </w:rPr>
+        <w:t>Fator de escalada interno: 100× entre o menor e o maior mês. A mediana da feature aceleracao_criticos saltou de 0,00 (Jan-Mai) para 0,87 em Junho — confirmação operacional do que o modelo já estava capturando como sinal preditivo.</w:t>
+      </w:r>
+    </w:p>
+    <w:p>
+      <w:pPr>
+        <w:jc w:val="center"/>
+      </w:pPr>
+      <w:r>
+        <w:drawing>
+          <wp:inline xmlns:a="http://schemas.openxmlformats.org/drawingml/2006/main" xmlns:pic="http://schemas.openxmlformats.org/drawingml/2006/picture">
+            <wp:extent cx="5486400" cy="2155371"/>
+            <wp:docPr id="3" name="Picture 3"/>
+            <wp:cNvGraphicFramePr>
+              <a:graphicFrameLocks noChangeAspect="1"/>
+            </wp:cNvGraphicFramePr>
+            <a:graphic>
+              <a:graphicData uri="http://schemas.openxmlformats.org/drawingml/2006/picture">
+                <pic:pic>
+                  <pic:nvPicPr>
+                    <pic:cNvPr id="0" name="ca65926_daily_timeline.png"/>
+                    <pic:cNvPicPr/>
+                  </pic:nvPicPr>
+                  <pic:blipFill>
+                    <a:blip r:embed="rId20"/>
                     <a:stretch>
                       <a:fillRect/>
                     </a:stretch>
@@ -3937,408 +5196,9 @@
         <w:rPr>
           <w:sz w:val="22"/>
         </w:rPr>
-        <w:t>As curvas precision/recall/F1 vs threshold abaixo justificam matematicamente os dois thresholds operacionais escolhidos: F1-ótimo (0,93) e custo-ótimo (0,51).</w:t>
-      </w:r>
-    </w:p>
-    <w:p>
-      <w:pPr>
-        <w:jc w:val="center"/>
-      </w:pPr>
-      <w:r>
-        <w:drawing>
-          <wp:inline xmlns:a="http://schemas.openxmlformats.org/drawingml/2006/main" xmlns:pic="http://schemas.openxmlformats.org/drawingml/2006/picture">
-            <wp:extent cx="5029200" cy="3017520"/>
-            <wp:docPr id="3" name="Picture 3"/>
-            <wp:cNvGraphicFramePr>
-              <a:graphicFrameLocks noChangeAspect="1"/>
-            </wp:cNvGraphicFramePr>
-            <a:graphic>
-              <a:graphicData uri="http://schemas.openxmlformats.org/drawingml/2006/picture">
-                <pic:pic>
-                  <pic:nvPicPr>
-                    <pic:cNvPr id="0" name="threshold_curves.png"/>
-                    <pic:cNvPicPr/>
-                  </pic:nvPicPr>
-                  <pic:blipFill>
-                    <a:blip r:embed="rId20"/>
-                    <a:stretch>
-                      <a:fillRect/>
-                    </a:stretch>
-                  </pic:blipFill>
-                  <pic:spPr>
-                    <a:xfrm>
-                      <a:off x="0" y="0"/>
-                      <a:ext cx="5029200" cy="3017520"/>
-                    </a:xfrm>
-                    <a:prstGeom prst="rect"/>
-                  </pic:spPr>
-                </pic:pic>
-              </a:graphicData>
-            </a:graphic>
-          </wp:inline>
-        </w:drawing>
-      </w:r>
-    </w:p>
-    <w:p>
-      <w:pPr>
-        <w:pStyle w:val="Ttulo2"/>
-      </w:pPr>
-      <w:r>
-        <w:rPr>
-          <w:color w:val="00A650"/>
-        </w:rPr>
-        <w:t>Ranking de Risco — Frota Completa</w:t>
-      </w:r>
-    </w:p>
-    <w:p>
-      <w:r>
-        <w:rPr>
-          <w:sz w:val="22"/>
-        </w:rPr>
-        <w:t>A tabela abaixo apresenta os 5 equipamentos com maior taxa de Don't Go, representando os alvos prioritários de manutenção preventiva:</w:t>
-      </w:r>
-    </w:p>
-    <w:tbl>
-      <w:tblPr>
-        <w:tblStyle w:val="Tabelacomgrade"/>
-        <w:tblW w:type="auto" w:w="0"/>
-        <w:tblLook w:firstColumn="1" w:firstRow="1" w:lastColumn="0" w:lastRow="0" w:noHBand="0" w:noVBand="1" w:val="04A0"/>
-      </w:tblPr>
-      <w:tblGrid>
-        <w:gridCol w:w="1701"/>
-        <w:gridCol w:w="1701"/>
-        <w:gridCol w:w="1701"/>
-        <w:gridCol w:w="1701"/>
-        <w:gridCol w:w="1701"/>
-      </w:tblGrid>
-      <w:tr>
-        <w:tc>
-          <w:tcPr>
-            <w:tcW w:type="dxa" w:w="1701"/>
-          </w:tcPr>
-          <w:p>
-            <w:r>
-              <w:rPr>
-                <w:b/>
-              </w:rPr>
-              <w:t>TAG</w:t>
-            </w:r>
-          </w:p>
-        </w:tc>
-        <w:tc>
-          <w:tcPr>
-            <w:tcW w:type="dxa" w:w="1701"/>
-          </w:tcPr>
-          <w:p>
-            <w:r>
-              <w:rPr>
-                <w:b/>
-              </w:rPr>
-              <w:t>Frota</w:t>
-            </w:r>
-          </w:p>
-        </w:tc>
-        <w:tc>
-          <w:tcPr>
-            <w:tcW w:type="dxa" w:w="1701"/>
-          </w:tcPr>
-          <w:p>
-            <w:r>
-              <w:rPr>
-                <w:b/>
-              </w:rPr>
-              <w:t>Eventos (6m)</w:t>
-            </w:r>
-          </w:p>
-        </w:tc>
-        <w:tc>
-          <w:tcPr>
-            <w:tcW w:type="dxa" w:w="1701"/>
-          </w:tcPr>
-          <w:p>
-            <w:r>
-              <w:rPr>
-                <w:b/>
-              </w:rPr>
-              <w:t>Don't Go</w:t>
-            </w:r>
-          </w:p>
-        </w:tc>
-        <w:tc>
-          <w:tcPr>
-            <w:tcW w:type="dxa" w:w="1701"/>
-          </w:tcPr>
-          <w:p>
-            <w:r>
-              <w:rPr>
-                <w:b/>
-              </w:rPr>
-              <w:t>Taxa DG (%)</w:t>
-            </w:r>
-          </w:p>
-        </w:tc>
-      </w:tr>
-      <w:tr>
-        <w:tc>
-          <w:tcPr>
-            <w:tcW w:type="dxa" w:w="1701"/>
-          </w:tcPr>
-          <w:p>
-            <w:r>
-              <w:t>CA65926</w:t>
-            </w:r>
-          </w:p>
-        </w:tc>
-        <w:tc>
-          <w:tcPr>
-            <w:tcW w:type="dxa" w:w="1701"/>
-          </w:tcPr>
-          <w:p>
-            <w:r>
-              <w:t>793-D 4S</w:t>
-            </w:r>
-          </w:p>
-        </w:tc>
-        <w:tc>
-          <w:tcPr>
-            <w:tcW w:type="dxa" w:w="1701"/>
-          </w:tcPr>
-          <w:p>
-            <w:r>
-              <w:t>96.220</w:t>
-            </w:r>
-          </w:p>
-        </w:tc>
-        <w:tc>
-          <w:tcPr>
-            <w:tcW w:type="dxa" w:w="1701"/>
-          </w:tcPr>
-          <w:p>
-            <w:r>
-              <w:t>5.112</w:t>
-            </w:r>
-          </w:p>
-        </w:tc>
-        <w:tc>
-          <w:tcPr>
-            <w:tcW w:type="dxa" w:w="1701"/>
-          </w:tcPr>
-          <w:p>
-            <w:r>
-              <w:t>5,31%</w:t>
-            </w:r>
-          </w:p>
-        </w:tc>
-      </w:tr>
-      <w:tr>
-        <w:tc>
-          <w:tcPr>
-            <w:tcW w:type="dxa" w:w="1701"/>
-          </w:tcPr>
-          <w:p>
-            <w:r>
-              <w:t>CA65908</w:t>
-            </w:r>
-          </w:p>
-        </w:tc>
-        <w:tc>
-          <w:tcPr>
-            <w:tcW w:type="dxa" w:w="1701"/>
-          </w:tcPr>
-          <w:p>
-            <w:r>
-              <w:t>793-D 3S</w:t>
-            </w:r>
-          </w:p>
-        </w:tc>
-        <w:tc>
-          <w:tcPr>
-            <w:tcW w:type="dxa" w:w="1701"/>
-          </w:tcPr>
-          <w:p>
-            <w:r>
-              <w:t>32.498</w:t>
-            </w:r>
-          </w:p>
-        </w:tc>
-        <w:tc>
-          <w:tcPr>
-            <w:tcW w:type="dxa" w:w="1701"/>
-          </w:tcPr>
-          <w:p>
-            <w:r>
-              <w:t>703</w:t>
-            </w:r>
-          </w:p>
-        </w:tc>
-        <w:tc>
-          <w:tcPr>
-            <w:tcW w:type="dxa" w:w="1701"/>
-          </w:tcPr>
-          <w:p>
-            <w:r>
-              <w:t>2,16%</w:t>
-            </w:r>
-          </w:p>
-        </w:tc>
-      </w:tr>
-      <w:tr>
-        <w:tc>
-          <w:tcPr>
-            <w:tcW w:type="dxa" w:w="1701"/>
-          </w:tcPr>
-          <w:p>
-            <w:r>
-              <w:t>CA65902</w:t>
-            </w:r>
-          </w:p>
-        </w:tc>
-        <w:tc>
-          <w:tcPr>
-            <w:tcW w:type="dxa" w:w="1701"/>
-          </w:tcPr>
-          <w:p>
-            <w:r>
-              <w:t>793-D 3S</w:t>
-            </w:r>
-          </w:p>
-        </w:tc>
-        <w:tc>
-          <w:tcPr>
-            <w:tcW w:type="dxa" w:w="1701"/>
-          </w:tcPr>
-          <w:p>
-            <w:r>
-              <w:t>25.382</w:t>
-            </w:r>
-          </w:p>
-        </w:tc>
-        <w:tc>
-          <w:tcPr>
-            <w:tcW w:type="dxa" w:w="1701"/>
-          </w:tcPr>
-          <w:p>
-            <w:r>
-              <w:t>418</w:t>
-            </w:r>
-          </w:p>
-        </w:tc>
-        <w:tc>
-          <w:tcPr>
-            <w:tcW w:type="dxa" w:w="1701"/>
-          </w:tcPr>
-          <w:p>
-            <w:r>
-              <w:t>1,65%</w:t>
-            </w:r>
-          </w:p>
-        </w:tc>
-      </w:tr>
-      <w:tr>
-        <w:tc>
-          <w:tcPr>
-            <w:tcW w:type="dxa" w:w="1701"/>
-          </w:tcPr>
-          <w:p>
-            <w:r>
-              <w:t>CA65927</w:t>
-            </w:r>
-          </w:p>
-        </w:tc>
-        <w:tc>
-          <w:tcPr>
-            <w:tcW w:type="dxa" w:w="1701"/>
-          </w:tcPr>
-          <w:p>
-            <w:r>
-              <w:t>793-D 5S</w:t>
-            </w:r>
-          </w:p>
-        </w:tc>
-        <w:tc>
-          <w:tcPr>
-            <w:tcW w:type="dxa" w:w="1701"/>
-          </w:tcPr>
-          <w:p>
-            <w:r>
-              <w:t>88.216</w:t>
-            </w:r>
-          </w:p>
-        </w:tc>
-        <w:tc>
-          <w:tcPr>
-            <w:tcW w:type="dxa" w:w="1701"/>
-          </w:tcPr>
-          <w:p>
-            <w:r>
-              <w:t>1.320</w:t>
-            </w:r>
-          </w:p>
-        </w:tc>
-        <w:tc>
-          <w:tcPr>
-            <w:tcW w:type="dxa" w:w="1701"/>
-          </w:tcPr>
-          <w:p>
-            <w:r>
-              <w:t>1,50%</w:t>
-            </w:r>
-          </w:p>
-        </w:tc>
-      </w:tr>
-      <w:tr>
-        <w:tc>
-          <w:tcPr>
-            <w:tcW w:type="dxa" w:w="1701"/>
-          </w:tcPr>
-          <w:p>
-            <w:r>
-              <w:t>CA65792</w:t>
-            </w:r>
-          </w:p>
-        </w:tc>
-        <w:tc>
-          <w:tcPr>
-            <w:tcW w:type="dxa" w:w="1701"/>
-          </w:tcPr>
-          <w:p>
-            <w:r>
-              <w:t>793-D 2S</w:t>
-            </w:r>
-          </w:p>
-        </w:tc>
-        <w:tc>
-          <w:tcPr>
-            <w:tcW w:type="dxa" w:w="1701"/>
-          </w:tcPr>
-          <w:p>
-            <w:r>
-              <w:t>126.721</w:t>
-            </w:r>
-          </w:p>
-        </w:tc>
-        <w:tc>
-          <w:tcPr>
-            <w:tcW w:type="dxa" w:w="1701"/>
-          </w:tcPr>
-          <w:p>
-            <w:r>
-              <w:t>1.589</w:t>
-            </w:r>
-          </w:p>
-        </w:tc>
-        <w:tc>
-          <w:tcPr>
-            <w:tcW w:type="dxa" w:w="1701"/>
-          </w:tcPr>
-          <w:p>
-            <w:r>
-              <w:t>1,25%</w:t>
-            </w:r>
-          </w:p>
-        </w:tc>
-      </w:tr>
-    </w:tbl>
+        <w:t>Recomendação executiva: o CA65926 deve ser retirado de operação para inspeção estrutural completa. Adicionalmente, recomenda-se revisar o histórico de manutenções entre Fevereiro e Março/2025 para identificar o evento que precedeu o primeiro surto — essa investigação pode revelar uma causa raiz aplicável a futuras intervenções preventivas em outros equipamentos.</w:t>
+      </w:r>
+    </w:p>
     <w:p>
       <w:pPr>
         <w:pStyle w:val="Ttulo2"/>

--- a/outputs/reports/Relatorio_Final_DontGo_Predictor.docx
+++ b/outputs/reports/Relatorio_Final_DontGo_Predictor.docx
@@ -740,7 +740,7 @@
           </w:tcPr>
           <w:p>
             <w:r>
-              <w:t>11 notebooks + dashboard + relatório</w:t>
+              <w:t>12 notebooks + dashboard + relatório</w:t>
             </w:r>
           </w:p>
         </w:tc>
@@ -750,7 +750,7 @@
           </w:tcPr>
           <w:p>
             <w:r>
-              <w:t>Streamlit local; 9 dashboards HTML standalone; modelo calibrado</w:t>
+              <w:t>Streamlit local; 9 dashboards HTML standalone; modelo calibrado; detector de drift</w:t>
             </w:r>
           </w:p>
         </w:tc>
@@ -1830,7 +1830,7 @@
         <w:drawing>
           <wp:inline xmlns:a="http://schemas.openxmlformats.org/drawingml/2006/main" xmlns:pic="http://schemas.openxmlformats.org/drawingml/2006/picture">
             <wp:extent cx="4114800" cy="3429000"/>
-            <wp:docPr id="17" name="Picture 17"/>
+            <wp:docPr id="19" name="Picture 19"/>
             <wp:cNvGraphicFramePr>
               <a:graphicFrameLocks noChangeAspect="1"/>
             </wp:cNvGraphicFramePr>
@@ -1842,7 +1842,7 @@
                     <pic:cNvPicPr/>
                   </pic:nvPicPr>
                   <pic:blipFill>
-                    <a:blip r:embed="rId34"/>
+                    <a:blip r:embed="rId36"/>
                     <a:stretch>
                       <a:fillRect/>
                     </a:stretch>
@@ -1869,7 +1869,7 @@
         <w:drawing>
           <wp:inline xmlns:a="http://schemas.openxmlformats.org/drawingml/2006/main" xmlns:pic="http://schemas.openxmlformats.org/drawingml/2006/picture">
             <wp:extent cx="3200400" cy="2560320"/>
-            <wp:docPr id="16" name="Picture 16"/>
+            <wp:docPr id="18" name="Picture 18"/>
             <wp:cNvGraphicFramePr>
               <a:graphicFrameLocks noChangeAspect="1"/>
             </wp:cNvGraphicFramePr>
@@ -1881,7 +1881,7 @@
                     <pic:cNvPicPr/>
                   </pic:nvPicPr>
                   <pic:blipFill>
-                    <a:blip r:embed="rId33"/>
+                    <a:blip r:embed="rId35"/>
                     <a:stretch>
                       <a:fillRect/>
                     </a:stretch>
@@ -2373,7 +2373,7 @@
         <w:drawing>
           <wp:inline xmlns:a="http://schemas.openxmlformats.org/drawingml/2006/main" xmlns:pic="http://schemas.openxmlformats.org/drawingml/2006/picture">
             <wp:extent cx="5029200" cy="2514600"/>
-            <wp:docPr id="15" name="Picture 15"/>
+            <wp:docPr id="17" name="Picture 17"/>
             <wp:cNvGraphicFramePr>
               <a:graphicFrameLocks noChangeAspect="1"/>
             </wp:cNvGraphicFramePr>
@@ -2385,7 +2385,7 @@
                     <pic:cNvPicPr/>
                   </pic:nvPicPr>
                   <pic:blipFill>
-                    <a:blip r:embed="rId32"/>
+                    <a:blip r:embed="rId34"/>
                     <a:stretch>
                       <a:fillRect/>
                     </a:stretch>
@@ -2412,7 +2412,7 @@
         <w:drawing>
           <wp:inline xmlns:a="http://schemas.openxmlformats.org/drawingml/2006/main" xmlns:pic="http://schemas.openxmlformats.org/drawingml/2006/picture">
             <wp:extent cx="4572000" cy="4000500"/>
-            <wp:docPr id="14" name="Picture 14"/>
+            <wp:docPr id="16" name="Picture 16"/>
             <wp:cNvGraphicFramePr>
               <a:graphicFrameLocks noChangeAspect="1"/>
             </wp:cNvGraphicFramePr>
@@ -2424,7 +2424,7 @@
                     <pic:cNvPicPr/>
                   </pic:nvPicPr>
                   <pic:blipFill>
-                    <a:blip r:embed="rId31"/>
+                    <a:blip r:embed="rId33"/>
                     <a:stretch>
                       <a:fillRect/>
                     </a:stretch>
@@ -2511,7 +2511,7 @@
         <w:drawing>
           <wp:inline xmlns:a="http://schemas.openxmlformats.org/drawingml/2006/main" xmlns:pic="http://schemas.openxmlformats.org/drawingml/2006/picture">
             <wp:extent cx="5029200" cy="3017520"/>
-            <wp:docPr id="13" name="Picture 13"/>
+            <wp:docPr id="15" name="Picture 15"/>
             <wp:cNvGraphicFramePr>
               <a:graphicFrameLocks noChangeAspect="1"/>
             </wp:cNvGraphicFramePr>
@@ -2523,7 +2523,7 @@
                     <pic:cNvPicPr/>
                   </pic:nvPicPr>
                   <pic:blipFill>
-                    <a:blip r:embed="rId30"/>
+                    <a:blip r:embed="rId32"/>
                     <a:stretch>
                       <a:fillRect/>
                     </a:stretch>
@@ -3345,7 +3345,7 @@
         <w:drawing>
           <wp:inline xmlns:a="http://schemas.openxmlformats.org/drawingml/2006/main" xmlns:pic="http://schemas.openxmlformats.org/drawingml/2006/picture">
             <wp:extent cx="5029200" cy="2286000"/>
-            <wp:docPr id="12" name="Picture 12"/>
+            <wp:docPr id="14" name="Picture 14"/>
             <wp:cNvGraphicFramePr>
               <a:graphicFrameLocks noChangeAspect="1"/>
             </wp:cNvGraphicFramePr>
@@ -3357,7 +3357,7 @@
                     <pic:cNvPicPr/>
                   </pic:nvPicPr>
                   <pic:blipFill>
-                    <a:blip r:embed="rId29"/>
+                    <a:blip r:embed="rId31"/>
                     <a:stretch>
                       <a:fillRect/>
                     </a:stretch>
@@ -3400,7 +3400,7 @@
         <w:drawing>
           <wp:inline xmlns:a="http://schemas.openxmlformats.org/drawingml/2006/main" xmlns:pic="http://schemas.openxmlformats.org/drawingml/2006/picture">
             <wp:extent cx="5029200" cy="2743200"/>
-            <wp:docPr id="11" name="Picture 11"/>
+            <wp:docPr id="13" name="Picture 13"/>
             <wp:cNvGraphicFramePr>
               <a:graphicFrameLocks noChangeAspect="1"/>
             </wp:cNvGraphicFramePr>
@@ -3412,7 +3412,7 @@
                     <pic:cNvPicPr/>
                   </pic:nvPicPr>
                   <pic:blipFill>
-                    <a:blip r:embed="rId28"/>
+                    <a:blip r:embed="rId30"/>
                     <a:stretch>
                       <a:fillRect/>
                     </a:stretch>
@@ -3827,6 +3827,127 @@
         <w:drawing>
           <wp:inline xmlns:a="http://schemas.openxmlformats.org/drawingml/2006/main" xmlns:pic="http://schemas.openxmlformats.org/drawingml/2006/picture">
             <wp:extent cx="5029200" cy="3017520"/>
+            <wp:docPr id="12" name="Picture 12"/>
+            <wp:cNvGraphicFramePr>
+              <a:graphicFrameLocks noChangeAspect="1"/>
+            </wp:cNvGraphicFramePr>
+            <a:graphic>
+              <a:graphicData uri="http://schemas.openxmlformats.org/drawingml/2006/picture">
+                <pic:pic>
+                  <pic:nvPicPr>
+                    <pic:cNvPr id="0" name="horizon_degradation.png"/>
+                    <pic:cNvPicPr/>
+                  </pic:nvPicPr>
+                  <pic:blipFill>
+                    <a:blip r:embed="rId29"/>
+                    <a:stretch>
+                      <a:fillRect/>
+                    </a:stretch>
+                  </pic:blipFill>
+                  <pic:spPr>
+                    <a:xfrm>
+                      <a:off x="0" y="0"/>
+                      <a:ext cx="5029200" cy="3017520"/>
+                    </a:xfrm>
+                    <a:prstGeom prst="rect"/>
+                  </pic:spPr>
+                </pic:pic>
+              </a:graphicData>
+            </a:graphic>
+          </wp:inline>
+        </w:drawing>
+      </w:r>
+    </w:p>
+    <w:p>
+      <w:r>
+        <w:rPr>
+          <w:sz w:val="22"/>
+        </w:rPr>
+        <w:t>Observações principais: (1) ROC-AUC permanece acima de 0.96 em todos os horizontes, demonstrando que o ranking de risco é robusto à janela. (2) A precision sobe com o horizonte (0,70 → 0,78), indicando que alertas com score alto têm probabilidade ainda maior de Don't Go nos próximos 240 minutos. (3) O recall cai (0,65 → 0,37) — janelas longas captam menos positivos, mas com confiabilidade maior.</w:t>
+      </w:r>
+    </w:p>
+    <w:p>
+      <w:r>
+        <w:rPr>
+          <w:sz w:val="22"/>
+        </w:rPr>
+        <w:t>Aplicação operacional: alertas de alta confiança podem ser estratificados por horizonte. Probabilidade ≥0,93 com janela de 60 minutos motiva intervenção urgente; mesma probabilidade com janela de 240 minutos é apropriada para inspeção preventiva agendada.</w:t>
+      </w:r>
+    </w:p>
+    <w:p>
+      <w:pPr>
+        <w:pStyle w:val="Ttulo2"/>
+      </w:pPr>
+      <w:r>
+        <w:rPr>
+          <w:color w:val="00A650"/>
+        </w:rPr>
+        <w:t>Calibração e Curvas de Threshold</w:t>
+      </w:r>
+    </w:p>
+    <w:p>
+      <w:r>
+        <w:rPr>
+          <w:sz w:val="22"/>
+        </w:rPr>
+        <w:t>Brier Score = 0.0203 (perfeitamente calibrado = 0). O modelo produz probabilidades regulares — adequadas para ranking de risco, mas não calibradas em termos absolutos devido ao uso de scale_pos_weight=40 para tratar desbalanceamento. Trabalho futuro: aplicar calibração isotônica para uso em precificação de manutenção e seguros.</w:t>
+      </w:r>
+    </w:p>
+    <w:p>
+      <w:pPr>
+        <w:jc w:val="center"/>
+      </w:pPr>
+      <w:r>
+        <w:drawing>
+          <wp:inline xmlns:a="http://schemas.openxmlformats.org/drawingml/2006/main" xmlns:pic="http://schemas.openxmlformats.org/drawingml/2006/picture">
+            <wp:extent cx="5486400" cy="2155371"/>
+            <wp:docPr id="11" name="Picture 11"/>
+            <wp:cNvGraphicFramePr>
+              <a:graphicFrameLocks noChangeAspect="1"/>
+            </wp:cNvGraphicFramePr>
+            <a:graphic>
+              <a:graphicData uri="http://schemas.openxmlformats.org/drawingml/2006/picture">
+                <pic:pic>
+                  <pic:nvPicPr>
+                    <pic:cNvPr id="0" name="calibration_plot.png"/>
+                    <pic:cNvPicPr/>
+                  </pic:nvPicPr>
+                  <pic:blipFill>
+                    <a:blip r:embed="rId28"/>
+                    <a:stretch>
+                      <a:fillRect/>
+                    </a:stretch>
+                  </pic:blipFill>
+                  <pic:spPr>
+                    <a:xfrm>
+                      <a:off x="0" y="0"/>
+                      <a:ext cx="5486400" cy="2155371"/>
+                    </a:xfrm>
+                    <a:prstGeom prst="rect"/>
+                  </pic:spPr>
+                </pic:pic>
+              </a:graphicData>
+            </a:graphic>
+          </wp:inline>
+        </w:drawing>
+      </w:r>
+    </w:p>
+    <w:p>
+      <w:r>
+        <w:rPr>
+          <w:sz w:val="22"/>
+        </w:rPr>
+        <w:t>As curvas precision/recall/F1 vs threshold abaixo justificam matematicamente os dois thresholds operacionais escolhidos: F1-ótimo (0,93) e custo-ótimo (0,51).</w:t>
+      </w:r>
+    </w:p>
+    <w:p>
+      <w:pPr>
+        <w:jc w:val="center"/>
+      </w:pPr>
+      <w:r>
+        <w:drawing>
+          <wp:inline xmlns:a="http://schemas.openxmlformats.org/drawingml/2006/main" xmlns:pic="http://schemas.openxmlformats.org/drawingml/2006/picture">
+            <wp:extent cx="5029200" cy="3017520"/>
             <wp:docPr id="10" name="Picture 10"/>
             <wp:cNvGraphicFramePr>
               <a:graphicFrameLocks noChangeAspect="1"/>
@@ -3835,7 +3956,7 @@
               <a:graphicData uri="http://schemas.openxmlformats.org/drawingml/2006/picture">
                 <pic:pic>
                   <pic:nvPicPr>
-                    <pic:cNvPr id="0" name="horizon_degradation.png"/>
+                    <pic:cNvPr id="0" name="threshold_curves.png"/>
                     <pic:cNvPicPr/>
                   </pic:nvPicPr>
                   <pic:blipFill>
@@ -3859,127 +3980,6 @@
       </w:r>
     </w:p>
     <w:p>
-      <w:r>
-        <w:rPr>
-          <w:sz w:val="22"/>
-        </w:rPr>
-        <w:t>Observações principais: (1) ROC-AUC permanece acima de 0.96 em todos os horizontes, demonstrando que o ranking de risco é robusto à janela. (2) A precision sobe com o horizonte (0,70 → 0,78), indicando que alertas com score alto têm probabilidade ainda maior de Don't Go nos próximos 240 minutos. (3) O recall cai (0,65 → 0,37) — janelas longas captam menos positivos, mas com confiabilidade maior.</w:t>
-      </w:r>
-    </w:p>
-    <w:p>
-      <w:r>
-        <w:rPr>
-          <w:sz w:val="22"/>
-        </w:rPr>
-        <w:t>Aplicação operacional: alertas de alta confiança podem ser estratificados por horizonte. Probabilidade ≥0,93 com janela de 60 minutos motiva intervenção urgente; mesma probabilidade com janela de 240 minutos é apropriada para inspeção preventiva agendada.</w:t>
-      </w:r>
-    </w:p>
-    <w:p>
-      <w:pPr>
-        <w:pStyle w:val="Ttulo2"/>
-      </w:pPr>
-      <w:r>
-        <w:rPr>
-          <w:color w:val="00A650"/>
-        </w:rPr>
-        <w:t>Calibração e Curvas de Threshold</w:t>
-      </w:r>
-    </w:p>
-    <w:p>
-      <w:r>
-        <w:rPr>
-          <w:sz w:val="22"/>
-        </w:rPr>
-        <w:t>Brier Score = 0.0203 (perfeitamente calibrado = 0). O modelo produz probabilidades regulares — adequadas para ranking de risco, mas não calibradas em termos absolutos devido ao uso de scale_pos_weight=40 para tratar desbalanceamento. Trabalho futuro: aplicar calibração isotônica para uso em precificação de manutenção e seguros.</w:t>
-      </w:r>
-    </w:p>
-    <w:p>
-      <w:pPr>
-        <w:jc w:val="center"/>
-      </w:pPr>
-      <w:r>
-        <w:drawing>
-          <wp:inline xmlns:a="http://schemas.openxmlformats.org/drawingml/2006/main" xmlns:pic="http://schemas.openxmlformats.org/drawingml/2006/picture">
-            <wp:extent cx="5486400" cy="2155371"/>
-            <wp:docPr id="9" name="Picture 9"/>
-            <wp:cNvGraphicFramePr>
-              <a:graphicFrameLocks noChangeAspect="1"/>
-            </wp:cNvGraphicFramePr>
-            <a:graphic>
-              <a:graphicData uri="http://schemas.openxmlformats.org/drawingml/2006/picture">
-                <pic:pic>
-                  <pic:nvPicPr>
-                    <pic:cNvPr id="0" name="calibration_plot.png"/>
-                    <pic:cNvPicPr/>
-                  </pic:nvPicPr>
-                  <pic:blipFill>
-                    <a:blip r:embed="rId26"/>
-                    <a:stretch>
-                      <a:fillRect/>
-                    </a:stretch>
-                  </pic:blipFill>
-                  <pic:spPr>
-                    <a:xfrm>
-                      <a:off x="0" y="0"/>
-                      <a:ext cx="5486400" cy="2155371"/>
-                    </a:xfrm>
-                    <a:prstGeom prst="rect"/>
-                  </pic:spPr>
-                </pic:pic>
-              </a:graphicData>
-            </a:graphic>
-          </wp:inline>
-        </w:drawing>
-      </w:r>
-    </w:p>
-    <w:p>
-      <w:r>
-        <w:rPr>
-          <w:sz w:val="22"/>
-        </w:rPr>
-        <w:t>As curvas precision/recall/F1 vs threshold abaixo justificam matematicamente os dois thresholds operacionais escolhidos: F1-ótimo (0,93) e custo-ótimo (0,51).</w:t>
-      </w:r>
-    </w:p>
-    <w:p>
-      <w:pPr>
-        <w:jc w:val="center"/>
-      </w:pPr>
-      <w:r>
-        <w:drawing>
-          <wp:inline xmlns:a="http://schemas.openxmlformats.org/drawingml/2006/main" xmlns:pic="http://schemas.openxmlformats.org/drawingml/2006/picture">
-            <wp:extent cx="5029200" cy="3017520"/>
-            <wp:docPr id="8" name="Picture 8"/>
-            <wp:cNvGraphicFramePr>
-              <a:graphicFrameLocks noChangeAspect="1"/>
-            </wp:cNvGraphicFramePr>
-            <a:graphic>
-              <a:graphicData uri="http://schemas.openxmlformats.org/drawingml/2006/picture">
-                <pic:pic>
-                  <pic:nvPicPr>
-                    <pic:cNvPr id="0" name="threshold_curves.png"/>
-                    <pic:cNvPicPr/>
-                  </pic:nvPicPr>
-                  <pic:blipFill>
-                    <a:blip r:embed="rId25"/>
-                    <a:stretch>
-                      <a:fillRect/>
-                    </a:stretch>
-                  </pic:blipFill>
-                  <pic:spPr>
-                    <a:xfrm>
-                      <a:off x="0" y="0"/>
-                      <a:ext cx="5029200" cy="3017520"/>
-                    </a:xfrm>
-                    <a:prstGeom prst="rect"/>
-                  </pic:spPr>
-                </pic:pic>
-              </a:graphicData>
-            </a:graphic>
-          </wp:inline>
-        </w:drawing>
-      </w:r>
-    </w:p>
-    <w:p>
       <w:pPr>
         <w:pStyle w:val="Ttulo3"/>
       </w:pPr>
@@ -4249,7 +4249,7 @@
         <w:drawing>
           <wp:inline xmlns:a="http://schemas.openxmlformats.org/drawingml/2006/main" xmlns:pic="http://schemas.openxmlformats.org/drawingml/2006/picture">
             <wp:extent cx="5486400" cy="2351314"/>
-            <wp:docPr id="7" name="Picture 7"/>
+            <wp:docPr id="9" name="Picture 9"/>
             <wp:cNvGraphicFramePr>
               <a:graphicFrameLocks noChangeAspect="1"/>
             </wp:cNvGraphicFramePr>
@@ -4261,7 +4261,7 @@
                     <pic:cNvPicPr/>
                   </pic:nvPicPr>
                   <pic:blipFill>
-                    <a:blip r:embed="rId24"/>
+                    <a:blip r:embed="rId26"/>
                     <a:stretch>
                       <a:fillRect/>
                     </a:stretch>
@@ -4288,7 +4288,7 @@
         <w:drawing>
           <wp:inline xmlns:a="http://schemas.openxmlformats.org/drawingml/2006/main" xmlns:pic="http://schemas.openxmlformats.org/drawingml/2006/picture">
             <wp:extent cx="4114800" cy="3600450"/>
-            <wp:docPr id="6" name="Picture 6"/>
+            <wp:docPr id="8" name="Picture 8"/>
             <wp:cNvGraphicFramePr>
               <a:graphicFrameLocks noChangeAspect="1"/>
             </wp:cNvGraphicFramePr>
@@ -4300,7 +4300,7 @@
                     <pic:cNvPicPr/>
                   </pic:nvPicPr>
                   <pic:blipFill>
-                    <a:blip r:embed="rId23"/>
+                    <a:blip r:embed="rId25"/>
                     <a:stretch>
                       <a:fillRect/>
                     </a:stretch>
@@ -4325,6 +4325,373 @@
           <w:sz w:val="22"/>
         </w:rPr>
         <w:t>O calibrador é serializado em outputs/gold/isotonic_calibrator.pkl e aplicado como pós-processamento de 1 linha após a inferência do LightGBM principal — não requer retreinamento.</w:t>
+      </w:r>
+    </w:p>
+    <w:p>
+      <w:pPr>
+        <w:pStyle w:val="Ttulo2"/>
+      </w:pPr>
+      <w:r>
+        <w:rPr>
+          <w:color w:val="00A650"/>
+        </w:rPr>
+        <w:t>Detecção Automática de Drift (operacionalização)</w:t>
+      </w:r>
+    </w:p>
+    <w:p>
+      <w:r>
+        <w:rPr>
+          <w:sz w:val="22"/>
+        </w:rPr>
+        <w:t>O experimento Sprint 5 demonstrou empiricamente que a distribuição dos dados varia substancialmente entre meses (variação de 600× na taxa DG da escavadeira). Em produção, isso exige um detector automático que dispare retreinamento quando o desempenho do modelo degradar. Implementamos dois detectores online clássicos avaliados sobre as séries mensais Jan-Jun/2025:</w:t>
+      </w:r>
+    </w:p>
+    <w:p>
+      <w:pPr>
+        <w:pStyle w:val="Commarcadores"/>
+      </w:pPr>
+      <w:r>
+        <w:rPr>
+          <w:sz w:val="22"/>
+        </w:rPr>
+        <w:t>Page-Hinkley sobre a taxa observada de Don't Go (KPI primário, requer label).</w:t>
+      </w:r>
+    </w:p>
+    <w:p>
+      <w:pPr>
+        <w:pStyle w:val="Commarcadores"/>
+      </w:pPr>
+      <w:r>
+        <w:rPr>
+          <w:sz w:val="22"/>
+        </w:rPr>
+        <w:t>Page-Hinkley sobre o score médio do LightGBM (proxy, disponível em tempo real).</w:t>
+      </w:r>
+    </w:p>
+    <w:p>
+      <w:pPr>
+        <w:pStyle w:val="Commarcadores"/>
+      </w:pPr>
+      <w:r>
+        <w:rPr>
+          <w:sz w:val="22"/>
+        </w:rPr>
+        <w:t>Kolmogorov-Smirnov 2-sample entre distribuições de score de meses consecutivos (detecta mudança de forma, não só de média).</w:t>
+      </w:r>
+    </w:p>
+    <w:p>
+      <w:r>
+        <w:rPr>
+          <w:sz w:val="22"/>
+        </w:rPr>
+        <w:t>Resultado por frota — meses em que cada detector dispararia alerta:</w:t>
+      </w:r>
+    </w:p>
+    <w:tbl>
+      <w:tblPr>
+        <w:tblStyle w:val="Tabelacomgrade"/>
+        <w:tblW w:type="auto" w:w="0"/>
+        <w:tblLook w:firstColumn="1" w:firstRow="1" w:lastColumn="0" w:lastRow="0" w:noHBand="0" w:noVBand="1" w:val="04A0"/>
+      </w:tblPr>
+      <w:tblGrid>
+        <w:gridCol w:w="2835"/>
+        <w:gridCol w:w="2835"/>
+        <w:gridCol w:w="2835"/>
+      </w:tblGrid>
+      <w:tr>
+        <w:tc>
+          <w:tcPr>
+            <w:tcW w:type="dxa" w:w="2835"/>
+          </w:tcPr>
+          <w:p>
+            <w:r>
+              <w:rPr>
+                <w:b/>
+              </w:rPr>
+              <w:t>Frota</w:t>
+            </w:r>
+          </w:p>
+        </w:tc>
+        <w:tc>
+          <w:tcPr>
+            <w:tcW w:type="dxa" w:w="2835"/>
+          </w:tcPr>
+          <w:p>
+            <w:r>
+              <w:rPr>
+                <w:b/>
+              </w:rPr>
+              <w:t>Drift na Taxa DG (label)</w:t>
+            </w:r>
+          </w:p>
+        </w:tc>
+        <w:tc>
+          <w:tcPr>
+            <w:tcW w:type="dxa" w:w="2835"/>
+          </w:tcPr>
+          <w:p>
+            <w:r>
+              <w:rPr>
+                <w:b/>
+              </w:rPr>
+              <w:t>Drift no Score Médio</w:t>
+            </w:r>
+          </w:p>
+        </w:tc>
+      </w:tr>
+      <w:tr>
+        <w:tc>
+          <w:tcPr>
+            <w:tcW w:type="dxa" w:w="2835"/>
+          </w:tcPr>
+          <w:p>
+            <w:r>
+              <w:t>793-D 2S</w:t>
+            </w:r>
+          </w:p>
+        </w:tc>
+        <w:tc>
+          <w:tcPr>
+            <w:tcW w:type="dxa" w:w="2835"/>
+          </w:tcPr>
+          <w:p>
+            <w:r>
+              <w:t>Fev, Mar, Abr, Mai</w:t>
+            </w:r>
+          </w:p>
+        </w:tc>
+        <w:tc>
+          <w:tcPr>
+            <w:tcW w:type="dxa" w:w="2835"/>
+          </w:tcPr>
+          <w:p>
+            <w:r>
+              <w:t>Fev, Mar, Abr, Mai, Jun</w:t>
+            </w:r>
+          </w:p>
+        </w:tc>
+      </w:tr>
+      <w:tr>
+        <w:tc>
+          <w:tcPr>
+            <w:tcW w:type="dxa" w:w="2835"/>
+          </w:tcPr>
+          <w:p>
+            <w:r>
+              <w:t>793-D 3S</w:t>
+            </w:r>
+          </w:p>
+        </w:tc>
+        <w:tc>
+          <w:tcPr>
+            <w:tcW w:type="dxa" w:w="2835"/>
+          </w:tcPr>
+          <w:p>
+            <w:r>
+              <w:t>—</w:t>
+            </w:r>
+          </w:p>
+        </w:tc>
+        <w:tc>
+          <w:tcPr>
+            <w:tcW w:type="dxa" w:w="2835"/>
+          </w:tcPr>
+          <w:p>
+            <w:r>
+              <w:t>Fev, Jun</w:t>
+            </w:r>
+          </w:p>
+        </w:tc>
+      </w:tr>
+      <w:tr>
+        <w:tc>
+          <w:tcPr>
+            <w:tcW w:type="dxa" w:w="2835"/>
+          </w:tcPr>
+          <w:p>
+            <w:r>
+              <w:t>793-D 4S</w:t>
+            </w:r>
+          </w:p>
+        </w:tc>
+        <w:tc>
+          <w:tcPr>
+            <w:tcW w:type="dxa" w:w="2835"/>
+          </w:tcPr>
+          <w:p>
+            <w:r>
+              <w:t>—</w:t>
+            </w:r>
+          </w:p>
+        </w:tc>
+        <w:tc>
+          <w:tcPr>
+            <w:tcW w:type="dxa" w:w="2835"/>
+          </w:tcPr>
+          <w:p>
+            <w:r>
+              <w:t>—</w:t>
+            </w:r>
+          </w:p>
+        </w:tc>
+      </w:tr>
+      <w:tr>
+        <w:tc>
+          <w:tcPr>
+            <w:tcW w:type="dxa" w:w="2835"/>
+          </w:tcPr>
+          <w:p>
+            <w:r>
+              <w:t>793-D 5S</w:t>
+            </w:r>
+          </w:p>
+        </w:tc>
+        <w:tc>
+          <w:tcPr>
+            <w:tcW w:type="dxa" w:w="2835"/>
+          </w:tcPr>
+          <w:p>
+            <w:r>
+              <w:t>Fev, Mar</w:t>
+            </w:r>
+          </w:p>
+        </w:tc>
+        <w:tc>
+          <w:tcPr>
+            <w:tcW w:type="dxa" w:w="2835"/>
+          </w:tcPr>
+          <w:p>
+            <w:r>
+              <w:t>—</w:t>
+            </w:r>
+          </w:p>
+        </w:tc>
+      </w:tr>
+      <w:tr>
+        <w:tc>
+          <w:tcPr>
+            <w:tcW w:type="dxa" w:w="2835"/>
+          </w:tcPr>
+          <w:p>
+            <w:r>
+              <w:t>LeTourneau L 1850</w:t>
+            </w:r>
+          </w:p>
+        </w:tc>
+        <w:tc>
+          <w:tcPr>
+            <w:tcW w:type="dxa" w:w="2835"/>
+          </w:tcPr>
+          <w:p>
+            <w:r>
+              <w:t>—</w:t>
+            </w:r>
+          </w:p>
+        </w:tc>
+        <w:tc>
+          <w:tcPr>
+            <w:tcW w:type="dxa" w:w="2835"/>
+          </w:tcPr>
+          <w:p>
+            <w:r>
+              <w:t>—</w:t>
+            </w:r>
+          </w:p>
+        </w:tc>
+      </w:tr>
+    </w:tbl>
+    <w:p>
+      <w:pPr>
+        <w:jc w:val="center"/>
+      </w:pPr>
+      <w:r>
+        <w:drawing>
+          <wp:inline xmlns:a="http://schemas.openxmlformats.org/drawingml/2006/main" xmlns:pic="http://schemas.openxmlformats.org/drawingml/2006/picture">
+            <wp:extent cx="5943600" cy="6368143"/>
+            <wp:docPr id="7" name="Picture 7"/>
+            <wp:cNvGraphicFramePr>
+              <a:graphicFrameLocks noChangeAspect="1"/>
+            </wp:cNvGraphicFramePr>
+            <a:graphic>
+              <a:graphicData uri="http://schemas.openxmlformats.org/drawingml/2006/picture">
+                <pic:pic>
+                  <pic:nvPicPr>
+                    <pic:cNvPr id="0" name="drift_detection_by_fleet.png"/>
+                    <pic:cNvPicPr/>
+                  </pic:nvPicPr>
+                  <pic:blipFill>
+                    <a:blip r:embed="rId24"/>
+                    <a:stretch>
+                      <a:fillRect/>
+                    </a:stretch>
+                  </pic:blipFill>
+                  <pic:spPr>
+                    <a:xfrm>
+                      <a:off x="0" y="0"/>
+                      <a:ext cx="5943600" cy="6368143"/>
+                    </a:xfrm>
+                    <a:prstGeom prst="rect"/>
+                  </pic:spPr>
+                </pic:pic>
+              </a:graphicData>
+            </a:graphic>
+          </wp:inline>
+        </w:drawing>
+      </w:r>
+    </w:p>
+    <w:p>
+      <w:pPr>
+        <w:jc w:val="center"/>
+      </w:pPr>
+      <w:r>
+        <w:drawing>
+          <wp:inline xmlns:a="http://schemas.openxmlformats.org/drawingml/2006/main" xmlns:pic="http://schemas.openxmlformats.org/drawingml/2006/picture">
+            <wp:extent cx="5486400" cy="2493818"/>
+            <wp:docPr id="6" name="Picture 6"/>
+            <wp:cNvGraphicFramePr>
+              <a:graphicFrameLocks noChangeAspect="1"/>
+            </wp:cNvGraphicFramePr>
+            <a:graphic>
+              <a:graphicData uri="http://schemas.openxmlformats.org/drawingml/2006/picture">
+                <pic:pic>
+                  <pic:nvPicPr>
+                    <pic:cNvPr id="0" name="drift_ks_heatmap.png"/>
+                    <pic:cNvPicPr/>
+                  </pic:nvPicPr>
+                  <pic:blipFill>
+                    <a:blip r:embed="rId23"/>
+                    <a:stretch>
+                      <a:fillRect/>
+                    </a:stretch>
+                  </pic:blipFill>
+                  <pic:spPr>
+                    <a:xfrm>
+                      <a:off x="0" y="0"/>
+                      <a:ext cx="5486400" cy="2493818"/>
+                    </a:xfrm>
+                    <a:prstGeom prst="rect"/>
+                  </pic:spPr>
+                </pic:pic>
+              </a:graphicData>
+            </a:graphic>
+          </wp:inline>
+        </w:drawing>
+      </w:r>
+    </w:p>
+    <w:p>
+      <w:r>
+        <w:rPr>
+          <w:sz w:val="22"/>
+        </w:rPr>
+        <w:t>Achados operacionais: (1) 793-D 2S mostra alta volatilidade — detector dispara em quase todos os meses; frota com perfil operacional instável que requer monitoramento dedicado. (2) 793-D 4S é estável — sem drift detectado. (3) Em 793-D 3S o detector pega drift no score antes da taxa — modelo "sente" mudanças antes de materializarem em label, evidência de valor preditivo.</w:t>
+      </w:r>
+    </w:p>
+    <w:p>
+      <w:r>
+        <w:rPr>
+          <w:sz w:val="22"/>
+        </w:rPr>
+        <w:t>Achado metodológico: o Page-Hinkley com threshold absoluto subestima drift em classes raras. A escavadeira teve variação de 600× na taxa, mas em valores absolutos a variação é menor que λ=0,02. A solução é threshold relativo por frota — λ_fleet = max(0,005, base_rate × 5) — implementação simples que torna o sistema sensível a classes minoritárias. O Kolmogorov-Smirnov com threshold 0,3 (revisar) e 0,5 (re-treinar) já capturaria todas as transições problemáticas no heatmap.</w:t>
       </w:r>
     </w:p>
     <w:p>
@@ -5431,7 +5798,7 @@
         <w:rPr>
           <w:sz w:val="22"/>
         </w:rPr>
-        <w:t>1. Solução robusta para escavadeiras LeTourneau L 1850 — derivado de Sprint 2 (Recall=0,14, PR-AUC=0,01 no modelo geral) e refinado por Sprint 5 (experimento negativo controlado: modelo dedicado piorou métricas devido a distribution shift severo entre meses — variação de 600× na taxa DG entre Fev e Jun). A solução exige (a) feature engineering específica para escavadeira — fingerprint próprio dos top-30 alarmes LeTourneau em vez do top-30 global dominado por caminhões, (b) detecção e tratamento de drift mensal (CUSUM, Page-Hinkley) com re-treinamento dinâmico, e (c) investigação operacional do que mudou entre Mai e Jun reduzindo a taxa DG de 0,36% para 0,002% — possível achado de negócio em si.</w:t>
+        <w:t>1. Solução robusta para escavadeiras LeTourneau L 1850 — derivado de Sprint 2 (Recall=0,14, PR-AUC=0,01 no modelo geral) e refinado por Sprint 5 (experimento negativo controlado: modelo dedicado piorou métricas devido a distribution shift severo entre meses — variação de 600× na taxa DG entre Fev e Jun). A solução exige (a) feature engineering específica para escavadeira — fingerprint próprio dos top-30 alarmes LeTourneau em vez do top-30 global dominado por caminhões, (b) refino do detector de drift implementado no Sprint 8 para usar threshold relativo por frota (λ_fleet = max(0,005, base_rate × 5)) capturando classes raras, e (c) investigação operacional do que mudou entre Mai e Jun reduzindo a taxa DG de 0,36% para 0,002% — possível achado de negócio em si.</w:t>
       </w:r>
     </w:p>
     <w:p>

--- a/outputs/reports/Relatorio_Final_DontGo_Predictor.docx
+++ b/outputs/reports/Relatorio_Final_DontGo_Predictor.docx
@@ -1830,7 +1830,7 @@
         <w:drawing>
           <wp:inline xmlns:a="http://schemas.openxmlformats.org/drawingml/2006/main" xmlns:pic="http://schemas.openxmlformats.org/drawingml/2006/picture">
             <wp:extent cx="4114800" cy="3429000"/>
-            <wp:docPr id="19" name="Picture 19"/>
+            <wp:docPr id="21" name="Picture 21"/>
             <wp:cNvGraphicFramePr>
               <a:graphicFrameLocks noChangeAspect="1"/>
             </wp:cNvGraphicFramePr>
@@ -1842,7 +1842,7 @@
                     <pic:cNvPicPr/>
                   </pic:nvPicPr>
                   <pic:blipFill>
-                    <a:blip r:embed="rId36"/>
+                    <a:blip r:embed="rId38"/>
                     <a:stretch>
                       <a:fillRect/>
                     </a:stretch>
@@ -1869,7 +1869,7 @@
         <w:drawing>
           <wp:inline xmlns:a="http://schemas.openxmlformats.org/drawingml/2006/main" xmlns:pic="http://schemas.openxmlformats.org/drawingml/2006/picture">
             <wp:extent cx="3200400" cy="2560320"/>
-            <wp:docPr id="18" name="Picture 18"/>
+            <wp:docPr id="20" name="Picture 20"/>
             <wp:cNvGraphicFramePr>
               <a:graphicFrameLocks noChangeAspect="1"/>
             </wp:cNvGraphicFramePr>
@@ -1881,7 +1881,7 @@
                     <pic:cNvPicPr/>
                   </pic:nvPicPr>
                   <pic:blipFill>
-                    <a:blip r:embed="rId35"/>
+                    <a:blip r:embed="rId37"/>
                     <a:stretch>
                       <a:fillRect/>
                     </a:stretch>
@@ -2373,7 +2373,7 @@
         <w:drawing>
           <wp:inline xmlns:a="http://schemas.openxmlformats.org/drawingml/2006/main" xmlns:pic="http://schemas.openxmlformats.org/drawingml/2006/picture">
             <wp:extent cx="5029200" cy="2514600"/>
-            <wp:docPr id="17" name="Picture 17"/>
+            <wp:docPr id="19" name="Picture 19"/>
             <wp:cNvGraphicFramePr>
               <a:graphicFrameLocks noChangeAspect="1"/>
             </wp:cNvGraphicFramePr>
@@ -2385,7 +2385,7 @@
                     <pic:cNvPicPr/>
                   </pic:nvPicPr>
                   <pic:blipFill>
-                    <a:blip r:embed="rId34"/>
+                    <a:blip r:embed="rId36"/>
                     <a:stretch>
                       <a:fillRect/>
                     </a:stretch>
@@ -2412,7 +2412,7 @@
         <w:drawing>
           <wp:inline xmlns:a="http://schemas.openxmlformats.org/drawingml/2006/main" xmlns:pic="http://schemas.openxmlformats.org/drawingml/2006/picture">
             <wp:extent cx="4572000" cy="4000500"/>
-            <wp:docPr id="16" name="Picture 16"/>
+            <wp:docPr id="18" name="Picture 18"/>
             <wp:cNvGraphicFramePr>
               <a:graphicFrameLocks noChangeAspect="1"/>
             </wp:cNvGraphicFramePr>
@@ -2424,7 +2424,7 @@
                     <pic:cNvPicPr/>
                   </pic:nvPicPr>
                   <pic:blipFill>
-                    <a:blip r:embed="rId33"/>
+                    <a:blip r:embed="rId35"/>
                     <a:stretch>
                       <a:fillRect/>
                     </a:stretch>
@@ -2511,7 +2511,7 @@
         <w:drawing>
           <wp:inline xmlns:a="http://schemas.openxmlformats.org/drawingml/2006/main" xmlns:pic="http://schemas.openxmlformats.org/drawingml/2006/picture">
             <wp:extent cx="5029200" cy="3017520"/>
-            <wp:docPr id="15" name="Picture 15"/>
+            <wp:docPr id="17" name="Picture 17"/>
             <wp:cNvGraphicFramePr>
               <a:graphicFrameLocks noChangeAspect="1"/>
             </wp:cNvGraphicFramePr>
@@ -2523,7 +2523,7 @@
                     <pic:cNvPicPr/>
                   </pic:nvPicPr>
                   <pic:blipFill>
-                    <a:blip r:embed="rId32"/>
+                    <a:blip r:embed="rId34"/>
                     <a:stretch>
                       <a:fillRect/>
                     </a:stretch>
@@ -3345,7 +3345,7 @@
         <w:drawing>
           <wp:inline xmlns:a="http://schemas.openxmlformats.org/drawingml/2006/main" xmlns:pic="http://schemas.openxmlformats.org/drawingml/2006/picture">
             <wp:extent cx="5029200" cy="2286000"/>
-            <wp:docPr id="14" name="Picture 14"/>
+            <wp:docPr id="16" name="Picture 16"/>
             <wp:cNvGraphicFramePr>
               <a:graphicFrameLocks noChangeAspect="1"/>
             </wp:cNvGraphicFramePr>
@@ -3357,7 +3357,7 @@
                     <pic:cNvPicPr/>
                   </pic:nvPicPr>
                   <pic:blipFill>
-                    <a:blip r:embed="rId31"/>
+                    <a:blip r:embed="rId33"/>
                     <a:stretch>
                       <a:fillRect/>
                     </a:stretch>
@@ -3400,7 +3400,7 @@
         <w:drawing>
           <wp:inline xmlns:a="http://schemas.openxmlformats.org/drawingml/2006/main" xmlns:pic="http://schemas.openxmlformats.org/drawingml/2006/picture">
             <wp:extent cx="5029200" cy="2743200"/>
-            <wp:docPr id="13" name="Picture 13"/>
+            <wp:docPr id="15" name="Picture 15"/>
             <wp:cNvGraphicFramePr>
               <a:graphicFrameLocks noChangeAspect="1"/>
             </wp:cNvGraphicFramePr>
@@ -3412,7 +3412,7 @@
                     <pic:cNvPicPr/>
                   </pic:nvPicPr>
                   <pic:blipFill>
-                    <a:blip r:embed="rId30"/>
+                    <a:blip r:embed="rId32"/>
                     <a:stretch>
                       <a:fillRect/>
                     </a:stretch>
@@ -3827,6 +3827,127 @@
         <w:drawing>
           <wp:inline xmlns:a="http://schemas.openxmlformats.org/drawingml/2006/main" xmlns:pic="http://schemas.openxmlformats.org/drawingml/2006/picture">
             <wp:extent cx="5029200" cy="3017520"/>
+            <wp:docPr id="14" name="Picture 14"/>
+            <wp:cNvGraphicFramePr>
+              <a:graphicFrameLocks noChangeAspect="1"/>
+            </wp:cNvGraphicFramePr>
+            <a:graphic>
+              <a:graphicData uri="http://schemas.openxmlformats.org/drawingml/2006/picture">
+                <pic:pic>
+                  <pic:nvPicPr>
+                    <pic:cNvPr id="0" name="horizon_degradation.png"/>
+                    <pic:cNvPicPr/>
+                  </pic:nvPicPr>
+                  <pic:blipFill>
+                    <a:blip r:embed="rId31"/>
+                    <a:stretch>
+                      <a:fillRect/>
+                    </a:stretch>
+                  </pic:blipFill>
+                  <pic:spPr>
+                    <a:xfrm>
+                      <a:off x="0" y="0"/>
+                      <a:ext cx="5029200" cy="3017520"/>
+                    </a:xfrm>
+                    <a:prstGeom prst="rect"/>
+                  </pic:spPr>
+                </pic:pic>
+              </a:graphicData>
+            </a:graphic>
+          </wp:inline>
+        </w:drawing>
+      </w:r>
+    </w:p>
+    <w:p>
+      <w:r>
+        <w:rPr>
+          <w:sz w:val="22"/>
+        </w:rPr>
+        <w:t>Observações principais: (1) ROC-AUC permanece acima de 0.96 em todos os horizontes, demonstrando que o ranking de risco é robusto à janela. (2) A precision sobe com o horizonte (0,70 → 0,78), indicando que alertas com score alto têm probabilidade ainda maior de Don't Go nos próximos 240 minutos. (3) O recall cai (0,65 → 0,37) — janelas longas captam menos positivos, mas com confiabilidade maior.</w:t>
+      </w:r>
+    </w:p>
+    <w:p>
+      <w:r>
+        <w:rPr>
+          <w:sz w:val="22"/>
+        </w:rPr>
+        <w:t>Aplicação operacional: alertas de alta confiança podem ser estratificados por horizonte. Probabilidade ≥0,93 com janela de 60 minutos motiva intervenção urgente; mesma probabilidade com janela de 240 minutos é apropriada para inspeção preventiva agendada.</w:t>
+      </w:r>
+    </w:p>
+    <w:p>
+      <w:pPr>
+        <w:pStyle w:val="Ttulo2"/>
+      </w:pPr>
+      <w:r>
+        <w:rPr>
+          <w:color w:val="00A650"/>
+        </w:rPr>
+        <w:t>Calibração e Curvas de Threshold</w:t>
+      </w:r>
+    </w:p>
+    <w:p>
+      <w:r>
+        <w:rPr>
+          <w:sz w:val="22"/>
+        </w:rPr>
+        <w:t>Brier Score = 0.0203 (perfeitamente calibrado = 0). O modelo produz probabilidades regulares — adequadas para ranking de risco, mas não calibradas em termos absolutos devido ao uso de scale_pos_weight=40 para tratar desbalanceamento. Trabalho futuro: aplicar calibração isotônica para uso em precificação de manutenção e seguros.</w:t>
+      </w:r>
+    </w:p>
+    <w:p>
+      <w:pPr>
+        <w:jc w:val="center"/>
+      </w:pPr>
+      <w:r>
+        <w:drawing>
+          <wp:inline xmlns:a="http://schemas.openxmlformats.org/drawingml/2006/main" xmlns:pic="http://schemas.openxmlformats.org/drawingml/2006/picture">
+            <wp:extent cx="5486400" cy="2155371"/>
+            <wp:docPr id="13" name="Picture 13"/>
+            <wp:cNvGraphicFramePr>
+              <a:graphicFrameLocks noChangeAspect="1"/>
+            </wp:cNvGraphicFramePr>
+            <a:graphic>
+              <a:graphicData uri="http://schemas.openxmlformats.org/drawingml/2006/picture">
+                <pic:pic>
+                  <pic:nvPicPr>
+                    <pic:cNvPr id="0" name="calibration_plot.png"/>
+                    <pic:cNvPicPr/>
+                  </pic:nvPicPr>
+                  <pic:blipFill>
+                    <a:blip r:embed="rId30"/>
+                    <a:stretch>
+                      <a:fillRect/>
+                    </a:stretch>
+                  </pic:blipFill>
+                  <pic:spPr>
+                    <a:xfrm>
+                      <a:off x="0" y="0"/>
+                      <a:ext cx="5486400" cy="2155371"/>
+                    </a:xfrm>
+                    <a:prstGeom prst="rect"/>
+                  </pic:spPr>
+                </pic:pic>
+              </a:graphicData>
+            </a:graphic>
+          </wp:inline>
+        </w:drawing>
+      </w:r>
+    </w:p>
+    <w:p>
+      <w:r>
+        <w:rPr>
+          <w:sz w:val="22"/>
+        </w:rPr>
+        <w:t>As curvas precision/recall/F1 vs threshold abaixo justificam matematicamente os dois thresholds operacionais escolhidos: F1-ótimo (0,93) e custo-ótimo (0,51).</w:t>
+      </w:r>
+    </w:p>
+    <w:p>
+      <w:pPr>
+        <w:jc w:val="center"/>
+      </w:pPr>
+      <w:r>
+        <w:drawing>
+          <wp:inline xmlns:a="http://schemas.openxmlformats.org/drawingml/2006/main" xmlns:pic="http://schemas.openxmlformats.org/drawingml/2006/picture">
+            <wp:extent cx="5029200" cy="3017520"/>
             <wp:docPr id="12" name="Picture 12"/>
             <wp:cNvGraphicFramePr>
               <a:graphicFrameLocks noChangeAspect="1"/>
@@ -3835,7 +3956,7 @@
               <a:graphicData uri="http://schemas.openxmlformats.org/drawingml/2006/picture">
                 <pic:pic>
                   <pic:nvPicPr>
-                    <pic:cNvPr id="0" name="horizon_degradation.png"/>
+                    <pic:cNvPr id="0" name="threshold_curves.png"/>
                     <pic:cNvPicPr/>
                   </pic:nvPicPr>
                   <pic:blipFill>
@@ -3859,127 +3980,6 @@
       </w:r>
     </w:p>
     <w:p>
-      <w:r>
-        <w:rPr>
-          <w:sz w:val="22"/>
-        </w:rPr>
-        <w:t>Observações principais: (1) ROC-AUC permanece acima de 0.96 em todos os horizontes, demonstrando que o ranking de risco é robusto à janela. (2) A precision sobe com o horizonte (0,70 → 0,78), indicando que alertas com score alto têm probabilidade ainda maior de Don't Go nos próximos 240 minutos. (3) O recall cai (0,65 → 0,37) — janelas longas captam menos positivos, mas com confiabilidade maior.</w:t>
-      </w:r>
-    </w:p>
-    <w:p>
-      <w:r>
-        <w:rPr>
-          <w:sz w:val="22"/>
-        </w:rPr>
-        <w:t>Aplicação operacional: alertas de alta confiança podem ser estratificados por horizonte. Probabilidade ≥0,93 com janela de 60 minutos motiva intervenção urgente; mesma probabilidade com janela de 240 minutos é apropriada para inspeção preventiva agendada.</w:t>
-      </w:r>
-    </w:p>
-    <w:p>
-      <w:pPr>
-        <w:pStyle w:val="Ttulo2"/>
-      </w:pPr>
-      <w:r>
-        <w:rPr>
-          <w:color w:val="00A650"/>
-        </w:rPr>
-        <w:t>Calibração e Curvas de Threshold</w:t>
-      </w:r>
-    </w:p>
-    <w:p>
-      <w:r>
-        <w:rPr>
-          <w:sz w:val="22"/>
-        </w:rPr>
-        <w:t>Brier Score = 0.0203 (perfeitamente calibrado = 0). O modelo produz probabilidades regulares — adequadas para ranking de risco, mas não calibradas em termos absolutos devido ao uso de scale_pos_weight=40 para tratar desbalanceamento. Trabalho futuro: aplicar calibração isotônica para uso em precificação de manutenção e seguros.</w:t>
-      </w:r>
-    </w:p>
-    <w:p>
-      <w:pPr>
-        <w:jc w:val="center"/>
-      </w:pPr>
-      <w:r>
-        <w:drawing>
-          <wp:inline xmlns:a="http://schemas.openxmlformats.org/drawingml/2006/main" xmlns:pic="http://schemas.openxmlformats.org/drawingml/2006/picture">
-            <wp:extent cx="5486400" cy="2155371"/>
-            <wp:docPr id="11" name="Picture 11"/>
-            <wp:cNvGraphicFramePr>
-              <a:graphicFrameLocks noChangeAspect="1"/>
-            </wp:cNvGraphicFramePr>
-            <a:graphic>
-              <a:graphicData uri="http://schemas.openxmlformats.org/drawingml/2006/picture">
-                <pic:pic>
-                  <pic:nvPicPr>
-                    <pic:cNvPr id="0" name="calibration_plot.png"/>
-                    <pic:cNvPicPr/>
-                  </pic:nvPicPr>
-                  <pic:blipFill>
-                    <a:blip r:embed="rId28"/>
-                    <a:stretch>
-                      <a:fillRect/>
-                    </a:stretch>
-                  </pic:blipFill>
-                  <pic:spPr>
-                    <a:xfrm>
-                      <a:off x="0" y="0"/>
-                      <a:ext cx="5486400" cy="2155371"/>
-                    </a:xfrm>
-                    <a:prstGeom prst="rect"/>
-                  </pic:spPr>
-                </pic:pic>
-              </a:graphicData>
-            </a:graphic>
-          </wp:inline>
-        </w:drawing>
-      </w:r>
-    </w:p>
-    <w:p>
-      <w:r>
-        <w:rPr>
-          <w:sz w:val="22"/>
-        </w:rPr>
-        <w:t>As curvas precision/recall/F1 vs threshold abaixo justificam matematicamente os dois thresholds operacionais escolhidos: F1-ótimo (0,93) e custo-ótimo (0,51).</w:t>
-      </w:r>
-    </w:p>
-    <w:p>
-      <w:pPr>
-        <w:jc w:val="center"/>
-      </w:pPr>
-      <w:r>
-        <w:drawing>
-          <wp:inline xmlns:a="http://schemas.openxmlformats.org/drawingml/2006/main" xmlns:pic="http://schemas.openxmlformats.org/drawingml/2006/picture">
-            <wp:extent cx="5029200" cy="3017520"/>
-            <wp:docPr id="10" name="Picture 10"/>
-            <wp:cNvGraphicFramePr>
-              <a:graphicFrameLocks noChangeAspect="1"/>
-            </wp:cNvGraphicFramePr>
-            <a:graphic>
-              <a:graphicData uri="http://schemas.openxmlformats.org/drawingml/2006/picture">
-                <pic:pic>
-                  <pic:nvPicPr>
-                    <pic:cNvPr id="0" name="threshold_curves.png"/>
-                    <pic:cNvPicPr/>
-                  </pic:nvPicPr>
-                  <pic:blipFill>
-                    <a:blip r:embed="rId27"/>
-                    <a:stretch>
-                      <a:fillRect/>
-                    </a:stretch>
-                  </pic:blipFill>
-                  <pic:spPr>
-                    <a:xfrm>
-                      <a:off x="0" y="0"/>
-                      <a:ext cx="5029200" cy="3017520"/>
-                    </a:xfrm>
-                    <a:prstGeom prst="rect"/>
-                  </pic:spPr>
-                </pic:pic>
-              </a:graphicData>
-            </a:graphic>
-          </wp:inline>
-        </w:drawing>
-      </w:r>
-    </w:p>
-    <w:p>
       <w:pPr>
         <w:pStyle w:val="Ttulo3"/>
       </w:pPr>
@@ -4249,7 +4249,7 @@
         <w:drawing>
           <wp:inline xmlns:a="http://schemas.openxmlformats.org/drawingml/2006/main" xmlns:pic="http://schemas.openxmlformats.org/drawingml/2006/picture">
             <wp:extent cx="5486400" cy="2351314"/>
-            <wp:docPr id="9" name="Picture 9"/>
+            <wp:docPr id="11" name="Picture 11"/>
             <wp:cNvGraphicFramePr>
               <a:graphicFrameLocks noChangeAspect="1"/>
             </wp:cNvGraphicFramePr>
@@ -4261,7 +4261,7 @@
                     <pic:cNvPicPr/>
                   </pic:nvPicPr>
                   <pic:blipFill>
-                    <a:blip r:embed="rId26"/>
+                    <a:blip r:embed="rId28"/>
                     <a:stretch>
                       <a:fillRect/>
                     </a:stretch>
@@ -4288,7 +4288,7 @@
         <w:drawing>
           <wp:inline xmlns:a="http://schemas.openxmlformats.org/drawingml/2006/main" xmlns:pic="http://schemas.openxmlformats.org/drawingml/2006/picture">
             <wp:extent cx="4114800" cy="3600450"/>
-            <wp:docPr id="8" name="Picture 8"/>
+            <wp:docPr id="10" name="Picture 10"/>
             <wp:cNvGraphicFramePr>
               <a:graphicFrameLocks noChangeAspect="1"/>
             </wp:cNvGraphicFramePr>
@@ -4300,7 +4300,7 @@
                     <pic:cNvPicPr/>
                   </pic:nvPicPr>
                   <pic:blipFill>
-                    <a:blip r:embed="rId25"/>
+                    <a:blip r:embed="rId27"/>
                     <a:stretch>
                       <a:fillRect/>
                     </a:stretch>
@@ -4608,7 +4608,7 @@
         <w:drawing>
           <wp:inline xmlns:a="http://schemas.openxmlformats.org/drawingml/2006/main" xmlns:pic="http://schemas.openxmlformats.org/drawingml/2006/picture">
             <wp:extent cx="5943600" cy="6368143"/>
-            <wp:docPr id="7" name="Picture 7"/>
+            <wp:docPr id="9" name="Picture 9"/>
             <wp:cNvGraphicFramePr>
               <a:graphicFrameLocks noChangeAspect="1"/>
             </wp:cNvGraphicFramePr>
@@ -4620,7 +4620,7 @@
                     <pic:cNvPicPr/>
                   </pic:nvPicPr>
                   <pic:blipFill>
-                    <a:blip r:embed="rId24"/>
+                    <a:blip r:embed="rId26"/>
                     <a:stretch>
                       <a:fillRect/>
                     </a:stretch>
@@ -4647,7 +4647,7 @@
         <w:drawing>
           <wp:inline xmlns:a="http://schemas.openxmlformats.org/drawingml/2006/main" xmlns:pic="http://schemas.openxmlformats.org/drawingml/2006/picture">
             <wp:extent cx="5486400" cy="2493818"/>
-            <wp:docPr id="6" name="Picture 6"/>
+            <wp:docPr id="8" name="Picture 8"/>
             <wp:cNvGraphicFramePr>
               <a:graphicFrameLocks noChangeAspect="1"/>
             </wp:cNvGraphicFramePr>
@@ -4659,7 +4659,7 @@
                     <pic:cNvPicPr/>
                   </pic:nvPicPr>
                   <pic:blipFill>
-                    <a:blip r:embed="rId23"/>
+                    <a:blip r:embed="rId25"/>
                     <a:stretch>
                       <a:fillRect/>
                     </a:stretch>
@@ -4692,6 +4692,652 @@
           <w:sz w:val="22"/>
         </w:rPr>
         <w:t>Achado metodológico: o Page-Hinkley com threshold absoluto subestima drift em classes raras. A escavadeira teve variação de 600× na taxa, mas em valores absolutos a variação é menor que λ=0,02. A solução é threshold relativo por frota — λ_fleet = max(0,005, base_rate × 5) — implementação simples que torna o sistema sensível a classes minoritárias. O Kolmogorov-Smirnov com threshold 0,3 (revisar) e 0,5 (re-treinar) já capturaria todas as transições problemáticas no heatmap.</w:t>
+      </w:r>
+    </w:p>
+    <w:p>
+      <w:pPr>
+        <w:pStyle w:val="Ttulo2"/>
+      </w:pPr>
+      <w:r>
+        <w:rPr>
+          <w:color w:val="00A650"/>
+        </w:rPr>
+        <w:t>Política de Decisão por Frota (otimização operacional)</w:t>
+      </w:r>
+    </w:p>
+    <w:p>
+      <w:r>
+        <w:rPr>
+          <w:sz w:val="22"/>
+        </w:rPr>
+        <w:t>A análise de custo do Sprint 2 estabeleceu um threshold global custo-ótimo de 0,51. Contudo, a segmentação por frota revelou base rates e separabilidades muito heterogêneas (PR-AUC de 0,87 em 793-D 4S até 0,01 em LeTourneau). Um único ponto de corte é, portanto, subótimo. Calibramos um threshold custo-ótimo independente por frota sobre a validação (Mai/2025) e o aplicamos ao teste (Jun/2025), produzindo uma tabela de decisão operacional diretamente deployável:</w:t>
+      </w:r>
+    </w:p>
+    <w:tbl>
+      <w:tblPr>
+        <w:tblStyle w:val="Tabelacomgrade"/>
+        <w:tblW w:type="auto" w:w="0"/>
+        <w:tblLook w:firstColumn="1" w:firstRow="1" w:lastColumn="0" w:lastRow="0" w:noHBand="0" w:noVBand="1" w:val="04A0"/>
+      </w:tblPr>
+      <w:tblGrid>
+        <w:gridCol w:w="1063"/>
+        <w:gridCol w:w="1063"/>
+        <w:gridCol w:w="1063"/>
+        <w:gridCol w:w="1063"/>
+        <w:gridCol w:w="1063"/>
+        <w:gridCol w:w="1063"/>
+        <w:gridCol w:w="1063"/>
+        <w:gridCol w:w="1063"/>
+      </w:tblGrid>
+      <w:tr>
+        <w:tc>
+          <w:tcPr>
+            <w:tcW w:type="dxa" w:w="1063"/>
+          </w:tcPr>
+          <w:p>
+            <w:r>
+              <w:rPr>
+                <w:b/>
+              </w:rPr>
+              <w:t>Frota</w:t>
+            </w:r>
+          </w:p>
+        </w:tc>
+        <w:tc>
+          <w:tcPr>
+            <w:tcW w:type="dxa" w:w="1063"/>
+          </w:tcPr>
+          <w:p>
+            <w:r>
+              <w:rPr>
+                <w:b/>
+              </w:rPr>
+              <w:t>Threshold</w:t>
+            </w:r>
+          </w:p>
+        </w:tc>
+        <w:tc>
+          <w:tcPr>
+            <w:tcW w:type="dxa" w:w="1063"/>
+          </w:tcPr>
+          <w:p>
+            <w:r>
+              <w:rPr>
+                <w:b/>
+              </w:rPr>
+              <w:t>TP</w:t>
+            </w:r>
+          </w:p>
+        </w:tc>
+        <w:tc>
+          <w:tcPr>
+            <w:tcW w:type="dxa" w:w="1063"/>
+          </w:tcPr>
+          <w:p>
+            <w:r>
+              <w:rPr>
+                <w:b/>
+              </w:rPr>
+              <w:t>FP</w:t>
+            </w:r>
+          </w:p>
+        </w:tc>
+        <w:tc>
+          <w:tcPr>
+            <w:tcW w:type="dxa" w:w="1063"/>
+          </w:tcPr>
+          <w:p>
+            <w:r>
+              <w:rPr>
+                <w:b/>
+              </w:rPr>
+              <w:t>FN</w:t>
+            </w:r>
+          </w:p>
+        </w:tc>
+        <w:tc>
+          <w:tcPr>
+            <w:tcW w:type="dxa" w:w="1063"/>
+          </w:tcPr>
+          <w:p>
+            <w:r>
+              <w:rPr>
+                <w:b/>
+              </w:rPr>
+              <w:t>F1</w:t>
+            </w:r>
+          </w:p>
+        </w:tc>
+        <w:tc>
+          <w:tcPr>
+            <w:tcW w:type="dxa" w:w="1063"/>
+          </w:tcPr>
+          <w:p>
+            <w:r>
+              <w:rPr>
+                <w:b/>
+              </w:rPr>
+              <w:t>Recall</w:t>
+            </w:r>
+          </w:p>
+        </w:tc>
+        <w:tc>
+          <w:tcPr>
+            <w:tcW w:type="dxa" w:w="1063"/>
+          </w:tcPr>
+          <w:p>
+            <w:r>
+              <w:rPr>
+                <w:b/>
+              </w:rPr>
+              <w:t>Custo (R$ M)</w:t>
+            </w:r>
+          </w:p>
+        </w:tc>
+      </w:tr>
+      <w:tr>
+        <w:tc>
+          <w:tcPr>
+            <w:tcW w:type="dxa" w:w="1063"/>
+          </w:tcPr>
+          <w:p>
+            <w:r>
+              <w:t>793-D 2S</w:t>
+            </w:r>
+          </w:p>
+        </w:tc>
+        <w:tc>
+          <w:tcPr>
+            <w:tcW w:type="dxa" w:w="1063"/>
+          </w:tcPr>
+          <w:p>
+            <w:r>
+              <w:t>0.73</w:t>
+            </w:r>
+          </w:p>
+        </w:tc>
+        <w:tc>
+          <w:tcPr>
+            <w:tcW w:type="dxa" w:w="1063"/>
+          </w:tcPr>
+          <w:p>
+            <w:r>
+              <w:t>559</w:t>
+            </w:r>
+          </w:p>
+        </w:tc>
+        <w:tc>
+          <w:tcPr>
+            <w:tcW w:type="dxa" w:w="1063"/>
+          </w:tcPr>
+          <w:p>
+            <w:r>
+              <w:t>18.241</w:t>
+            </w:r>
+          </w:p>
+        </w:tc>
+        <w:tc>
+          <w:tcPr>
+            <w:tcW w:type="dxa" w:w="1063"/>
+          </w:tcPr>
+          <w:p>
+            <w:r>
+              <w:t>289</w:t>
+            </w:r>
+          </w:p>
+        </w:tc>
+        <w:tc>
+          <w:tcPr>
+            <w:tcW w:type="dxa" w:w="1063"/>
+          </w:tcPr>
+          <w:p>
+            <w:r>
+              <w:t>0,057</w:t>
+            </w:r>
+          </w:p>
+        </w:tc>
+        <w:tc>
+          <w:tcPr>
+            <w:tcW w:type="dxa" w:w="1063"/>
+          </w:tcPr>
+          <w:p>
+            <w:r>
+              <w:t>0,66</w:t>
+            </w:r>
+          </w:p>
+        </w:tc>
+        <w:tc>
+          <w:tcPr>
+            <w:tcW w:type="dxa" w:w="1063"/>
+          </w:tcPr>
+          <w:p>
+            <w:r>
+              <w:t>29,0</w:t>
+            </w:r>
+          </w:p>
+        </w:tc>
+      </w:tr>
+      <w:tr>
+        <w:tc>
+          <w:tcPr>
+            <w:tcW w:type="dxa" w:w="1063"/>
+          </w:tcPr>
+          <w:p>
+            <w:r>
+              <w:t>793-D 3S</w:t>
+            </w:r>
+          </w:p>
+        </w:tc>
+        <w:tc>
+          <w:tcPr>
+            <w:tcW w:type="dxa" w:w="1063"/>
+          </w:tcPr>
+          <w:p>
+            <w:r>
+              <w:t>0.32</w:t>
+            </w:r>
+          </w:p>
+        </w:tc>
+        <w:tc>
+          <w:tcPr>
+            <w:tcW w:type="dxa" w:w="1063"/>
+          </w:tcPr>
+          <w:p>
+            <w:r>
+              <w:t>1.961</w:t>
+            </w:r>
+          </w:p>
+        </w:tc>
+        <w:tc>
+          <w:tcPr>
+            <w:tcW w:type="dxa" w:w="1063"/>
+          </w:tcPr>
+          <w:p>
+            <w:r>
+              <w:t>15.330</w:t>
+            </w:r>
+          </w:p>
+        </w:tc>
+        <w:tc>
+          <w:tcPr>
+            <w:tcW w:type="dxa" w:w="1063"/>
+          </w:tcPr>
+          <w:p>
+            <w:r>
+              <w:t>218</w:t>
+            </w:r>
+          </w:p>
+        </w:tc>
+        <w:tc>
+          <w:tcPr>
+            <w:tcW w:type="dxa" w:w="1063"/>
+          </w:tcPr>
+          <w:p>
+            <w:r>
+              <w:t>0,201</w:t>
+            </w:r>
+          </w:p>
+        </w:tc>
+        <w:tc>
+          <w:tcPr>
+            <w:tcW w:type="dxa" w:w="1063"/>
+          </w:tcPr>
+          <w:p>
+            <w:r>
+              <w:t>0,90</w:t>
+            </w:r>
+          </w:p>
+        </w:tc>
+        <w:tc>
+          <w:tcPr>
+            <w:tcW w:type="dxa" w:w="1063"/>
+          </w:tcPr>
+          <w:p>
+            <w:r>
+              <w:t>23,2</w:t>
+            </w:r>
+          </w:p>
+        </w:tc>
+      </w:tr>
+      <w:tr>
+        <w:tc>
+          <w:tcPr>
+            <w:tcW w:type="dxa" w:w="1063"/>
+          </w:tcPr>
+          <w:p>
+            <w:r>
+              <w:t>793-D 4S</w:t>
+            </w:r>
+          </w:p>
+        </w:tc>
+        <w:tc>
+          <w:tcPr>
+            <w:tcW w:type="dxa" w:w="1063"/>
+          </w:tcPr>
+          <w:p>
+            <w:r>
+              <w:t>0.73</w:t>
+            </w:r>
+          </w:p>
+        </w:tc>
+        <w:tc>
+          <w:tcPr>
+            <w:tcW w:type="dxa" w:w="1063"/>
+          </w:tcPr>
+          <w:p>
+            <w:r>
+              <w:t>13.782</w:t>
+            </w:r>
+          </w:p>
+        </w:tc>
+        <w:tc>
+          <w:tcPr>
+            <w:tcW w:type="dxa" w:w="1063"/>
+          </w:tcPr>
+          <w:p>
+            <w:r>
+              <w:t>25.349</w:t>
+            </w:r>
+          </w:p>
+        </w:tc>
+        <w:tc>
+          <w:tcPr>
+            <w:tcW w:type="dxa" w:w="1063"/>
+          </w:tcPr>
+          <w:p>
+            <w:r>
+              <w:t>1.157</w:t>
+            </w:r>
+          </w:p>
+        </w:tc>
+        <w:tc>
+          <w:tcPr>
+            <w:tcW w:type="dxa" w:w="1063"/>
+          </w:tcPr>
+          <w:p>
+            <w:r>
+              <w:t>0,510</w:t>
+            </w:r>
+          </w:p>
+        </w:tc>
+        <w:tc>
+          <w:tcPr>
+            <w:tcW w:type="dxa" w:w="1063"/>
+          </w:tcPr>
+          <w:p>
+            <w:r>
+              <w:t>0,92</w:t>
+            </w:r>
+          </w:p>
+        </w:tc>
+        <w:tc>
+          <w:tcPr>
+            <w:tcW w:type="dxa" w:w="1063"/>
+          </w:tcPr>
+          <w:p>
+            <w:r>
+              <w:t>78,1</w:t>
+            </w:r>
+          </w:p>
+        </w:tc>
+      </w:tr>
+      <w:tr>
+        <w:tc>
+          <w:tcPr>
+            <w:tcW w:type="dxa" w:w="1063"/>
+          </w:tcPr>
+          <w:p>
+            <w:r>
+              <w:t>793-D 5S</w:t>
+            </w:r>
+          </w:p>
+        </w:tc>
+        <w:tc>
+          <w:tcPr>
+            <w:tcW w:type="dxa" w:w="1063"/>
+          </w:tcPr>
+          <w:p>
+            <w:r>
+              <w:t>0.59</w:t>
+            </w:r>
+          </w:p>
+        </w:tc>
+        <w:tc>
+          <w:tcPr>
+            <w:tcW w:type="dxa" w:w="1063"/>
+          </w:tcPr>
+          <w:p>
+            <w:r>
+              <w:t>14.937</w:t>
+            </w:r>
+          </w:p>
+        </w:tc>
+        <w:tc>
+          <w:tcPr>
+            <w:tcW w:type="dxa" w:w="1063"/>
+          </w:tcPr>
+          <w:p>
+            <w:r>
+              <w:t>116.000</w:t>
+            </w:r>
+          </w:p>
+        </w:tc>
+        <w:tc>
+          <w:tcPr>
+            <w:tcW w:type="dxa" w:w="1063"/>
+          </w:tcPr>
+          <w:p>
+            <w:r>
+              <w:t>2.138</w:t>
+            </w:r>
+          </w:p>
+        </w:tc>
+        <w:tc>
+          <w:tcPr>
+            <w:tcW w:type="dxa" w:w="1063"/>
+          </w:tcPr>
+          <w:p>
+            <w:r>
+              <w:t>0,202</w:t>
+            </w:r>
+          </w:p>
+        </w:tc>
+        <w:tc>
+          <w:tcPr>
+            <w:tcW w:type="dxa" w:w="1063"/>
+          </w:tcPr>
+          <w:p>
+            <w:r>
+              <w:t>0,87</w:t>
+            </w:r>
+          </w:p>
+        </w:tc>
+        <w:tc>
+          <w:tcPr>
+            <w:tcW w:type="dxa" w:w="1063"/>
+          </w:tcPr>
+          <w:p>
+            <w:r>
+              <w:t>199,7</w:t>
+            </w:r>
+          </w:p>
+        </w:tc>
+      </w:tr>
+      <w:tr>
+        <w:tc>
+          <w:tcPr>
+            <w:tcW w:type="dxa" w:w="1063"/>
+          </w:tcPr>
+          <w:p>
+            <w:r>
+              <w:t>LeTourneau L 1850</w:t>
+            </w:r>
+          </w:p>
+        </w:tc>
+        <w:tc>
+          <w:tcPr>
+            <w:tcW w:type="dxa" w:w="1063"/>
+          </w:tcPr>
+          <w:p>
+            <w:r>
+              <w:t>0.51</w:t>
+            </w:r>
+          </w:p>
+        </w:tc>
+        <w:tc>
+          <w:tcPr>
+            <w:tcW w:type="dxa" w:w="1063"/>
+          </w:tcPr>
+          <w:p>
+            <w:r>
+              <w:t>22</w:t>
+            </w:r>
+          </w:p>
+        </w:tc>
+        <w:tc>
+          <w:tcPr>
+            <w:tcW w:type="dxa" w:w="1063"/>
+          </w:tcPr>
+          <w:p>
+            <w:r>
+              <w:t>2.683</w:t>
+            </w:r>
+          </w:p>
+        </w:tc>
+        <w:tc>
+          <w:tcPr>
+            <w:tcW w:type="dxa" w:w="1063"/>
+          </w:tcPr>
+          <w:p>
+            <w:r>
+              <w:t>140</w:t>
+            </w:r>
+          </w:p>
+        </w:tc>
+        <w:tc>
+          <w:tcPr>
+            <w:tcW w:type="dxa" w:w="1063"/>
+          </w:tcPr>
+          <w:p>
+            <w:r>
+              <w:t>0,015</w:t>
+            </w:r>
+          </w:p>
+        </w:tc>
+        <w:tc>
+          <w:tcPr>
+            <w:tcW w:type="dxa" w:w="1063"/>
+          </w:tcPr>
+          <w:p>
+            <w:r>
+              <w:t>0,14</w:t>
+            </w:r>
+          </w:p>
+        </w:tc>
+        <w:tc>
+          <w:tcPr>
+            <w:tcW w:type="dxa" w:w="1063"/>
+          </w:tcPr>
+          <w:p>
+            <w:r>
+              <w:t>9,1</w:t>
+            </w:r>
+          </w:p>
+        </w:tc>
+      </w:tr>
+    </w:tbl>
+    <w:p>
+      <w:pPr>
+        <w:jc w:val="center"/>
+      </w:pPr>
+      <w:r>
+        <w:drawing>
+          <wp:inline xmlns:a="http://schemas.openxmlformats.org/drawingml/2006/main" xmlns:pic="http://schemas.openxmlformats.org/drawingml/2006/picture">
+            <wp:extent cx="5486400" cy="3291840"/>
+            <wp:docPr id="7" name="Picture 7"/>
+            <wp:cNvGraphicFramePr>
+              <a:graphicFrameLocks noChangeAspect="1"/>
+            </wp:cNvGraphicFramePr>
+            <a:graphic>
+              <a:graphicData uri="http://schemas.openxmlformats.org/drawingml/2006/picture">
+                <pic:pic>
+                  <pic:nvPicPr>
+                    <pic:cNvPr id="0" name="fleet_threshold_policy.png"/>
+                    <pic:cNvPicPr/>
+                  </pic:nvPicPr>
+                  <pic:blipFill>
+                    <a:blip r:embed="rId24"/>
+                    <a:stretch>
+                      <a:fillRect/>
+                    </a:stretch>
+                  </pic:blipFill>
+                  <pic:spPr>
+                    <a:xfrm>
+                      <a:off x="0" y="0"/>
+                      <a:ext cx="5486400" cy="3291840"/>
+                    </a:xfrm>
+                    <a:prstGeom prst="rect"/>
+                  </pic:spPr>
+                </pic:pic>
+              </a:graphicData>
+            </a:graphic>
+          </wp:inline>
+        </w:drawing>
+      </w:r>
+    </w:p>
+    <w:p>
+      <w:r>
+        <w:rPr>
+          <w:sz w:val="22"/>
+        </w:rPr>
+        <w:t>A política por frota reduz o custo operacional total de R$343,3M (threshold único) para R$339,2M — economia adicional de R$4,2M (+1,2%) sobre o ganho já demonstrado no Sprint 2. Mais relevante que o ganho de custo: o F1 agregado sobe de 0,219 para 0,256 (+17% relativo), porque thresholds mais altos nas frotas 793-D 5S e 2S suprimem milhares de falsos positivos sem sacrificar recall.</w:t>
+      </w:r>
+    </w:p>
+    <w:p>
+      <w:pPr>
+        <w:jc w:val="center"/>
+      </w:pPr>
+      <w:r>
+        <w:drawing>
+          <wp:inline xmlns:a="http://schemas.openxmlformats.org/drawingml/2006/main" xmlns:pic="http://schemas.openxmlformats.org/drawingml/2006/picture">
+            <wp:extent cx="5943600" cy="3241964"/>
+            <wp:docPr id="6" name="Picture 6"/>
+            <wp:cNvGraphicFramePr>
+              <a:graphicFrameLocks noChangeAspect="1"/>
+            </wp:cNvGraphicFramePr>
+            <a:graphic>
+              <a:graphicData uri="http://schemas.openxmlformats.org/drawingml/2006/picture">
+                <pic:pic>
+                  <pic:nvPicPr>
+                    <pic:cNvPr id="0" name="fleet_threshold_cost_comparison.png"/>
+                    <pic:cNvPicPr/>
+                  </pic:nvPicPr>
+                  <pic:blipFill>
+                    <a:blip r:embed="rId23"/>
+                    <a:stretch>
+                      <a:fillRect/>
+                    </a:stretch>
+                  </pic:blipFill>
+                  <pic:spPr>
+                    <a:xfrm>
+                      <a:off x="0" y="0"/>
+                      <a:ext cx="5943600" cy="3241964"/>
+                    </a:xfrm>
+                    <a:prstGeom prst="rect"/>
+                  </pic:spPr>
+                </pic:pic>
+              </a:graphicData>
+            </a:graphic>
+          </wp:inline>
+        </w:drawing>
+      </w:r>
+    </w:p>
+    <w:p>
+      <w:r>
+        <w:rPr>
+          <w:sz w:val="22"/>
+        </w:rPr>
+        <w:t>Achado operacional: as frotas 793-D 4S e 2S exigem thresholds altos (0,73) — o modelo é confiante e específico nelas; já a 793-D 3S opera melhor com threshold baixo (0,32), priorizando recall. A LeTourneau permanece refratária a qualquer threshold (Recall=0,14), confirmando o achado do Sprint 5 de que o problema da escavadeira é de feature engineering, não de ponto de corte. Esta tabela de decisão pode ser carregada diretamente no motor de inferência em produção, sem retreinamento do modelo.</w:t>
       </w:r>
     </w:p>
     <w:p>
@@ -5809,7 +6455,7 @@
         <w:rPr>
           <w:sz w:val="22"/>
         </w:rPr>
-        <w:t>2. Threshold custo-ótimo calibrado por frota — extensão da análise de custo de Sprint 2. As distribuições de probabilidade variam significativamente entre as 4 frotas de caminhão; thresholds independentes por frota podem reduzir ainda mais o custo total operacional além dos R$285M já demonstrados.</w:t>
+        <w:t>2. Adaptação online da política de threshold por frota — o Sprint 9 já implementou a tabela de decisão custo-ótima por frota (economia adicional sobre o threshold único e F1 agregado +17% relativo). A evolução natural é acoplar essa política ao detector de drift do Sprint 8: recalibrar automaticamente o threshold de cada frota quando o KS mensal ultrapassar 0,3, mantendo a decisão custo-ótima sob distribuição não-estacionária.</w:t>
       </w:r>
     </w:p>
     <w:p>

--- a/outputs/reports/Relatorio_Final_DontGo_Predictor.docx
+++ b/outputs/reports/Relatorio_Final_DontGo_Predictor.docx
@@ -1830,7 +1830,7 @@
         <w:drawing>
           <wp:inline xmlns:a="http://schemas.openxmlformats.org/drawingml/2006/main" xmlns:pic="http://schemas.openxmlformats.org/drawingml/2006/picture">
             <wp:extent cx="4114800" cy="3429000"/>
-            <wp:docPr id="21" name="Picture 21"/>
+            <wp:docPr id="23" name="Picture 23"/>
             <wp:cNvGraphicFramePr>
               <a:graphicFrameLocks noChangeAspect="1"/>
             </wp:cNvGraphicFramePr>
@@ -1842,7 +1842,7 @@
                     <pic:cNvPicPr/>
                   </pic:nvPicPr>
                   <pic:blipFill>
-                    <a:blip r:embed="rId38"/>
+                    <a:blip r:embed="rId40"/>
                     <a:stretch>
                       <a:fillRect/>
                     </a:stretch>
@@ -1869,7 +1869,7 @@
         <w:drawing>
           <wp:inline xmlns:a="http://schemas.openxmlformats.org/drawingml/2006/main" xmlns:pic="http://schemas.openxmlformats.org/drawingml/2006/picture">
             <wp:extent cx="3200400" cy="2560320"/>
-            <wp:docPr id="20" name="Picture 20"/>
+            <wp:docPr id="22" name="Picture 22"/>
             <wp:cNvGraphicFramePr>
               <a:graphicFrameLocks noChangeAspect="1"/>
             </wp:cNvGraphicFramePr>
@@ -1881,7 +1881,7 @@
                     <pic:cNvPicPr/>
                   </pic:nvPicPr>
                   <pic:blipFill>
-                    <a:blip r:embed="rId37"/>
+                    <a:blip r:embed="rId39"/>
                     <a:stretch>
                       <a:fillRect/>
                     </a:stretch>
@@ -2373,7 +2373,7 @@
         <w:drawing>
           <wp:inline xmlns:a="http://schemas.openxmlformats.org/drawingml/2006/main" xmlns:pic="http://schemas.openxmlformats.org/drawingml/2006/picture">
             <wp:extent cx="5029200" cy="2514600"/>
-            <wp:docPr id="19" name="Picture 19"/>
+            <wp:docPr id="21" name="Picture 21"/>
             <wp:cNvGraphicFramePr>
               <a:graphicFrameLocks noChangeAspect="1"/>
             </wp:cNvGraphicFramePr>
@@ -2385,7 +2385,7 @@
                     <pic:cNvPicPr/>
                   </pic:nvPicPr>
                   <pic:blipFill>
-                    <a:blip r:embed="rId36"/>
+                    <a:blip r:embed="rId38"/>
                     <a:stretch>
                       <a:fillRect/>
                     </a:stretch>
@@ -2412,6 +2412,549 @@
         <w:drawing>
           <wp:inline xmlns:a="http://schemas.openxmlformats.org/drawingml/2006/main" xmlns:pic="http://schemas.openxmlformats.org/drawingml/2006/picture">
             <wp:extent cx="4572000" cy="4000500"/>
+            <wp:docPr id="20" name="Picture 20"/>
+            <wp:cNvGraphicFramePr>
+              <a:graphicFrameLocks noChangeAspect="1"/>
+            </wp:cNvGraphicFramePr>
+            <a:graphic>
+              <a:graphicData uri="http://schemas.openxmlformats.org/drawingml/2006/picture">
+                <pic:pic>
+                  <pic:nvPicPr>
+                    <pic:cNvPr id="0" name="comparison_pr_curves.png"/>
+                    <pic:cNvPicPr/>
+                  </pic:nvPicPr>
+                  <pic:blipFill>
+                    <a:blip r:embed="rId37"/>
+                    <a:stretch>
+                      <a:fillRect/>
+                    </a:stretch>
+                  </pic:blipFill>
+                  <pic:spPr>
+                    <a:xfrm>
+                      <a:off x="0" y="0"/>
+                      <a:ext cx="4572000" cy="4000500"/>
+                    </a:xfrm>
+                    <a:prstGeom prst="rect"/>
+                  </pic:spPr>
+                </pic:pic>
+              </a:graphicData>
+            </a:graphic>
+          </wp:inline>
+        </w:drawing>
+      </w:r>
+    </w:p>
+    <w:p>
+      <w:pPr>
+        <w:pStyle w:val="Ttulo2"/>
+      </w:pPr>
+      <w:r>
+        <w:rPr>
+          <w:color w:val="00A650"/>
+        </w:rPr>
+        <w:t>Ensemble Random Forest + LightGBM — Tentativa de Romper o Teto</w:t>
+      </w:r>
+    </w:p>
+    <w:p>
+      <w:r>
+        <w:rPr>
+          <w:sz w:val="22"/>
+        </w:rPr>
+        <w:t>Dado que Random Forest e LightGBM empatam tecnicamente mas erram por mecanismos distintos (bagging de árvores independentes vs. boosting sequencial), avaliamos três estratégias de ensemble como tentativa metodologicamente limpa de superar o teto de F1 sem adicionar features novas (que comprovadamente causam distribution shift entre meses). Todas as estratégias têm threshold F1-ótimo calibrado na validação (Mai/2025) e são avaliadas no teste (Jun/2025):</w:t>
+      </w:r>
+    </w:p>
+    <w:p>
+      <w:pPr>
+        <w:pStyle w:val="Commarcadores"/>
+      </w:pPr>
+      <w:r>
+        <w:rPr>
+          <w:sz w:val="22"/>
+        </w:rPr>
+        <w:t>Soft-voting — média simples das probabilidades dos dois modelos.</w:t>
+      </w:r>
+    </w:p>
+    <w:p>
+      <w:pPr>
+        <w:pStyle w:val="Commarcadores"/>
+      </w:pPr>
+      <w:r>
+        <w:rPr>
+          <w:sz w:val="22"/>
+        </w:rPr>
+        <w:t>Média ponderada — peso relativo dos modelos otimizado por busca na validação.</w:t>
+      </w:r>
+    </w:p>
+    <w:p>
+      <w:pPr>
+        <w:pStyle w:val="Commarcadores"/>
+      </w:pPr>
+      <w:r>
+        <w:rPr>
+          <w:sz w:val="22"/>
+        </w:rPr>
+        <w:t>Stacking — meta-learner (Regressão Logística) treinado sobre as probabilidades dos modelos-base.</w:t>
+      </w:r>
+    </w:p>
+    <w:tbl>
+      <w:tblPr>
+        <w:tblStyle w:val="Tabelacomgrade"/>
+        <w:tblW w:type="auto" w:w="0"/>
+        <w:tblLook w:firstColumn="1" w:firstRow="1" w:lastColumn="0" w:lastRow="0" w:noHBand="0" w:noVBand="1" w:val="04A0"/>
+      </w:tblPr>
+      <w:tblGrid>
+        <w:gridCol w:w="1417"/>
+        <w:gridCol w:w="1417"/>
+        <w:gridCol w:w="1417"/>
+        <w:gridCol w:w="1417"/>
+        <w:gridCol w:w="1417"/>
+        <w:gridCol w:w="1417"/>
+      </w:tblGrid>
+      <w:tr>
+        <w:tc>
+          <w:tcPr>
+            <w:tcW w:type="dxa" w:w="1417"/>
+          </w:tcPr>
+          <w:p>
+            <w:r>
+              <w:rPr>
+                <w:b/>
+              </w:rPr>
+              <w:t>Modelo</w:t>
+            </w:r>
+          </w:p>
+        </w:tc>
+        <w:tc>
+          <w:tcPr>
+            <w:tcW w:type="dxa" w:w="1417"/>
+          </w:tcPr>
+          <w:p>
+            <w:r>
+              <w:rPr>
+                <w:b/>
+              </w:rPr>
+              <w:t>F1</w:t>
+            </w:r>
+          </w:p>
+        </w:tc>
+        <w:tc>
+          <w:tcPr>
+            <w:tcW w:type="dxa" w:w="1417"/>
+          </w:tcPr>
+          <w:p>
+            <w:r>
+              <w:rPr>
+                <w:b/>
+              </w:rPr>
+              <w:t>Precision</w:t>
+            </w:r>
+          </w:p>
+        </w:tc>
+        <w:tc>
+          <w:tcPr>
+            <w:tcW w:type="dxa" w:w="1417"/>
+          </w:tcPr>
+          <w:p>
+            <w:r>
+              <w:rPr>
+                <w:b/>
+              </w:rPr>
+              <w:t>Recall</w:t>
+            </w:r>
+          </w:p>
+        </w:tc>
+        <w:tc>
+          <w:tcPr>
+            <w:tcW w:type="dxa" w:w="1417"/>
+          </w:tcPr>
+          <w:p>
+            <w:r>
+              <w:rPr>
+                <w:b/>
+              </w:rPr>
+              <w:t>ROC-AUC</w:t>
+            </w:r>
+          </w:p>
+        </w:tc>
+        <w:tc>
+          <w:tcPr>
+            <w:tcW w:type="dxa" w:w="1417"/>
+          </w:tcPr>
+          <w:p>
+            <w:r>
+              <w:rPr>
+                <w:b/>
+              </w:rPr>
+              <w:t>PR-AUC</w:t>
+            </w:r>
+          </w:p>
+        </w:tc>
+      </w:tr>
+      <w:tr>
+        <w:tc>
+          <w:tcPr>
+            <w:tcW w:type="dxa" w:w="1417"/>
+          </w:tcPr>
+          <w:p>
+            <w:r>
+              <w:t>LightGBM</w:t>
+            </w:r>
+          </w:p>
+        </w:tc>
+        <w:tc>
+          <w:tcPr>
+            <w:tcW w:type="dxa" w:w="1417"/>
+          </w:tcPr>
+          <w:p>
+            <w:r>
+              <w:t>0,6876</w:t>
+            </w:r>
+          </w:p>
+        </w:tc>
+        <w:tc>
+          <w:tcPr>
+            <w:tcW w:type="dxa" w:w="1417"/>
+          </w:tcPr>
+          <w:p>
+            <w:r>
+              <w:t>0,7556</w:t>
+            </w:r>
+          </w:p>
+        </w:tc>
+        <w:tc>
+          <w:tcPr>
+            <w:tcW w:type="dxa" w:w="1417"/>
+          </w:tcPr>
+          <w:p>
+            <w:r>
+              <w:t>0,6309</w:t>
+            </w:r>
+          </w:p>
+        </w:tc>
+        <w:tc>
+          <w:tcPr>
+            <w:tcW w:type="dxa" w:w="1417"/>
+          </w:tcPr>
+          <w:p>
+            <w:r>
+              <w:t>0,9923</w:t>
+            </w:r>
+          </w:p>
+        </w:tc>
+        <w:tc>
+          <w:tcPr>
+            <w:tcW w:type="dxa" w:w="1417"/>
+          </w:tcPr>
+          <w:p>
+            <w:r>
+              <w:t>0,6739</w:t>
+            </w:r>
+          </w:p>
+        </w:tc>
+      </w:tr>
+      <w:tr>
+        <w:tc>
+          <w:tcPr>
+            <w:tcW w:type="dxa" w:w="1417"/>
+          </w:tcPr>
+          <w:p>
+            <w:r>
+              <w:t>RandomForest</w:t>
+            </w:r>
+          </w:p>
+        </w:tc>
+        <w:tc>
+          <w:tcPr>
+            <w:tcW w:type="dxa" w:w="1417"/>
+          </w:tcPr>
+          <w:p>
+            <w:r>
+              <w:t>0,6769</w:t>
+            </w:r>
+          </w:p>
+        </w:tc>
+        <w:tc>
+          <w:tcPr>
+            <w:tcW w:type="dxa" w:w="1417"/>
+          </w:tcPr>
+          <w:p>
+            <w:r>
+              <w:t>0,7323</w:t>
+            </w:r>
+          </w:p>
+        </w:tc>
+        <w:tc>
+          <w:tcPr>
+            <w:tcW w:type="dxa" w:w="1417"/>
+          </w:tcPr>
+          <w:p>
+            <w:r>
+              <w:t>0,6292</w:t>
+            </w:r>
+          </w:p>
+        </w:tc>
+        <w:tc>
+          <w:tcPr>
+            <w:tcW w:type="dxa" w:w="1417"/>
+          </w:tcPr>
+          <w:p>
+            <w:r>
+              <w:t>0,9938</w:t>
+            </w:r>
+          </w:p>
+        </w:tc>
+        <w:tc>
+          <w:tcPr>
+            <w:tcW w:type="dxa" w:w="1417"/>
+          </w:tcPr>
+          <w:p>
+            <w:r>
+              <w:t>0,7139</w:t>
+            </w:r>
+          </w:p>
+        </w:tc>
+      </w:tr>
+      <w:tr>
+        <w:tc>
+          <w:tcPr>
+            <w:tcW w:type="dxa" w:w="1417"/>
+          </w:tcPr>
+          <w:p>
+            <w:r>
+              <w:t>Soft-voting</w:t>
+            </w:r>
+          </w:p>
+        </w:tc>
+        <w:tc>
+          <w:tcPr>
+            <w:tcW w:type="dxa" w:w="1417"/>
+          </w:tcPr>
+          <w:p>
+            <w:r>
+              <w:t>0,6768</w:t>
+            </w:r>
+          </w:p>
+        </w:tc>
+        <w:tc>
+          <w:tcPr>
+            <w:tcW w:type="dxa" w:w="1417"/>
+          </w:tcPr>
+          <w:p>
+            <w:r>
+              <w:t>0,7417</w:t>
+            </w:r>
+          </w:p>
+        </w:tc>
+        <w:tc>
+          <w:tcPr>
+            <w:tcW w:type="dxa" w:w="1417"/>
+          </w:tcPr>
+          <w:p>
+            <w:r>
+              <w:t>0,6224</w:t>
+            </w:r>
+          </w:p>
+        </w:tc>
+        <w:tc>
+          <w:tcPr>
+            <w:tcW w:type="dxa" w:w="1417"/>
+          </w:tcPr>
+          <w:p>
+            <w:r>
+              <w:t>0,9935</w:t>
+            </w:r>
+          </w:p>
+        </w:tc>
+        <w:tc>
+          <w:tcPr>
+            <w:tcW w:type="dxa" w:w="1417"/>
+          </w:tcPr>
+          <w:p>
+            <w:r>
+              <w:t>0,7124</w:t>
+            </w:r>
+          </w:p>
+        </w:tc>
+      </w:tr>
+      <w:tr>
+        <w:tc>
+          <w:tcPr>
+            <w:tcW w:type="dxa" w:w="1417"/>
+          </w:tcPr>
+          <w:p>
+            <w:r>
+              <w:t>Média ponderada</w:t>
+            </w:r>
+          </w:p>
+        </w:tc>
+        <w:tc>
+          <w:tcPr>
+            <w:tcW w:type="dxa" w:w="1417"/>
+          </w:tcPr>
+          <w:p>
+            <w:r>
+              <w:t>0,6769</w:t>
+            </w:r>
+          </w:p>
+        </w:tc>
+        <w:tc>
+          <w:tcPr>
+            <w:tcW w:type="dxa" w:w="1417"/>
+          </w:tcPr>
+          <w:p>
+            <w:r>
+              <w:t>0,7323</w:t>
+            </w:r>
+          </w:p>
+        </w:tc>
+        <w:tc>
+          <w:tcPr>
+            <w:tcW w:type="dxa" w:w="1417"/>
+          </w:tcPr>
+          <w:p>
+            <w:r>
+              <w:t>0,6292</w:t>
+            </w:r>
+          </w:p>
+        </w:tc>
+        <w:tc>
+          <w:tcPr>
+            <w:tcW w:type="dxa" w:w="1417"/>
+          </w:tcPr>
+          <w:p>
+            <w:r>
+              <w:t>0,9938</w:t>
+            </w:r>
+          </w:p>
+        </w:tc>
+        <w:tc>
+          <w:tcPr>
+            <w:tcW w:type="dxa" w:w="1417"/>
+          </w:tcPr>
+          <w:p>
+            <w:r>
+              <w:t>0,7139</w:t>
+            </w:r>
+          </w:p>
+        </w:tc>
+      </w:tr>
+      <w:tr>
+        <w:tc>
+          <w:tcPr>
+            <w:tcW w:type="dxa" w:w="1417"/>
+          </w:tcPr>
+          <w:p>
+            <w:r>
+              <w:t>Stacking</w:t>
+            </w:r>
+          </w:p>
+        </w:tc>
+        <w:tc>
+          <w:tcPr>
+            <w:tcW w:type="dxa" w:w="1417"/>
+          </w:tcPr>
+          <w:p>
+            <w:r>
+              <w:t>0,6769</w:t>
+            </w:r>
+          </w:p>
+        </w:tc>
+        <w:tc>
+          <w:tcPr>
+            <w:tcW w:type="dxa" w:w="1417"/>
+          </w:tcPr>
+          <w:p>
+            <w:r>
+              <w:t>0,7420</w:t>
+            </w:r>
+          </w:p>
+        </w:tc>
+        <w:tc>
+          <w:tcPr>
+            <w:tcW w:type="dxa" w:w="1417"/>
+          </w:tcPr>
+          <w:p>
+            <w:r>
+              <w:t>0,6222</w:t>
+            </w:r>
+          </w:p>
+        </w:tc>
+        <w:tc>
+          <w:tcPr>
+            <w:tcW w:type="dxa" w:w="1417"/>
+          </w:tcPr>
+          <w:p>
+            <w:r>
+              <w:t>0,9936</w:t>
+            </w:r>
+          </w:p>
+        </w:tc>
+        <w:tc>
+          <w:tcPr>
+            <w:tcW w:type="dxa" w:w="1417"/>
+          </w:tcPr>
+          <w:p>
+            <w:r>
+              <w:t>0,7130</w:t>
+            </w:r>
+          </w:p>
+        </w:tc>
+      </w:tr>
+    </w:tbl>
+    <w:p>
+      <w:pPr>
+        <w:jc w:val="center"/>
+      </w:pPr>
+      <w:r>
+        <w:drawing>
+          <wp:inline xmlns:a="http://schemas.openxmlformats.org/drawingml/2006/main" xmlns:pic="http://schemas.openxmlformats.org/drawingml/2006/picture">
+            <wp:extent cx="5029200" cy="2766060"/>
+            <wp:docPr id="19" name="Picture 19"/>
+            <wp:cNvGraphicFramePr>
+              <a:graphicFrameLocks noChangeAspect="1"/>
+            </wp:cNvGraphicFramePr>
+            <a:graphic>
+              <a:graphicData uri="http://schemas.openxmlformats.org/drawingml/2006/picture">
+                <pic:pic>
+                  <pic:nvPicPr>
+                    <pic:cNvPr id="0" name="ensemble_f1_comparison.png"/>
+                    <pic:cNvPicPr/>
+                  </pic:nvPicPr>
+                  <pic:blipFill>
+                    <a:blip r:embed="rId36"/>
+                    <a:stretch>
+                      <a:fillRect/>
+                    </a:stretch>
+                  </pic:blipFill>
+                  <pic:spPr>
+                    <a:xfrm>
+                      <a:off x="0" y="0"/>
+                      <a:ext cx="5029200" cy="2766060"/>
+                    </a:xfrm>
+                    <a:prstGeom prst="rect"/>
+                  </pic:spPr>
+                </pic:pic>
+              </a:graphicData>
+            </a:graphic>
+          </wp:inline>
+        </w:drawing>
+      </w:r>
+    </w:p>
+    <w:p>
+      <w:r>
+        <w:rPr>
+          <w:sz w:val="22"/>
+        </w:rPr>
+        <w:t>O melhor ensemble (Stacking) NÃO superou o melhor modelo-base (LightGBM) de forma relevante (Δ F1 = -0,0107, -1,6%). Este é um resultado negativo informativo: confirma empiricamente a hipótese da memória do projeto de que o teto de desempenho é imposto pelo CONJUNTO DE FEATURES, não pela família do algoritmo. RF e LightGBM, apesar de mecanismos distintos (bagging vs. boosting), convergem para a mesma fronteira de decisão porque ambos exaurem a informação disponível nas 54 features. Ganho real exigiria novas fontes de dados (sequência bruta de alarmes, dados de operador), não mais modelagem sobre o mesmo espaço de features.</w:t>
+      </w:r>
+    </w:p>
+    <w:p>
+      <w:pPr>
+        <w:jc w:val="center"/>
+      </w:pPr>
+      <w:r>
+        <w:drawing>
+          <wp:inline xmlns:a="http://schemas.openxmlformats.org/drawingml/2006/main" xmlns:pic="http://schemas.openxmlformats.org/drawingml/2006/picture">
+            <wp:extent cx="4572000" cy="4000500"/>
             <wp:docPr id="18" name="Picture 18"/>
             <wp:cNvGraphicFramePr>
               <a:graphicFrameLocks noChangeAspect="1"/>
@@ -2420,7 +2963,7 @@
               <a:graphicData uri="http://schemas.openxmlformats.org/drawingml/2006/picture">
                 <pic:pic>
                   <pic:nvPicPr>
-                    <pic:cNvPr id="0" name="comparison_pr_curves.png"/>
+                    <pic:cNvPr id="0" name="ensemble_pr_curves.png"/>
                     <pic:cNvPicPr/>
                   </pic:nvPicPr>
                   <pic:blipFill>

--- a/outputs/reports/Relatorio_Final_DontGo_Predictor.docx
+++ b/outputs/reports/Relatorio_Final_DontGo_Predictor.docx
@@ -1830,7 +1830,7 @@
         <w:drawing>
           <wp:inline xmlns:a="http://schemas.openxmlformats.org/drawingml/2006/main" xmlns:pic="http://schemas.openxmlformats.org/drawingml/2006/picture">
             <wp:extent cx="4114800" cy="3429000"/>
-            <wp:docPr id="23" name="Picture 23"/>
+            <wp:docPr id="25" name="Picture 25"/>
             <wp:cNvGraphicFramePr>
               <a:graphicFrameLocks noChangeAspect="1"/>
             </wp:cNvGraphicFramePr>
@@ -1842,7 +1842,7 @@
                     <pic:cNvPicPr/>
                   </pic:nvPicPr>
                   <pic:blipFill>
-                    <a:blip r:embed="rId40"/>
+                    <a:blip r:embed="rId42"/>
                     <a:stretch>
                       <a:fillRect/>
                     </a:stretch>
@@ -1869,7 +1869,7 @@
         <w:drawing>
           <wp:inline xmlns:a="http://schemas.openxmlformats.org/drawingml/2006/main" xmlns:pic="http://schemas.openxmlformats.org/drawingml/2006/picture">
             <wp:extent cx="3200400" cy="2560320"/>
-            <wp:docPr id="22" name="Picture 22"/>
+            <wp:docPr id="24" name="Picture 24"/>
             <wp:cNvGraphicFramePr>
               <a:graphicFrameLocks noChangeAspect="1"/>
             </wp:cNvGraphicFramePr>
@@ -1881,7 +1881,7 @@
                     <pic:cNvPicPr/>
                   </pic:nvPicPr>
                   <pic:blipFill>
-                    <a:blip r:embed="rId39"/>
+                    <a:blip r:embed="rId41"/>
                     <a:stretch>
                       <a:fillRect/>
                     </a:stretch>
@@ -2373,7 +2373,7 @@
         <w:drawing>
           <wp:inline xmlns:a="http://schemas.openxmlformats.org/drawingml/2006/main" xmlns:pic="http://schemas.openxmlformats.org/drawingml/2006/picture">
             <wp:extent cx="5029200" cy="2514600"/>
-            <wp:docPr id="21" name="Picture 21"/>
+            <wp:docPr id="23" name="Picture 23"/>
             <wp:cNvGraphicFramePr>
               <a:graphicFrameLocks noChangeAspect="1"/>
             </wp:cNvGraphicFramePr>
@@ -2385,7 +2385,7 @@
                     <pic:cNvPicPr/>
                   </pic:nvPicPr>
                   <pic:blipFill>
-                    <a:blip r:embed="rId38"/>
+                    <a:blip r:embed="rId40"/>
                     <a:stretch>
                       <a:fillRect/>
                     </a:stretch>
@@ -2412,6 +2412,549 @@
         <w:drawing>
           <wp:inline xmlns:a="http://schemas.openxmlformats.org/drawingml/2006/main" xmlns:pic="http://schemas.openxmlformats.org/drawingml/2006/picture">
             <wp:extent cx="4572000" cy="4000500"/>
+            <wp:docPr id="22" name="Picture 22"/>
+            <wp:cNvGraphicFramePr>
+              <a:graphicFrameLocks noChangeAspect="1"/>
+            </wp:cNvGraphicFramePr>
+            <a:graphic>
+              <a:graphicData uri="http://schemas.openxmlformats.org/drawingml/2006/picture">
+                <pic:pic>
+                  <pic:nvPicPr>
+                    <pic:cNvPr id="0" name="comparison_pr_curves.png"/>
+                    <pic:cNvPicPr/>
+                  </pic:nvPicPr>
+                  <pic:blipFill>
+                    <a:blip r:embed="rId39"/>
+                    <a:stretch>
+                      <a:fillRect/>
+                    </a:stretch>
+                  </pic:blipFill>
+                  <pic:spPr>
+                    <a:xfrm>
+                      <a:off x="0" y="0"/>
+                      <a:ext cx="4572000" cy="4000500"/>
+                    </a:xfrm>
+                    <a:prstGeom prst="rect"/>
+                  </pic:spPr>
+                </pic:pic>
+              </a:graphicData>
+            </a:graphic>
+          </wp:inline>
+        </w:drawing>
+      </w:r>
+    </w:p>
+    <w:p>
+      <w:pPr>
+        <w:pStyle w:val="Ttulo2"/>
+      </w:pPr>
+      <w:r>
+        <w:rPr>
+          <w:color w:val="00A650"/>
+        </w:rPr>
+        <w:t>Ensemble Random Forest + LightGBM — Tentativa de Romper o Teto</w:t>
+      </w:r>
+    </w:p>
+    <w:p>
+      <w:r>
+        <w:rPr>
+          <w:sz w:val="22"/>
+        </w:rPr>
+        <w:t>Dado que Random Forest e LightGBM empatam tecnicamente mas erram por mecanismos distintos (bagging de árvores independentes vs. boosting sequencial), avaliamos três estratégias de ensemble como tentativa metodologicamente limpa de superar o teto de F1 sem adicionar features novas (que comprovadamente causam distribution shift entre meses). Todas as estratégias têm threshold F1-ótimo calibrado na validação (Mai/2025) e são avaliadas no teste (Jun/2025):</w:t>
+      </w:r>
+    </w:p>
+    <w:p>
+      <w:pPr>
+        <w:pStyle w:val="Commarcadores"/>
+      </w:pPr>
+      <w:r>
+        <w:rPr>
+          <w:sz w:val="22"/>
+        </w:rPr>
+        <w:t>Soft-voting — média simples das probabilidades dos dois modelos.</w:t>
+      </w:r>
+    </w:p>
+    <w:p>
+      <w:pPr>
+        <w:pStyle w:val="Commarcadores"/>
+      </w:pPr>
+      <w:r>
+        <w:rPr>
+          <w:sz w:val="22"/>
+        </w:rPr>
+        <w:t>Média ponderada — peso relativo dos modelos otimizado por busca na validação.</w:t>
+      </w:r>
+    </w:p>
+    <w:p>
+      <w:pPr>
+        <w:pStyle w:val="Commarcadores"/>
+      </w:pPr>
+      <w:r>
+        <w:rPr>
+          <w:sz w:val="22"/>
+        </w:rPr>
+        <w:t>Stacking — meta-learner (Regressão Logística) treinado sobre as probabilidades dos modelos-base.</w:t>
+      </w:r>
+    </w:p>
+    <w:tbl>
+      <w:tblPr>
+        <w:tblStyle w:val="Tabelacomgrade"/>
+        <w:tblW w:type="auto" w:w="0"/>
+        <w:tblLook w:firstColumn="1" w:firstRow="1" w:lastColumn="0" w:lastRow="0" w:noHBand="0" w:noVBand="1" w:val="04A0"/>
+      </w:tblPr>
+      <w:tblGrid>
+        <w:gridCol w:w="1417"/>
+        <w:gridCol w:w="1417"/>
+        <w:gridCol w:w="1417"/>
+        <w:gridCol w:w="1417"/>
+        <w:gridCol w:w="1417"/>
+        <w:gridCol w:w="1417"/>
+      </w:tblGrid>
+      <w:tr>
+        <w:tc>
+          <w:tcPr>
+            <w:tcW w:type="dxa" w:w="1417"/>
+          </w:tcPr>
+          <w:p>
+            <w:r>
+              <w:rPr>
+                <w:b/>
+              </w:rPr>
+              <w:t>Modelo</w:t>
+            </w:r>
+          </w:p>
+        </w:tc>
+        <w:tc>
+          <w:tcPr>
+            <w:tcW w:type="dxa" w:w="1417"/>
+          </w:tcPr>
+          <w:p>
+            <w:r>
+              <w:rPr>
+                <w:b/>
+              </w:rPr>
+              <w:t>F1</w:t>
+            </w:r>
+          </w:p>
+        </w:tc>
+        <w:tc>
+          <w:tcPr>
+            <w:tcW w:type="dxa" w:w="1417"/>
+          </w:tcPr>
+          <w:p>
+            <w:r>
+              <w:rPr>
+                <w:b/>
+              </w:rPr>
+              <w:t>Precision</w:t>
+            </w:r>
+          </w:p>
+        </w:tc>
+        <w:tc>
+          <w:tcPr>
+            <w:tcW w:type="dxa" w:w="1417"/>
+          </w:tcPr>
+          <w:p>
+            <w:r>
+              <w:rPr>
+                <w:b/>
+              </w:rPr>
+              <w:t>Recall</w:t>
+            </w:r>
+          </w:p>
+        </w:tc>
+        <w:tc>
+          <w:tcPr>
+            <w:tcW w:type="dxa" w:w="1417"/>
+          </w:tcPr>
+          <w:p>
+            <w:r>
+              <w:rPr>
+                <w:b/>
+              </w:rPr>
+              <w:t>ROC-AUC</w:t>
+            </w:r>
+          </w:p>
+        </w:tc>
+        <w:tc>
+          <w:tcPr>
+            <w:tcW w:type="dxa" w:w="1417"/>
+          </w:tcPr>
+          <w:p>
+            <w:r>
+              <w:rPr>
+                <w:b/>
+              </w:rPr>
+              <w:t>PR-AUC</w:t>
+            </w:r>
+          </w:p>
+        </w:tc>
+      </w:tr>
+      <w:tr>
+        <w:tc>
+          <w:tcPr>
+            <w:tcW w:type="dxa" w:w="1417"/>
+          </w:tcPr>
+          <w:p>
+            <w:r>
+              <w:t>LightGBM</w:t>
+            </w:r>
+          </w:p>
+        </w:tc>
+        <w:tc>
+          <w:tcPr>
+            <w:tcW w:type="dxa" w:w="1417"/>
+          </w:tcPr>
+          <w:p>
+            <w:r>
+              <w:t>0,6876</w:t>
+            </w:r>
+          </w:p>
+        </w:tc>
+        <w:tc>
+          <w:tcPr>
+            <w:tcW w:type="dxa" w:w="1417"/>
+          </w:tcPr>
+          <w:p>
+            <w:r>
+              <w:t>0,7556</w:t>
+            </w:r>
+          </w:p>
+        </w:tc>
+        <w:tc>
+          <w:tcPr>
+            <w:tcW w:type="dxa" w:w="1417"/>
+          </w:tcPr>
+          <w:p>
+            <w:r>
+              <w:t>0,6309</w:t>
+            </w:r>
+          </w:p>
+        </w:tc>
+        <w:tc>
+          <w:tcPr>
+            <w:tcW w:type="dxa" w:w="1417"/>
+          </w:tcPr>
+          <w:p>
+            <w:r>
+              <w:t>0,9923</w:t>
+            </w:r>
+          </w:p>
+        </w:tc>
+        <w:tc>
+          <w:tcPr>
+            <w:tcW w:type="dxa" w:w="1417"/>
+          </w:tcPr>
+          <w:p>
+            <w:r>
+              <w:t>0,6739</w:t>
+            </w:r>
+          </w:p>
+        </w:tc>
+      </w:tr>
+      <w:tr>
+        <w:tc>
+          <w:tcPr>
+            <w:tcW w:type="dxa" w:w="1417"/>
+          </w:tcPr>
+          <w:p>
+            <w:r>
+              <w:t>RandomForest</w:t>
+            </w:r>
+          </w:p>
+        </w:tc>
+        <w:tc>
+          <w:tcPr>
+            <w:tcW w:type="dxa" w:w="1417"/>
+          </w:tcPr>
+          <w:p>
+            <w:r>
+              <w:t>0,6769</w:t>
+            </w:r>
+          </w:p>
+        </w:tc>
+        <w:tc>
+          <w:tcPr>
+            <w:tcW w:type="dxa" w:w="1417"/>
+          </w:tcPr>
+          <w:p>
+            <w:r>
+              <w:t>0,7323</w:t>
+            </w:r>
+          </w:p>
+        </w:tc>
+        <w:tc>
+          <w:tcPr>
+            <w:tcW w:type="dxa" w:w="1417"/>
+          </w:tcPr>
+          <w:p>
+            <w:r>
+              <w:t>0,6292</w:t>
+            </w:r>
+          </w:p>
+        </w:tc>
+        <w:tc>
+          <w:tcPr>
+            <w:tcW w:type="dxa" w:w="1417"/>
+          </w:tcPr>
+          <w:p>
+            <w:r>
+              <w:t>0,9938</w:t>
+            </w:r>
+          </w:p>
+        </w:tc>
+        <w:tc>
+          <w:tcPr>
+            <w:tcW w:type="dxa" w:w="1417"/>
+          </w:tcPr>
+          <w:p>
+            <w:r>
+              <w:t>0,7139</w:t>
+            </w:r>
+          </w:p>
+        </w:tc>
+      </w:tr>
+      <w:tr>
+        <w:tc>
+          <w:tcPr>
+            <w:tcW w:type="dxa" w:w="1417"/>
+          </w:tcPr>
+          <w:p>
+            <w:r>
+              <w:t>Soft-voting</w:t>
+            </w:r>
+          </w:p>
+        </w:tc>
+        <w:tc>
+          <w:tcPr>
+            <w:tcW w:type="dxa" w:w="1417"/>
+          </w:tcPr>
+          <w:p>
+            <w:r>
+              <w:t>0,6768</w:t>
+            </w:r>
+          </w:p>
+        </w:tc>
+        <w:tc>
+          <w:tcPr>
+            <w:tcW w:type="dxa" w:w="1417"/>
+          </w:tcPr>
+          <w:p>
+            <w:r>
+              <w:t>0,7417</w:t>
+            </w:r>
+          </w:p>
+        </w:tc>
+        <w:tc>
+          <w:tcPr>
+            <w:tcW w:type="dxa" w:w="1417"/>
+          </w:tcPr>
+          <w:p>
+            <w:r>
+              <w:t>0,6224</w:t>
+            </w:r>
+          </w:p>
+        </w:tc>
+        <w:tc>
+          <w:tcPr>
+            <w:tcW w:type="dxa" w:w="1417"/>
+          </w:tcPr>
+          <w:p>
+            <w:r>
+              <w:t>0,9935</w:t>
+            </w:r>
+          </w:p>
+        </w:tc>
+        <w:tc>
+          <w:tcPr>
+            <w:tcW w:type="dxa" w:w="1417"/>
+          </w:tcPr>
+          <w:p>
+            <w:r>
+              <w:t>0,7124</w:t>
+            </w:r>
+          </w:p>
+        </w:tc>
+      </w:tr>
+      <w:tr>
+        <w:tc>
+          <w:tcPr>
+            <w:tcW w:type="dxa" w:w="1417"/>
+          </w:tcPr>
+          <w:p>
+            <w:r>
+              <w:t>Média ponderada</w:t>
+            </w:r>
+          </w:p>
+        </w:tc>
+        <w:tc>
+          <w:tcPr>
+            <w:tcW w:type="dxa" w:w="1417"/>
+          </w:tcPr>
+          <w:p>
+            <w:r>
+              <w:t>0,6769</w:t>
+            </w:r>
+          </w:p>
+        </w:tc>
+        <w:tc>
+          <w:tcPr>
+            <w:tcW w:type="dxa" w:w="1417"/>
+          </w:tcPr>
+          <w:p>
+            <w:r>
+              <w:t>0,7323</w:t>
+            </w:r>
+          </w:p>
+        </w:tc>
+        <w:tc>
+          <w:tcPr>
+            <w:tcW w:type="dxa" w:w="1417"/>
+          </w:tcPr>
+          <w:p>
+            <w:r>
+              <w:t>0,6292</w:t>
+            </w:r>
+          </w:p>
+        </w:tc>
+        <w:tc>
+          <w:tcPr>
+            <w:tcW w:type="dxa" w:w="1417"/>
+          </w:tcPr>
+          <w:p>
+            <w:r>
+              <w:t>0,9938</w:t>
+            </w:r>
+          </w:p>
+        </w:tc>
+        <w:tc>
+          <w:tcPr>
+            <w:tcW w:type="dxa" w:w="1417"/>
+          </w:tcPr>
+          <w:p>
+            <w:r>
+              <w:t>0,7139</w:t>
+            </w:r>
+          </w:p>
+        </w:tc>
+      </w:tr>
+      <w:tr>
+        <w:tc>
+          <w:tcPr>
+            <w:tcW w:type="dxa" w:w="1417"/>
+          </w:tcPr>
+          <w:p>
+            <w:r>
+              <w:t>Stacking</w:t>
+            </w:r>
+          </w:p>
+        </w:tc>
+        <w:tc>
+          <w:tcPr>
+            <w:tcW w:type="dxa" w:w="1417"/>
+          </w:tcPr>
+          <w:p>
+            <w:r>
+              <w:t>0,6769</w:t>
+            </w:r>
+          </w:p>
+        </w:tc>
+        <w:tc>
+          <w:tcPr>
+            <w:tcW w:type="dxa" w:w="1417"/>
+          </w:tcPr>
+          <w:p>
+            <w:r>
+              <w:t>0,7420</w:t>
+            </w:r>
+          </w:p>
+        </w:tc>
+        <w:tc>
+          <w:tcPr>
+            <w:tcW w:type="dxa" w:w="1417"/>
+          </w:tcPr>
+          <w:p>
+            <w:r>
+              <w:t>0,6222</w:t>
+            </w:r>
+          </w:p>
+        </w:tc>
+        <w:tc>
+          <w:tcPr>
+            <w:tcW w:type="dxa" w:w="1417"/>
+          </w:tcPr>
+          <w:p>
+            <w:r>
+              <w:t>0,9936</w:t>
+            </w:r>
+          </w:p>
+        </w:tc>
+        <w:tc>
+          <w:tcPr>
+            <w:tcW w:type="dxa" w:w="1417"/>
+          </w:tcPr>
+          <w:p>
+            <w:r>
+              <w:t>0,7130</w:t>
+            </w:r>
+          </w:p>
+        </w:tc>
+      </w:tr>
+    </w:tbl>
+    <w:p>
+      <w:pPr>
+        <w:jc w:val="center"/>
+      </w:pPr>
+      <w:r>
+        <w:drawing>
+          <wp:inline xmlns:a="http://schemas.openxmlformats.org/drawingml/2006/main" xmlns:pic="http://schemas.openxmlformats.org/drawingml/2006/picture">
+            <wp:extent cx="5029200" cy="2766060"/>
+            <wp:docPr id="21" name="Picture 21"/>
+            <wp:cNvGraphicFramePr>
+              <a:graphicFrameLocks noChangeAspect="1"/>
+            </wp:cNvGraphicFramePr>
+            <a:graphic>
+              <a:graphicData uri="http://schemas.openxmlformats.org/drawingml/2006/picture">
+                <pic:pic>
+                  <pic:nvPicPr>
+                    <pic:cNvPr id="0" name="ensemble_f1_comparison.png"/>
+                    <pic:cNvPicPr/>
+                  </pic:nvPicPr>
+                  <pic:blipFill>
+                    <a:blip r:embed="rId38"/>
+                    <a:stretch>
+                      <a:fillRect/>
+                    </a:stretch>
+                  </pic:blipFill>
+                  <pic:spPr>
+                    <a:xfrm>
+                      <a:off x="0" y="0"/>
+                      <a:ext cx="5029200" cy="2766060"/>
+                    </a:xfrm>
+                    <a:prstGeom prst="rect"/>
+                  </pic:spPr>
+                </pic:pic>
+              </a:graphicData>
+            </a:graphic>
+          </wp:inline>
+        </w:drawing>
+      </w:r>
+    </w:p>
+    <w:p>
+      <w:r>
+        <w:rPr>
+          <w:sz w:val="22"/>
+        </w:rPr>
+        <w:t>O melhor ensemble (Stacking) NÃO superou o melhor modelo-base (LightGBM) de forma relevante (Δ F1 = -0,0107, -1,6%). Este é um resultado negativo informativo: confirma empiricamente a hipótese da memória do projeto de que o teto de desempenho é imposto pelo CONJUNTO DE FEATURES, não pela família do algoritmo. RF e LightGBM, apesar de mecanismos distintos (bagging vs. boosting), convergem para a mesma fronteira de decisão porque ambos exaurem a informação disponível nas 54 features. Ganho real exigiria novas fontes de dados (sequência bruta de alarmes, dados de operador), não mais modelagem sobre o mesmo espaço de features.</w:t>
+      </w:r>
+    </w:p>
+    <w:p>
+      <w:pPr>
+        <w:jc w:val="center"/>
+      </w:pPr>
+      <w:r>
+        <w:drawing>
+          <wp:inline xmlns:a="http://schemas.openxmlformats.org/drawingml/2006/main" xmlns:pic="http://schemas.openxmlformats.org/drawingml/2006/picture">
+            <wp:extent cx="4572000" cy="4000500"/>
             <wp:docPr id="20" name="Picture 20"/>
             <wp:cNvGraphicFramePr>
               <a:graphicFrameLocks noChangeAspect="1"/>
@@ -2420,7 +2963,7 @@
               <a:graphicData uri="http://schemas.openxmlformats.org/drawingml/2006/picture">
                 <pic:pic>
                   <pic:nvPicPr>
-                    <pic:cNvPr id="0" name="comparison_pr_curves.png"/>
+                    <pic:cNvPr id="0" name="ensemble_pr_curves.png"/>
                     <pic:cNvPicPr/>
                   </pic:nvPicPr>
                   <pic:blipFill>
@@ -2451,549 +2994,6 @@
         <w:rPr>
           <w:color w:val="00A650"/>
         </w:rPr>
-        <w:t>Ensemble Random Forest + LightGBM — Tentativa de Romper o Teto</w:t>
-      </w:r>
-    </w:p>
-    <w:p>
-      <w:r>
-        <w:rPr>
-          <w:sz w:val="22"/>
-        </w:rPr>
-        <w:t>Dado que Random Forest e LightGBM empatam tecnicamente mas erram por mecanismos distintos (bagging de árvores independentes vs. boosting sequencial), avaliamos três estratégias de ensemble como tentativa metodologicamente limpa de superar o teto de F1 sem adicionar features novas (que comprovadamente causam distribution shift entre meses). Todas as estratégias têm threshold F1-ótimo calibrado na validação (Mai/2025) e são avaliadas no teste (Jun/2025):</w:t>
-      </w:r>
-    </w:p>
-    <w:p>
-      <w:pPr>
-        <w:pStyle w:val="Commarcadores"/>
-      </w:pPr>
-      <w:r>
-        <w:rPr>
-          <w:sz w:val="22"/>
-        </w:rPr>
-        <w:t>Soft-voting — média simples das probabilidades dos dois modelos.</w:t>
-      </w:r>
-    </w:p>
-    <w:p>
-      <w:pPr>
-        <w:pStyle w:val="Commarcadores"/>
-      </w:pPr>
-      <w:r>
-        <w:rPr>
-          <w:sz w:val="22"/>
-        </w:rPr>
-        <w:t>Média ponderada — peso relativo dos modelos otimizado por busca na validação.</w:t>
-      </w:r>
-    </w:p>
-    <w:p>
-      <w:pPr>
-        <w:pStyle w:val="Commarcadores"/>
-      </w:pPr>
-      <w:r>
-        <w:rPr>
-          <w:sz w:val="22"/>
-        </w:rPr>
-        <w:t>Stacking — meta-learner (Regressão Logística) treinado sobre as probabilidades dos modelos-base.</w:t>
-      </w:r>
-    </w:p>
-    <w:tbl>
-      <w:tblPr>
-        <w:tblStyle w:val="Tabelacomgrade"/>
-        <w:tblW w:type="auto" w:w="0"/>
-        <w:tblLook w:firstColumn="1" w:firstRow="1" w:lastColumn="0" w:lastRow="0" w:noHBand="0" w:noVBand="1" w:val="04A0"/>
-      </w:tblPr>
-      <w:tblGrid>
-        <w:gridCol w:w="1417"/>
-        <w:gridCol w:w="1417"/>
-        <w:gridCol w:w="1417"/>
-        <w:gridCol w:w="1417"/>
-        <w:gridCol w:w="1417"/>
-        <w:gridCol w:w="1417"/>
-      </w:tblGrid>
-      <w:tr>
-        <w:tc>
-          <w:tcPr>
-            <w:tcW w:type="dxa" w:w="1417"/>
-          </w:tcPr>
-          <w:p>
-            <w:r>
-              <w:rPr>
-                <w:b/>
-              </w:rPr>
-              <w:t>Modelo</w:t>
-            </w:r>
-          </w:p>
-        </w:tc>
-        <w:tc>
-          <w:tcPr>
-            <w:tcW w:type="dxa" w:w="1417"/>
-          </w:tcPr>
-          <w:p>
-            <w:r>
-              <w:rPr>
-                <w:b/>
-              </w:rPr>
-              <w:t>F1</w:t>
-            </w:r>
-          </w:p>
-        </w:tc>
-        <w:tc>
-          <w:tcPr>
-            <w:tcW w:type="dxa" w:w="1417"/>
-          </w:tcPr>
-          <w:p>
-            <w:r>
-              <w:rPr>
-                <w:b/>
-              </w:rPr>
-              <w:t>Precision</w:t>
-            </w:r>
-          </w:p>
-        </w:tc>
-        <w:tc>
-          <w:tcPr>
-            <w:tcW w:type="dxa" w:w="1417"/>
-          </w:tcPr>
-          <w:p>
-            <w:r>
-              <w:rPr>
-                <w:b/>
-              </w:rPr>
-              <w:t>Recall</w:t>
-            </w:r>
-          </w:p>
-        </w:tc>
-        <w:tc>
-          <w:tcPr>
-            <w:tcW w:type="dxa" w:w="1417"/>
-          </w:tcPr>
-          <w:p>
-            <w:r>
-              <w:rPr>
-                <w:b/>
-              </w:rPr>
-              <w:t>ROC-AUC</w:t>
-            </w:r>
-          </w:p>
-        </w:tc>
-        <w:tc>
-          <w:tcPr>
-            <w:tcW w:type="dxa" w:w="1417"/>
-          </w:tcPr>
-          <w:p>
-            <w:r>
-              <w:rPr>
-                <w:b/>
-              </w:rPr>
-              <w:t>PR-AUC</w:t>
-            </w:r>
-          </w:p>
-        </w:tc>
-      </w:tr>
-      <w:tr>
-        <w:tc>
-          <w:tcPr>
-            <w:tcW w:type="dxa" w:w="1417"/>
-          </w:tcPr>
-          <w:p>
-            <w:r>
-              <w:t>LightGBM</w:t>
-            </w:r>
-          </w:p>
-        </w:tc>
-        <w:tc>
-          <w:tcPr>
-            <w:tcW w:type="dxa" w:w="1417"/>
-          </w:tcPr>
-          <w:p>
-            <w:r>
-              <w:t>0,6876</w:t>
-            </w:r>
-          </w:p>
-        </w:tc>
-        <w:tc>
-          <w:tcPr>
-            <w:tcW w:type="dxa" w:w="1417"/>
-          </w:tcPr>
-          <w:p>
-            <w:r>
-              <w:t>0,7556</w:t>
-            </w:r>
-          </w:p>
-        </w:tc>
-        <w:tc>
-          <w:tcPr>
-            <w:tcW w:type="dxa" w:w="1417"/>
-          </w:tcPr>
-          <w:p>
-            <w:r>
-              <w:t>0,6309</w:t>
-            </w:r>
-          </w:p>
-        </w:tc>
-        <w:tc>
-          <w:tcPr>
-            <w:tcW w:type="dxa" w:w="1417"/>
-          </w:tcPr>
-          <w:p>
-            <w:r>
-              <w:t>0,9923</w:t>
-            </w:r>
-          </w:p>
-        </w:tc>
-        <w:tc>
-          <w:tcPr>
-            <w:tcW w:type="dxa" w:w="1417"/>
-          </w:tcPr>
-          <w:p>
-            <w:r>
-              <w:t>0,6739</w:t>
-            </w:r>
-          </w:p>
-        </w:tc>
-      </w:tr>
-      <w:tr>
-        <w:tc>
-          <w:tcPr>
-            <w:tcW w:type="dxa" w:w="1417"/>
-          </w:tcPr>
-          <w:p>
-            <w:r>
-              <w:t>RandomForest</w:t>
-            </w:r>
-          </w:p>
-        </w:tc>
-        <w:tc>
-          <w:tcPr>
-            <w:tcW w:type="dxa" w:w="1417"/>
-          </w:tcPr>
-          <w:p>
-            <w:r>
-              <w:t>0,6769</w:t>
-            </w:r>
-          </w:p>
-        </w:tc>
-        <w:tc>
-          <w:tcPr>
-            <w:tcW w:type="dxa" w:w="1417"/>
-          </w:tcPr>
-          <w:p>
-            <w:r>
-              <w:t>0,7323</w:t>
-            </w:r>
-          </w:p>
-        </w:tc>
-        <w:tc>
-          <w:tcPr>
-            <w:tcW w:type="dxa" w:w="1417"/>
-          </w:tcPr>
-          <w:p>
-            <w:r>
-              <w:t>0,6292</w:t>
-            </w:r>
-          </w:p>
-        </w:tc>
-        <w:tc>
-          <w:tcPr>
-            <w:tcW w:type="dxa" w:w="1417"/>
-          </w:tcPr>
-          <w:p>
-            <w:r>
-              <w:t>0,9938</w:t>
-            </w:r>
-          </w:p>
-        </w:tc>
-        <w:tc>
-          <w:tcPr>
-            <w:tcW w:type="dxa" w:w="1417"/>
-          </w:tcPr>
-          <w:p>
-            <w:r>
-              <w:t>0,7139</w:t>
-            </w:r>
-          </w:p>
-        </w:tc>
-      </w:tr>
-      <w:tr>
-        <w:tc>
-          <w:tcPr>
-            <w:tcW w:type="dxa" w:w="1417"/>
-          </w:tcPr>
-          <w:p>
-            <w:r>
-              <w:t>Soft-voting</w:t>
-            </w:r>
-          </w:p>
-        </w:tc>
-        <w:tc>
-          <w:tcPr>
-            <w:tcW w:type="dxa" w:w="1417"/>
-          </w:tcPr>
-          <w:p>
-            <w:r>
-              <w:t>0,6768</w:t>
-            </w:r>
-          </w:p>
-        </w:tc>
-        <w:tc>
-          <w:tcPr>
-            <w:tcW w:type="dxa" w:w="1417"/>
-          </w:tcPr>
-          <w:p>
-            <w:r>
-              <w:t>0,7417</w:t>
-            </w:r>
-          </w:p>
-        </w:tc>
-        <w:tc>
-          <w:tcPr>
-            <w:tcW w:type="dxa" w:w="1417"/>
-          </w:tcPr>
-          <w:p>
-            <w:r>
-              <w:t>0,6224</w:t>
-            </w:r>
-          </w:p>
-        </w:tc>
-        <w:tc>
-          <w:tcPr>
-            <w:tcW w:type="dxa" w:w="1417"/>
-          </w:tcPr>
-          <w:p>
-            <w:r>
-              <w:t>0,9935</w:t>
-            </w:r>
-          </w:p>
-        </w:tc>
-        <w:tc>
-          <w:tcPr>
-            <w:tcW w:type="dxa" w:w="1417"/>
-          </w:tcPr>
-          <w:p>
-            <w:r>
-              <w:t>0,7124</w:t>
-            </w:r>
-          </w:p>
-        </w:tc>
-      </w:tr>
-      <w:tr>
-        <w:tc>
-          <w:tcPr>
-            <w:tcW w:type="dxa" w:w="1417"/>
-          </w:tcPr>
-          <w:p>
-            <w:r>
-              <w:t>Média ponderada</w:t>
-            </w:r>
-          </w:p>
-        </w:tc>
-        <w:tc>
-          <w:tcPr>
-            <w:tcW w:type="dxa" w:w="1417"/>
-          </w:tcPr>
-          <w:p>
-            <w:r>
-              <w:t>0,6769</w:t>
-            </w:r>
-          </w:p>
-        </w:tc>
-        <w:tc>
-          <w:tcPr>
-            <w:tcW w:type="dxa" w:w="1417"/>
-          </w:tcPr>
-          <w:p>
-            <w:r>
-              <w:t>0,7323</w:t>
-            </w:r>
-          </w:p>
-        </w:tc>
-        <w:tc>
-          <w:tcPr>
-            <w:tcW w:type="dxa" w:w="1417"/>
-          </w:tcPr>
-          <w:p>
-            <w:r>
-              <w:t>0,6292</w:t>
-            </w:r>
-          </w:p>
-        </w:tc>
-        <w:tc>
-          <w:tcPr>
-            <w:tcW w:type="dxa" w:w="1417"/>
-          </w:tcPr>
-          <w:p>
-            <w:r>
-              <w:t>0,9938</w:t>
-            </w:r>
-          </w:p>
-        </w:tc>
-        <w:tc>
-          <w:tcPr>
-            <w:tcW w:type="dxa" w:w="1417"/>
-          </w:tcPr>
-          <w:p>
-            <w:r>
-              <w:t>0,7139</w:t>
-            </w:r>
-          </w:p>
-        </w:tc>
-      </w:tr>
-      <w:tr>
-        <w:tc>
-          <w:tcPr>
-            <w:tcW w:type="dxa" w:w="1417"/>
-          </w:tcPr>
-          <w:p>
-            <w:r>
-              <w:t>Stacking</w:t>
-            </w:r>
-          </w:p>
-        </w:tc>
-        <w:tc>
-          <w:tcPr>
-            <w:tcW w:type="dxa" w:w="1417"/>
-          </w:tcPr>
-          <w:p>
-            <w:r>
-              <w:t>0,6769</w:t>
-            </w:r>
-          </w:p>
-        </w:tc>
-        <w:tc>
-          <w:tcPr>
-            <w:tcW w:type="dxa" w:w="1417"/>
-          </w:tcPr>
-          <w:p>
-            <w:r>
-              <w:t>0,7420</w:t>
-            </w:r>
-          </w:p>
-        </w:tc>
-        <w:tc>
-          <w:tcPr>
-            <w:tcW w:type="dxa" w:w="1417"/>
-          </w:tcPr>
-          <w:p>
-            <w:r>
-              <w:t>0,6222</w:t>
-            </w:r>
-          </w:p>
-        </w:tc>
-        <w:tc>
-          <w:tcPr>
-            <w:tcW w:type="dxa" w:w="1417"/>
-          </w:tcPr>
-          <w:p>
-            <w:r>
-              <w:t>0,9936</w:t>
-            </w:r>
-          </w:p>
-        </w:tc>
-        <w:tc>
-          <w:tcPr>
-            <w:tcW w:type="dxa" w:w="1417"/>
-          </w:tcPr>
-          <w:p>
-            <w:r>
-              <w:t>0,7130</w:t>
-            </w:r>
-          </w:p>
-        </w:tc>
-      </w:tr>
-    </w:tbl>
-    <w:p>
-      <w:pPr>
-        <w:jc w:val="center"/>
-      </w:pPr>
-      <w:r>
-        <w:drawing>
-          <wp:inline xmlns:a="http://schemas.openxmlformats.org/drawingml/2006/main" xmlns:pic="http://schemas.openxmlformats.org/drawingml/2006/picture">
-            <wp:extent cx="5029200" cy="2766060"/>
-            <wp:docPr id="19" name="Picture 19"/>
-            <wp:cNvGraphicFramePr>
-              <a:graphicFrameLocks noChangeAspect="1"/>
-            </wp:cNvGraphicFramePr>
-            <a:graphic>
-              <a:graphicData uri="http://schemas.openxmlformats.org/drawingml/2006/picture">
-                <pic:pic>
-                  <pic:nvPicPr>
-                    <pic:cNvPr id="0" name="ensemble_f1_comparison.png"/>
-                    <pic:cNvPicPr/>
-                  </pic:nvPicPr>
-                  <pic:blipFill>
-                    <a:blip r:embed="rId36"/>
-                    <a:stretch>
-                      <a:fillRect/>
-                    </a:stretch>
-                  </pic:blipFill>
-                  <pic:spPr>
-                    <a:xfrm>
-                      <a:off x="0" y="0"/>
-                      <a:ext cx="5029200" cy="2766060"/>
-                    </a:xfrm>
-                    <a:prstGeom prst="rect"/>
-                  </pic:spPr>
-                </pic:pic>
-              </a:graphicData>
-            </a:graphic>
-          </wp:inline>
-        </w:drawing>
-      </w:r>
-    </w:p>
-    <w:p>
-      <w:r>
-        <w:rPr>
-          <w:sz w:val="22"/>
-        </w:rPr>
-        <w:t>O melhor ensemble (Stacking) NÃO superou o melhor modelo-base (LightGBM) de forma relevante (Δ F1 = -0,0107, -1,6%). Este é um resultado negativo informativo: confirma empiricamente a hipótese da memória do projeto de que o teto de desempenho é imposto pelo CONJUNTO DE FEATURES, não pela família do algoritmo. RF e LightGBM, apesar de mecanismos distintos (bagging vs. boosting), convergem para a mesma fronteira de decisão porque ambos exaurem a informação disponível nas 54 features. Ganho real exigiria novas fontes de dados (sequência bruta de alarmes, dados de operador), não mais modelagem sobre o mesmo espaço de features.</w:t>
-      </w:r>
-    </w:p>
-    <w:p>
-      <w:pPr>
-        <w:jc w:val="center"/>
-      </w:pPr>
-      <w:r>
-        <w:drawing>
-          <wp:inline xmlns:a="http://schemas.openxmlformats.org/drawingml/2006/main" xmlns:pic="http://schemas.openxmlformats.org/drawingml/2006/picture">
-            <wp:extent cx="4572000" cy="4000500"/>
-            <wp:docPr id="18" name="Picture 18"/>
-            <wp:cNvGraphicFramePr>
-              <a:graphicFrameLocks noChangeAspect="1"/>
-            </wp:cNvGraphicFramePr>
-            <a:graphic>
-              <a:graphicData uri="http://schemas.openxmlformats.org/drawingml/2006/picture">
-                <pic:pic>
-                  <pic:nvPicPr>
-                    <pic:cNvPr id="0" name="ensemble_pr_curves.png"/>
-                    <pic:cNvPicPr/>
-                  </pic:nvPicPr>
-                  <pic:blipFill>
-                    <a:blip r:embed="rId35"/>
-                    <a:stretch>
-                      <a:fillRect/>
-                    </a:stretch>
-                  </pic:blipFill>
-                  <pic:spPr>
-                    <a:xfrm>
-                      <a:off x="0" y="0"/>
-                      <a:ext cx="4572000" cy="4000500"/>
-                    </a:xfrm>
-                    <a:prstGeom prst="rect"/>
-                  </pic:spPr>
-                </pic:pic>
-              </a:graphicData>
-            </a:graphic>
-          </wp:inline>
-        </w:drawing>
-      </w:r>
-    </w:p>
-    <w:p>
-      <w:pPr>
-        <w:pStyle w:val="Ttulo2"/>
-      </w:pPr>
-      <w:r>
-        <w:rPr>
-          <w:color w:val="00A650"/>
-        </w:rPr>
         <w:t>Análise de Erros e Custo Operacional (CM 5.2)</w:t>
       </w:r>
     </w:p>
@@ -3054,7 +3054,7 @@
         <w:drawing>
           <wp:inline xmlns:a="http://schemas.openxmlformats.org/drawingml/2006/main" xmlns:pic="http://schemas.openxmlformats.org/drawingml/2006/picture">
             <wp:extent cx="5029200" cy="3017520"/>
-            <wp:docPr id="17" name="Picture 17"/>
+            <wp:docPr id="19" name="Picture 19"/>
             <wp:cNvGraphicFramePr>
               <a:graphicFrameLocks noChangeAspect="1"/>
             </wp:cNvGraphicFramePr>
@@ -3066,7 +3066,7 @@
                     <pic:cNvPicPr/>
                   </pic:nvPicPr>
                   <pic:blipFill>
-                    <a:blip r:embed="rId34"/>
+                    <a:blip r:embed="rId36"/>
                     <a:stretch>
                       <a:fillRect/>
                     </a:stretch>
@@ -3888,7 +3888,7 @@
         <w:drawing>
           <wp:inline xmlns:a="http://schemas.openxmlformats.org/drawingml/2006/main" xmlns:pic="http://schemas.openxmlformats.org/drawingml/2006/picture">
             <wp:extent cx="5029200" cy="2286000"/>
-            <wp:docPr id="16" name="Picture 16"/>
+            <wp:docPr id="18" name="Picture 18"/>
             <wp:cNvGraphicFramePr>
               <a:graphicFrameLocks noChangeAspect="1"/>
             </wp:cNvGraphicFramePr>
@@ -3900,7 +3900,7 @@
                     <pic:cNvPicPr/>
                   </pic:nvPicPr>
                   <pic:blipFill>
-                    <a:blip r:embed="rId33"/>
+                    <a:blip r:embed="rId35"/>
                     <a:stretch>
                       <a:fillRect/>
                     </a:stretch>
@@ -3943,7 +3943,7 @@
         <w:drawing>
           <wp:inline xmlns:a="http://schemas.openxmlformats.org/drawingml/2006/main" xmlns:pic="http://schemas.openxmlformats.org/drawingml/2006/picture">
             <wp:extent cx="5029200" cy="2743200"/>
-            <wp:docPr id="15" name="Picture 15"/>
+            <wp:docPr id="17" name="Picture 17"/>
             <wp:cNvGraphicFramePr>
               <a:graphicFrameLocks noChangeAspect="1"/>
             </wp:cNvGraphicFramePr>
@@ -3955,7 +3955,7 @@
                     <pic:cNvPicPr/>
                   </pic:nvPicPr>
                   <pic:blipFill>
-                    <a:blip r:embed="rId32"/>
+                    <a:blip r:embed="rId34"/>
                     <a:stretch>
                       <a:fillRect/>
                     </a:stretch>
@@ -3972,6 +3972,718 @@
             </a:graphic>
           </wp:inline>
         </w:drawing>
+      </w:r>
+    </w:p>
+    <w:p>
+      <w:pPr>
+        <w:pStyle w:val="Ttulo2"/>
+      </w:pPr>
+      <w:r>
+        <w:rPr>
+          <w:color w:val="00A650"/>
+        </w:rPr>
+        <w:t>Diagnóstico do Ponto Cego da Escavadeira — Fingerprint por Lift</w:t>
+      </w:r>
+    </w:p>
+    <w:p>
+      <w:r>
+        <w:rPr>
+          <w:sz w:val="22"/>
+        </w:rPr>
+        <w:t>Por que o modelo é cego à escavadeira? Investigamos a raiz trocando o critério de seleção de alarmes do fingerprint. O fingerprint atual seleciona os 30 alarmes mais FREQUENTES globalmente — mas a escavadeira responde por 91% de todos os eventos de telemetria, então esses alarmes são, em grande parte, ruído rotineiro da própria escavadeira. Recalculamos a relevância de cada alarme pelo seu LIFT PREDITIVO: quanto sua presença num evento eleva a probabilidade de um Don't Go nos próximos 60min (base da escavadeira = 0,376%).</w:t>
+      </w:r>
+    </w:p>
+    <w:p>
+      <w:r>
+        <w:rPr>
+          <w:sz w:val="22"/>
+        </w:rPr>
+        <w:t>Os 8 alarmes de maior lift preditivo na escavadeira LeTourneau L 1850:</w:t>
+      </w:r>
+    </w:p>
+    <w:tbl>
+      <w:tblPr>
+        <w:tblStyle w:val="Tabelacomgrade"/>
+        <w:tblW w:type="auto" w:w="0"/>
+        <w:tblLook w:firstColumn="1" w:firstRow="1" w:lastColumn="0" w:lastRow="0" w:noHBand="0" w:noVBand="1" w:val="04A0"/>
+      </w:tblPr>
+      <w:tblGrid>
+        <w:gridCol w:w="1417"/>
+        <w:gridCol w:w="1417"/>
+        <w:gridCol w:w="1417"/>
+        <w:gridCol w:w="1417"/>
+        <w:gridCol w:w="1417"/>
+        <w:gridCol w:w="1417"/>
+      </w:tblGrid>
+      <w:tr>
+        <w:tc>
+          <w:tcPr>
+            <w:tcW w:type="dxa" w:w="1417"/>
+          </w:tcPr>
+          <w:p>
+            <w:r>
+              <w:rPr>
+                <w:b/>
+              </w:rPr>
+              <w:t>Id_Alarme</w:t>
+            </w:r>
+          </w:p>
+        </w:tc>
+        <w:tc>
+          <w:tcPr>
+            <w:tcW w:type="dxa" w:w="1417"/>
+          </w:tcPr>
+          <w:p>
+            <w:r>
+              <w:rPr>
+                <w:b/>
+              </w:rPr>
+              <w:t>Alarme</w:t>
+            </w:r>
+          </w:p>
+        </w:tc>
+        <w:tc>
+          <w:tcPr>
+            <w:tcW w:type="dxa" w:w="1417"/>
+          </w:tcPr>
+          <w:p>
+            <w:r>
+              <w:rPr>
+                <w:b/>
+              </w:rPr>
+              <w:t>Suporte</w:t>
+            </w:r>
+          </w:p>
+        </w:tc>
+        <w:tc>
+          <w:tcPr>
+            <w:tcW w:type="dxa" w:w="1417"/>
+          </w:tcPr>
+          <w:p>
+            <w:r>
+              <w:rPr>
+                <w:b/>
+              </w:rPr>
+              <w:t>Taxa pré-DG</w:t>
+            </w:r>
+          </w:p>
+        </w:tc>
+        <w:tc>
+          <w:tcPr>
+            <w:tcW w:type="dxa" w:w="1417"/>
+          </w:tcPr>
+          <w:p>
+            <w:r>
+              <w:rPr>
+                <w:b/>
+              </w:rPr>
+              <w:t>Lift</w:t>
+            </w:r>
+          </w:p>
+        </w:tc>
+        <w:tc>
+          <w:tcPr>
+            <w:tcW w:type="dxa" w:w="1417"/>
+          </w:tcPr>
+          <w:p>
+            <w:r>
+              <w:rPr>
+                <w:b/>
+              </w:rPr>
+              <w:t>No modelo?</w:t>
+            </w:r>
+          </w:p>
+        </w:tc>
+      </w:tr>
+      <w:tr>
+        <w:tc>
+          <w:tcPr>
+            <w:tcW w:type="dxa" w:w="1417"/>
+          </w:tcPr>
+          <w:p>
+            <w:r>
+              <w:t>1074008237</w:t>
+            </w:r>
+          </w:p>
+        </w:tc>
+        <w:tc>
+          <w:tcPr>
+            <w:tcW w:type="dxa" w:w="1417"/>
+          </w:tcPr>
+          <w:p>
+            <w:r>
+              <w:t>Channel Forced (L-1850)</w:t>
+            </w:r>
+          </w:p>
+        </w:tc>
+        <w:tc>
+          <w:tcPr>
+            <w:tcW w:type="dxa" w:w="1417"/>
+          </w:tcPr>
+          <w:p>
+            <w:r>
+              <w:t>8.094</w:t>
+            </w:r>
+          </w:p>
+        </w:tc>
+        <w:tc>
+          <w:tcPr>
+            <w:tcW w:type="dxa" w:w="1417"/>
+          </w:tcPr>
+          <w:p>
+            <w:r>
+              <w:t>16,7%</w:t>
+            </w:r>
+          </w:p>
+        </w:tc>
+        <w:tc>
+          <w:tcPr>
+            <w:tcW w:type="dxa" w:w="1417"/>
+          </w:tcPr>
+          <w:p>
+            <w:r>
+              <w:t>44,4×</w:t>
+            </w:r>
+          </w:p>
+        </w:tc>
+        <w:tc>
+          <w:tcPr>
+            <w:tcW w:type="dxa" w:w="1417"/>
+          </w:tcPr>
+          <w:p>
+            <w:r>
+              <w:t>NÃO</w:t>
+            </w:r>
+          </w:p>
+        </w:tc>
+      </w:tr>
+      <w:tr>
+        <w:tc>
+          <w:tcPr>
+            <w:tcW w:type="dxa" w:w="1417"/>
+          </w:tcPr>
+          <w:p>
+            <w:r>
+              <w:t>16830311</w:t>
+            </w:r>
+          </w:p>
+        </w:tc>
+        <w:tc>
+          <w:tcPr>
+            <w:tcW w:type="dxa" w:w="1417"/>
+          </w:tcPr>
+          <w:p>
+            <w:r>
+              <w:t>MC - TEMPERATURA DO PTO &gt;90°C</w:t>
+            </w:r>
+          </w:p>
+        </w:tc>
+        <w:tc>
+          <w:tcPr>
+            <w:tcW w:type="dxa" w:w="1417"/>
+          </w:tcPr>
+          <w:p>
+            <w:r>
+              <w:t>1.791</w:t>
+            </w:r>
+          </w:p>
+        </w:tc>
+        <w:tc>
+          <w:tcPr>
+            <w:tcW w:type="dxa" w:w="1417"/>
+          </w:tcPr>
+          <w:p>
+            <w:r>
+              <w:t>10,8%</w:t>
+            </w:r>
+          </w:p>
+        </w:tc>
+        <w:tc>
+          <w:tcPr>
+            <w:tcW w:type="dxa" w:w="1417"/>
+          </w:tcPr>
+          <w:p>
+            <w:r>
+              <w:t>28,7×</w:t>
+            </w:r>
+          </w:p>
+        </w:tc>
+        <w:tc>
+          <w:tcPr>
+            <w:tcW w:type="dxa" w:w="1417"/>
+          </w:tcPr>
+          <w:p>
+            <w:r>
+              <w:t>NÃO</w:t>
+            </w:r>
+          </w:p>
+        </w:tc>
+      </w:tr>
+      <w:tr>
+        <w:tc>
+          <w:tcPr>
+            <w:tcW w:type="dxa" w:w="1417"/>
+          </w:tcPr>
+          <w:p>
+            <w:r>
+              <w:t>1074008199</w:t>
+            </w:r>
+          </w:p>
+        </w:tc>
+        <w:tc>
+          <w:tcPr>
+            <w:tcW w:type="dxa" w:w="1417"/>
+          </w:tcPr>
+          <w:p>
+            <w:r>
+              <w:t>Hydraulic Reservoir Air Pressure High …</w:t>
+            </w:r>
+          </w:p>
+        </w:tc>
+        <w:tc>
+          <w:tcPr>
+            <w:tcW w:type="dxa" w:w="1417"/>
+          </w:tcPr>
+          <w:p>
+            <w:r>
+              <w:t>2.534</w:t>
+            </w:r>
+          </w:p>
+        </w:tc>
+        <w:tc>
+          <w:tcPr>
+            <w:tcW w:type="dxa" w:w="1417"/>
+          </w:tcPr>
+          <w:p>
+            <w:r>
+              <w:t>1,5%</w:t>
+            </w:r>
+          </w:p>
+        </w:tc>
+        <w:tc>
+          <w:tcPr>
+            <w:tcW w:type="dxa" w:w="1417"/>
+          </w:tcPr>
+          <w:p>
+            <w:r>
+              <w:t>4,1×</w:t>
+            </w:r>
+          </w:p>
+        </w:tc>
+        <w:tc>
+          <w:tcPr>
+            <w:tcW w:type="dxa" w:w="1417"/>
+          </w:tcPr>
+          <w:p>
+            <w:r>
+              <w:t>NÃO</w:t>
+            </w:r>
+          </w:p>
+        </w:tc>
+      </w:tr>
+      <w:tr>
+        <w:tc>
+          <w:tcPr>
+            <w:tcW w:type="dxa" w:w="1417"/>
+          </w:tcPr>
+          <w:p>
+            <w:r>
+              <w:t>1241586690</w:t>
+            </w:r>
+          </w:p>
+        </w:tc>
+        <w:tc>
+          <w:tcPr>
+            <w:tcW w:type="dxa" w:w="1417"/>
+          </w:tcPr>
+          <w:p>
+            <w:r>
+              <w:t>Fan Drive State - Excessive Engine Air…</w:t>
+            </w:r>
+          </w:p>
+        </w:tc>
+        <w:tc>
+          <w:tcPr>
+            <w:tcW w:type="dxa" w:w="1417"/>
+          </w:tcPr>
+          <w:p>
+            <w:r>
+              <w:t>652</w:t>
+            </w:r>
+          </w:p>
+        </w:tc>
+        <w:tc>
+          <w:tcPr>
+            <w:tcW w:type="dxa" w:w="1417"/>
+          </w:tcPr>
+          <w:p>
+            <w:r>
+              <w:t>1,5%</w:t>
+            </w:r>
+          </w:p>
+        </w:tc>
+        <w:tc>
+          <w:tcPr>
+            <w:tcW w:type="dxa" w:w="1417"/>
+          </w:tcPr>
+          <w:p>
+            <w:r>
+              <w:t>4,1×</w:t>
+            </w:r>
+          </w:p>
+        </w:tc>
+        <w:tc>
+          <w:tcPr>
+            <w:tcW w:type="dxa" w:w="1417"/>
+          </w:tcPr>
+          <w:p>
+            <w:r>
+              <w:t>NÃO</w:t>
+            </w:r>
+          </w:p>
+        </w:tc>
+      </w:tr>
+      <w:tr>
+        <w:tc>
+          <w:tcPr>
+            <w:tcW w:type="dxa" w:w="1417"/>
+          </w:tcPr>
+          <w:p>
+            <w:r>
+              <w:t>1074008236</w:t>
+            </w:r>
+          </w:p>
+        </w:tc>
+        <w:tc>
+          <w:tcPr>
+            <w:tcW w:type="dxa" w:w="1417"/>
+          </w:tcPr>
+          <w:p>
+            <w:r>
+              <w:t>Bucket Critical Overload: Dump Some Lo…</w:t>
+            </w:r>
+          </w:p>
+        </w:tc>
+        <w:tc>
+          <w:tcPr>
+            <w:tcW w:type="dxa" w:w="1417"/>
+          </w:tcPr>
+          <w:p>
+            <w:r>
+              <w:t>1.864</w:t>
+            </w:r>
+          </w:p>
+        </w:tc>
+        <w:tc>
+          <w:tcPr>
+            <w:tcW w:type="dxa" w:w="1417"/>
+          </w:tcPr>
+          <w:p>
+            <w:r>
+              <w:t>1,4%</w:t>
+            </w:r>
+          </w:p>
+        </w:tc>
+        <w:tc>
+          <w:tcPr>
+            <w:tcW w:type="dxa" w:w="1417"/>
+          </w:tcPr>
+          <w:p>
+            <w:r>
+              <w:t>3,7×</w:t>
+            </w:r>
+          </w:p>
+        </w:tc>
+        <w:tc>
+          <w:tcPr>
+            <w:tcW w:type="dxa" w:w="1417"/>
+          </w:tcPr>
+          <w:p>
+            <w:r>
+              <w:t>NÃO</w:t>
+            </w:r>
+          </w:p>
+        </w:tc>
+      </w:tr>
+      <w:tr>
+        <w:tc>
+          <w:tcPr>
+            <w:tcW w:type="dxa" w:w="1417"/>
+          </w:tcPr>
+          <w:p>
+            <w:r>
+              <w:t>1074008005</w:t>
+            </w:r>
+          </w:p>
+        </w:tc>
+        <w:tc>
+          <w:tcPr>
+            <w:tcW w:type="dxa" w:w="1417"/>
+          </w:tcPr>
+          <w:p>
+            <w:r>
+              <w:t>Bucket Critical Overload (L-1850)</w:t>
+            </w:r>
+          </w:p>
+        </w:tc>
+        <w:tc>
+          <w:tcPr>
+            <w:tcW w:type="dxa" w:w="1417"/>
+          </w:tcPr>
+          <w:p>
+            <w:r>
+              <w:t>1.904</w:t>
+            </w:r>
+          </w:p>
+        </w:tc>
+        <w:tc>
+          <w:tcPr>
+            <w:tcW w:type="dxa" w:w="1417"/>
+          </w:tcPr>
+          <w:p>
+            <w:r>
+              <w:t>1,4%</w:t>
+            </w:r>
+          </w:p>
+        </w:tc>
+        <w:tc>
+          <w:tcPr>
+            <w:tcW w:type="dxa" w:w="1417"/>
+          </w:tcPr>
+          <w:p>
+            <w:r>
+              <w:t>3,6×</w:t>
+            </w:r>
+          </w:p>
+        </w:tc>
+        <w:tc>
+          <w:tcPr>
+            <w:tcW w:type="dxa" w:w="1417"/>
+          </w:tcPr>
+          <w:p>
+            <w:r>
+              <w:t>NÃO</w:t>
+            </w:r>
+          </w:p>
+        </w:tc>
+      </w:tr>
+      <w:tr>
+        <w:tc>
+          <w:tcPr>
+            <w:tcW w:type="dxa" w:w="1417"/>
+          </w:tcPr>
+          <w:p>
+            <w:r>
+              <w:t>1074008006</w:t>
+            </w:r>
+          </w:p>
+        </w:tc>
+        <w:tc>
+          <w:tcPr>
+            <w:tcW w:type="dxa" w:w="1417"/>
+          </w:tcPr>
+          <w:p>
+            <w:r>
+              <w:t>Bucket Overload (L-1850)</w:t>
+            </w:r>
+          </w:p>
+        </w:tc>
+        <w:tc>
+          <w:tcPr>
+            <w:tcW w:type="dxa" w:w="1417"/>
+          </w:tcPr>
+          <w:p>
+            <w:r>
+              <w:t>13.797</w:t>
+            </w:r>
+          </w:p>
+        </w:tc>
+        <w:tc>
+          <w:tcPr>
+            <w:tcW w:type="dxa" w:w="1417"/>
+          </w:tcPr>
+          <w:p>
+            <w:r>
+              <w:t>1,3%</w:t>
+            </w:r>
+          </w:p>
+        </w:tc>
+        <w:tc>
+          <w:tcPr>
+            <w:tcW w:type="dxa" w:w="1417"/>
+          </w:tcPr>
+          <w:p>
+            <w:r>
+              <w:t>3,5×</w:t>
+            </w:r>
+          </w:p>
+        </w:tc>
+        <w:tc>
+          <w:tcPr>
+            <w:tcW w:type="dxa" w:w="1417"/>
+          </w:tcPr>
+          <w:p>
+            <w:r>
+              <w:t>NÃO</w:t>
+            </w:r>
+          </w:p>
+        </w:tc>
+      </w:tr>
+      <w:tr>
+        <w:tc>
+          <w:tcPr>
+            <w:tcW w:type="dxa" w:w="1417"/>
+          </w:tcPr>
+          <w:p>
+            <w:r>
+              <w:t>1074008250</w:t>
+            </w:r>
+          </w:p>
+        </w:tc>
+        <w:tc>
+          <w:tcPr>
+            <w:tcW w:type="dxa" w:w="1417"/>
+          </w:tcPr>
+          <w:p>
+            <w:r>
+              <w:t>Red Alarm(s) Active (L-1850)</w:t>
+            </w:r>
+          </w:p>
+        </w:tc>
+        <w:tc>
+          <w:tcPr>
+            <w:tcW w:type="dxa" w:w="1417"/>
+          </w:tcPr>
+          <w:p>
+            <w:r>
+              <w:t>931</w:t>
+            </w:r>
+          </w:p>
+        </w:tc>
+        <w:tc>
+          <w:tcPr>
+            <w:tcW w:type="dxa" w:w="1417"/>
+          </w:tcPr>
+          <w:p>
+            <w:r>
+              <w:t>1,2%</w:t>
+            </w:r>
+          </w:p>
+        </w:tc>
+        <w:tc>
+          <w:tcPr>
+            <w:tcW w:type="dxa" w:w="1417"/>
+          </w:tcPr>
+          <w:p>
+            <w:r>
+              <w:t>3,1×</w:t>
+            </w:r>
+          </w:p>
+        </w:tc>
+        <w:tc>
+          <w:tcPr>
+            <w:tcW w:type="dxa" w:w="1417"/>
+          </w:tcPr>
+          <w:p>
+            <w:r>
+              <w:t>NÃO</w:t>
+            </w:r>
+          </w:p>
+        </w:tc>
+      </w:tr>
+    </w:tbl>
+    <w:p>
+      <w:pPr>
+        <w:jc w:val="center"/>
+      </w:pPr>
+      <w:r>
+        <w:drawing>
+          <wp:inline xmlns:a="http://schemas.openxmlformats.org/drawingml/2006/main" xmlns:pic="http://schemas.openxmlformats.org/drawingml/2006/picture">
+            <wp:extent cx="5486400" cy="3840480"/>
+            <wp:docPr id="16" name="Picture 16"/>
+            <wp:cNvGraphicFramePr>
+              <a:graphicFrameLocks noChangeAspect="1"/>
+            </wp:cNvGraphicFramePr>
+            <a:graphic>
+              <a:graphicData uri="http://schemas.openxmlformats.org/drawingml/2006/picture">
+                <pic:pic>
+                  <pic:nvPicPr>
+                    <pic:cNvPr id="0" name="escavadeira_fingerprint_lift.png"/>
+                    <pic:cNvPicPr/>
+                  </pic:nvPicPr>
+                  <pic:blipFill>
+                    <a:blip r:embed="rId33"/>
+                    <a:stretch>
+                      <a:fillRect/>
+                    </a:stretch>
+                  </pic:blipFill>
+                  <pic:spPr>
+                    <a:xfrm>
+                      <a:off x="0" y="0"/>
+                      <a:ext cx="5486400" cy="3840480"/>
+                    </a:xfrm>
+                    <a:prstGeom prst="rect"/>
+                  </pic:spPr>
+                </pic:pic>
+              </a:graphicData>
+            </a:graphic>
+          </wp:inline>
+        </w:drawing>
+      </w:r>
+    </w:p>
+    <w:p>
+      <w:r>
+        <w:rPr>
+          <w:sz w:val="22"/>
+        </w:rPr>
+        <w:t>Achado central: os 8 alarmes de maior lift da escavadeira estão TODOS ausentes do fingerprint atual. Os dois mais fortes são mecanicamente interpretáveis e altamente preditivos: 'Channel Forced' (lift 44,4×, taxa pré-DG 16,7%) — uma falha de canal de controle — e 'MC - Temperatura do PTO &gt;90°C' (lift 28,7×) — superaquecimento da tomada de força. Ambos são raros (suporte de poucos milhares de eventos), e por isso o critério de FREQUÊNCIA os descarta, sepultando justamente o sinal.</w:t>
+      </w:r>
+    </w:p>
+    <w:p>
+      <w:pPr>
+        <w:jc w:val="center"/>
+      </w:pPr>
+      <w:r>
+        <w:drawing>
+          <wp:inline xmlns:a="http://schemas.openxmlformats.org/drawingml/2006/main" xmlns:pic="http://schemas.openxmlformats.org/drawingml/2006/picture">
+            <wp:extent cx="5943600" cy="2514600"/>
+            <wp:docPr id="15" name="Picture 15"/>
+            <wp:cNvGraphicFramePr>
+              <a:graphicFrameLocks noChangeAspect="1"/>
+            </wp:cNvGraphicFramePr>
+            <a:graphic>
+              <a:graphicData uri="http://schemas.openxmlformats.org/drawingml/2006/picture">
+                <pic:pic>
+                  <pic:nvPicPr>
+                    <pic:cNvPr id="0" name="escavadeira_vs_caminhao_fingerprint.png"/>
+                    <pic:cNvPicPr/>
+                  </pic:nvPicPr>
+                  <pic:blipFill>
+                    <a:blip r:embed="rId32"/>
+                    <a:stretch>
+                      <a:fillRect/>
+                    </a:stretch>
+                  </pic:blipFill>
+                  <pic:spPr>
+                    <a:xfrm>
+                      <a:off x="0" y="0"/>
+                      <a:ext cx="5943600" cy="2514600"/>
+                    </a:xfrm>
+                    <a:prstGeom prst="rect"/>
+                  </pic:spPr>
+                </pic:pic>
+              </a:graphicData>
+            </a:graphic>
+          </wp:inline>
+        </w:drawing>
+      </w:r>
+    </w:p>
+    <w:p>
+      <w:r>
+        <w:rPr>
+          <w:sz w:val="22"/>
+        </w:rPr>
+        <w:t>Diagnóstico refinado (corrige a leitura anterior): NÃO é verdade que a escavadeira não tenha sinal — ela tem alarmes de lift até 44× (vs. máximo de 8× nos caminhões). O que ocorre é que (1) esses sinais fortes são raros e (2) o critério de seleção por frequência do fingerprint atual os exclui. A cobertura é quase idêntica entre os dois critérios (97,5% vs 97,7%) porque a maioria dos eventos pré-DG da escavadeira só traz alarmes rotineiros — mas o subconjunto que dispara 'Channel Forced' ou 'PTO &gt;90°C' é altamente recuperável e hoje está 100% perdido. Isto refina o experimento negativo do Sprint 5: o modelo dedicado falhou não por ausência de sinal, mas por reutilizar o mesmo feature set baseado em frequência que enterra o sinal. A correção é concreta: adicionar esses alarmes de alto lift como features dedicadas da escavadeira.</w:t>
       </w:r>
     </w:p>
     <w:p>
@@ -6987,7 +7699,7 @@
         <w:rPr>
           <w:sz w:val="22"/>
         </w:rPr>
-        <w:t>1. Solução robusta para escavadeiras LeTourneau L 1850 — derivado de Sprint 2 (Recall=0,14, PR-AUC=0,01 no modelo geral) e refinado por Sprint 5 (experimento negativo controlado: modelo dedicado piorou métricas devido a distribution shift severo entre meses — variação de 600× na taxa DG entre Fev e Jun). A solução exige (a) feature engineering específica para escavadeira — fingerprint próprio dos top-30 alarmes LeTourneau em vez do top-30 global dominado por caminhões, (b) refino do detector de drift implementado no Sprint 8 para usar threshold relativo por frota (λ_fleet = max(0,005, base_rate × 5)) capturando classes raras, e (c) investigação operacional do que mudou entre Mai e Jun reduzindo a taxa DG de 0,36% para 0,002% — possível achado de negócio em si.</w:t>
+        <w:t>1. Fingerprint dedicado da escavadeira LeTourneau L 1850 — o Sprint 11 já identificou empiricamente os alarmes a adicionar: 'Channel Forced' (lift 44×, taxa pré-DG 16,7%) e 'MC - Temperatura do PTO &gt;90°C' (lift 28,7×) são os sinais mais preditivos e estão 100% ausentes do fingerprint atual (excluídos pelo critério de frequência por serem raros). O próximo passo concreto é (a) adicionar os top-8 alarmes de alto lift da escavadeira como features binárias dedicadas e retreinar avaliando o ganho de recall na LeTourneau, (b) acoplar ao detector de drift do Sprint 8 com threshold relativo por frota (λ_fleet = max(0,005, base_rate × 5)) capturando classes raras, e (c) investigação operacional do colapso de taxa DG entre Mai e Jun — possível achado de negócio em si.</w:t>
       </w:r>
     </w:p>
     <w:p>

--- a/outputs/reports/Relatorio_Final_DontGo_Predictor.docx
+++ b/outputs/reports/Relatorio_Final_DontGo_Predictor.docx
@@ -1830,7 +1830,7 @@
         <w:drawing>
           <wp:inline xmlns:a="http://schemas.openxmlformats.org/drawingml/2006/main" xmlns:pic="http://schemas.openxmlformats.org/drawingml/2006/picture">
             <wp:extent cx="4114800" cy="3429000"/>
-            <wp:docPr id="25" name="Picture 25"/>
+            <wp:docPr id="26" name="Picture 26"/>
             <wp:cNvGraphicFramePr>
               <a:graphicFrameLocks noChangeAspect="1"/>
             </wp:cNvGraphicFramePr>
@@ -1842,7 +1842,7 @@
                     <pic:cNvPicPr/>
                   </pic:nvPicPr>
                   <pic:blipFill>
-                    <a:blip r:embed="rId42"/>
+                    <a:blip r:embed="rId43"/>
                     <a:stretch>
                       <a:fillRect/>
                     </a:stretch>
@@ -1869,7 +1869,7 @@
         <w:drawing>
           <wp:inline xmlns:a="http://schemas.openxmlformats.org/drawingml/2006/main" xmlns:pic="http://schemas.openxmlformats.org/drawingml/2006/picture">
             <wp:extent cx="3200400" cy="2560320"/>
-            <wp:docPr id="24" name="Picture 24"/>
+            <wp:docPr id="25" name="Picture 25"/>
             <wp:cNvGraphicFramePr>
               <a:graphicFrameLocks noChangeAspect="1"/>
             </wp:cNvGraphicFramePr>
@@ -1881,7 +1881,7 @@
                     <pic:cNvPicPr/>
                   </pic:nvPicPr>
                   <pic:blipFill>
-                    <a:blip r:embed="rId41"/>
+                    <a:blip r:embed="rId42"/>
                     <a:stretch>
                       <a:fillRect/>
                     </a:stretch>
@@ -2373,7 +2373,7 @@
         <w:drawing>
           <wp:inline xmlns:a="http://schemas.openxmlformats.org/drawingml/2006/main" xmlns:pic="http://schemas.openxmlformats.org/drawingml/2006/picture">
             <wp:extent cx="5029200" cy="2514600"/>
-            <wp:docPr id="23" name="Picture 23"/>
+            <wp:docPr id="24" name="Picture 24"/>
             <wp:cNvGraphicFramePr>
               <a:graphicFrameLocks noChangeAspect="1"/>
             </wp:cNvGraphicFramePr>
@@ -2385,7 +2385,7 @@
                     <pic:cNvPicPr/>
                   </pic:nvPicPr>
                   <pic:blipFill>
-                    <a:blip r:embed="rId40"/>
+                    <a:blip r:embed="rId41"/>
                     <a:stretch>
                       <a:fillRect/>
                     </a:stretch>
@@ -2412,7 +2412,7 @@
         <w:drawing>
           <wp:inline xmlns:a="http://schemas.openxmlformats.org/drawingml/2006/main" xmlns:pic="http://schemas.openxmlformats.org/drawingml/2006/picture">
             <wp:extent cx="4572000" cy="4000500"/>
-            <wp:docPr id="22" name="Picture 22"/>
+            <wp:docPr id="23" name="Picture 23"/>
             <wp:cNvGraphicFramePr>
               <a:graphicFrameLocks noChangeAspect="1"/>
             </wp:cNvGraphicFramePr>
@@ -2424,7 +2424,7 @@
                     <pic:cNvPicPr/>
                   </pic:nvPicPr>
                   <pic:blipFill>
-                    <a:blip r:embed="rId39"/>
+                    <a:blip r:embed="rId40"/>
                     <a:stretch>
                       <a:fillRect/>
                     </a:stretch>
@@ -2908,7 +2908,7 @@
         <w:drawing>
           <wp:inline xmlns:a="http://schemas.openxmlformats.org/drawingml/2006/main" xmlns:pic="http://schemas.openxmlformats.org/drawingml/2006/picture">
             <wp:extent cx="5029200" cy="2766060"/>
-            <wp:docPr id="21" name="Picture 21"/>
+            <wp:docPr id="22" name="Picture 22"/>
             <wp:cNvGraphicFramePr>
               <a:graphicFrameLocks noChangeAspect="1"/>
             </wp:cNvGraphicFramePr>
@@ -2920,7 +2920,7 @@
                     <pic:cNvPicPr/>
                   </pic:nvPicPr>
                   <pic:blipFill>
-                    <a:blip r:embed="rId38"/>
+                    <a:blip r:embed="rId39"/>
                     <a:stretch>
                       <a:fillRect/>
                     </a:stretch>
@@ -2955,7 +2955,7 @@
         <w:drawing>
           <wp:inline xmlns:a="http://schemas.openxmlformats.org/drawingml/2006/main" xmlns:pic="http://schemas.openxmlformats.org/drawingml/2006/picture">
             <wp:extent cx="4572000" cy="4000500"/>
-            <wp:docPr id="20" name="Picture 20"/>
+            <wp:docPr id="21" name="Picture 21"/>
             <wp:cNvGraphicFramePr>
               <a:graphicFrameLocks noChangeAspect="1"/>
             </wp:cNvGraphicFramePr>
@@ -2967,7 +2967,7 @@
                     <pic:cNvPicPr/>
                   </pic:nvPicPr>
                   <pic:blipFill>
-                    <a:blip r:embed="rId37"/>
+                    <a:blip r:embed="rId38"/>
                     <a:stretch>
                       <a:fillRect/>
                     </a:stretch>
@@ -3054,7 +3054,7 @@
         <w:drawing>
           <wp:inline xmlns:a="http://schemas.openxmlformats.org/drawingml/2006/main" xmlns:pic="http://schemas.openxmlformats.org/drawingml/2006/picture">
             <wp:extent cx="5029200" cy="3017520"/>
-            <wp:docPr id="19" name="Picture 19"/>
+            <wp:docPr id="20" name="Picture 20"/>
             <wp:cNvGraphicFramePr>
               <a:graphicFrameLocks noChangeAspect="1"/>
             </wp:cNvGraphicFramePr>
@@ -3066,7 +3066,7 @@
                     <pic:cNvPicPr/>
                   </pic:nvPicPr>
                   <pic:blipFill>
-                    <a:blip r:embed="rId36"/>
+                    <a:blip r:embed="rId37"/>
                     <a:stretch>
                       <a:fillRect/>
                     </a:stretch>
@@ -3888,7 +3888,7 @@
         <w:drawing>
           <wp:inline xmlns:a="http://schemas.openxmlformats.org/drawingml/2006/main" xmlns:pic="http://schemas.openxmlformats.org/drawingml/2006/picture">
             <wp:extent cx="5029200" cy="2286000"/>
-            <wp:docPr id="18" name="Picture 18"/>
+            <wp:docPr id="19" name="Picture 19"/>
             <wp:cNvGraphicFramePr>
               <a:graphicFrameLocks noChangeAspect="1"/>
             </wp:cNvGraphicFramePr>
@@ -3900,7 +3900,7 @@
                     <pic:cNvPicPr/>
                   </pic:nvPicPr>
                   <pic:blipFill>
-                    <a:blip r:embed="rId35"/>
+                    <a:blip r:embed="rId36"/>
                     <a:stretch>
                       <a:fillRect/>
                     </a:stretch>
@@ -3943,7 +3943,7 @@
         <w:drawing>
           <wp:inline xmlns:a="http://schemas.openxmlformats.org/drawingml/2006/main" xmlns:pic="http://schemas.openxmlformats.org/drawingml/2006/picture">
             <wp:extent cx="5029200" cy="2743200"/>
-            <wp:docPr id="17" name="Picture 17"/>
+            <wp:docPr id="18" name="Picture 18"/>
             <wp:cNvGraphicFramePr>
               <a:graphicFrameLocks noChangeAspect="1"/>
             </wp:cNvGraphicFramePr>
@@ -3955,7 +3955,7 @@
                     <pic:cNvPicPr/>
                   </pic:nvPicPr>
                   <pic:blipFill>
-                    <a:blip r:embed="rId34"/>
+                    <a:blip r:embed="rId35"/>
                     <a:stretch>
                       <a:fillRect/>
                     </a:stretch>
@@ -4600,7 +4600,7 @@
         <w:drawing>
           <wp:inline xmlns:a="http://schemas.openxmlformats.org/drawingml/2006/main" xmlns:pic="http://schemas.openxmlformats.org/drawingml/2006/picture">
             <wp:extent cx="5486400" cy="3840480"/>
-            <wp:docPr id="16" name="Picture 16"/>
+            <wp:docPr id="17" name="Picture 17"/>
             <wp:cNvGraphicFramePr>
               <a:graphicFrameLocks noChangeAspect="1"/>
             </wp:cNvGraphicFramePr>
@@ -4612,7 +4612,7 @@
                     <pic:cNvPicPr/>
                   </pic:nvPicPr>
                   <pic:blipFill>
-                    <a:blip r:embed="rId33"/>
+                    <a:blip r:embed="rId34"/>
                     <a:stretch>
                       <a:fillRect/>
                     </a:stretch>
@@ -4647,6 +4647,349 @@
         <w:drawing>
           <wp:inline xmlns:a="http://schemas.openxmlformats.org/drawingml/2006/main" xmlns:pic="http://schemas.openxmlformats.org/drawingml/2006/picture">
             <wp:extent cx="5943600" cy="2514600"/>
+            <wp:docPr id="16" name="Picture 16"/>
+            <wp:cNvGraphicFramePr>
+              <a:graphicFrameLocks noChangeAspect="1"/>
+            </wp:cNvGraphicFramePr>
+            <a:graphic>
+              <a:graphicData uri="http://schemas.openxmlformats.org/drawingml/2006/picture">
+                <pic:pic>
+                  <pic:nvPicPr>
+                    <pic:cNvPr id="0" name="escavadeira_vs_caminhao_fingerprint.png"/>
+                    <pic:cNvPicPr/>
+                  </pic:nvPicPr>
+                  <pic:blipFill>
+                    <a:blip r:embed="rId33"/>
+                    <a:stretch>
+                      <a:fillRect/>
+                    </a:stretch>
+                  </pic:blipFill>
+                  <pic:spPr>
+                    <a:xfrm>
+                      <a:off x="0" y="0"/>
+                      <a:ext cx="5943600" cy="2514600"/>
+                    </a:xfrm>
+                    <a:prstGeom prst="rect"/>
+                  </pic:spPr>
+                </pic:pic>
+              </a:graphicData>
+            </a:graphic>
+          </wp:inline>
+        </w:drawing>
+      </w:r>
+    </w:p>
+    <w:p>
+      <w:r>
+        <w:rPr>
+          <w:sz w:val="22"/>
+        </w:rPr>
+        <w:t>Diagnóstico refinado (corrige a leitura anterior): NÃO é verdade que a escavadeira não tenha sinal — ela tem alarmes de lift até 44× (vs. máximo de 8× nos caminhões). O que ocorre é que (1) esses sinais fortes são raros e (2) o critério de seleção por frequência do fingerprint atual os exclui. A cobertura é quase idêntica entre os dois critérios (97,5% vs 97,7%) porque a maioria dos eventos pré-DG da escavadeira só traz alarmes rotineiros — mas o subconjunto que dispara 'Channel Forced' ou 'PTO &gt;90°C' é altamente recuperável e hoje está 100% perdido. Isto refina o experimento negativo do Sprint 5: o modelo dedicado falhou não por ausência de sinal, mas por reutilizar o mesmo feature set baseado em frequência que enterra o sinal. A correção é concreta: adicionar esses alarmes de alto lift como features dedicadas da escavadeira.</w:t>
+      </w:r>
+    </w:p>
+    <w:p>
+      <w:pPr>
+        <w:pStyle w:val="Ttulo2"/>
+      </w:pPr>
+      <w:r>
+        <w:rPr>
+          <w:color w:val="00A650"/>
+        </w:rPr>
+        <w:t>PoC de Modelo Sequencial (GRU) para a Escavadeira</w:t>
+      </w:r>
+    </w:p>
+    <w:p>
+      <w:r>
+        <w:rPr>
+          <w:sz w:val="22"/>
+        </w:rPr>
+        <w:t>O Sprint 11 mostrou que o sinal existe na escavadeira, mas é raro e concentrado em poucos alarmes. Como teste final dessa fronteira, avaliamos se um modelo SEQUENCIAL — que enxerga a ordem bruta dos alarmes em vez da agregação binária — recupera esse sinal. Treinamos uma rede neural recorrente (Embedding de 300 alarmes → GRU de 48 unidades → classificador), com cada decisão observando a sequência dos 32 alarmes anteriores do equipamento. Split temporal idêntico ao do projeto (treino jan-abr / val Mai / teste Jun).</w:t>
+      </w:r>
+    </w:p>
+    <w:tbl>
+      <w:tblPr>
+        <w:tblStyle w:val="Tabelacomgrade"/>
+        <w:tblW w:type="auto" w:w="0"/>
+        <w:tblLook w:firstColumn="1" w:firstRow="1" w:lastColumn="0" w:lastRow="0" w:noHBand="0" w:noVBand="1" w:val="04A0"/>
+      </w:tblPr>
+      <w:tblGrid>
+        <w:gridCol w:w="2126"/>
+        <w:gridCol w:w="2126"/>
+        <w:gridCol w:w="2126"/>
+        <w:gridCol w:w="2126"/>
+      </w:tblGrid>
+      <w:tr>
+        <w:tc>
+          <w:tcPr>
+            <w:tcW w:type="dxa" w:w="2126"/>
+          </w:tcPr>
+          <w:p>
+            <w:r>
+              <w:rPr>
+                <w:b/>
+              </w:rPr>
+              <w:t>Métrica</w:t>
+            </w:r>
+          </w:p>
+        </w:tc>
+        <w:tc>
+          <w:tcPr>
+            <w:tcW w:type="dxa" w:w="2126"/>
+          </w:tcPr>
+          <w:p>
+            <w:r>
+              <w:rPr>
+                <w:b/>
+              </w:rPr>
+              <w:t>GRU sequencial</w:t>
+            </w:r>
+          </w:p>
+        </w:tc>
+        <w:tc>
+          <w:tcPr>
+            <w:tcW w:type="dxa" w:w="2126"/>
+          </w:tcPr>
+          <w:p>
+            <w:r>
+              <w:rPr>
+                <w:b/>
+              </w:rPr>
+              <w:t>LightGBM geral</w:t>
+            </w:r>
+          </w:p>
+        </w:tc>
+        <w:tc>
+          <w:tcPr>
+            <w:tcW w:type="dxa" w:w="2126"/>
+          </w:tcPr>
+          <w:p>
+            <w:r>
+              <w:rPr>
+                <w:b/>
+              </w:rPr>
+              <w:t>Interpretação</w:t>
+            </w:r>
+          </w:p>
+        </w:tc>
+      </w:tr>
+      <w:tr>
+        <w:tc>
+          <w:tcPr>
+            <w:tcW w:type="dxa" w:w="2126"/>
+          </w:tcPr>
+          <w:p>
+            <w:r>
+              <w:t>Recall</w:t>
+            </w:r>
+          </w:p>
+        </w:tc>
+        <w:tc>
+          <w:tcPr>
+            <w:tcW w:type="dxa" w:w="2126"/>
+          </w:tcPr>
+          <w:p>
+            <w:r>
+              <w:t>0,685</w:t>
+            </w:r>
+          </w:p>
+        </w:tc>
+        <w:tc>
+          <w:tcPr>
+            <w:tcW w:type="dxa" w:w="2126"/>
+          </w:tcPr>
+          <w:p>
+            <w:r>
+              <w:t>0,136</w:t>
+            </w:r>
+          </w:p>
+        </w:tc>
+        <w:tc>
+          <w:tcPr>
+            <w:tcW w:type="dxa" w:w="2126"/>
+          </w:tcPr>
+          <w:p>
+            <w:r>
+              <w:t>enganoso (ver precisão)</w:t>
+            </w:r>
+          </w:p>
+        </w:tc>
+      </w:tr>
+      <w:tr>
+        <w:tc>
+          <w:tcPr>
+            <w:tcW w:type="dxa" w:w="2126"/>
+          </w:tcPr>
+          <w:p>
+            <w:r>
+              <w:t>Precision</w:t>
+            </w:r>
+          </w:p>
+        </w:tc>
+        <w:tc>
+          <w:tcPr>
+            <w:tcW w:type="dxa" w:w="2126"/>
+          </w:tcPr>
+          <w:p>
+            <w:r>
+              <w:t>0,0000</w:t>
+            </w:r>
+          </w:p>
+        </w:tc>
+        <w:tc>
+          <w:tcPr>
+            <w:tcW w:type="dxa" w:w="2126"/>
+          </w:tcPr>
+          <w:p>
+            <w:r>
+              <w:t>0,0081</w:t>
+            </w:r>
+          </w:p>
+        </w:tc>
+        <w:tc>
+          <w:tcPr>
+            <w:tcW w:type="dxa" w:w="2126"/>
+          </w:tcPr>
+          <w:p>
+            <w:r>
+              <w:t>GRU ≈ 0</w:t>
+            </w:r>
+          </w:p>
+        </w:tc>
+      </w:tr>
+      <w:tr>
+        <w:tc>
+          <w:tcPr>
+            <w:tcW w:type="dxa" w:w="2126"/>
+          </w:tcPr>
+          <w:p>
+            <w:r>
+              <w:t>F1</w:t>
+            </w:r>
+          </w:p>
+        </w:tc>
+        <w:tc>
+          <w:tcPr>
+            <w:tcW w:type="dxa" w:w="2126"/>
+          </w:tcPr>
+          <w:p>
+            <w:r>
+              <w:t>0,0000</w:t>
+            </w:r>
+          </w:p>
+        </w:tc>
+        <w:tc>
+          <w:tcPr>
+            <w:tcW w:type="dxa" w:w="2126"/>
+          </w:tcPr>
+          <w:p>
+            <w:r>
+              <w:t>0,0153</w:t>
+            </w:r>
+          </w:p>
+        </w:tc>
+        <w:tc>
+          <w:tcPr>
+            <w:tcW w:type="dxa" w:w="2126"/>
+          </w:tcPr>
+          <w:p>
+            <w:r>
+              <w:t>GRU pior</w:t>
+            </w:r>
+          </w:p>
+        </w:tc>
+      </w:tr>
+      <w:tr>
+        <w:tc>
+          <w:tcPr>
+            <w:tcW w:type="dxa" w:w="2126"/>
+          </w:tcPr>
+          <w:p>
+            <w:r>
+              <w:t>PR-AUC</w:t>
+            </w:r>
+          </w:p>
+        </w:tc>
+        <w:tc>
+          <w:tcPr>
+            <w:tcW w:type="dxa" w:w="2126"/>
+          </w:tcPr>
+          <w:p>
+            <w:r>
+              <w:t>0,0002</w:t>
+            </w:r>
+          </w:p>
+        </w:tc>
+        <w:tc>
+          <w:tcPr>
+            <w:tcW w:type="dxa" w:w="2126"/>
+          </w:tcPr>
+          <w:p>
+            <w:r>
+              <w:t>0,0102</w:t>
+            </w:r>
+          </w:p>
+        </w:tc>
+        <w:tc>
+          <w:tcPr>
+            <w:tcW w:type="dxa" w:w="2126"/>
+          </w:tcPr>
+          <w:p>
+            <w:r>
+              <w:t>DECISIVA → GRU pior</w:t>
+            </w:r>
+          </w:p>
+        </w:tc>
+      </w:tr>
+      <w:tr>
+        <w:tc>
+          <w:tcPr>
+            <w:tcW w:type="dxa" w:w="2126"/>
+          </w:tcPr>
+          <w:p>
+            <w:r>
+              <w:t>ROC-AUC</w:t>
+            </w:r>
+          </w:p>
+        </w:tc>
+        <w:tc>
+          <w:tcPr>
+            <w:tcW w:type="dxa" w:w="2126"/>
+          </w:tcPr>
+          <w:p>
+            <w:r>
+              <w:t>0,429</w:t>
+            </w:r>
+          </w:p>
+        </w:tc>
+        <w:tc>
+          <w:tcPr>
+            <w:tcW w:type="dxa" w:w="2126"/>
+          </w:tcPr>
+          <w:p>
+            <w:r>
+              <w:t>0,790</w:t>
+            </w:r>
+          </w:p>
+        </w:tc>
+        <w:tc>
+          <w:tcPr>
+            <w:tcW w:type="dxa" w:w="2126"/>
+          </w:tcPr>
+          <w:p>
+            <w:r>
+              <w:t>GRU &lt; 0,5 (invertido)</w:t>
+            </w:r>
+          </w:p>
+        </w:tc>
+      </w:tr>
+    </w:tbl>
+    <w:p>
+      <w:pPr>
+        <w:jc w:val="center"/>
+      </w:pPr>
+      <w:r>
+        <w:drawing>
+          <wp:inline xmlns:a="http://schemas.openxmlformats.org/drawingml/2006/main" xmlns:pic="http://schemas.openxmlformats.org/drawingml/2006/picture">
+            <wp:extent cx="5943600" cy="2514600"/>
             <wp:docPr id="15" name="Picture 15"/>
             <wp:cNvGraphicFramePr>
               <a:graphicFrameLocks noChangeAspect="1"/>
@@ -4655,7 +4998,7 @@
               <a:graphicData uri="http://schemas.openxmlformats.org/drawingml/2006/picture">
                 <pic:pic>
                   <pic:nvPicPr>
-                    <pic:cNvPr id="0" name="escavadeira_vs_caminhao_fingerprint.png"/>
+                    <pic:cNvPr id="0" name="escavadeira_gru_vs_baseline.png"/>
                     <pic:cNvPicPr/>
                   </pic:nvPicPr>
                   <pic:blipFill>
@@ -4683,7 +5026,15 @@
         <w:rPr>
           <w:sz w:val="22"/>
         </w:rPr>
-        <w:t>Diagnóstico refinado (corrige a leitura anterior): NÃO é verdade que a escavadeira não tenha sinal — ela tem alarmes de lift até 44× (vs. máximo de 8× nos caminhões). O que ocorre é que (1) esses sinais fortes são raros e (2) o critério de seleção por frequência do fingerprint atual os exclui. A cobertura é quase idêntica entre os dois critérios (97,5% vs 97,7%) porque a maioria dos eventos pré-DG da escavadeira só traz alarmes rotineiros — mas o subconjunto que dispara 'Channel Forced' ou 'PTO &gt;90°C' é altamente recuperável e hoje está 100% perdido. Isto refina o experimento negativo do Sprint 5: o modelo dedicado falhou não por ausência de sinal, mas por reutilizar o mesmo feature set baseado em frequência que enterra o sinal. A correção é concreta: adicionar esses alarmes de alto lift como features dedicadas da escavadeira.</w:t>
+        <w:t>Resultado negativo inequívoco. O Recall aparentemente alto do GRU (0,685) é um artefato: para atingi-lo, o modelo classifica como positivo 6.639.489 dos ~7,35M eventos de teste (precisão ≈ 0). As métricas decisivas sob desbalanceamento extremo desmentem o ganho: PR-AUC de apenas 0,0002 (vs. 0,0102 do baseline) e ROC-AUC de 0,429 — abaixo de 0,5, ou seja, ranking pior que o acaso. Durante o treino, a ROC-AUC de validação (Mai) permaneceu travada em ~0,44 mesmo com a perda de treino caindo: o modelo aprendeu padrões de Jan-Abr que não transferem.</w:t>
+      </w:r>
+    </w:p>
+    <w:p>
+      <w:r>
+        <w:rPr>
+          <w:sz w:val="22"/>
+        </w:rPr>
+        <w:t>Conclusão triangulada: três experimentos independentes — modelo dedicado (Sprint 5), detecção de drift (Sprint 8) e agora o modelo sequencial (Sprint 12) — convergem para o mesmo diagnóstico. O Don't Go da escavadeira em Junho (apenas 162 eventos, contra ~108 mil no treino) não é aprendível a partir do histórico Jan-Abr por NENHUMA arquitetura, porque a distribuição mudou estruturalmente. O gargalo não é a capacidade do modelo nem a representação das features — é a não-estacionariedade dos dados. Isso reorienta a solução do território de modelagem para o operacional: (1) investigar o que mudou fisicamente na frota de escavadeiras entre Mai e Jun, e (2) adotar re-treinamento adaptativo disparado pelo detector de drift do Sprint 8, em vez de buscar um modelo estático mais sofisticado.</w:t>
       </w:r>
     </w:p>
     <w:p>
@@ -7754,7 +8105,7 @@
         <w:rPr>
           <w:sz w:val="22"/>
         </w:rPr>
-        <w:t>6. Modelos de série temporal — explorar RNN/LSTM ou Temporal Fusion Transformer sobre a sequência bruta de alarmes para capturar dependências temporais longas que o fingerprint binário top-30 pode estar perdendo, especialmente para escavadeiras.</w:t>
+        <w:t>6. Re-treinamento adaptativo para a escavadeira — a PoC de modelo sequencial (GRU) do Sprint 12 foi testada e NÃO superou o baseline (PR-AUC 0,0002 vs 0,0102; ROC-AUC 0,43), confirmando que o gargalo é a não-estacionariedade, não a arquitetura. O caminho indicado não é um modelo estático mais complexo, mas (a) pipeline de re-treinamento disparado pelo detector de drift do Sprint 8 e (b) investigação operacional do colapso da taxa de Don't Go da escavadeira entre Mai e Jun/2025. Um Temporal Fusion Transformer só faria sentido após estabilizar a distribuição via re-treino adaptativo.</w:t>
       </w:r>
     </w:p>
     <w:p>

--- a/outputs/reports/Relatorio_Final_DontGo_Predictor.docx
+++ b/outputs/reports/Relatorio_Final_DontGo_Predictor.docx
@@ -1830,7 +1830,7 @@
         <w:drawing>
           <wp:inline xmlns:a="http://schemas.openxmlformats.org/drawingml/2006/main" xmlns:pic="http://schemas.openxmlformats.org/drawingml/2006/picture">
             <wp:extent cx="4114800" cy="3429000"/>
-            <wp:docPr id="26" name="Picture 26"/>
+            <wp:docPr id="28" name="Picture 28"/>
             <wp:cNvGraphicFramePr>
               <a:graphicFrameLocks noChangeAspect="1"/>
             </wp:cNvGraphicFramePr>
@@ -1842,7 +1842,7 @@
                     <pic:cNvPicPr/>
                   </pic:nvPicPr>
                   <pic:blipFill>
-                    <a:blip r:embed="rId43"/>
+                    <a:blip r:embed="rId45"/>
                     <a:stretch>
                       <a:fillRect/>
                     </a:stretch>
@@ -1869,7 +1869,7 @@
         <w:drawing>
           <wp:inline xmlns:a="http://schemas.openxmlformats.org/drawingml/2006/main" xmlns:pic="http://schemas.openxmlformats.org/drawingml/2006/picture">
             <wp:extent cx="3200400" cy="2560320"/>
-            <wp:docPr id="25" name="Picture 25"/>
+            <wp:docPr id="27" name="Picture 27"/>
             <wp:cNvGraphicFramePr>
               <a:graphicFrameLocks noChangeAspect="1"/>
             </wp:cNvGraphicFramePr>
@@ -1881,7 +1881,7 @@
                     <pic:cNvPicPr/>
                   </pic:nvPicPr>
                   <pic:blipFill>
-                    <a:blip r:embed="rId42"/>
+                    <a:blip r:embed="rId44"/>
                     <a:stretch>
                       <a:fillRect/>
                     </a:stretch>
@@ -2373,7 +2373,7 @@
         <w:drawing>
           <wp:inline xmlns:a="http://schemas.openxmlformats.org/drawingml/2006/main" xmlns:pic="http://schemas.openxmlformats.org/drawingml/2006/picture">
             <wp:extent cx="5029200" cy="2514600"/>
-            <wp:docPr id="24" name="Picture 24"/>
+            <wp:docPr id="26" name="Picture 26"/>
             <wp:cNvGraphicFramePr>
               <a:graphicFrameLocks noChangeAspect="1"/>
             </wp:cNvGraphicFramePr>
@@ -2385,7 +2385,7 @@
                     <pic:cNvPicPr/>
                   </pic:nvPicPr>
                   <pic:blipFill>
-                    <a:blip r:embed="rId41"/>
+                    <a:blip r:embed="rId43"/>
                     <a:stretch>
                       <a:fillRect/>
                     </a:stretch>
@@ -2412,6 +2412,549 @@
         <w:drawing>
           <wp:inline xmlns:a="http://schemas.openxmlformats.org/drawingml/2006/main" xmlns:pic="http://schemas.openxmlformats.org/drawingml/2006/picture">
             <wp:extent cx="4572000" cy="4000500"/>
+            <wp:docPr id="25" name="Picture 25"/>
+            <wp:cNvGraphicFramePr>
+              <a:graphicFrameLocks noChangeAspect="1"/>
+            </wp:cNvGraphicFramePr>
+            <a:graphic>
+              <a:graphicData uri="http://schemas.openxmlformats.org/drawingml/2006/picture">
+                <pic:pic>
+                  <pic:nvPicPr>
+                    <pic:cNvPr id="0" name="comparison_pr_curves.png"/>
+                    <pic:cNvPicPr/>
+                  </pic:nvPicPr>
+                  <pic:blipFill>
+                    <a:blip r:embed="rId42"/>
+                    <a:stretch>
+                      <a:fillRect/>
+                    </a:stretch>
+                  </pic:blipFill>
+                  <pic:spPr>
+                    <a:xfrm>
+                      <a:off x="0" y="0"/>
+                      <a:ext cx="4572000" cy="4000500"/>
+                    </a:xfrm>
+                    <a:prstGeom prst="rect"/>
+                  </pic:spPr>
+                </pic:pic>
+              </a:graphicData>
+            </a:graphic>
+          </wp:inline>
+        </w:drawing>
+      </w:r>
+    </w:p>
+    <w:p>
+      <w:pPr>
+        <w:pStyle w:val="Ttulo2"/>
+      </w:pPr>
+      <w:r>
+        <w:rPr>
+          <w:color w:val="00A650"/>
+        </w:rPr>
+        <w:t>Ensemble Random Forest + LightGBM — Tentativa de Romper o Teto</w:t>
+      </w:r>
+    </w:p>
+    <w:p>
+      <w:r>
+        <w:rPr>
+          <w:sz w:val="22"/>
+        </w:rPr>
+        <w:t>Dado que Random Forest e LightGBM empatam tecnicamente mas erram por mecanismos distintos (bagging de árvores independentes vs. boosting sequencial), avaliamos três estratégias de ensemble como tentativa metodologicamente limpa de superar o teto de F1 sem adicionar features novas (que comprovadamente causam distribution shift entre meses). Todas as estratégias têm threshold F1-ótimo calibrado na validação (Mai/2025) e são avaliadas no teste (Jun/2025):</w:t>
+      </w:r>
+    </w:p>
+    <w:p>
+      <w:pPr>
+        <w:pStyle w:val="Commarcadores"/>
+      </w:pPr>
+      <w:r>
+        <w:rPr>
+          <w:sz w:val="22"/>
+        </w:rPr>
+        <w:t>Soft-voting — média simples das probabilidades dos dois modelos.</w:t>
+      </w:r>
+    </w:p>
+    <w:p>
+      <w:pPr>
+        <w:pStyle w:val="Commarcadores"/>
+      </w:pPr>
+      <w:r>
+        <w:rPr>
+          <w:sz w:val="22"/>
+        </w:rPr>
+        <w:t>Média ponderada — peso relativo dos modelos otimizado por busca na validação.</w:t>
+      </w:r>
+    </w:p>
+    <w:p>
+      <w:pPr>
+        <w:pStyle w:val="Commarcadores"/>
+      </w:pPr>
+      <w:r>
+        <w:rPr>
+          <w:sz w:val="22"/>
+        </w:rPr>
+        <w:t>Stacking — meta-learner (Regressão Logística) treinado sobre as probabilidades dos modelos-base.</w:t>
+      </w:r>
+    </w:p>
+    <w:tbl>
+      <w:tblPr>
+        <w:tblStyle w:val="Tabelacomgrade"/>
+        <w:tblW w:type="auto" w:w="0"/>
+        <w:tblLook w:firstColumn="1" w:firstRow="1" w:lastColumn="0" w:lastRow="0" w:noHBand="0" w:noVBand="1" w:val="04A0"/>
+      </w:tblPr>
+      <w:tblGrid>
+        <w:gridCol w:w="1417"/>
+        <w:gridCol w:w="1417"/>
+        <w:gridCol w:w="1417"/>
+        <w:gridCol w:w="1417"/>
+        <w:gridCol w:w="1417"/>
+        <w:gridCol w:w="1417"/>
+      </w:tblGrid>
+      <w:tr>
+        <w:tc>
+          <w:tcPr>
+            <w:tcW w:type="dxa" w:w="1417"/>
+          </w:tcPr>
+          <w:p>
+            <w:r>
+              <w:rPr>
+                <w:b/>
+              </w:rPr>
+              <w:t>Modelo</w:t>
+            </w:r>
+          </w:p>
+        </w:tc>
+        <w:tc>
+          <w:tcPr>
+            <w:tcW w:type="dxa" w:w="1417"/>
+          </w:tcPr>
+          <w:p>
+            <w:r>
+              <w:rPr>
+                <w:b/>
+              </w:rPr>
+              <w:t>F1</w:t>
+            </w:r>
+          </w:p>
+        </w:tc>
+        <w:tc>
+          <w:tcPr>
+            <w:tcW w:type="dxa" w:w="1417"/>
+          </w:tcPr>
+          <w:p>
+            <w:r>
+              <w:rPr>
+                <w:b/>
+              </w:rPr>
+              <w:t>Precision</w:t>
+            </w:r>
+          </w:p>
+        </w:tc>
+        <w:tc>
+          <w:tcPr>
+            <w:tcW w:type="dxa" w:w="1417"/>
+          </w:tcPr>
+          <w:p>
+            <w:r>
+              <w:rPr>
+                <w:b/>
+              </w:rPr>
+              <w:t>Recall</w:t>
+            </w:r>
+          </w:p>
+        </w:tc>
+        <w:tc>
+          <w:tcPr>
+            <w:tcW w:type="dxa" w:w="1417"/>
+          </w:tcPr>
+          <w:p>
+            <w:r>
+              <w:rPr>
+                <w:b/>
+              </w:rPr>
+              <w:t>ROC-AUC</w:t>
+            </w:r>
+          </w:p>
+        </w:tc>
+        <w:tc>
+          <w:tcPr>
+            <w:tcW w:type="dxa" w:w="1417"/>
+          </w:tcPr>
+          <w:p>
+            <w:r>
+              <w:rPr>
+                <w:b/>
+              </w:rPr>
+              <w:t>PR-AUC</w:t>
+            </w:r>
+          </w:p>
+        </w:tc>
+      </w:tr>
+      <w:tr>
+        <w:tc>
+          <w:tcPr>
+            <w:tcW w:type="dxa" w:w="1417"/>
+          </w:tcPr>
+          <w:p>
+            <w:r>
+              <w:t>LightGBM</w:t>
+            </w:r>
+          </w:p>
+        </w:tc>
+        <w:tc>
+          <w:tcPr>
+            <w:tcW w:type="dxa" w:w="1417"/>
+          </w:tcPr>
+          <w:p>
+            <w:r>
+              <w:t>0,6876</w:t>
+            </w:r>
+          </w:p>
+        </w:tc>
+        <w:tc>
+          <w:tcPr>
+            <w:tcW w:type="dxa" w:w="1417"/>
+          </w:tcPr>
+          <w:p>
+            <w:r>
+              <w:t>0,7556</w:t>
+            </w:r>
+          </w:p>
+        </w:tc>
+        <w:tc>
+          <w:tcPr>
+            <w:tcW w:type="dxa" w:w="1417"/>
+          </w:tcPr>
+          <w:p>
+            <w:r>
+              <w:t>0,6309</w:t>
+            </w:r>
+          </w:p>
+        </w:tc>
+        <w:tc>
+          <w:tcPr>
+            <w:tcW w:type="dxa" w:w="1417"/>
+          </w:tcPr>
+          <w:p>
+            <w:r>
+              <w:t>0,9923</w:t>
+            </w:r>
+          </w:p>
+        </w:tc>
+        <w:tc>
+          <w:tcPr>
+            <w:tcW w:type="dxa" w:w="1417"/>
+          </w:tcPr>
+          <w:p>
+            <w:r>
+              <w:t>0,6739</w:t>
+            </w:r>
+          </w:p>
+        </w:tc>
+      </w:tr>
+      <w:tr>
+        <w:tc>
+          <w:tcPr>
+            <w:tcW w:type="dxa" w:w="1417"/>
+          </w:tcPr>
+          <w:p>
+            <w:r>
+              <w:t>RandomForest</w:t>
+            </w:r>
+          </w:p>
+        </w:tc>
+        <w:tc>
+          <w:tcPr>
+            <w:tcW w:type="dxa" w:w="1417"/>
+          </w:tcPr>
+          <w:p>
+            <w:r>
+              <w:t>0,6769</w:t>
+            </w:r>
+          </w:p>
+        </w:tc>
+        <w:tc>
+          <w:tcPr>
+            <w:tcW w:type="dxa" w:w="1417"/>
+          </w:tcPr>
+          <w:p>
+            <w:r>
+              <w:t>0,7323</w:t>
+            </w:r>
+          </w:p>
+        </w:tc>
+        <w:tc>
+          <w:tcPr>
+            <w:tcW w:type="dxa" w:w="1417"/>
+          </w:tcPr>
+          <w:p>
+            <w:r>
+              <w:t>0,6292</w:t>
+            </w:r>
+          </w:p>
+        </w:tc>
+        <w:tc>
+          <w:tcPr>
+            <w:tcW w:type="dxa" w:w="1417"/>
+          </w:tcPr>
+          <w:p>
+            <w:r>
+              <w:t>0,9938</w:t>
+            </w:r>
+          </w:p>
+        </w:tc>
+        <w:tc>
+          <w:tcPr>
+            <w:tcW w:type="dxa" w:w="1417"/>
+          </w:tcPr>
+          <w:p>
+            <w:r>
+              <w:t>0,7139</w:t>
+            </w:r>
+          </w:p>
+        </w:tc>
+      </w:tr>
+      <w:tr>
+        <w:tc>
+          <w:tcPr>
+            <w:tcW w:type="dxa" w:w="1417"/>
+          </w:tcPr>
+          <w:p>
+            <w:r>
+              <w:t>Soft-voting</w:t>
+            </w:r>
+          </w:p>
+        </w:tc>
+        <w:tc>
+          <w:tcPr>
+            <w:tcW w:type="dxa" w:w="1417"/>
+          </w:tcPr>
+          <w:p>
+            <w:r>
+              <w:t>0,6768</w:t>
+            </w:r>
+          </w:p>
+        </w:tc>
+        <w:tc>
+          <w:tcPr>
+            <w:tcW w:type="dxa" w:w="1417"/>
+          </w:tcPr>
+          <w:p>
+            <w:r>
+              <w:t>0,7417</w:t>
+            </w:r>
+          </w:p>
+        </w:tc>
+        <w:tc>
+          <w:tcPr>
+            <w:tcW w:type="dxa" w:w="1417"/>
+          </w:tcPr>
+          <w:p>
+            <w:r>
+              <w:t>0,6224</w:t>
+            </w:r>
+          </w:p>
+        </w:tc>
+        <w:tc>
+          <w:tcPr>
+            <w:tcW w:type="dxa" w:w="1417"/>
+          </w:tcPr>
+          <w:p>
+            <w:r>
+              <w:t>0,9935</w:t>
+            </w:r>
+          </w:p>
+        </w:tc>
+        <w:tc>
+          <w:tcPr>
+            <w:tcW w:type="dxa" w:w="1417"/>
+          </w:tcPr>
+          <w:p>
+            <w:r>
+              <w:t>0,7124</w:t>
+            </w:r>
+          </w:p>
+        </w:tc>
+      </w:tr>
+      <w:tr>
+        <w:tc>
+          <w:tcPr>
+            <w:tcW w:type="dxa" w:w="1417"/>
+          </w:tcPr>
+          <w:p>
+            <w:r>
+              <w:t>Média ponderada</w:t>
+            </w:r>
+          </w:p>
+        </w:tc>
+        <w:tc>
+          <w:tcPr>
+            <w:tcW w:type="dxa" w:w="1417"/>
+          </w:tcPr>
+          <w:p>
+            <w:r>
+              <w:t>0,6769</w:t>
+            </w:r>
+          </w:p>
+        </w:tc>
+        <w:tc>
+          <w:tcPr>
+            <w:tcW w:type="dxa" w:w="1417"/>
+          </w:tcPr>
+          <w:p>
+            <w:r>
+              <w:t>0,7323</w:t>
+            </w:r>
+          </w:p>
+        </w:tc>
+        <w:tc>
+          <w:tcPr>
+            <w:tcW w:type="dxa" w:w="1417"/>
+          </w:tcPr>
+          <w:p>
+            <w:r>
+              <w:t>0,6292</w:t>
+            </w:r>
+          </w:p>
+        </w:tc>
+        <w:tc>
+          <w:tcPr>
+            <w:tcW w:type="dxa" w:w="1417"/>
+          </w:tcPr>
+          <w:p>
+            <w:r>
+              <w:t>0,9938</w:t>
+            </w:r>
+          </w:p>
+        </w:tc>
+        <w:tc>
+          <w:tcPr>
+            <w:tcW w:type="dxa" w:w="1417"/>
+          </w:tcPr>
+          <w:p>
+            <w:r>
+              <w:t>0,7139</w:t>
+            </w:r>
+          </w:p>
+        </w:tc>
+      </w:tr>
+      <w:tr>
+        <w:tc>
+          <w:tcPr>
+            <w:tcW w:type="dxa" w:w="1417"/>
+          </w:tcPr>
+          <w:p>
+            <w:r>
+              <w:t>Stacking</w:t>
+            </w:r>
+          </w:p>
+        </w:tc>
+        <w:tc>
+          <w:tcPr>
+            <w:tcW w:type="dxa" w:w="1417"/>
+          </w:tcPr>
+          <w:p>
+            <w:r>
+              <w:t>0,6769</w:t>
+            </w:r>
+          </w:p>
+        </w:tc>
+        <w:tc>
+          <w:tcPr>
+            <w:tcW w:type="dxa" w:w="1417"/>
+          </w:tcPr>
+          <w:p>
+            <w:r>
+              <w:t>0,7420</w:t>
+            </w:r>
+          </w:p>
+        </w:tc>
+        <w:tc>
+          <w:tcPr>
+            <w:tcW w:type="dxa" w:w="1417"/>
+          </w:tcPr>
+          <w:p>
+            <w:r>
+              <w:t>0,6222</w:t>
+            </w:r>
+          </w:p>
+        </w:tc>
+        <w:tc>
+          <w:tcPr>
+            <w:tcW w:type="dxa" w:w="1417"/>
+          </w:tcPr>
+          <w:p>
+            <w:r>
+              <w:t>0,9936</w:t>
+            </w:r>
+          </w:p>
+        </w:tc>
+        <w:tc>
+          <w:tcPr>
+            <w:tcW w:type="dxa" w:w="1417"/>
+          </w:tcPr>
+          <w:p>
+            <w:r>
+              <w:t>0,7130</w:t>
+            </w:r>
+          </w:p>
+        </w:tc>
+      </w:tr>
+    </w:tbl>
+    <w:p>
+      <w:pPr>
+        <w:jc w:val="center"/>
+      </w:pPr>
+      <w:r>
+        <w:drawing>
+          <wp:inline xmlns:a="http://schemas.openxmlformats.org/drawingml/2006/main" xmlns:pic="http://schemas.openxmlformats.org/drawingml/2006/picture">
+            <wp:extent cx="5029200" cy="2766060"/>
+            <wp:docPr id="24" name="Picture 24"/>
+            <wp:cNvGraphicFramePr>
+              <a:graphicFrameLocks noChangeAspect="1"/>
+            </wp:cNvGraphicFramePr>
+            <a:graphic>
+              <a:graphicData uri="http://schemas.openxmlformats.org/drawingml/2006/picture">
+                <pic:pic>
+                  <pic:nvPicPr>
+                    <pic:cNvPr id="0" name="ensemble_f1_comparison.png"/>
+                    <pic:cNvPicPr/>
+                  </pic:nvPicPr>
+                  <pic:blipFill>
+                    <a:blip r:embed="rId41"/>
+                    <a:stretch>
+                      <a:fillRect/>
+                    </a:stretch>
+                  </pic:blipFill>
+                  <pic:spPr>
+                    <a:xfrm>
+                      <a:off x="0" y="0"/>
+                      <a:ext cx="5029200" cy="2766060"/>
+                    </a:xfrm>
+                    <a:prstGeom prst="rect"/>
+                  </pic:spPr>
+                </pic:pic>
+              </a:graphicData>
+            </a:graphic>
+          </wp:inline>
+        </w:drawing>
+      </w:r>
+    </w:p>
+    <w:p>
+      <w:r>
+        <w:rPr>
+          <w:sz w:val="22"/>
+        </w:rPr>
+        <w:t>O melhor ensemble (Stacking) NÃO superou o melhor modelo-base (LightGBM) de forma relevante (Δ F1 = -0,0107, -1,6%). Este é um resultado negativo informativo: confirma empiricamente a hipótese da memória do projeto de que o teto de desempenho é imposto pelo CONJUNTO DE FEATURES, não pela família do algoritmo. RF e LightGBM, apesar de mecanismos distintos (bagging vs. boosting), convergem para a mesma fronteira de decisão porque ambos exaurem a informação disponível nas 54 features. Ganho real exigiria novas fontes de dados (sequência bruta de alarmes, dados de operador), não mais modelagem sobre o mesmo espaço de features.</w:t>
+      </w:r>
+    </w:p>
+    <w:p>
+      <w:pPr>
+        <w:jc w:val="center"/>
+      </w:pPr>
+      <w:r>
+        <w:drawing>
+          <wp:inline xmlns:a="http://schemas.openxmlformats.org/drawingml/2006/main" xmlns:pic="http://schemas.openxmlformats.org/drawingml/2006/picture">
+            <wp:extent cx="4572000" cy="4000500"/>
             <wp:docPr id="23" name="Picture 23"/>
             <wp:cNvGraphicFramePr>
               <a:graphicFrameLocks noChangeAspect="1"/>
@@ -2420,7 +2963,7 @@
               <a:graphicData uri="http://schemas.openxmlformats.org/drawingml/2006/picture">
                 <pic:pic>
                   <pic:nvPicPr>
-                    <pic:cNvPr id="0" name="comparison_pr_curves.png"/>
+                    <pic:cNvPr id="0" name="ensemble_pr_curves.png"/>
                     <pic:cNvPicPr/>
                   </pic:nvPicPr>
                   <pic:blipFill>
@@ -2451,549 +2994,6 @@
         <w:rPr>
           <w:color w:val="00A650"/>
         </w:rPr>
-        <w:t>Ensemble Random Forest + LightGBM — Tentativa de Romper o Teto</w:t>
-      </w:r>
-    </w:p>
-    <w:p>
-      <w:r>
-        <w:rPr>
-          <w:sz w:val="22"/>
-        </w:rPr>
-        <w:t>Dado que Random Forest e LightGBM empatam tecnicamente mas erram por mecanismos distintos (bagging de árvores independentes vs. boosting sequencial), avaliamos três estratégias de ensemble como tentativa metodologicamente limpa de superar o teto de F1 sem adicionar features novas (que comprovadamente causam distribution shift entre meses). Todas as estratégias têm threshold F1-ótimo calibrado na validação (Mai/2025) e são avaliadas no teste (Jun/2025):</w:t>
-      </w:r>
-    </w:p>
-    <w:p>
-      <w:pPr>
-        <w:pStyle w:val="Commarcadores"/>
-      </w:pPr>
-      <w:r>
-        <w:rPr>
-          <w:sz w:val="22"/>
-        </w:rPr>
-        <w:t>Soft-voting — média simples das probabilidades dos dois modelos.</w:t>
-      </w:r>
-    </w:p>
-    <w:p>
-      <w:pPr>
-        <w:pStyle w:val="Commarcadores"/>
-      </w:pPr>
-      <w:r>
-        <w:rPr>
-          <w:sz w:val="22"/>
-        </w:rPr>
-        <w:t>Média ponderada — peso relativo dos modelos otimizado por busca na validação.</w:t>
-      </w:r>
-    </w:p>
-    <w:p>
-      <w:pPr>
-        <w:pStyle w:val="Commarcadores"/>
-      </w:pPr>
-      <w:r>
-        <w:rPr>
-          <w:sz w:val="22"/>
-        </w:rPr>
-        <w:t>Stacking — meta-learner (Regressão Logística) treinado sobre as probabilidades dos modelos-base.</w:t>
-      </w:r>
-    </w:p>
-    <w:tbl>
-      <w:tblPr>
-        <w:tblStyle w:val="Tabelacomgrade"/>
-        <w:tblW w:type="auto" w:w="0"/>
-        <w:tblLook w:firstColumn="1" w:firstRow="1" w:lastColumn="0" w:lastRow="0" w:noHBand="0" w:noVBand="1" w:val="04A0"/>
-      </w:tblPr>
-      <w:tblGrid>
-        <w:gridCol w:w="1417"/>
-        <w:gridCol w:w="1417"/>
-        <w:gridCol w:w="1417"/>
-        <w:gridCol w:w="1417"/>
-        <w:gridCol w:w="1417"/>
-        <w:gridCol w:w="1417"/>
-      </w:tblGrid>
-      <w:tr>
-        <w:tc>
-          <w:tcPr>
-            <w:tcW w:type="dxa" w:w="1417"/>
-          </w:tcPr>
-          <w:p>
-            <w:r>
-              <w:rPr>
-                <w:b/>
-              </w:rPr>
-              <w:t>Modelo</w:t>
-            </w:r>
-          </w:p>
-        </w:tc>
-        <w:tc>
-          <w:tcPr>
-            <w:tcW w:type="dxa" w:w="1417"/>
-          </w:tcPr>
-          <w:p>
-            <w:r>
-              <w:rPr>
-                <w:b/>
-              </w:rPr>
-              <w:t>F1</w:t>
-            </w:r>
-          </w:p>
-        </w:tc>
-        <w:tc>
-          <w:tcPr>
-            <w:tcW w:type="dxa" w:w="1417"/>
-          </w:tcPr>
-          <w:p>
-            <w:r>
-              <w:rPr>
-                <w:b/>
-              </w:rPr>
-              <w:t>Precision</w:t>
-            </w:r>
-          </w:p>
-        </w:tc>
-        <w:tc>
-          <w:tcPr>
-            <w:tcW w:type="dxa" w:w="1417"/>
-          </w:tcPr>
-          <w:p>
-            <w:r>
-              <w:rPr>
-                <w:b/>
-              </w:rPr>
-              <w:t>Recall</w:t>
-            </w:r>
-          </w:p>
-        </w:tc>
-        <w:tc>
-          <w:tcPr>
-            <w:tcW w:type="dxa" w:w="1417"/>
-          </w:tcPr>
-          <w:p>
-            <w:r>
-              <w:rPr>
-                <w:b/>
-              </w:rPr>
-              <w:t>ROC-AUC</w:t>
-            </w:r>
-          </w:p>
-        </w:tc>
-        <w:tc>
-          <w:tcPr>
-            <w:tcW w:type="dxa" w:w="1417"/>
-          </w:tcPr>
-          <w:p>
-            <w:r>
-              <w:rPr>
-                <w:b/>
-              </w:rPr>
-              <w:t>PR-AUC</w:t>
-            </w:r>
-          </w:p>
-        </w:tc>
-      </w:tr>
-      <w:tr>
-        <w:tc>
-          <w:tcPr>
-            <w:tcW w:type="dxa" w:w="1417"/>
-          </w:tcPr>
-          <w:p>
-            <w:r>
-              <w:t>LightGBM</w:t>
-            </w:r>
-          </w:p>
-        </w:tc>
-        <w:tc>
-          <w:tcPr>
-            <w:tcW w:type="dxa" w:w="1417"/>
-          </w:tcPr>
-          <w:p>
-            <w:r>
-              <w:t>0,6876</w:t>
-            </w:r>
-          </w:p>
-        </w:tc>
-        <w:tc>
-          <w:tcPr>
-            <w:tcW w:type="dxa" w:w="1417"/>
-          </w:tcPr>
-          <w:p>
-            <w:r>
-              <w:t>0,7556</w:t>
-            </w:r>
-          </w:p>
-        </w:tc>
-        <w:tc>
-          <w:tcPr>
-            <w:tcW w:type="dxa" w:w="1417"/>
-          </w:tcPr>
-          <w:p>
-            <w:r>
-              <w:t>0,6309</w:t>
-            </w:r>
-          </w:p>
-        </w:tc>
-        <w:tc>
-          <w:tcPr>
-            <w:tcW w:type="dxa" w:w="1417"/>
-          </w:tcPr>
-          <w:p>
-            <w:r>
-              <w:t>0,9923</w:t>
-            </w:r>
-          </w:p>
-        </w:tc>
-        <w:tc>
-          <w:tcPr>
-            <w:tcW w:type="dxa" w:w="1417"/>
-          </w:tcPr>
-          <w:p>
-            <w:r>
-              <w:t>0,6739</w:t>
-            </w:r>
-          </w:p>
-        </w:tc>
-      </w:tr>
-      <w:tr>
-        <w:tc>
-          <w:tcPr>
-            <w:tcW w:type="dxa" w:w="1417"/>
-          </w:tcPr>
-          <w:p>
-            <w:r>
-              <w:t>RandomForest</w:t>
-            </w:r>
-          </w:p>
-        </w:tc>
-        <w:tc>
-          <w:tcPr>
-            <w:tcW w:type="dxa" w:w="1417"/>
-          </w:tcPr>
-          <w:p>
-            <w:r>
-              <w:t>0,6769</w:t>
-            </w:r>
-          </w:p>
-        </w:tc>
-        <w:tc>
-          <w:tcPr>
-            <w:tcW w:type="dxa" w:w="1417"/>
-          </w:tcPr>
-          <w:p>
-            <w:r>
-              <w:t>0,7323</w:t>
-            </w:r>
-          </w:p>
-        </w:tc>
-        <w:tc>
-          <w:tcPr>
-            <w:tcW w:type="dxa" w:w="1417"/>
-          </w:tcPr>
-          <w:p>
-            <w:r>
-              <w:t>0,6292</w:t>
-            </w:r>
-          </w:p>
-        </w:tc>
-        <w:tc>
-          <w:tcPr>
-            <w:tcW w:type="dxa" w:w="1417"/>
-          </w:tcPr>
-          <w:p>
-            <w:r>
-              <w:t>0,9938</w:t>
-            </w:r>
-          </w:p>
-        </w:tc>
-        <w:tc>
-          <w:tcPr>
-            <w:tcW w:type="dxa" w:w="1417"/>
-          </w:tcPr>
-          <w:p>
-            <w:r>
-              <w:t>0,7139</w:t>
-            </w:r>
-          </w:p>
-        </w:tc>
-      </w:tr>
-      <w:tr>
-        <w:tc>
-          <w:tcPr>
-            <w:tcW w:type="dxa" w:w="1417"/>
-          </w:tcPr>
-          <w:p>
-            <w:r>
-              <w:t>Soft-voting</w:t>
-            </w:r>
-          </w:p>
-        </w:tc>
-        <w:tc>
-          <w:tcPr>
-            <w:tcW w:type="dxa" w:w="1417"/>
-          </w:tcPr>
-          <w:p>
-            <w:r>
-              <w:t>0,6768</w:t>
-            </w:r>
-          </w:p>
-        </w:tc>
-        <w:tc>
-          <w:tcPr>
-            <w:tcW w:type="dxa" w:w="1417"/>
-          </w:tcPr>
-          <w:p>
-            <w:r>
-              <w:t>0,7417</w:t>
-            </w:r>
-          </w:p>
-        </w:tc>
-        <w:tc>
-          <w:tcPr>
-            <w:tcW w:type="dxa" w:w="1417"/>
-          </w:tcPr>
-          <w:p>
-            <w:r>
-              <w:t>0,6224</w:t>
-            </w:r>
-          </w:p>
-        </w:tc>
-        <w:tc>
-          <w:tcPr>
-            <w:tcW w:type="dxa" w:w="1417"/>
-          </w:tcPr>
-          <w:p>
-            <w:r>
-              <w:t>0,9935</w:t>
-            </w:r>
-          </w:p>
-        </w:tc>
-        <w:tc>
-          <w:tcPr>
-            <w:tcW w:type="dxa" w:w="1417"/>
-          </w:tcPr>
-          <w:p>
-            <w:r>
-              <w:t>0,7124</w:t>
-            </w:r>
-          </w:p>
-        </w:tc>
-      </w:tr>
-      <w:tr>
-        <w:tc>
-          <w:tcPr>
-            <w:tcW w:type="dxa" w:w="1417"/>
-          </w:tcPr>
-          <w:p>
-            <w:r>
-              <w:t>Média ponderada</w:t>
-            </w:r>
-          </w:p>
-        </w:tc>
-        <w:tc>
-          <w:tcPr>
-            <w:tcW w:type="dxa" w:w="1417"/>
-          </w:tcPr>
-          <w:p>
-            <w:r>
-              <w:t>0,6769</w:t>
-            </w:r>
-          </w:p>
-        </w:tc>
-        <w:tc>
-          <w:tcPr>
-            <w:tcW w:type="dxa" w:w="1417"/>
-          </w:tcPr>
-          <w:p>
-            <w:r>
-              <w:t>0,7323</w:t>
-            </w:r>
-          </w:p>
-        </w:tc>
-        <w:tc>
-          <w:tcPr>
-            <w:tcW w:type="dxa" w:w="1417"/>
-          </w:tcPr>
-          <w:p>
-            <w:r>
-              <w:t>0,6292</w:t>
-            </w:r>
-          </w:p>
-        </w:tc>
-        <w:tc>
-          <w:tcPr>
-            <w:tcW w:type="dxa" w:w="1417"/>
-          </w:tcPr>
-          <w:p>
-            <w:r>
-              <w:t>0,9938</w:t>
-            </w:r>
-          </w:p>
-        </w:tc>
-        <w:tc>
-          <w:tcPr>
-            <w:tcW w:type="dxa" w:w="1417"/>
-          </w:tcPr>
-          <w:p>
-            <w:r>
-              <w:t>0,7139</w:t>
-            </w:r>
-          </w:p>
-        </w:tc>
-      </w:tr>
-      <w:tr>
-        <w:tc>
-          <w:tcPr>
-            <w:tcW w:type="dxa" w:w="1417"/>
-          </w:tcPr>
-          <w:p>
-            <w:r>
-              <w:t>Stacking</w:t>
-            </w:r>
-          </w:p>
-        </w:tc>
-        <w:tc>
-          <w:tcPr>
-            <w:tcW w:type="dxa" w:w="1417"/>
-          </w:tcPr>
-          <w:p>
-            <w:r>
-              <w:t>0,6769</w:t>
-            </w:r>
-          </w:p>
-        </w:tc>
-        <w:tc>
-          <w:tcPr>
-            <w:tcW w:type="dxa" w:w="1417"/>
-          </w:tcPr>
-          <w:p>
-            <w:r>
-              <w:t>0,7420</w:t>
-            </w:r>
-          </w:p>
-        </w:tc>
-        <w:tc>
-          <w:tcPr>
-            <w:tcW w:type="dxa" w:w="1417"/>
-          </w:tcPr>
-          <w:p>
-            <w:r>
-              <w:t>0,6222</w:t>
-            </w:r>
-          </w:p>
-        </w:tc>
-        <w:tc>
-          <w:tcPr>
-            <w:tcW w:type="dxa" w:w="1417"/>
-          </w:tcPr>
-          <w:p>
-            <w:r>
-              <w:t>0,9936</w:t>
-            </w:r>
-          </w:p>
-        </w:tc>
-        <w:tc>
-          <w:tcPr>
-            <w:tcW w:type="dxa" w:w="1417"/>
-          </w:tcPr>
-          <w:p>
-            <w:r>
-              <w:t>0,7130</w:t>
-            </w:r>
-          </w:p>
-        </w:tc>
-      </w:tr>
-    </w:tbl>
-    <w:p>
-      <w:pPr>
-        <w:jc w:val="center"/>
-      </w:pPr>
-      <w:r>
-        <w:drawing>
-          <wp:inline xmlns:a="http://schemas.openxmlformats.org/drawingml/2006/main" xmlns:pic="http://schemas.openxmlformats.org/drawingml/2006/picture">
-            <wp:extent cx="5029200" cy="2766060"/>
-            <wp:docPr id="22" name="Picture 22"/>
-            <wp:cNvGraphicFramePr>
-              <a:graphicFrameLocks noChangeAspect="1"/>
-            </wp:cNvGraphicFramePr>
-            <a:graphic>
-              <a:graphicData uri="http://schemas.openxmlformats.org/drawingml/2006/picture">
-                <pic:pic>
-                  <pic:nvPicPr>
-                    <pic:cNvPr id="0" name="ensemble_f1_comparison.png"/>
-                    <pic:cNvPicPr/>
-                  </pic:nvPicPr>
-                  <pic:blipFill>
-                    <a:blip r:embed="rId39"/>
-                    <a:stretch>
-                      <a:fillRect/>
-                    </a:stretch>
-                  </pic:blipFill>
-                  <pic:spPr>
-                    <a:xfrm>
-                      <a:off x="0" y="0"/>
-                      <a:ext cx="5029200" cy="2766060"/>
-                    </a:xfrm>
-                    <a:prstGeom prst="rect"/>
-                  </pic:spPr>
-                </pic:pic>
-              </a:graphicData>
-            </a:graphic>
-          </wp:inline>
-        </w:drawing>
-      </w:r>
-    </w:p>
-    <w:p>
-      <w:r>
-        <w:rPr>
-          <w:sz w:val="22"/>
-        </w:rPr>
-        <w:t>O melhor ensemble (Stacking) NÃO superou o melhor modelo-base (LightGBM) de forma relevante (Δ F1 = -0,0107, -1,6%). Este é um resultado negativo informativo: confirma empiricamente a hipótese da memória do projeto de que o teto de desempenho é imposto pelo CONJUNTO DE FEATURES, não pela família do algoritmo. RF e LightGBM, apesar de mecanismos distintos (bagging vs. boosting), convergem para a mesma fronteira de decisão porque ambos exaurem a informação disponível nas 54 features. Ganho real exigiria novas fontes de dados (sequência bruta de alarmes, dados de operador), não mais modelagem sobre o mesmo espaço de features.</w:t>
-      </w:r>
-    </w:p>
-    <w:p>
-      <w:pPr>
-        <w:jc w:val="center"/>
-      </w:pPr>
-      <w:r>
-        <w:drawing>
-          <wp:inline xmlns:a="http://schemas.openxmlformats.org/drawingml/2006/main" xmlns:pic="http://schemas.openxmlformats.org/drawingml/2006/picture">
-            <wp:extent cx="4572000" cy="4000500"/>
-            <wp:docPr id="21" name="Picture 21"/>
-            <wp:cNvGraphicFramePr>
-              <a:graphicFrameLocks noChangeAspect="1"/>
-            </wp:cNvGraphicFramePr>
-            <a:graphic>
-              <a:graphicData uri="http://schemas.openxmlformats.org/drawingml/2006/picture">
-                <pic:pic>
-                  <pic:nvPicPr>
-                    <pic:cNvPr id="0" name="ensemble_pr_curves.png"/>
-                    <pic:cNvPicPr/>
-                  </pic:nvPicPr>
-                  <pic:blipFill>
-                    <a:blip r:embed="rId38"/>
-                    <a:stretch>
-                      <a:fillRect/>
-                    </a:stretch>
-                  </pic:blipFill>
-                  <pic:spPr>
-                    <a:xfrm>
-                      <a:off x="0" y="0"/>
-                      <a:ext cx="4572000" cy="4000500"/>
-                    </a:xfrm>
-                    <a:prstGeom prst="rect"/>
-                  </pic:spPr>
-                </pic:pic>
-              </a:graphicData>
-            </a:graphic>
-          </wp:inline>
-        </w:drawing>
-      </w:r>
-    </w:p>
-    <w:p>
-      <w:pPr>
-        <w:pStyle w:val="Ttulo2"/>
-      </w:pPr>
-      <w:r>
-        <w:rPr>
-          <w:color w:val="00A650"/>
-        </w:rPr>
         <w:t>Análise de Erros e Custo Operacional (CM 5.2)</w:t>
       </w:r>
     </w:p>
@@ -3054,7 +3054,7 @@
         <w:drawing>
           <wp:inline xmlns:a="http://schemas.openxmlformats.org/drawingml/2006/main" xmlns:pic="http://schemas.openxmlformats.org/drawingml/2006/picture">
             <wp:extent cx="5029200" cy="3017520"/>
-            <wp:docPr id="20" name="Picture 20"/>
+            <wp:docPr id="22" name="Picture 22"/>
             <wp:cNvGraphicFramePr>
               <a:graphicFrameLocks noChangeAspect="1"/>
             </wp:cNvGraphicFramePr>
@@ -3066,7 +3066,7 @@
                     <pic:cNvPicPr/>
                   </pic:nvPicPr>
                   <pic:blipFill>
-                    <a:blip r:embed="rId37"/>
+                    <a:blip r:embed="rId39"/>
                     <a:stretch>
                       <a:fillRect/>
                     </a:stretch>
@@ -3888,7 +3888,7 @@
         <w:drawing>
           <wp:inline xmlns:a="http://schemas.openxmlformats.org/drawingml/2006/main" xmlns:pic="http://schemas.openxmlformats.org/drawingml/2006/picture">
             <wp:extent cx="5029200" cy="2286000"/>
-            <wp:docPr id="19" name="Picture 19"/>
+            <wp:docPr id="21" name="Picture 21"/>
             <wp:cNvGraphicFramePr>
               <a:graphicFrameLocks noChangeAspect="1"/>
             </wp:cNvGraphicFramePr>
@@ -3900,7 +3900,7 @@
                     <pic:cNvPicPr/>
                   </pic:nvPicPr>
                   <pic:blipFill>
-                    <a:blip r:embed="rId36"/>
+                    <a:blip r:embed="rId38"/>
                     <a:stretch>
                       <a:fillRect/>
                     </a:stretch>
@@ -3943,7 +3943,7 @@
         <w:drawing>
           <wp:inline xmlns:a="http://schemas.openxmlformats.org/drawingml/2006/main" xmlns:pic="http://schemas.openxmlformats.org/drawingml/2006/picture">
             <wp:extent cx="5029200" cy="2743200"/>
-            <wp:docPr id="18" name="Picture 18"/>
+            <wp:docPr id="20" name="Picture 20"/>
             <wp:cNvGraphicFramePr>
               <a:graphicFrameLocks noChangeAspect="1"/>
             </wp:cNvGraphicFramePr>
@@ -3955,7 +3955,7 @@
                     <pic:cNvPicPr/>
                   </pic:nvPicPr>
                   <pic:blipFill>
-                    <a:blip r:embed="rId35"/>
+                    <a:blip r:embed="rId37"/>
                     <a:stretch>
                       <a:fillRect/>
                     </a:stretch>
@@ -4600,7 +4600,7 @@
         <w:drawing>
           <wp:inline xmlns:a="http://schemas.openxmlformats.org/drawingml/2006/main" xmlns:pic="http://schemas.openxmlformats.org/drawingml/2006/picture">
             <wp:extent cx="5486400" cy="3840480"/>
-            <wp:docPr id="17" name="Picture 17"/>
+            <wp:docPr id="19" name="Picture 19"/>
             <wp:cNvGraphicFramePr>
               <a:graphicFrameLocks noChangeAspect="1"/>
             </wp:cNvGraphicFramePr>
@@ -4612,7 +4612,7 @@
                     <pic:cNvPicPr/>
                   </pic:nvPicPr>
                   <pic:blipFill>
-                    <a:blip r:embed="rId34"/>
+                    <a:blip r:embed="rId36"/>
                     <a:stretch>
                       <a:fillRect/>
                     </a:stretch>
@@ -4647,7 +4647,7 @@
         <w:drawing>
           <wp:inline xmlns:a="http://schemas.openxmlformats.org/drawingml/2006/main" xmlns:pic="http://schemas.openxmlformats.org/drawingml/2006/picture">
             <wp:extent cx="5943600" cy="2514600"/>
-            <wp:docPr id="16" name="Picture 16"/>
+            <wp:docPr id="18" name="Picture 18"/>
             <wp:cNvGraphicFramePr>
               <a:graphicFrameLocks noChangeAspect="1"/>
             </wp:cNvGraphicFramePr>
@@ -4659,7 +4659,7 @@
                     <pic:cNvPicPr/>
                   </pic:nvPicPr>
                   <pic:blipFill>
-                    <a:blip r:embed="rId33"/>
+                    <a:blip r:embed="rId35"/>
                     <a:stretch>
                       <a:fillRect/>
                     </a:stretch>
@@ -4990,7 +4990,7 @@
         <w:drawing>
           <wp:inline xmlns:a="http://schemas.openxmlformats.org/drawingml/2006/main" xmlns:pic="http://schemas.openxmlformats.org/drawingml/2006/picture">
             <wp:extent cx="5943600" cy="2514600"/>
-            <wp:docPr id="15" name="Picture 15"/>
+            <wp:docPr id="17" name="Picture 17"/>
             <wp:cNvGraphicFramePr>
               <a:graphicFrameLocks noChangeAspect="1"/>
             </wp:cNvGraphicFramePr>
@@ -5002,7 +5002,7 @@
                     <pic:cNvPicPr/>
                   </pic:nvPicPr>
                   <pic:blipFill>
-                    <a:blip r:embed="rId32"/>
+                    <a:blip r:embed="rId34"/>
                     <a:stretch>
                       <a:fillRect/>
                     </a:stretch>
@@ -5433,6 +5433,127 @@
         <w:drawing>
           <wp:inline xmlns:a="http://schemas.openxmlformats.org/drawingml/2006/main" xmlns:pic="http://schemas.openxmlformats.org/drawingml/2006/picture">
             <wp:extent cx="5029200" cy="3017520"/>
+            <wp:docPr id="16" name="Picture 16"/>
+            <wp:cNvGraphicFramePr>
+              <a:graphicFrameLocks noChangeAspect="1"/>
+            </wp:cNvGraphicFramePr>
+            <a:graphic>
+              <a:graphicData uri="http://schemas.openxmlformats.org/drawingml/2006/picture">
+                <pic:pic>
+                  <pic:nvPicPr>
+                    <pic:cNvPr id="0" name="horizon_degradation.png"/>
+                    <pic:cNvPicPr/>
+                  </pic:nvPicPr>
+                  <pic:blipFill>
+                    <a:blip r:embed="rId33"/>
+                    <a:stretch>
+                      <a:fillRect/>
+                    </a:stretch>
+                  </pic:blipFill>
+                  <pic:spPr>
+                    <a:xfrm>
+                      <a:off x="0" y="0"/>
+                      <a:ext cx="5029200" cy="3017520"/>
+                    </a:xfrm>
+                    <a:prstGeom prst="rect"/>
+                  </pic:spPr>
+                </pic:pic>
+              </a:graphicData>
+            </a:graphic>
+          </wp:inline>
+        </w:drawing>
+      </w:r>
+    </w:p>
+    <w:p>
+      <w:r>
+        <w:rPr>
+          <w:sz w:val="22"/>
+        </w:rPr>
+        <w:t>Observações principais: (1) ROC-AUC permanece acima de 0.96 em todos os horizontes, demonstrando que o ranking de risco é robusto à janela. (2) A precision sobe com o horizonte (0,70 → 0,78), indicando que alertas com score alto têm probabilidade ainda maior de Don't Go nos próximos 240 minutos. (3) O recall cai (0,65 → 0,37) — janelas longas captam menos positivos, mas com confiabilidade maior.</w:t>
+      </w:r>
+    </w:p>
+    <w:p>
+      <w:r>
+        <w:rPr>
+          <w:sz w:val="22"/>
+        </w:rPr>
+        <w:t>Aplicação operacional: alertas de alta confiança podem ser estratificados por horizonte. Probabilidade ≥0,93 com janela de 60 minutos motiva intervenção urgente; mesma probabilidade com janela de 240 minutos é apropriada para inspeção preventiva agendada.</w:t>
+      </w:r>
+    </w:p>
+    <w:p>
+      <w:pPr>
+        <w:pStyle w:val="Ttulo2"/>
+      </w:pPr>
+      <w:r>
+        <w:rPr>
+          <w:color w:val="00A650"/>
+        </w:rPr>
+        <w:t>Calibração e Curvas de Threshold</w:t>
+      </w:r>
+    </w:p>
+    <w:p>
+      <w:r>
+        <w:rPr>
+          <w:sz w:val="22"/>
+        </w:rPr>
+        <w:t>Brier Score = 0.0203 (perfeitamente calibrado = 0). O modelo produz probabilidades regulares — adequadas para ranking de risco, mas não calibradas em termos absolutos devido ao uso de scale_pos_weight=40 para tratar desbalanceamento. Trabalho futuro: aplicar calibração isotônica para uso em precificação de manutenção e seguros.</w:t>
+      </w:r>
+    </w:p>
+    <w:p>
+      <w:pPr>
+        <w:jc w:val="center"/>
+      </w:pPr>
+      <w:r>
+        <w:drawing>
+          <wp:inline xmlns:a="http://schemas.openxmlformats.org/drawingml/2006/main" xmlns:pic="http://schemas.openxmlformats.org/drawingml/2006/picture">
+            <wp:extent cx="5486400" cy="2155371"/>
+            <wp:docPr id="15" name="Picture 15"/>
+            <wp:cNvGraphicFramePr>
+              <a:graphicFrameLocks noChangeAspect="1"/>
+            </wp:cNvGraphicFramePr>
+            <a:graphic>
+              <a:graphicData uri="http://schemas.openxmlformats.org/drawingml/2006/picture">
+                <pic:pic>
+                  <pic:nvPicPr>
+                    <pic:cNvPr id="0" name="calibration_plot.png"/>
+                    <pic:cNvPicPr/>
+                  </pic:nvPicPr>
+                  <pic:blipFill>
+                    <a:blip r:embed="rId32"/>
+                    <a:stretch>
+                      <a:fillRect/>
+                    </a:stretch>
+                  </pic:blipFill>
+                  <pic:spPr>
+                    <a:xfrm>
+                      <a:off x="0" y="0"/>
+                      <a:ext cx="5486400" cy="2155371"/>
+                    </a:xfrm>
+                    <a:prstGeom prst="rect"/>
+                  </pic:spPr>
+                </pic:pic>
+              </a:graphicData>
+            </a:graphic>
+          </wp:inline>
+        </w:drawing>
+      </w:r>
+    </w:p>
+    <w:p>
+      <w:r>
+        <w:rPr>
+          <w:sz w:val="22"/>
+        </w:rPr>
+        <w:t>As curvas precision/recall/F1 vs threshold abaixo justificam matematicamente os dois thresholds operacionais escolhidos: F1-ótimo (0,93) e custo-ótimo (0,51).</w:t>
+      </w:r>
+    </w:p>
+    <w:p>
+      <w:pPr>
+        <w:jc w:val="center"/>
+      </w:pPr>
+      <w:r>
+        <w:drawing>
+          <wp:inline xmlns:a="http://schemas.openxmlformats.org/drawingml/2006/main" xmlns:pic="http://schemas.openxmlformats.org/drawingml/2006/picture">
+            <wp:extent cx="5029200" cy="3017520"/>
             <wp:docPr id="14" name="Picture 14"/>
             <wp:cNvGraphicFramePr>
               <a:graphicFrameLocks noChangeAspect="1"/>
@@ -5441,7 +5562,7 @@
               <a:graphicData uri="http://schemas.openxmlformats.org/drawingml/2006/picture">
                 <pic:pic>
                   <pic:nvPicPr>
-                    <pic:cNvPr id="0" name="horizon_degradation.png"/>
+                    <pic:cNvPr id="0" name="threshold_curves.png"/>
                     <pic:cNvPicPr/>
                   </pic:nvPicPr>
                   <pic:blipFill>
@@ -5465,127 +5586,6 @@
       </w:r>
     </w:p>
     <w:p>
-      <w:r>
-        <w:rPr>
-          <w:sz w:val="22"/>
-        </w:rPr>
-        <w:t>Observações principais: (1) ROC-AUC permanece acima de 0.96 em todos os horizontes, demonstrando que o ranking de risco é robusto à janela. (2) A precision sobe com o horizonte (0,70 → 0,78), indicando que alertas com score alto têm probabilidade ainda maior de Don't Go nos próximos 240 minutos. (3) O recall cai (0,65 → 0,37) — janelas longas captam menos positivos, mas com confiabilidade maior.</w:t>
-      </w:r>
-    </w:p>
-    <w:p>
-      <w:r>
-        <w:rPr>
-          <w:sz w:val="22"/>
-        </w:rPr>
-        <w:t>Aplicação operacional: alertas de alta confiança podem ser estratificados por horizonte. Probabilidade ≥0,93 com janela de 60 minutos motiva intervenção urgente; mesma probabilidade com janela de 240 minutos é apropriada para inspeção preventiva agendada.</w:t>
-      </w:r>
-    </w:p>
-    <w:p>
-      <w:pPr>
-        <w:pStyle w:val="Ttulo2"/>
-      </w:pPr>
-      <w:r>
-        <w:rPr>
-          <w:color w:val="00A650"/>
-        </w:rPr>
-        <w:t>Calibração e Curvas de Threshold</w:t>
-      </w:r>
-    </w:p>
-    <w:p>
-      <w:r>
-        <w:rPr>
-          <w:sz w:val="22"/>
-        </w:rPr>
-        <w:t>Brier Score = 0.0203 (perfeitamente calibrado = 0). O modelo produz probabilidades regulares — adequadas para ranking de risco, mas não calibradas em termos absolutos devido ao uso de scale_pos_weight=40 para tratar desbalanceamento. Trabalho futuro: aplicar calibração isotônica para uso em precificação de manutenção e seguros.</w:t>
-      </w:r>
-    </w:p>
-    <w:p>
-      <w:pPr>
-        <w:jc w:val="center"/>
-      </w:pPr>
-      <w:r>
-        <w:drawing>
-          <wp:inline xmlns:a="http://schemas.openxmlformats.org/drawingml/2006/main" xmlns:pic="http://schemas.openxmlformats.org/drawingml/2006/picture">
-            <wp:extent cx="5486400" cy="2155371"/>
-            <wp:docPr id="13" name="Picture 13"/>
-            <wp:cNvGraphicFramePr>
-              <a:graphicFrameLocks noChangeAspect="1"/>
-            </wp:cNvGraphicFramePr>
-            <a:graphic>
-              <a:graphicData uri="http://schemas.openxmlformats.org/drawingml/2006/picture">
-                <pic:pic>
-                  <pic:nvPicPr>
-                    <pic:cNvPr id="0" name="calibration_plot.png"/>
-                    <pic:cNvPicPr/>
-                  </pic:nvPicPr>
-                  <pic:blipFill>
-                    <a:blip r:embed="rId30"/>
-                    <a:stretch>
-                      <a:fillRect/>
-                    </a:stretch>
-                  </pic:blipFill>
-                  <pic:spPr>
-                    <a:xfrm>
-                      <a:off x="0" y="0"/>
-                      <a:ext cx="5486400" cy="2155371"/>
-                    </a:xfrm>
-                    <a:prstGeom prst="rect"/>
-                  </pic:spPr>
-                </pic:pic>
-              </a:graphicData>
-            </a:graphic>
-          </wp:inline>
-        </w:drawing>
-      </w:r>
-    </w:p>
-    <w:p>
-      <w:r>
-        <w:rPr>
-          <w:sz w:val="22"/>
-        </w:rPr>
-        <w:t>As curvas precision/recall/F1 vs threshold abaixo justificam matematicamente os dois thresholds operacionais escolhidos: F1-ótimo (0,93) e custo-ótimo (0,51).</w:t>
-      </w:r>
-    </w:p>
-    <w:p>
-      <w:pPr>
-        <w:jc w:val="center"/>
-      </w:pPr>
-      <w:r>
-        <w:drawing>
-          <wp:inline xmlns:a="http://schemas.openxmlformats.org/drawingml/2006/main" xmlns:pic="http://schemas.openxmlformats.org/drawingml/2006/picture">
-            <wp:extent cx="5029200" cy="3017520"/>
-            <wp:docPr id="12" name="Picture 12"/>
-            <wp:cNvGraphicFramePr>
-              <a:graphicFrameLocks noChangeAspect="1"/>
-            </wp:cNvGraphicFramePr>
-            <a:graphic>
-              <a:graphicData uri="http://schemas.openxmlformats.org/drawingml/2006/picture">
-                <pic:pic>
-                  <pic:nvPicPr>
-                    <pic:cNvPr id="0" name="threshold_curves.png"/>
-                    <pic:cNvPicPr/>
-                  </pic:nvPicPr>
-                  <pic:blipFill>
-                    <a:blip r:embed="rId29"/>
-                    <a:stretch>
-                      <a:fillRect/>
-                    </a:stretch>
-                  </pic:blipFill>
-                  <pic:spPr>
-                    <a:xfrm>
-                      <a:off x="0" y="0"/>
-                      <a:ext cx="5029200" cy="3017520"/>
-                    </a:xfrm>
-                    <a:prstGeom prst="rect"/>
-                  </pic:spPr>
-                </pic:pic>
-              </a:graphicData>
-            </a:graphic>
-          </wp:inline>
-        </w:drawing>
-      </w:r>
-    </w:p>
-    <w:p>
       <w:pPr>
         <w:pStyle w:val="Ttulo3"/>
       </w:pPr>
@@ -5855,7 +5855,7 @@
         <w:drawing>
           <wp:inline xmlns:a="http://schemas.openxmlformats.org/drawingml/2006/main" xmlns:pic="http://schemas.openxmlformats.org/drawingml/2006/picture">
             <wp:extent cx="5486400" cy="2351314"/>
-            <wp:docPr id="11" name="Picture 11"/>
+            <wp:docPr id="13" name="Picture 13"/>
             <wp:cNvGraphicFramePr>
               <a:graphicFrameLocks noChangeAspect="1"/>
             </wp:cNvGraphicFramePr>
@@ -5867,7 +5867,7 @@
                     <pic:cNvPicPr/>
                   </pic:nvPicPr>
                   <pic:blipFill>
-                    <a:blip r:embed="rId28"/>
+                    <a:blip r:embed="rId30"/>
                     <a:stretch>
                       <a:fillRect/>
                     </a:stretch>
@@ -5894,7 +5894,7 @@
         <w:drawing>
           <wp:inline xmlns:a="http://schemas.openxmlformats.org/drawingml/2006/main" xmlns:pic="http://schemas.openxmlformats.org/drawingml/2006/picture">
             <wp:extent cx="4114800" cy="3600450"/>
-            <wp:docPr id="10" name="Picture 10"/>
+            <wp:docPr id="12" name="Picture 12"/>
             <wp:cNvGraphicFramePr>
               <a:graphicFrameLocks noChangeAspect="1"/>
             </wp:cNvGraphicFramePr>
@@ -5906,7 +5906,7 @@
                     <pic:cNvPicPr/>
                   </pic:nvPicPr>
                   <pic:blipFill>
-                    <a:blip r:embed="rId27"/>
+                    <a:blip r:embed="rId29"/>
                     <a:stretch>
                       <a:fillRect/>
                     </a:stretch>
@@ -6214,7 +6214,7 @@
         <w:drawing>
           <wp:inline xmlns:a="http://schemas.openxmlformats.org/drawingml/2006/main" xmlns:pic="http://schemas.openxmlformats.org/drawingml/2006/picture">
             <wp:extent cx="5943600" cy="6368143"/>
-            <wp:docPr id="9" name="Picture 9"/>
+            <wp:docPr id="11" name="Picture 11"/>
             <wp:cNvGraphicFramePr>
               <a:graphicFrameLocks noChangeAspect="1"/>
             </wp:cNvGraphicFramePr>
@@ -6226,7 +6226,7 @@
                     <pic:cNvPicPr/>
                   </pic:nvPicPr>
                   <pic:blipFill>
-                    <a:blip r:embed="rId26"/>
+                    <a:blip r:embed="rId28"/>
                     <a:stretch>
                       <a:fillRect/>
                     </a:stretch>
@@ -6253,7 +6253,7 @@
         <w:drawing>
           <wp:inline xmlns:a="http://schemas.openxmlformats.org/drawingml/2006/main" xmlns:pic="http://schemas.openxmlformats.org/drawingml/2006/picture">
             <wp:extent cx="5486400" cy="2493818"/>
-            <wp:docPr id="8" name="Picture 8"/>
+            <wp:docPr id="10" name="Picture 10"/>
             <wp:cNvGraphicFramePr>
               <a:graphicFrameLocks noChangeAspect="1"/>
             </wp:cNvGraphicFramePr>
@@ -6265,7 +6265,7 @@
                     <pic:cNvPicPr/>
                   </pic:nvPicPr>
                   <pic:blipFill>
-                    <a:blip r:embed="rId25"/>
+                    <a:blip r:embed="rId27"/>
                     <a:stretch>
                       <a:fillRect/>
                     </a:stretch>
@@ -6860,7 +6860,7 @@
         <w:drawing>
           <wp:inline xmlns:a="http://schemas.openxmlformats.org/drawingml/2006/main" xmlns:pic="http://schemas.openxmlformats.org/drawingml/2006/picture">
             <wp:extent cx="5486400" cy="3291840"/>
-            <wp:docPr id="7" name="Picture 7"/>
+            <wp:docPr id="9" name="Picture 9"/>
             <wp:cNvGraphicFramePr>
               <a:graphicFrameLocks noChangeAspect="1"/>
             </wp:cNvGraphicFramePr>
@@ -6872,7 +6872,7 @@
                     <pic:cNvPicPr/>
                   </pic:nvPicPr>
                   <pic:blipFill>
-                    <a:blip r:embed="rId24"/>
+                    <a:blip r:embed="rId26"/>
                     <a:stretch>
                       <a:fillRect/>
                     </a:stretch>
@@ -6907,7 +6907,7 @@
         <w:drawing>
           <wp:inline xmlns:a="http://schemas.openxmlformats.org/drawingml/2006/main" xmlns:pic="http://schemas.openxmlformats.org/drawingml/2006/picture">
             <wp:extent cx="5943600" cy="3241964"/>
-            <wp:docPr id="6" name="Picture 6"/>
+            <wp:docPr id="8" name="Picture 8"/>
             <wp:cNvGraphicFramePr>
               <a:graphicFrameLocks noChangeAspect="1"/>
             </wp:cNvGraphicFramePr>
@@ -6919,7 +6919,7 @@
                     <pic:cNvPicPr/>
                   </pic:nvPicPr>
                   <pic:blipFill>
-                    <a:blip r:embed="rId23"/>
+                    <a:blip r:embed="rId25"/>
                     <a:stretch>
                       <a:fillRect/>
                     </a:stretch>
@@ -7652,7 +7652,7 @@
         <w:drawing>
           <wp:inline xmlns:a="http://schemas.openxmlformats.org/drawingml/2006/main" xmlns:pic="http://schemas.openxmlformats.org/drawingml/2006/picture">
             <wp:extent cx="5029200" cy="2514600"/>
-            <wp:docPr id="5" name="Picture 5"/>
+            <wp:docPr id="7" name="Picture 7"/>
             <wp:cNvGraphicFramePr>
               <a:graphicFrameLocks noChangeAspect="1"/>
             </wp:cNvGraphicFramePr>
@@ -7664,7 +7664,7 @@
                     <pic:cNvPicPr/>
                   </pic:nvPicPr>
                   <pic:blipFill>
-                    <a:blip r:embed="rId22"/>
+                    <a:blip r:embed="rId24"/>
                     <a:stretch>
                       <a:fillRect/>
                     </a:stretch>
@@ -7732,7 +7732,7 @@
         <w:drawing>
           <wp:inline xmlns:a="http://schemas.openxmlformats.org/drawingml/2006/main" xmlns:pic="http://schemas.openxmlformats.org/drawingml/2006/picture">
             <wp:extent cx="5486400" cy="2194560"/>
-            <wp:docPr id="4" name="Picture 4"/>
+            <wp:docPr id="6" name="Picture 6"/>
             <wp:cNvGraphicFramePr>
               <a:graphicFrameLocks noChangeAspect="1"/>
             </wp:cNvGraphicFramePr>
@@ -7744,7 +7744,7 @@
                     <pic:cNvPicPr/>
                   </pic:nvPicPr>
                   <pic:blipFill>
-                    <a:blip r:embed="rId21"/>
+                    <a:blip r:embed="rId23"/>
                     <a:stretch>
                       <a:fillRect/>
                     </a:stretch>
@@ -7779,7 +7779,7 @@
         <w:drawing>
           <wp:inline xmlns:a="http://schemas.openxmlformats.org/drawingml/2006/main" xmlns:pic="http://schemas.openxmlformats.org/drawingml/2006/picture">
             <wp:extent cx="5486400" cy="2155371"/>
-            <wp:docPr id="3" name="Picture 3"/>
+            <wp:docPr id="5" name="Picture 5"/>
             <wp:cNvGraphicFramePr>
               <a:graphicFrameLocks noChangeAspect="1"/>
             </wp:cNvGraphicFramePr>
@@ -7791,7 +7791,7 @@
                     <pic:cNvPicPr/>
                   </pic:nvPicPr>
                   <pic:blipFill>
-                    <a:blip r:embed="rId20"/>
+                    <a:blip r:embed="rId22"/>
                     <a:stretch>
                       <a:fillRect/>
                     </a:stretch>
@@ -7845,7 +7845,7 @@
         <w:drawing>
           <wp:inline xmlns:a="http://schemas.openxmlformats.org/drawingml/2006/main" xmlns:pic="http://schemas.openxmlformats.org/drawingml/2006/picture">
             <wp:extent cx="4572000" cy="4000500"/>
-            <wp:docPr id="2" name="Picture 2"/>
+            <wp:docPr id="4" name="Picture 4"/>
             <wp:cNvGraphicFramePr>
               <a:graphicFrameLocks noChangeAspect="1"/>
             </wp:cNvGraphicFramePr>
@@ -7857,7 +7857,7 @@
                     <pic:cNvPicPr/>
                   </pic:nvPicPr>
                   <pic:blipFill>
-                    <a:blip r:embed="rId19"/>
+                    <a:blip r:embed="rId21"/>
                     <a:stretch>
                       <a:fillRect/>
                     </a:stretch>
@@ -7892,7 +7892,7 @@
         <w:drawing>
           <wp:inline xmlns:a="http://schemas.openxmlformats.org/drawingml/2006/main" xmlns:pic="http://schemas.openxmlformats.org/drawingml/2006/picture">
             <wp:extent cx="5029200" cy="3233057"/>
-            <wp:docPr id="1" name="Picture 1"/>
+            <wp:docPr id="3" name="Picture 3"/>
             <wp:cNvGraphicFramePr>
               <a:graphicFrameLocks noChangeAspect="1"/>
             </wp:cNvGraphicFramePr>
@@ -7904,7 +7904,7 @@
                     <pic:cNvPicPr/>
                   </pic:nvPicPr>
                   <pic:blipFill>
-                    <a:blip r:embed="rId18"/>
+                    <a:blip r:embed="rId20"/>
                     <a:stretch>
                       <a:fillRect/>
                     </a:stretch>
@@ -7931,6 +7931,119 @@
         <w:rPr>
           <w:color w:val="00A650"/>
         </w:rPr>
+        <w:t>Painéis Interativos — Visão Executiva</w:t>
+      </w:r>
+    </w:p>
+    <w:p>
+      <w:r>
+        <w:rPr>
+          <w:sz w:val="22"/>
+        </w:rPr>
+        <w:t>Além do modelo e das análises estáticas, o projeto entrega um conjunto de painéis interativos (Plotly/HTML, em outputs/dashboards/) e um aplicativo Streamlit para consumo operacional contínuo. Abaixo, snapshots estáticos de dois deles; as versões completas permitem zoom, hover e filtros. O primeiro consolida o ranking de risco de toda a frota — priorizando visualmente os equipamentos para inspeção preventiva:</w:t>
+      </w:r>
+    </w:p>
+    <w:p>
+      <w:pPr>
+        <w:jc w:val="center"/>
+      </w:pPr>
+      <w:r>
+        <w:drawing>
+          <wp:inline xmlns:a="http://schemas.openxmlformats.org/drawingml/2006/main" xmlns:pic="http://schemas.openxmlformats.org/drawingml/2006/picture">
+            <wp:extent cx="5943600" cy="3343275"/>
+            <wp:docPr id="2" name="Picture 2"/>
+            <wp:cNvGraphicFramePr>
+              <a:graphicFrameLocks noChangeAspect="1"/>
+            </wp:cNvGraphicFramePr>
+            <a:graphic>
+              <a:graphicData uri="http://schemas.openxmlformats.org/drawingml/2006/picture">
+                <pic:pic>
+                  <pic:nvPicPr>
+                    <pic:cNvPr id="0" name="dash_fleet_risk.png"/>
+                    <pic:cNvPicPr/>
+                  </pic:nvPicPr>
+                  <pic:blipFill>
+                    <a:blip r:embed="rId19"/>
+                    <a:stretch>
+                      <a:fillRect/>
+                    </a:stretch>
+                  </pic:blipFill>
+                  <pic:spPr>
+                    <a:xfrm>
+                      <a:off x="0" y="0"/>
+                      <a:ext cx="5943600" cy="3343275"/>
+                    </a:xfrm>
+                    <a:prstGeom prst="rect"/>
+                  </pic:spPr>
+                </pic:pic>
+              </a:graphicData>
+            </a:graphic>
+          </wp:inline>
+        </w:drawing>
+      </w:r>
+    </w:p>
+    <w:p>
+      <w:r>
+        <w:rPr>
+          <w:sz w:val="22"/>
+        </w:rPr>
+        <w:t>O segundo é a timeline de score de risco do CA65926 ao longo de Junho/2025 — o painel que materializa a janela operacional de antecedência: cada pico de risco precede um evento Don't Go, permitindo acionar a manutenção antes da paralisação:</w:t>
+      </w:r>
+    </w:p>
+    <w:p>
+      <w:pPr>
+        <w:jc w:val="center"/>
+      </w:pPr>
+      <w:r>
+        <w:drawing>
+          <wp:inline xmlns:a="http://schemas.openxmlformats.org/drawingml/2006/main" xmlns:pic="http://schemas.openxmlformats.org/drawingml/2006/picture">
+            <wp:extent cx="5943600" cy="3343275"/>
+            <wp:docPr id="1" name="Picture 1"/>
+            <wp:cNvGraphicFramePr>
+              <a:graphicFrameLocks noChangeAspect="1"/>
+            </wp:cNvGraphicFramePr>
+            <a:graphic>
+              <a:graphicData uri="http://schemas.openxmlformats.org/drawingml/2006/picture">
+                <pic:pic>
+                  <pic:nvPicPr>
+                    <pic:cNvPr id="0" name="dash_risk_timeline_ca65926.png"/>
+                    <pic:cNvPicPr/>
+                  </pic:nvPicPr>
+                  <pic:blipFill>
+                    <a:blip r:embed="rId18"/>
+                    <a:stretch>
+                      <a:fillRect/>
+                    </a:stretch>
+                  </pic:blipFill>
+                  <pic:spPr>
+                    <a:xfrm>
+                      <a:off x="0" y="0"/>
+                      <a:ext cx="5943600" cy="3343275"/>
+                    </a:xfrm>
+                    <a:prstGeom prst="rect"/>
+                  </pic:spPr>
+                </pic:pic>
+              </a:graphicData>
+            </a:graphic>
+          </wp:inline>
+        </w:drawing>
+      </w:r>
+    </w:p>
+    <w:p>
+      <w:r>
+        <w:rPr>
+          <w:sz w:val="22"/>
+        </w:rPr>
+        <w:t>Os painéis interativos completos (ranking de risco, padrões temporais, alarm fingerprint, SHAP global, análise do equipamento crítico) estão em outputs/dashboards/ e são reproduzíveis via src/visualization.py. O dashboard executivo de story-telling (09_story_dashboard.html) consolida toda a narrativa problema → modelo → recomendações em uma única página.</w:t>
+      </w:r>
+    </w:p>
+    <w:p>
+      <w:pPr>
+        <w:pStyle w:val="Ttulo2"/>
+      </w:pPr>
+      <w:r>
+        <w:rPr>
+          <w:color w:val="00A650"/>
+        </w:rPr>
         <w:t>Insights Acionáveis para o Negócio</w:t>
       </w:r>
     </w:p>
@@ -8020,7 +8133,7 @@
         <w:rPr>
           <w:sz w:val="22"/>
         </w:rPr>
-        <w:t>A identificação do CA65926 como outlier extremo (taxa DG 98× superior à média semestral; 61,6% em Jun/2025) é por si só um achado de alto valor operacional, direcionando recursos de manutenção para o equipamento que mais necessita de intervenção estrutural. A segmentação por frota também documenta uma limitação importante: o modelo atual falha em escavadeiras LeTourneau (Recall=0,14), padrão de falha distinto que motiva trabalho futuro com modelos especializados.</w:t>
+        <w:t>A identificação do CA65926 como outlier extremo (taxa DG 98× superior à média semestral; escalada para 21,58% em Jun/2025, ou 205× a média da sua frota naquele mês) é por si só um achado de alto valor operacional, direcionando recursos de manutenção para o equipamento que mais necessita de intervenção estrutural. A segmentação por frota também documenta uma limitação importante: o modelo atual falha em escavadeiras LeTourneau (Recall=0,14), padrão de falha distinto que motiva trabalho futuro com modelos especializados.</w:t>
       </w:r>
     </w:p>
     <w:p>
@@ -8083,7 +8196,7 @@
         <w:rPr>
           <w:sz w:val="22"/>
         </w:rPr>
-        <w:t>4. Investigação operacional do CA65926 — equipamento com taxa DG de 61,6% em Jun/2025 (98× a média semestral). Recomenda-se inspeção estrutural profunda; o padrão é incompatível com manutenção corretiva padrão.</w:t>
+        <w:t>4. Investigação operacional do CA65926 — equipamento cuja taxa de Don't Go escalou para 21,58% em Jun/2025 (205× a média da frota 793-D 4S naquele mês; 98× acima da média semestral). Recomenda-se inspeção estrutural profunda; o padrão é incompatível com manutenção corretiva padrão.</w:t>
       </w:r>
     </w:p>
     <w:p>

--- a/outputs/reports/Relatorio_Final_DontGo_Predictor.docx
+++ b/outputs/reports/Relatorio_Final_DontGo_Predictor.docx
@@ -538,7 +538,7 @@
           </w:tcPr>
           <w:p>
             <w:r>
-              <w:t>F1-Score (60min)</w:t>
+              <w:t>F1-Score (modelo calibrado)</w:t>
             </w:r>
           </w:p>
         </w:tc>
@@ -548,7 +548,7 @@
           </w:tcPr>
           <w:p>
             <w:r>
-              <w:t>0,673</w:t>
+              <w:t>0,689</w:t>
             </w:r>
           </w:p>
         </w:tc>
@@ -558,7 +558,7 @@
           </w:tcPr>
           <w:p>
             <w:r>
-              <w:t>+343% sobre heurística operacional (F1=0,153)</w:t>
+              <w:t>+343% de F1 sobre a heurística operacional (regra F1=0,153) na comparação formal de 5 modelos</w:t>
             </w:r>
           </w:p>
         </w:tc>
@@ -2324,6 +2324,14 @@
         </w:tc>
       </w:tr>
     </w:tbl>
+    <w:p>
+      <w:r>
+        <w:rPr>
+          <w:sz w:val="22"/>
+        </w:rPr>
+        <w:t>Nota metodológica sobre o F1 do LightGBM nesta tabela (0,673) vs. a tabela de métricas do modelo (0,689): para uma comparação rigorosamente justa entre os cinco modelos, todos foram reavaliados no mesmo harness unificado, no qual o pickle salvo (54 features) é pontuado sobre a matriz Gold atual (60 features) com as features ausentes preenchidas por zero — uma avaliação ligeiramente conservadora, mantida assim para preservar a reprodutibilidade exata do modelo serializado. A métrica canônica do modelo calibrado, no seu próprio pipeline de features, é F1=0,689 (ver model_metrics.json). A diferença (0,016) não altera nenhuma conclusão.</w:t>
+      </w:r>
+    </w:p>
     <w:p>
       <w:r>
         <w:rPr>

--- a/outputs/reports/Relatorio_Final_DontGo_Predictor.docx
+++ b/outputs/reports/Relatorio_Final_DontGo_Predictor.docx
@@ -389,7 +389,7 @@
         <w:rPr>
           <w:sz w:val="22"/>
         </w:rPr>
-        <w:t>Resumo. Este trabalho apresenta uma solução de análise preditiva para eventos Don't Go em equipamentos de mineração pesada da Vale. Foram processados 37,2 milhões de eventos de telemetria (Janeiro–Junho 2025) de 35 equipamentos por meio de um pipeline de dados em camadas (Bronze → Silver → Gold). Cinco abordagens foram comparadas em três famílias algorítmicas (baseline naive, regra de negócio, Logistic Regression L1, Random Forest e LightGBM); o modelo LightGBM treinado com 54 features — frequências de alarmes em janelas rolantes, fingerprint dos top-30 alarmes e contexto operacional — alcançou F1-Score de 0,67 e ROC-AUC de 0,99 na predição de Don't Go com 60 minutos de antecedência (validação temporal estrita: treino Jan–Abr, validação Mai, teste Jun). O ganho de F1 sobre a heurística operacional tradicional é de +343%. A análise multi-horizonte demonstra previsão robusta em até 240 minutos (ROC-AUC&gt;0,96 em 4h), cumprindo a promessa operacional do PRD. A análise de custo operacional (FN=R$50K, FP=R$800, razão 62,5×) revela que o threshold custo-ótimo (0,51) economiza R$285 milhões no mês de teste em relação ao threshold puramente otimizado por F1. A aplicação de calibração isotônica pós-treino reduziu o Brier Score em 89% (de 0,020 para 0,002) sem perda relevante de ROC-AUC, habilitando o uso de probabilidades absolutas em precificação operacional. O equipamento CA65926 (793-D 4S) é outlier extremo com cronologia reveladora: começou em Jan/2025 ABAIXO da média da sua frota (0,22% vs 0,59%) e em Jun/2025 atingiu 205× essa média (21,58% vs 0,11%) — degradação estrutural recente, não problema crônico. Limitação documentada com refinamento empírico: o modelo falha em escavadeiras LeTourneau L 1850 (Recall=0,14); experimento controlado com modelo dedicado piorou métricas devido a distribution shift severo (variação de 600× na taxa DG entre meses), direcionando trabalho futuro para feature engineering específica + detecção de drift. Entregáveis: dashboard Streamlit interativo, 9 visualizações HTML, 11 notebooks Jupyter reproduzíveis, modelo calibrado, pipeline executável via uv sync.</w:t>
+        <w:t>Resumo. Este trabalho apresenta uma solução de análise preditiva para eventos Don't Go em equipamentos de mineração pesada da Vale. Foram processados 37,2 milhões de eventos de telemetria (Janeiro–Junho 2025) de 35 equipamentos por meio de um pipeline de dados em camadas (Bronze → Silver → Gold). Cinco abordagens foram comparadas em três famílias algorítmicas (baseline naive, regra de negócio, Logistic Regression L1, Random Forest e LightGBM); o modelo LightGBM treinado com 53 features — frequências de alarmes em janelas rolantes, fingerprint dos top-30 alarmes e contexto operacional (sem a flag do evento atual Is_Dont_Go, removida por ser vazamento concorrente) — alcançou F1-Score de 0,67 e ROC-AUC de 0,99 na predição de Don't Go com 60 minutos de antecedência (validação temporal estrita: treino Jan–Abr, validação Mai, teste Jun). O ganho de F1 sobre a heurística operacional tradicional é de +340%. O threshold de decisão é fixado na validação (Mai) e aplicado intacto ao teste (Jun), nunca selecionado no próprio teste. A análise multi-horizonte demonstra previsão robusta em até 240 minutos (ROC-AUC&gt;0,96 em 4h), cumprindo a promessa operacional do PRD. A análise de custo operacional (FN=R$50K, FP=R$800, razão 62,5×), medida por EPISÓDIO de Don't Go (1 episódio = 1 parada física, não por linha de telemetria), revela que o threshold custo-ótimo economiza ~R$6 milhões no mês de teste em relação ao threshold otimizado por F1, capturando ~99% das paradas reais. A aplicação de calibração isotônica pós-treino reduziu o Brier Score em 89% (de 0,020 para 0,002) sem perda relevante de ROC-AUC, habilitando o uso de probabilidades absolutas em precificação operacional. O equipamento CA65926 (793-D 4S) é outlier extremo com cronologia reveladora: começou em Jan/2025 ABAIXO da média da sua frota (0,22% vs 0,59%) e em Jun/2025 atingiu 205× essa média (21,58% vs 0,11%) — degradação estrutural recente, não problema crônico. Limitação documentada com refinamento empírico: o modelo falha em escavadeiras LeTourneau L 1850 (Recall=0,14); experimento controlado com modelo dedicado piorou métricas devido a distribution shift severo (variação de 600× na taxa DG entre meses), direcionando trabalho futuro para feature engineering específica + detecção de drift. Entregáveis: dashboard Streamlit interativo, 9 visualizações HTML, 11 notebooks Jupyter reproduzíveis, modelo calibrado, pipeline executável via uv sync.</w:t>
       </w:r>
     </w:p>
     <w:p>
@@ -538,7 +538,7 @@
           </w:tcPr>
           <w:p>
             <w:r>
-              <w:t>F1-Score (modelo calibrado)</w:t>
+              <w:t>F1-Score (teste, threshold da validação)</w:t>
             </w:r>
           </w:p>
         </w:tc>
@@ -548,7 +548,7 @@
           </w:tcPr>
           <w:p>
             <w:r>
-              <w:t>0,689</w:t>
+              <w:t>0,673</w:t>
             </w:r>
           </w:p>
         </w:tc>
@@ -558,7 +558,7 @@
           </w:tcPr>
           <w:p>
             <w:r>
-              <w:t>+343% de F1 sobre a heurística operacional (regra F1=0,153) na comparação formal de 5 modelos</w:t>
+              <w:t>+340% de F1 sobre a heurística operacional (regra F1=0,153); sem vazamento Is_Dont_Go (53 features)</w:t>
             </w:r>
           </w:p>
         </w:tc>
@@ -580,7 +580,7 @@
           </w:tcPr>
           <w:p>
             <w:r>
-              <w:t>0,992</w:t>
+              <w:t>0,990</w:t>
             </w:r>
           </w:p>
         </w:tc>
@@ -644,7 +644,7 @@
           </w:tcPr>
           <w:p>
             <w:r>
-              <w:t>R$ 285 milhões</w:t>
+              <w:t>~R$ 6 milhões</w:t>
             </w:r>
           </w:p>
         </w:tc>
@@ -654,7 +654,7 @@
           </w:tcPr>
           <w:p>
             <w:r>
-              <w:t>Threshold custo-ótimo vs F1-ótimo, FN=R$50K, FP=R$800</w:t>
+              <w:t>Threshold custo-ótimo vs F1-ótimo, por EPISÓDIO de Don't Go, FN=R$50K, FP=R$800</w:t>
             </w:r>
           </w:p>
         </w:tc>
@@ -1574,7 +1574,7 @@
         <w:rPr>
           <w:sz w:val="22"/>
         </w:rPr>
-        <w:t>O modelo foi avaliado sobre 7.854.243 eventos de Junho/2025, dos quais 35.203 (0,45%) são amostras pré-Don't Go (60 minutos de antecedência). O limiar de decisão ótimo, determinado pela maximização do F1-Score na curva Precision-Recall com o conjunto de Maio/2025, é de 0.9324.</w:t>
+        <w:t>O modelo foi avaliado sobre 7.854.243 eventos de Junho/2025, dos quais 35.203 (0,45%) são amostras pré-Don't Go (60 minutos de antecedência). O limiar de decisão ótimo, determinado pela maximização do F1-Score na curva Precision-Recall com o conjunto de Maio/2025, é de 0.3297.</w:t>
       </w:r>
     </w:p>
     <w:tbl>
@@ -1646,7 +1646,7 @@
           </w:tcPr>
           <w:p>
             <w:r>
-              <w:t>0.9923</w:t>
+              <w:t>0.9905</w:t>
             </w:r>
           </w:p>
         </w:tc>
@@ -1678,7 +1678,7 @@
           </w:tcPr>
           <w:p>
             <w:r>
-              <w:t>0.6739</w:t>
+              <w:t>0.6030</w:t>
             </w:r>
           </w:p>
         </w:tc>
@@ -1710,7 +1710,7 @@
           </w:tcPr>
           <w:p>
             <w:r>
-              <w:t>0.6886</w:t>
+              <w:t>0.6732</w:t>
             </w:r>
           </w:p>
         </w:tc>
@@ -1742,7 +1742,7 @@
           </w:tcPr>
           <w:p>
             <w:r>
-              <w:t>0.7581</w:t>
+              <w:t>0.6899</w:t>
             </w:r>
           </w:p>
         </w:tc>
@@ -1752,7 +1752,7 @@
           </w:tcPr>
           <w:p>
             <w:r>
-              <w:t>76% dos alertas emitidos correspondem a DG real</w:t>
+              <w:t>69% dos alertas emitidos correspondem a DG real</w:t>
             </w:r>
           </w:p>
         </w:tc>
@@ -1774,7 +1774,7 @@
           </w:tcPr>
           <w:p>
             <w:r>
-              <w:t>0.6309</w:t>
+              <w:t>0.6573</w:t>
             </w:r>
           </w:p>
         </w:tc>
@@ -1784,7 +1784,7 @@
           </w:tcPr>
           <w:p>
             <w:r>
-              <w:t>63% dos eventos pré-DG são capturados com ≥1h de antecedência</w:t>
+              <w:t>66% dos eventos pré-DG são capturados com ≥1h de antecedência</w:t>
             </w:r>
           </w:p>
         </w:tc>
@@ -1806,7 +1806,7 @@
           </w:tcPr>
           <w:p>
             <w:r>
-              <w:t>0.9324</w:t>
+              <w:t>0.3297</w:t>
             </w:r>
           </w:p>
         </w:tc>
@@ -1829,7 +1829,7 @@
       <w:r>
         <w:drawing>
           <wp:inline xmlns:a="http://schemas.openxmlformats.org/drawingml/2006/main" xmlns:pic="http://schemas.openxmlformats.org/drawingml/2006/picture">
-            <wp:extent cx="4114800" cy="3429000"/>
+            <wp:extent cx="4114800" cy="3165231"/>
             <wp:docPr id="28" name="Picture 28"/>
             <wp:cNvGraphicFramePr>
               <a:graphicFrameLocks noChangeAspect="1"/>
@@ -1850,7 +1850,7 @@
                   <pic:spPr>
                     <a:xfrm>
                       <a:off x="0" y="0"/>
-                      <a:ext cx="4114800" cy="3429000"/>
+                      <a:ext cx="4114800" cy="3165231"/>
                     </a:xfrm>
                     <a:prstGeom prst="rect"/>
                   </pic:spPr>
@@ -1868,7 +1868,7 @@
       <w:r>
         <w:drawing>
           <wp:inline xmlns:a="http://schemas.openxmlformats.org/drawingml/2006/main" xmlns:pic="http://schemas.openxmlformats.org/drawingml/2006/picture">
-            <wp:extent cx="3200400" cy="2560320"/>
+            <wp:extent cx="3200400" cy="2844800"/>
             <wp:docPr id="27" name="Picture 27"/>
             <wp:cNvGraphicFramePr>
               <a:graphicFrameLocks noChangeAspect="1"/>
@@ -1889,7 +1889,7 @@
                   <pic:spPr>
                     <a:xfrm>
                       <a:off x="0" y="0"/>
-                      <a:ext cx="3200400" cy="2560320"/>
+                      <a:ext cx="3200400" cy="2844800"/>
                     </a:xfrm>
                     <a:prstGeom prst="rect"/>
                   </pic:spPr>
@@ -2329,7 +2329,7 @@
         <w:rPr>
           <w:sz w:val="22"/>
         </w:rPr>
-        <w:t>Nota metodológica sobre o F1 do LightGBM nesta tabela (0,673) vs. a tabela de métricas do modelo (0,689): para uma comparação rigorosamente justa entre os cinco modelos, todos foram reavaliados no mesmo harness unificado, no qual o pickle salvo (54 features) é pontuado sobre a matriz Gold atual (60 features) com as features ausentes preenchidas por zero — uma avaliação ligeiramente conservadora, mantida assim para preservar a reprodutibilidade exata do modelo serializado. A métrica canônica do modelo calibrado, no seu próprio pipeline de features, é F1=0,689 (ver model_metrics.json). A diferença (0,016) não altera nenhuma conclusão.</w:t>
+        <w:t>Nota metodológica: esta tabela é o benchmark formal de cinco modelos (Sprint 1), no qual cada modelo é pontuado no mesmo harness unificado sobre a matriz Gold para uma comparação justa. A métrica canônica do modelo de produção — sem a flag de vazamento Is_Dont_Go e com o threshold de decisão fixado na validação (Mai) e aplicado intacto ao teste (Jun) — é F1=0,673, ROC-AUC=0,990, PR-AUC=0,603 (ver model_metrics.json). As pequenas diferenças de casas decimais entre o harness de comparação e o pipeline canônico não alteram o ranking dos modelos nem nenhuma conclusão.</w:t>
       </w:r>
     </w:p>
     <w:p>
@@ -2348,7 +2348,7 @@
         <w:rPr>
           <w:sz w:val="22"/>
         </w:rPr>
-        <w:t>Ganho de F1 do ML sobre a heurística operacional: +343% (0.6761 vs 0.1528). Em termos absolutos, o modelo reduz falsos alarmes em aproximadamente 7× mantendo recall superior, justificando empiricamente o investimento em modelagem preditiva.</w:t>
+        <w:t>Ganho de F1 do ML sobre a heurística operacional: +340% (0,673 vs 0,153). Em termos absolutos, o modelo reduz falsos alarmes em aproximadamente 7× mantendo recall superior, justificando empiricamente o investimento em modelagem preditiva.</w:t>
       </w:r>
     </w:p>
     <w:p>
@@ -3226,7 +3226,7 @@
           </w:tcPr>
           <w:p>
             <w:r>
-              <w:t>0.930</w:t>
+              <w:t>0.320</w:t>
             </w:r>
           </w:p>
         </w:tc>
@@ -3236,7 +3236,7 @@
           </w:tcPr>
           <w:p>
             <w:r>
-              <w:t>22,782</w:t>
+              <w:t>29,463</w:t>
             </w:r>
           </w:p>
         </w:tc>
@@ -3246,7 +3246,7 @@
           </w:tcPr>
           <w:p>
             <w:r>
-              <w:t>9,740</w:t>
+              <w:t>107,762</w:t>
             </w:r>
           </w:p>
         </w:tc>
@@ -3256,7 +3256,7 @@
           </w:tcPr>
           <w:p>
             <w:r>
-              <w:t>12,421</w:t>
+              <w:t>5,740</w:t>
             </w:r>
           </w:p>
         </w:tc>
@@ -3266,7 +3266,7 @@
           </w:tcPr>
           <w:p>
             <w:r>
-              <w:t>0.6728</w:t>
+              <w:t>0.3417</w:t>
             </w:r>
           </w:p>
         </w:tc>
@@ -3276,7 +3276,7 @@
           </w:tcPr>
           <w:p>
             <w:r>
-              <w:t>628.8</w:t>
+              <w:t>373.2</w:t>
             </w:r>
           </w:p>
         </w:tc>
@@ -3298,7 +3298,7 @@
           </w:tcPr>
           <w:p>
             <w:r>
-              <w:t>0.510</w:t>
+              <w:t>0.250</w:t>
             </w:r>
           </w:p>
         </w:tc>
@@ -3308,7 +3308,7 @@
           </w:tcPr>
           <w:p>
             <w:r>
-              <w:t>31,916</w:t>
+              <w:t>32,454</w:t>
             </w:r>
           </w:p>
         </w:tc>
@@ -3318,7 +3318,7 @@
           </w:tcPr>
           <w:p>
             <w:r>
-              <w:t>223,734</w:t>
+              <w:t>253,865</w:t>
             </w:r>
           </w:p>
         </w:tc>
@@ -3328,7 +3328,7 @@
           </w:tcPr>
           <w:p>
             <w:r>
-              <w:t>3,287</w:t>
+              <w:t>2,749</w:t>
             </w:r>
           </w:p>
         </w:tc>
@@ -3338,7 +3338,7 @@
           </w:tcPr>
           <w:p>
             <w:r>
-              <w:t>0.2195</w:t>
+              <w:t>0.2019</w:t>
             </w:r>
           </w:p>
         </w:tc>
@@ -3348,7 +3348,7 @@
           </w:tcPr>
           <w:p>
             <w:r>
-              <w:t>343.3</w:t>
+              <w:t>340.5</w:t>
             </w:r>
           </w:p>
         </w:tc>
@@ -3359,7 +3359,15 @@
         <w:rPr>
           <w:sz w:val="22"/>
         </w:rPr>
-        <w:t>Conclusão financeira: usar o threshold custo-ótimo (~0.51) economiza aproximadamente R$ 286 milhões no mês de teste em comparação ao threshold puramente otimizado por F1 — capturando 91% mais Verdadeiros Positivos ao custo de mais alertas falsos. Em problemas operacionais críticos, este é o regime de operação correto.</w:t>
+        <w:t>Importante: a tabela acima precifica cada LINHA de telemetria como uma parada independente, o que superestima o custo absoluto em ordens de grandeza — um único Don't Go gera dezenas a centenas de linhas na janela pré-evento. A métrica honesta de impacto deduplica por EPISÓDIO (1 episódio de Don't Go = 1 parada física):</w:t>
+      </w:r>
+    </w:p>
+    <w:p>
+      <w:r>
+        <w:rPr>
+          <w:sz w:val="22"/>
+        </w:rPr>
+        <w:t>Conclusão financeira (por episódio): no teste há 5,652 episódios de Don't Go. O threshold custo-ótimo (~0.25) captura 5,610 de 5,652 paradas reais (~99%) e economiza aproximadamente R$ 6.0 milhões no mês de teste em relação ao threshold otimizado por F1. Em problemas operacionais críticos, capturar a parada física (recall por episódio) é o regime de operação correto.</w:t>
       </w:r>
     </w:p>
     <w:p>
@@ -5551,7 +5559,7 @@
         <w:rPr>
           <w:sz w:val="22"/>
         </w:rPr>
-        <w:t>As curvas precision/recall/F1 vs threshold abaixo justificam matematicamente os dois thresholds operacionais escolhidos: F1-ótimo (0,93) e custo-ótimo (0,51).</w:t>
+        <w:t>As curvas precision/recall/F1 vs threshold abaixo justificam matematicamente os dois thresholds operacionais escolhidos (fixados na validação de Mai/2025): F1-ótimo (~0.32) e custo-ótimo (~0.25).</w:t>
       </w:r>
     </w:p>
     <w:p>
@@ -7852,7 +7860,7 @@
       <w:r>
         <w:drawing>
           <wp:inline xmlns:a="http://schemas.openxmlformats.org/drawingml/2006/main" xmlns:pic="http://schemas.openxmlformats.org/drawingml/2006/picture">
-            <wp:extent cx="4572000" cy="4000500"/>
+            <wp:extent cx="4572000" cy="3918857"/>
             <wp:docPr id="4" name="Picture 4"/>
             <wp:cNvGraphicFramePr>
               <a:graphicFrameLocks noChangeAspect="1"/>
@@ -7873,7 +7881,7 @@
                   <pic:spPr>
                     <a:xfrm>
                       <a:off x="0" y="0"/>
-                      <a:ext cx="4572000" cy="4000500"/>
+                      <a:ext cx="4572000" cy="3918857"/>
                     </a:xfrm>
                     <a:prstGeom prst="rect"/>
                   </pic:spPr>
@@ -8133,7 +8141,7 @@
         <w:rPr>
           <w:sz w:val="22"/>
         </w:rPr>
-        <w:t>A comparação estruturada de cinco abordagens em três famílias algorítmicas (baseline naive, baseline de regra de negócio, Logistic Regression L1, Random Forest e LightGBM) demonstra um ganho de F1 de +343% sobre a heurística operacional tradicional, justificando empiricamente o investimento em modelagem preditiva. A análise de custo (FN=R$50K, FP=R$800) revela que o threshold custo-ótimo (0,51) economiza R$285 milhões no mês de teste em relação ao threshold puramente otimizado por F1, capturando 91% mais Verdadeiros Positivos — em problemas operacionais críticos, este é o regime de operação correto.</w:t>
+        <w:t>A comparação estruturada de cinco abordagens em três famílias algorítmicas (baseline naive, baseline de regra de negócio, Logistic Regression L1, Random Forest e LightGBM) demonstra um ganho de F1 de +340% sobre a heurística operacional tradicional, justificando empiricamente o investimento em modelagem preditiva. A análise de custo (FN=R$50K, FP=R$800), medida por episódio de Don't Go (1 episódio = 1 parada física), revela que o threshold custo-ótimo economiza ~R$6 milhões no mês de teste em relação ao threshold otimizado por F1, capturando ~99% das paradas reais — em problemas operacionais críticos, este é o regime de operação correto.</w:t>
       </w:r>
     </w:p>
     <w:p>

--- a/outputs/reports/Relatorio_Final_DontGo_Predictor.docx
+++ b/outputs/reports/Relatorio_Final_DontGo_Predictor.docx
@@ -389,7 +389,7 @@
         <w:rPr>
           <w:sz w:val="22"/>
         </w:rPr>
-        <w:t>Resumo. Este trabalho apresenta uma solução de análise preditiva para eventos Don't Go em equipamentos de mineração pesada da Vale. Foram processados 37,2 milhões de eventos de telemetria (Janeiro–Junho 2025) de 35 equipamentos por meio de um pipeline de dados em camadas (Bronze → Silver → Gold). Cinco abordagens foram comparadas em três famílias algorítmicas (baseline naive, regra de negócio, Logistic Regression L1, Random Forest e LightGBM); o modelo LightGBM treinado com 53 features — frequências de alarmes em janelas rolantes, fingerprint dos top-30 alarmes e contexto operacional (sem a flag do evento atual Is_Dont_Go, removida por ser vazamento concorrente) — alcançou F1-Score de 0,67 e ROC-AUC de 0,99 na predição de Don't Go com 60 minutos de antecedência (validação temporal estrita: treino Jan–Abr, validação Mai, teste Jun). O ganho de F1 sobre a heurística operacional tradicional é de +340%. O threshold de decisão é fixado na validação (Mai) e aplicado intacto ao teste (Jun), nunca selecionado no próprio teste. A análise multi-horizonte demonstra previsão robusta em até 240 minutos (ROC-AUC&gt;0,96 em 4h), cumprindo a promessa operacional do PRD. A análise de custo operacional (FN=R$50K, FP=R$800, razão 62,5×), medida por EPISÓDIO de Don't Go (1 episódio = 1 parada física, não por linha de telemetria), revela que o threshold custo-ótimo economiza ~R$6 milhões no mês de teste em relação ao threshold otimizado por F1, capturando ~99% das paradas reais. A aplicação de calibração isotônica pós-treino reduziu o Brier Score em 89% (de 0,020 para 0,002) sem perda relevante de ROC-AUC, habilitando o uso de probabilidades absolutas em precificação operacional. O equipamento CA65926 (793-D 4S) é outlier extremo com cronologia reveladora: começou em Jan/2025 ABAIXO da média da sua frota (0,22% vs 0,59%) e em Jun/2025 atingiu 205× essa média (21,58% vs 0,11%) — degradação estrutural recente, não problema crônico. Limitação documentada com refinamento empírico: o modelo falha em escavadeiras LeTourneau L 1850 (Recall=0,14); experimento controlado com modelo dedicado piorou métricas devido a distribution shift severo (variação de 600× na taxa DG entre meses), direcionando trabalho futuro para feature engineering específica + detecção de drift. Entregáveis: dashboard Streamlit interativo, 9 visualizações HTML, 11 notebooks Jupyter reproduzíveis, modelo calibrado, pipeline executável via uv sync.</w:t>
+        <w:t>Resumo. Este trabalho apresenta uma solução de análise preditiva para eventos Don't Go em equipamentos de mineração pesada da Vale. Foram processados 37,2 milhões de eventos de telemetria (Janeiro–Junho 2025) de 35 equipamentos por meio de um pipeline de dados em camadas (Bronze → Silver → Gold). Cinco abordagens foram comparadas em três famílias algorítmicas (baseline naive, regra de negócio, Logistic Regression L1, Random Forest e LightGBM); o modelo LightGBM treinado com 53 features — frequências de alarmes em janelas rolantes, fingerprint dos top-30 alarmes e contexto operacional (sem a flag do evento atual Is_Dont_Go, removida por ser vazamento concorrente) — alcançou F1-Score de 0,67 e ROC-AUC de 0,99 na predição de Don't Go com 60 minutos de antecedência (validação temporal estrita: treino Jan–Abr, validação Mai, teste Jun). O ganho de F1 sobre a heurística operacional tradicional é de +341%. O threshold de decisão é fixado na validação(Mai) e aplicado intacto ao teste (Jun), nunca selecionado no próprio teste. A análise multi-horizonte demonstra previsão robusta em até 240 minutos (ROC-AUC≈0,95 em 4h), cumprindo a promessa operacional do PRD. A análise de custo operacional (FN=R$50K, FP=R$800, razão 62,5×), medida por EPISÓDIO de Don't Go (1 episódio = 1 parada física, não por linha de telemetria), revela que o threshold custo-ótimo economiza ~R$26 milhões no mês de teste em relação ao threshold otimizado por F1, capturando ~99,9% das paradas reais. A aplicação de calibração isotônica pós-treino reduziu o Brier Score em 89% (de 0,020 para 0,002) sem perda relevante de ROC-AUC, habilitando o uso de probabilidades absolutas em precificação operacional. O equipamento CA65926 (793-D 4S) é outlier extremo com cronologia reveladora: começou em Jan/2025 ABAIXO da média da sua frota (0,22% vs 0,59%) e em Jun/2025 atingiu 205× essa média (21,58% vs 0,11%) — degradação estrutural recente, não problema crônico. Limitação documentada com refinamento empírico: o modelo falha em escavadeiras LeTourneau L 1850 (Recall=0,14); experimento controlado com modelo dedicado piorou métricas devido a distribution shift severo (variação de 600× na taxa DG entre meses), direcionando trabalho futuro para feature engineering específica + detecção de drift. Entregáveis: dashboard Streamlit interativo, 9 visualizações HTML, 11 notebooks Jupyter reproduzíveis, modelo calibrado, pipeline executável via uv sync.</w:t>
       </w:r>
     </w:p>
     <w:p>
@@ -548,7 +548,7 @@
           </w:tcPr>
           <w:p>
             <w:r>
-              <w:t>0,673</w:t>
+              <w:t>0,674</w:t>
             </w:r>
           </w:p>
         </w:tc>
@@ -558,7 +558,7 @@
           </w:tcPr>
           <w:p>
             <w:r>
-              <w:t>+340% de F1 sobre a heurística operacional (regra F1=0,153); sem vazamento Is_Dont_Go (53 features)</w:t>
+              <w:t>+341% de F1 sobre a heurística operacional (regra F1=0,153); sem vazamento Is_Dont_Go (53 features)</w:t>
             </w:r>
           </w:p>
         </w:tc>
@@ -580,7 +580,7 @@
           </w:tcPr>
           <w:p>
             <w:r>
-              <w:t>0,990</w:t>
+              <w:t>0,992</w:t>
             </w:r>
           </w:p>
         </w:tc>
@@ -622,7 +622,7 @@
           </w:tcPr>
           <w:p>
             <w:r>
-              <w:t>ROC-AUC &gt; 0,96 mantido em todos os horizontes</w:t>
+              <w:t>ROC-AUC &gt; 0,94 mantido em todos os horizontes</w:t>
             </w:r>
           </w:p>
         </w:tc>
@@ -644,7 +644,7 @@
           </w:tcPr>
           <w:p>
             <w:r>
-              <w:t>~R$ 6 milhões</w:t>
+              <w:t>~R$ 26 milhões</w:t>
             </w:r>
           </w:p>
         </w:tc>
@@ -1574,7 +1574,7 @@
         <w:rPr>
           <w:sz w:val="22"/>
         </w:rPr>
-        <w:t>O modelo foi avaliado sobre 7.854.243 eventos de Junho/2025, dos quais 35.203 (0,45%) são amostras pré-Don't Go (60 minutos de antecedência). O limiar de decisão ótimo, determinado pela maximização do F1-Score na curva Precision-Recall com o conjunto de Maio/2025, é de 0.3297.</w:t>
+        <w:t>O modelo foi avaliado sobre 7.854.243 eventos de Junho/2025, dos quais 35.203 (0,45%) são amostras pré-Don't Go (60 minutos de antecedência). O limiar de decisão ótimo, determinado pela maximização do F1-Score na curva Precision-Recall com o conjunto de Maio/2025, é de 0.9914.</w:t>
       </w:r>
     </w:p>
     <w:tbl>
@@ -1646,7 +1646,7 @@
           </w:tcPr>
           <w:p>
             <w:r>
-              <w:t>0.9905</w:t>
+              <w:t>0.9924</w:t>
             </w:r>
           </w:p>
         </w:tc>
@@ -1678,7 +1678,7 @@
           </w:tcPr>
           <w:p>
             <w:r>
-              <w:t>0.6030</w:t>
+              <w:t>0.7018</w:t>
             </w:r>
           </w:p>
         </w:tc>
@@ -1710,7 +1710,7 @@
           </w:tcPr>
           <w:p>
             <w:r>
-              <w:t>0.6732</w:t>
+              <w:t>0.6741</w:t>
             </w:r>
           </w:p>
         </w:tc>
@@ -1742,7 +1742,7 @@
           </w:tcPr>
           <w:p>
             <w:r>
-              <w:t>0.6899</w:t>
+              <w:t>0.7121</w:t>
             </w:r>
           </w:p>
         </w:tc>
@@ -1752,7 +1752,7 @@
           </w:tcPr>
           <w:p>
             <w:r>
-              <w:t>69% dos alertas emitidos correspondem a DG real</w:t>
+              <w:t>71% dos alertas emitidos correspondem a DG real</w:t>
             </w:r>
           </w:p>
         </w:tc>
@@ -1774,7 +1774,7 @@
           </w:tcPr>
           <w:p>
             <w:r>
-              <w:t>0.6573</w:t>
+              <w:t>0.6400</w:t>
             </w:r>
           </w:p>
         </w:tc>
@@ -1784,7 +1784,7 @@
           </w:tcPr>
           <w:p>
             <w:r>
-              <w:t>66% dos eventos pré-DG são capturados com ≥1h de antecedência</w:t>
+              <w:t>64% dos eventos pré-DG são capturados com ≥1h de antecedência</w:t>
             </w:r>
           </w:p>
         </w:tc>
@@ -1806,7 +1806,7 @@
           </w:tcPr>
           <w:p>
             <w:r>
-              <w:t>0.3297</w:t>
+              <w:t>0.9914</w:t>
             </w:r>
           </w:p>
         </w:tc>
@@ -2154,47 +2154,47 @@
           </w:tcPr>
           <w:p>
             <w:r>
-              <w:t>0.1487</w:t>
-            </w:r>
-          </w:p>
-        </w:tc>
-        <w:tc>
-          <w:tcPr>
-            <w:tcW w:type="dxa" w:w="1417"/>
-          </w:tcPr>
-          <w:p>
-            <w:r>
-              <w:t>0.0854</w:t>
-            </w:r>
-          </w:p>
-        </w:tc>
-        <w:tc>
-          <w:tcPr>
-            <w:tcW w:type="dxa" w:w="1417"/>
-          </w:tcPr>
-          <w:p>
-            <w:r>
-              <w:t>0.5751</w:t>
-            </w:r>
-          </w:p>
-        </w:tc>
-        <w:tc>
-          <w:tcPr>
-            <w:tcW w:type="dxa" w:w="1417"/>
-          </w:tcPr>
-          <w:p>
-            <w:r>
-              <w:t>0.9670</w:t>
-            </w:r>
-          </w:p>
-        </w:tc>
-        <w:tc>
-          <w:tcPr>
-            <w:tcW w:type="dxa" w:w="1417"/>
-          </w:tcPr>
-          <w:p>
-            <w:r>
-              <w:t>0.0753</w:t>
+              <w:t>0.1485</w:t>
+            </w:r>
+          </w:p>
+        </w:tc>
+        <w:tc>
+          <w:tcPr>
+            <w:tcW w:type="dxa" w:w="1417"/>
+          </w:tcPr>
+          <w:p>
+            <w:r>
+              <w:t>0.0853</w:t>
+            </w:r>
+          </w:p>
+        </w:tc>
+        <w:tc>
+          <w:tcPr>
+            <w:tcW w:type="dxa" w:w="1417"/>
+          </w:tcPr>
+          <w:p>
+            <w:r>
+              <w:t>0.5714</w:t>
+            </w:r>
+          </w:p>
+        </w:tc>
+        <w:tc>
+          <w:tcPr>
+            <w:tcW w:type="dxa" w:w="1417"/>
+          </w:tcPr>
+          <w:p>
+            <w:r>
+              <w:t>0.9669</w:t>
+            </w:r>
+          </w:p>
+        </w:tc>
+        <w:tc>
+          <w:tcPr>
+            <w:tcW w:type="dxa" w:w="1417"/>
+          </w:tcPr>
+          <w:p>
+            <w:r>
+              <w:t>0.0747</w:t>
             </w:r>
           </w:p>
         </w:tc>
@@ -2216,47 +2216,47 @@
           </w:tcPr>
           <w:p>
             <w:r>
-              <w:t>0.6761</w:t>
-            </w:r>
-          </w:p>
-        </w:tc>
-        <w:tc>
-          <w:tcPr>
-            <w:tcW w:type="dxa" w:w="1417"/>
-          </w:tcPr>
-          <w:p>
-            <w:r>
-              <w:t>0.7229</w:t>
-            </w:r>
-          </w:p>
-        </w:tc>
-        <w:tc>
-          <w:tcPr>
-            <w:tcW w:type="dxa" w:w="1417"/>
-          </w:tcPr>
-          <w:p>
-            <w:r>
-              <w:t>0.6350</w:t>
-            </w:r>
-          </w:p>
-        </w:tc>
-        <w:tc>
-          <w:tcPr>
-            <w:tcW w:type="dxa" w:w="1417"/>
-          </w:tcPr>
-          <w:p>
-            <w:r>
-              <w:t>0.9938</w:t>
-            </w:r>
-          </w:p>
-        </w:tc>
-        <w:tc>
-          <w:tcPr>
-            <w:tcW w:type="dxa" w:w="1417"/>
-          </w:tcPr>
-          <w:p>
-            <w:r>
-              <w:t>0.7139</w:t>
+              <w:t>0.6741</w:t>
+            </w:r>
+          </w:p>
+        </w:tc>
+        <w:tc>
+          <w:tcPr>
+            <w:tcW w:type="dxa" w:w="1417"/>
+          </w:tcPr>
+          <w:p>
+            <w:r>
+              <w:t>0.7063</w:t>
+            </w:r>
+          </w:p>
+        </w:tc>
+        <w:tc>
+          <w:tcPr>
+            <w:tcW w:type="dxa" w:w="1417"/>
+          </w:tcPr>
+          <w:p>
+            <w:r>
+              <w:t>0.6447</w:t>
+            </w:r>
+          </w:p>
+        </w:tc>
+        <w:tc>
+          <w:tcPr>
+            <w:tcW w:type="dxa" w:w="1417"/>
+          </w:tcPr>
+          <w:p>
+            <w:r>
+              <w:t>0.9940</w:t>
+            </w:r>
+          </w:p>
+        </w:tc>
+        <w:tc>
+          <w:tcPr>
+            <w:tcW w:type="dxa" w:w="1417"/>
+          </w:tcPr>
+          <w:p>
+            <w:r>
+              <w:t>0.7170</w:t>
             </w:r>
           </w:p>
         </w:tc>
@@ -2278,47 +2278,47 @@
           </w:tcPr>
           <w:p>
             <w:r>
-              <w:t>0.6728</w:t>
-            </w:r>
-          </w:p>
-        </w:tc>
-        <w:tc>
-          <w:tcPr>
-            <w:tcW w:type="dxa" w:w="1417"/>
-          </w:tcPr>
-          <w:p>
-            <w:r>
-              <w:t>0.7005</w:t>
-            </w:r>
-          </w:p>
-        </w:tc>
-        <w:tc>
-          <w:tcPr>
-            <w:tcW w:type="dxa" w:w="1417"/>
-          </w:tcPr>
-          <w:p>
-            <w:r>
-              <w:t>0.6472</w:t>
-            </w:r>
-          </w:p>
-        </w:tc>
-        <w:tc>
-          <w:tcPr>
-            <w:tcW w:type="dxa" w:w="1417"/>
-          </w:tcPr>
-          <w:p>
-            <w:r>
-              <w:t>0.9923</w:t>
-            </w:r>
-          </w:p>
-        </w:tc>
-        <w:tc>
-          <w:tcPr>
-            <w:tcW w:type="dxa" w:w="1417"/>
-          </w:tcPr>
-          <w:p>
-            <w:r>
-              <w:t>0.6739</w:t>
+              <w:t>0.6741</w:t>
+            </w:r>
+          </w:p>
+        </w:tc>
+        <w:tc>
+          <w:tcPr>
+            <w:tcW w:type="dxa" w:w="1417"/>
+          </w:tcPr>
+          <w:p>
+            <w:r>
+              <w:t>0.7121</w:t>
+            </w:r>
+          </w:p>
+        </w:tc>
+        <w:tc>
+          <w:tcPr>
+            <w:tcW w:type="dxa" w:w="1417"/>
+          </w:tcPr>
+          <w:p>
+            <w:r>
+              <w:t>0.6400</w:t>
+            </w:r>
+          </w:p>
+        </w:tc>
+        <w:tc>
+          <w:tcPr>
+            <w:tcW w:type="dxa" w:w="1417"/>
+          </w:tcPr>
+          <w:p>
+            <w:r>
+              <w:t>0.9924</w:t>
+            </w:r>
+          </w:p>
+        </w:tc>
+        <w:tc>
+          <w:tcPr>
+            <w:tcW w:type="dxa" w:w="1417"/>
+          </w:tcPr>
+          <w:p>
+            <w:r>
+              <w:t>0.7018</w:t>
             </w:r>
           </w:p>
         </w:tc>
@@ -2329,7 +2329,7 @@
         <w:rPr>
           <w:sz w:val="22"/>
         </w:rPr>
-        <w:t>Nota metodológica: esta tabela é o benchmark formal de cinco modelos (Sprint 1), no qual cada modelo é pontuado no mesmo harness unificado sobre a matriz Gold para uma comparação justa. A métrica canônica do modelo de produção — sem a flag de vazamento Is_Dont_Go e com o threshold de decisão fixado na validação (Mai) e aplicado intacto ao teste (Jun) — é F1=0,673, ROC-AUC=0,990, PR-AUC=0,603 (ver model_metrics.json). As pequenas diferenças de casas decimais entre o harness de comparação e o pipeline canônico não alteram o ranking dos modelos nem nenhuma conclusão.</w:t>
+        <w:t>Nota metodológica: esta tabela é o benchmark formal de cinco modelos (Sprint 1), no qual cada modelo é pontuado no mesmo harness unificado sobre a matriz Gold, com o threshold de cada modelo fixado na validação (Mai) e aplicado ao teste (Jun). O modelo de produção é treinado sem a flag de vazamento Is_Dont_Go (53 features); o harness reproduz exatamente sua métrica canônica (F1=0,674, ROC-AUC=0,992, PR-AUC=0,702 — ver model_metrics.json). LightGBM e Random Forest empatam em F1 (0,674); o LightGBM é mantido como modelo principal pela explicabilidade SHAP, inferência rápida e suporte nativo ao fingerprint esparso de alarmes.</w:t>
       </w:r>
     </w:p>
     <w:p>
@@ -2348,7 +2348,7 @@
         <w:rPr>
           <w:sz w:val="22"/>
         </w:rPr>
-        <w:t>Ganho de F1 do ML sobre a heurística operacional: +340% (0,673 vs 0,153). Em termos absolutos, o modelo reduz falsos alarmes em aproximadamente 7× mantendo recall superior, justificando empiricamente o investimento em modelagem preditiva.</w:t>
+        <w:t>Ganho de F1 do ML sobre a heurística operacional: +341% (0,674 vs 0,153). Em termos absolutos, o modelo reduz falsos alarmes em aproximadamente 7× mantendo recall superior, justificando empiricamente o investimento em modelagem preditiva.</w:t>
       </w:r>
     </w:p>
     <w:p>
@@ -2614,47 +2614,47 @@
           </w:tcPr>
           <w:p>
             <w:r>
-              <w:t>0,6876</w:t>
-            </w:r>
-          </w:p>
-        </w:tc>
-        <w:tc>
-          <w:tcPr>
-            <w:tcW w:type="dxa" w:w="1417"/>
-          </w:tcPr>
-          <w:p>
-            <w:r>
-              <w:t>0,7556</w:t>
-            </w:r>
-          </w:p>
-        </w:tc>
-        <w:tc>
-          <w:tcPr>
-            <w:tcW w:type="dxa" w:w="1417"/>
-          </w:tcPr>
-          <w:p>
-            <w:r>
-              <w:t>0,6309</w:t>
-            </w:r>
-          </w:p>
-        </w:tc>
-        <w:tc>
-          <w:tcPr>
-            <w:tcW w:type="dxa" w:w="1417"/>
-          </w:tcPr>
-          <w:p>
-            <w:r>
-              <w:t>0,9923</w:t>
-            </w:r>
-          </w:p>
-        </w:tc>
-        <w:tc>
-          <w:tcPr>
-            <w:tcW w:type="dxa" w:w="1417"/>
-          </w:tcPr>
-          <w:p>
-            <w:r>
-              <w:t>0,6739</w:t>
+              <w:t>0,6741</w:t>
+            </w:r>
+          </w:p>
+        </w:tc>
+        <w:tc>
+          <w:tcPr>
+            <w:tcW w:type="dxa" w:w="1417"/>
+          </w:tcPr>
+          <w:p>
+            <w:r>
+              <w:t>0,7121</w:t>
+            </w:r>
+          </w:p>
+        </w:tc>
+        <w:tc>
+          <w:tcPr>
+            <w:tcW w:type="dxa" w:w="1417"/>
+          </w:tcPr>
+          <w:p>
+            <w:r>
+              <w:t>0,6400</w:t>
+            </w:r>
+          </w:p>
+        </w:tc>
+        <w:tc>
+          <w:tcPr>
+            <w:tcW w:type="dxa" w:w="1417"/>
+          </w:tcPr>
+          <w:p>
+            <w:r>
+              <w:t>0,9924</w:t>
+            </w:r>
+          </w:p>
+        </w:tc>
+        <w:tc>
+          <w:tcPr>
+            <w:tcW w:type="dxa" w:w="1417"/>
+          </w:tcPr>
+          <w:p>
+            <w:r>
+              <w:t>0,7018</w:t>
             </w:r>
           </w:p>
         </w:tc>
@@ -2676,47 +2676,47 @@
           </w:tcPr>
           <w:p>
             <w:r>
-              <w:t>0,6769</w:t>
-            </w:r>
-          </w:p>
-        </w:tc>
-        <w:tc>
-          <w:tcPr>
-            <w:tcW w:type="dxa" w:w="1417"/>
-          </w:tcPr>
-          <w:p>
-            <w:r>
-              <w:t>0,7323</w:t>
-            </w:r>
-          </w:p>
-        </w:tc>
-        <w:tc>
-          <w:tcPr>
-            <w:tcW w:type="dxa" w:w="1417"/>
-          </w:tcPr>
-          <w:p>
-            <w:r>
-              <w:t>0,6292</w:t>
-            </w:r>
-          </w:p>
-        </w:tc>
-        <w:tc>
-          <w:tcPr>
-            <w:tcW w:type="dxa" w:w="1417"/>
-          </w:tcPr>
-          <w:p>
-            <w:r>
-              <w:t>0,9938</w:t>
-            </w:r>
-          </w:p>
-        </w:tc>
-        <w:tc>
-          <w:tcPr>
-            <w:tcW w:type="dxa" w:w="1417"/>
-          </w:tcPr>
-          <w:p>
-            <w:r>
-              <w:t>0,7139</w:t>
+              <w:t>0,6737</w:t>
+            </w:r>
+          </w:p>
+        </w:tc>
+        <w:tc>
+          <w:tcPr>
+            <w:tcW w:type="dxa" w:w="1417"/>
+          </w:tcPr>
+          <w:p>
+            <w:r>
+              <w:t>0,7016</w:t>
+            </w:r>
+          </w:p>
+        </w:tc>
+        <w:tc>
+          <w:tcPr>
+            <w:tcW w:type="dxa" w:w="1417"/>
+          </w:tcPr>
+          <w:p>
+            <w:r>
+              <w:t>0,6480</w:t>
+            </w:r>
+          </w:p>
+        </w:tc>
+        <w:tc>
+          <w:tcPr>
+            <w:tcW w:type="dxa" w:w="1417"/>
+          </w:tcPr>
+          <w:p>
+            <w:r>
+              <w:t>0,9940</w:t>
+            </w:r>
+          </w:p>
+        </w:tc>
+        <w:tc>
+          <w:tcPr>
+            <w:tcW w:type="dxa" w:w="1417"/>
+          </w:tcPr>
+          <w:p>
+            <w:r>
+              <w:t>0,7170</w:t>
             </w:r>
           </w:p>
         </w:tc>
@@ -2738,47 +2738,47 @@
           </w:tcPr>
           <w:p>
             <w:r>
-              <w:t>0,6768</w:t>
-            </w:r>
-          </w:p>
-        </w:tc>
-        <w:tc>
-          <w:tcPr>
-            <w:tcW w:type="dxa" w:w="1417"/>
-          </w:tcPr>
-          <w:p>
-            <w:r>
-              <w:t>0,7417</w:t>
-            </w:r>
-          </w:p>
-        </w:tc>
-        <w:tc>
-          <w:tcPr>
-            <w:tcW w:type="dxa" w:w="1417"/>
-          </w:tcPr>
-          <w:p>
-            <w:r>
-              <w:t>0,6224</w:t>
-            </w:r>
-          </w:p>
-        </w:tc>
-        <w:tc>
-          <w:tcPr>
-            <w:tcW w:type="dxa" w:w="1417"/>
-          </w:tcPr>
-          <w:p>
-            <w:r>
-              <w:t>0,9935</w:t>
-            </w:r>
-          </w:p>
-        </w:tc>
-        <w:tc>
-          <w:tcPr>
-            <w:tcW w:type="dxa" w:w="1417"/>
-          </w:tcPr>
-          <w:p>
-            <w:r>
-              <w:t>0,7124</w:t>
+              <w:t>0,6738</w:t>
+            </w:r>
+          </w:p>
+        </w:tc>
+        <w:tc>
+          <w:tcPr>
+            <w:tcW w:type="dxa" w:w="1417"/>
+          </w:tcPr>
+          <w:p>
+            <w:r>
+              <w:t>0,7025</w:t>
+            </w:r>
+          </w:p>
+        </w:tc>
+        <w:tc>
+          <w:tcPr>
+            <w:tcW w:type="dxa" w:w="1417"/>
+          </w:tcPr>
+          <w:p>
+            <w:r>
+              <w:t>0,6473</w:t>
+            </w:r>
+          </w:p>
+        </w:tc>
+        <w:tc>
+          <w:tcPr>
+            <w:tcW w:type="dxa" w:w="1417"/>
+          </w:tcPr>
+          <w:p>
+            <w:r>
+              <w:t>0,9934</w:t>
+            </w:r>
+          </w:p>
+        </w:tc>
+        <w:tc>
+          <w:tcPr>
+            <w:tcW w:type="dxa" w:w="1417"/>
+          </w:tcPr>
+          <w:p>
+            <w:r>
+              <w:t>0,7155</w:t>
             </w:r>
           </w:p>
         </w:tc>
@@ -2800,47 +2800,47 @@
           </w:tcPr>
           <w:p>
             <w:r>
-              <w:t>0,6769</w:t>
-            </w:r>
-          </w:p>
-        </w:tc>
-        <w:tc>
-          <w:tcPr>
-            <w:tcW w:type="dxa" w:w="1417"/>
-          </w:tcPr>
-          <w:p>
-            <w:r>
-              <w:t>0,7323</w:t>
-            </w:r>
-          </w:p>
-        </w:tc>
-        <w:tc>
-          <w:tcPr>
-            <w:tcW w:type="dxa" w:w="1417"/>
-          </w:tcPr>
-          <w:p>
-            <w:r>
-              <w:t>0,6292</w:t>
-            </w:r>
-          </w:p>
-        </w:tc>
-        <w:tc>
-          <w:tcPr>
-            <w:tcW w:type="dxa" w:w="1417"/>
-          </w:tcPr>
-          <w:p>
-            <w:r>
-              <w:t>0,9938</w:t>
-            </w:r>
-          </w:p>
-        </w:tc>
-        <w:tc>
-          <w:tcPr>
-            <w:tcW w:type="dxa" w:w="1417"/>
-          </w:tcPr>
-          <w:p>
-            <w:r>
-              <w:t>0,7139</w:t>
+              <w:t>0,6737</w:t>
+            </w:r>
+          </w:p>
+        </w:tc>
+        <w:tc>
+          <w:tcPr>
+            <w:tcW w:type="dxa" w:w="1417"/>
+          </w:tcPr>
+          <w:p>
+            <w:r>
+              <w:t>0,7016</w:t>
+            </w:r>
+          </w:p>
+        </w:tc>
+        <w:tc>
+          <w:tcPr>
+            <w:tcW w:type="dxa" w:w="1417"/>
+          </w:tcPr>
+          <w:p>
+            <w:r>
+              <w:t>0,6480</w:t>
+            </w:r>
+          </w:p>
+        </w:tc>
+        <w:tc>
+          <w:tcPr>
+            <w:tcW w:type="dxa" w:w="1417"/>
+          </w:tcPr>
+          <w:p>
+            <w:r>
+              <w:t>0,9940</w:t>
+            </w:r>
+          </w:p>
+        </w:tc>
+        <w:tc>
+          <w:tcPr>
+            <w:tcW w:type="dxa" w:w="1417"/>
+          </w:tcPr>
+          <w:p>
+            <w:r>
+              <w:t>0,7170</w:t>
             </w:r>
           </w:p>
         </w:tc>
@@ -2862,47 +2862,47 @@
           </w:tcPr>
           <w:p>
             <w:r>
-              <w:t>0,6769</w:t>
-            </w:r>
-          </w:p>
-        </w:tc>
-        <w:tc>
-          <w:tcPr>
-            <w:tcW w:type="dxa" w:w="1417"/>
-          </w:tcPr>
-          <w:p>
-            <w:r>
-              <w:t>0,7420</w:t>
-            </w:r>
-          </w:p>
-        </w:tc>
-        <w:tc>
-          <w:tcPr>
-            <w:tcW w:type="dxa" w:w="1417"/>
-          </w:tcPr>
-          <w:p>
-            <w:r>
-              <w:t>0,6222</w:t>
-            </w:r>
-          </w:p>
-        </w:tc>
-        <w:tc>
-          <w:tcPr>
-            <w:tcW w:type="dxa" w:w="1417"/>
-          </w:tcPr>
-          <w:p>
-            <w:r>
-              <w:t>0,9936</w:t>
-            </w:r>
-          </w:p>
-        </w:tc>
-        <w:tc>
-          <w:tcPr>
-            <w:tcW w:type="dxa" w:w="1417"/>
-          </w:tcPr>
-          <w:p>
-            <w:r>
-              <w:t>0,7130</w:t>
+              <w:t>0,6737</w:t>
+            </w:r>
+          </w:p>
+        </w:tc>
+        <w:tc>
+          <w:tcPr>
+            <w:tcW w:type="dxa" w:w="1417"/>
+          </w:tcPr>
+          <w:p>
+            <w:r>
+              <w:t>0,7014</w:t>
+            </w:r>
+          </w:p>
+        </w:tc>
+        <w:tc>
+          <w:tcPr>
+            <w:tcW w:type="dxa" w:w="1417"/>
+          </w:tcPr>
+          <w:p>
+            <w:r>
+              <w:t>0,6482</w:t>
+            </w:r>
+          </w:p>
+        </w:tc>
+        <w:tc>
+          <w:tcPr>
+            <w:tcW w:type="dxa" w:w="1417"/>
+          </w:tcPr>
+          <w:p>
+            <w:r>
+              <w:t>0,9940</w:t>
+            </w:r>
+          </w:p>
+        </w:tc>
+        <w:tc>
+          <w:tcPr>
+            <w:tcW w:type="dxa" w:w="1417"/>
+          </w:tcPr>
+          <w:p>
+            <w:r>
+              <w:t>0,7169</w:t>
             </w:r>
           </w:p>
         </w:tc>
@@ -2952,7 +2952,7 @@
         <w:rPr>
           <w:sz w:val="22"/>
         </w:rPr>
-        <w:t>O melhor ensemble (Stacking) NÃO superou o melhor modelo-base (LightGBM) de forma relevante (Δ F1 = -0,0107, -1,6%). Este é um resultado negativo informativo: confirma empiricamente a hipótese da memória do projeto de que o teto de desempenho é imposto pelo CONJUNTO DE FEATURES, não pela família do algoritmo. RF e LightGBM, apesar de mecanismos distintos (bagging vs. boosting), convergem para a mesma fronteira de decisão porque ambos exaurem a informação disponível nas 54 features. Ganho real exigiria novas fontes de dados (sequência bruta de alarmes, dados de operador), não mais modelagem sobre o mesmo espaço de features.</w:t>
+        <w:t>O melhor ensemble (Soft-voting) NÃO superou o melhor modelo-base (LightGBM) de forma relevante (Δ F1 = -0,0003, -0,0%). Este é um resultado negativo informativo: confirma empiricamente a hipótese da memória do projeto de que o teto de desempenho é imposto pelo CONJUNTO DE FEATURES, não pela família do algoritmo. RF e LightGBM, apesar de mecanismos distintos (bagging vs. boosting), convergem para a mesma fronteira de decisão porque ambos exaurem a informação disponível nas 54 features. Ganho real exigiria novas fontes de dados (sequência bruta de alarmes, dados de operador), não mais modelagem sobre o mesmo espaço de features.</w:t>
       </w:r>
     </w:p>
     <w:p>
@@ -3226,7 +3226,7 @@
           </w:tcPr>
           <w:p>
             <w:r>
-              <w:t>0.320</w:t>
+              <w:t>0.990</w:t>
             </w:r>
           </w:p>
         </w:tc>
@@ -3236,7 +3236,7 @@
           </w:tcPr>
           <w:p>
             <w:r>
-              <w:t>29,463</w:t>
+              <w:t>22,872</w:t>
             </w:r>
           </w:p>
         </w:tc>
@@ -3246,7 +3246,7 @@
           </w:tcPr>
           <w:p>
             <w:r>
-              <w:t>107,762</w:t>
+              <w:t>10,331</w:t>
             </w:r>
           </w:p>
         </w:tc>
@@ -3256,7 +3256,7 @@
           </w:tcPr>
           <w:p>
             <w:r>
-              <w:t>5,740</w:t>
+              <w:t>12,331</w:t>
             </w:r>
           </w:p>
         </w:tc>
@@ -3266,7 +3266,7 @@
           </w:tcPr>
           <w:p>
             <w:r>
-              <w:t>0.3417</w:t>
+              <w:t>0.6687</w:t>
             </w:r>
           </w:p>
         </w:tc>
@@ -3276,7 +3276,7 @@
           </w:tcPr>
           <w:p>
             <w:r>
-              <w:t>373.2</w:t>
+              <w:t>624.8</w:t>
             </w:r>
           </w:p>
         </w:tc>
@@ -3298,7 +3298,7 @@
           </w:tcPr>
           <w:p>
             <w:r>
-              <w:t>0.250</w:t>
+              <w:t>0.070</w:t>
             </w:r>
           </w:p>
         </w:tc>
@@ -3308,7 +3308,7 @@
           </w:tcPr>
           <w:p>
             <w:r>
-              <w:t>32,454</w:t>
+              <w:t>34,745</w:t>
             </w:r>
           </w:p>
         </w:tc>
@@ -3318,7 +3318,7 @@
           </w:tcPr>
           <w:p>
             <w:r>
-              <w:t>253,865</w:t>
+              <w:t>458,668</w:t>
             </w:r>
           </w:p>
         </w:tc>
@@ -3328,7 +3328,7 @@
           </w:tcPr>
           <w:p>
             <w:r>
-              <w:t>2,749</w:t>
+              <w:t>458</w:t>
             </w:r>
           </w:p>
         </w:tc>
@@ -3338,7 +3338,7 @@
           </w:tcPr>
           <w:p>
             <w:r>
-              <w:t>0.2019</w:t>
+              <w:t>0.1315</w:t>
             </w:r>
           </w:p>
         </w:tc>
@@ -3348,7 +3348,7 @@
           </w:tcPr>
           <w:p>
             <w:r>
-              <w:t>340.5</w:t>
+              <w:t>389.8</w:t>
             </w:r>
           </w:p>
         </w:tc>
@@ -3367,7 +3367,7 @@
         <w:rPr>
           <w:sz w:val="22"/>
         </w:rPr>
-        <w:t>Conclusão financeira (por episódio): no teste há 5,652 episódios de Don't Go. O threshold custo-ótimo (~0.25) captura 5,610 de 5,652 paradas reais (~99%) e economiza aproximadamente R$ 6.0 milhões no mês de teste em relação ao threshold otimizado por F1. Em problemas operacionais críticos, capturar a parada física (recall por episódio) é o regime de operação correto.</w:t>
+        <w:t>Conclusão financeira (por episódio): no teste há 5,652 episódios de Don't Go. O threshold custo-ótimo (~0.07) captura 5,647 de 5,652 paradas reais (~99,9%) e economiza aproximadamente R$ 26.3 milhões no mês de teste em relação ao threshold otimizado por F1. Em problemas operacionais críticos, capturar a parada física (recall por episódio) é o regime de operação correto.</w:t>
       </w:r>
     </w:p>
     <w:p>
@@ -3386,7 +3386,7 @@
         <w:rPr>
           <w:sz w:val="22"/>
         </w:rPr>
-        <w:t>Os 3 FPs de maior convicção do modelo concentram-se no CA65935 (793-D 5S) em uma janela de ~1 minuto: aceleração de alarmes críticos elevada, probabilidade prevista ~0.93, mas o Don't Go não ocorreu. Esses casos não são erros puros — refletem situações de alto risco potencialmente mitigadas por intervenção operacional. Em produção, esses alertas teriam motivado inspeção preventiva, cumprindo o objetivo do sistema.</w:t>
+        <w:t>Os 3 FPs de maior convicção do modelo concentram-se no CA65915 (793-D 4S) em uma janela de ~1 minuto: aceleração de alarmes críticos elevada, probabilidade prevista ~0.999, mas o Don't Go não ocorreu. Esses casos não são erros puros — refletem situações de alto risco potencialmente mitigadas por intervenção operacional. Em produção, esses alertas teriam motivado inspeção preventiva, cumprindo o objetivo do sistema.</w:t>
       </w:r>
     </w:p>
     <w:p>
@@ -3405,7 +3405,7 @@
         <w:rPr>
           <w:sz w:val="22"/>
         </w:rPr>
-        <w:t>Os 3 FNs com menor probabilidade prevista (~0.012) ocorrem todos no PE3797 (LeTourneau L 1850) — escavadeira. As features de alarme registram n_criticos_30m=0 e aceleração=0, mas o Don't Go ocorreu em 30–60 minutos. O modelo não vê sinal porque o padrão de falha de escavadeiras é distinto dos caminhões — o fingerprint atual (top-30 alarmes globais) é dominado por padrões 793-D. Esta limitação é tratada na próxima seção.</w:t>
+        <w:t>Os 3 FNs com menor probabilidade prevista (~0.001) ocorrem todos no PE3795 (LeTourneau L 1850) — escavadeira. As features de alarme registram pouquíssimos alarmes críticos na janela (n_criticos_30m≈1), mas o Don't Go ocorreu em ~55 minutos. O modelo praticamente não atribui risco porque o padrão de falha de escavadeiras é distinto dos caminhões — o fingerprint atual (top-30 alarmes globais) é dominado por padrões 793-D. Esta limitação é tratada na próxima seção.</w:t>
       </w:r>
     </w:p>
     <w:p>
@@ -3582,7 +3582,7 @@
           </w:tcPr>
           <w:p>
             <w:r>
-              <w:t>0.1853</w:t>
+              <w:t>0.1192</w:t>
             </w:r>
           </w:p>
         </w:tc>
@@ -3592,7 +3592,7 @@
           </w:tcPr>
           <w:p>
             <w:r>
-              <w:t>0.9025</w:t>
+              <w:t>0.9886</w:t>
             </w:r>
           </w:p>
         </w:tc>
@@ -3602,7 +3602,7 @@
           </w:tcPr>
           <w:p>
             <w:r>
-              <w:t>0.5749</w:t>
+              <w:t>0.5906</w:t>
             </w:r>
           </w:p>
         </w:tc>
@@ -3654,7 +3654,7 @@
           </w:tcPr>
           <w:p>
             <w:r>
-              <w:t>0.3801</w:t>
+              <w:t>0.2135</w:t>
             </w:r>
           </w:p>
         </w:tc>
@@ -3664,7 +3664,7 @@
           </w:tcPr>
           <w:p>
             <w:r>
-              <w:t>0.9423</w:t>
+              <w:t>0.9917</w:t>
             </w:r>
           </w:p>
         </w:tc>
@@ -3674,7 +3674,7 @@
           </w:tcPr>
           <w:p>
             <w:r>
-              <w:t>0.8655</w:t>
+              <w:t>0.8860</w:t>
             </w:r>
           </w:p>
         </w:tc>
@@ -3726,7 +3726,7 @@
           </w:tcPr>
           <w:p>
             <w:r>
-              <w:t>0.2128</w:t>
+              <w:t>0.1923</w:t>
             </w:r>
           </w:p>
         </w:tc>
@@ -3736,7 +3736,7 @@
           </w:tcPr>
           <w:p>
             <w:r>
-              <w:t>0.8123</w:t>
+              <w:t>1.0000</w:t>
             </w:r>
           </w:p>
         </w:tc>
@@ -3746,7 +3746,7 @@
           </w:tcPr>
           <w:p>
             <w:r>
-              <w:t>0.3608</w:t>
+              <w:t>0.3707</w:t>
             </w:r>
           </w:p>
         </w:tc>
@@ -3798,7 +3798,7 @@
           </w:tcPr>
           <w:p>
             <w:r>
-              <w:t>0.0411</w:t>
+              <w:t>0.0219</w:t>
             </w:r>
           </w:p>
         </w:tc>
@@ -3808,7 +3808,7 @@
           </w:tcPr>
           <w:p>
             <w:r>
-              <w:t>0.7500</w:t>
+              <w:t>1.0000</w:t>
             </w:r>
           </w:p>
         </w:tc>
@@ -3818,7 +3818,7 @@
           </w:tcPr>
           <w:p>
             <w:r>
-              <w:t>0.1342</w:t>
+              <w:t>0.1116</w:t>
             </w:r>
           </w:p>
         </w:tc>
@@ -3870,7 +3870,7 @@
           </w:tcPr>
           <w:p>
             <w:r>
-              <w:t>0.0153</w:t>
+              <w:t>0.0069</w:t>
             </w:r>
           </w:p>
         </w:tc>
@@ -3890,7 +3890,7 @@
           </w:tcPr>
           <w:p>
             <w:r>
-              <w:t>0.0102</w:t>
+              <w:t>0.0216</w:t>
             </w:r>
           </w:p>
         </w:tc>
@@ -5069,7 +5069,7 @@
         <w:rPr>
           <w:sz w:val="22"/>
         </w:rPr>
-        <w:t>O PRD prometeu janela de previsão de 1–4 horas. Para validar essa promessa, avaliamos o mesmo modelo (treinado com target de 60 minutos) contra três alvos do conjunto de teste: ocorrência de Don't Go nos próximos 60, 120 e 240 minutos. Os resultados, com threshold F1-ótimo (0,93):</w:t>
+        <w:t>O PRD prometeu janela de previsão de 1–4 horas. Para validar essa promessa, avaliamos o mesmo modelo (treinado com target de 60 minutos) contra três alvos do conjunto de teste: ocorrência de Don't Go nos próximos 60, 120 e 240 minutos. Os resultados, com threshold F1-ótimo fixado na validação (0,99):</w:t>
       </w:r>
     </w:p>
     <w:tbl>
@@ -5231,7 +5231,7 @@
           </w:tcPr>
           <w:p>
             <w:r>
-              <w:t>0.6728</w:t>
+              <w:t>0.6687</w:t>
             </w:r>
           </w:p>
         </w:tc>
@@ -5241,7 +5241,7 @@
           </w:tcPr>
           <w:p>
             <w:r>
-              <w:t>0.7005</w:t>
+              <w:t>0.6889</w:t>
             </w:r>
           </w:p>
         </w:tc>
@@ -5251,7 +5251,7 @@
           </w:tcPr>
           <w:p>
             <w:r>
-              <w:t>0.6472</w:t>
+              <w:t>0.6497</w:t>
             </w:r>
           </w:p>
         </w:tc>
@@ -5261,7 +5261,7 @@
           </w:tcPr>
           <w:p>
             <w:r>
-              <w:t>0.9923</w:t>
+              <w:t>0.9924</w:t>
             </w:r>
           </w:p>
         </w:tc>
@@ -5271,7 +5271,7 @@
           </w:tcPr>
           <w:p>
             <w:r>
-              <w:t>0.6739</w:t>
+              <w:t>0.7018</w:t>
             </w:r>
           </w:p>
         </w:tc>
@@ -5313,7 +5313,7 @@
           </w:tcPr>
           <w:p>
             <w:r>
-              <w:t>0.6103</w:t>
+              <w:t>0.6153</w:t>
             </w:r>
           </w:p>
         </w:tc>
@@ -5323,7 +5323,7 @@
           </w:tcPr>
           <w:p>
             <w:r>
-              <w:t>0.7442</w:t>
+              <w:t>0.7412</w:t>
             </w:r>
           </w:p>
         </w:tc>
@@ -5333,7 +5333,7 @@
           </w:tcPr>
           <w:p>
             <w:r>
-              <w:t>0.5172</w:t>
+              <w:t>0.5259</w:t>
             </w:r>
           </w:p>
         </w:tc>
@@ -5343,7 +5343,7 @@
           </w:tcPr>
           <w:p>
             <w:r>
-              <w:t>0.9799</w:t>
+              <w:t>0.9831</w:t>
             </w:r>
           </w:p>
         </w:tc>
@@ -5353,7 +5353,7 @@
           </w:tcPr>
           <w:p>
             <w:r>
-              <w:t>0.6136</w:t>
+              <w:t>0.6281</w:t>
             </w:r>
           </w:p>
         </w:tc>
@@ -5395,7 +5395,7 @@
           </w:tcPr>
           <w:p>
             <w:r>
-              <w:t>0.5024</w:t>
+              <w:t>0.5077</w:t>
             </w:r>
           </w:p>
         </w:tc>
@@ -5405,7 +5405,7 @@
           </w:tcPr>
           <w:p>
             <w:r>
-              <w:t>0.7845</w:t>
+              <w:t>0.7816</w:t>
             </w:r>
           </w:p>
         </w:tc>
@@ -5415,7 +5415,7 @@
           </w:tcPr>
           <w:p>
             <w:r>
-              <w:t>0.3695</w:t>
+              <w:t>0.3759</w:t>
             </w:r>
           </w:p>
         </w:tc>
@@ -5425,7 +5425,7 @@
           </w:tcPr>
           <w:p>
             <w:r>
-              <w:t>0.9644</w:t>
+              <w:t>0.9491</w:t>
             </w:r>
           </w:p>
         </w:tc>
@@ -5435,7 +5435,7 @@
           </w:tcPr>
           <w:p>
             <w:r>
-              <w:t>0.5223</w:t>
+              <w:t>0.5328</w:t>
             </w:r>
           </w:p>
         </w:tc>
@@ -5485,7 +5485,7 @@
         <w:rPr>
           <w:sz w:val="22"/>
         </w:rPr>
-        <w:t>Observações principais: (1) ROC-AUC permanece acima de 0.96 em todos os horizontes, demonstrando que o ranking de risco é robusto à janela. (2) A precision sobe com o horizonte (0,70 → 0,78), indicando que alertas com score alto têm probabilidade ainda maior de Don't Go nos próximos 240 minutos. (3) O recall cai (0,65 → 0,37) — janelas longas captam menos positivos, mas com confiabilidade maior.</w:t>
+        <w:t>Observações principais: (1) ROC-AUC permanece acima de 0.95 em todos os horizontes, demonstrando que o ranking de risco é robusto à janela. (2) A precision sobe com o horizonte (0,69 → 0,78), indicando que alertas com score alto têm probabilidade ainda maior de Don't Go nos próximos 240 minutos. (3) O recall cai (0,65 → 0,38) — janelas longas captam menos positivos, mas com confiabilidade maior.</w:t>
       </w:r>
     </w:p>
     <w:p>
@@ -5493,7 +5493,7 @@
         <w:rPr>
           <w:sz w:val="22"/>
         </w:rPr>
-        <w:t>Aplicação operacional: alertas de alta confiança podem ser estratificados por horizonte. Probabilidade ≥0,93 com janela de 60 minutos motiva intervenção urgente; mesma probabilidade com janela de 240 minutos é apropriada para inspeção preventiva agendada.</w:t>
+        <w:t>Aplicação operacional: alertas de alta confiança podem ser estratificados por horizonte. Probabilidade ≥0,99 com janela de 60 minutos motiva intervenção urgente; mesma probabilidade com janela de 240 minutos é apropriada para inspeção preventiva agendada.</w:t>
       </w:r>
     </w:p>
     <w:p>
@@ -5512,7 +5512,7 @@
         <w:rPr>
           <w:sz w:val="22"/>
         </w:rPr>
-        <w:t>Brier Score = 0.0203 (perfeitamente calibrado = 0). O modelo produz probabilidades regulares — adequadas para ranking de risco, mas não calibradas em termos absolutos devido ao uso de scale_pos_weight=40 para tratar desbalanceamento. Trabalho futuro: aplicar calibração isotônica para uso em precificação de manutenção e seguros.</w:t>
+        <w:t>Brier Score = 0.0321 (perfeitamente calibrado = 0). O modelo produz probabilidades regulares — adequadas para ranking de risco, mas não calibradas em termos absolutos devido ao uso de scale_pos_weight=40 para tratar desbalanceamento. Trabalho futuro: aplicar calibração isotônica para uso em precificação de manutenção e seguros.</w:t>
       </w:r>
     </w:p>
     <w:p>
@@ -5559,7 +5559,7 @@
         <w:rPr>
           <w:sz w:val="22"/>
         </w:rPr>
-        <w:t>As curvas precision/recall/F1 vs threshold abaixo justificam matematicamente os dois thresholds operacionais escolhidos (fixados na validação de Mai/2025): F1-ótimo (~0.32) e custo-ótimo (~0.25).</w:t>
+        <w:t>As curvas precision/recall/F1 vs threshold abaixo justificam matematicamente os dois thresholds operacionais escolhidos (fixados na validação de Mai/2025): F1-ótimo (~0.99) e custo-ótimo (~0.07).</w:t>
       </w:r>
     </w:p>
     <w:p>
@@ -5703,7 +5703,7 @@
           </w:tcPr>
           <w:p>
             <w:r>
-              <w:t>0.02025</w:t>
+              <w:t>0.03210</w:t>
             </w:r>
           </w:p>
         </w:tc>
@@ -5713,7 +5713,7 @@
           </w:tcPr>
           <w:p>
             <w:r>
-              <w:t>0.00221</w:t>
+              <w:t>0.00208</w:t>
             </w:r>
           </w:p>
         </w:tc>
@@ -5723,7 +5723,7 @@
           </w:tcPr>
           <w:p>
             <w:r>
-              <w:t>+89.1%</w:t>
+              <w:t>+93.5%</w:t>
             </w:r>
           </w:p>
         </w:tc>
@@ -5745,7 +5745,7 @@
           </w:tcPr>
           <w:p>
             <w:r>
-              <w:t>0.07039</w:t>
+              <w:t>0.09869</w:t>
             </w:r>
           </w:p>
         </w:tc>
@@ -5755,7 +5755,7 @@
           </w:tcPr>
           <w:p>
             <w:r>
-              <w:t>0.01168</w:t>
+              <w:t>0.01123</w:t>
             </w:r>
           </w:p>
         </w:tc>
@@ -5787,7 +5787,7 @@
           </w:tcPr>
           <w:p>
             <w:r>
-              <w:t>0.9923</w:t>
+              <w:t>0.9924</w:t>
             </w:r>
           </w:p>
         </w:tc>
@@ -5797,7 +5797,7 @@
           </w:tcPr>
           <w:p>
             <w:r>
-              <w:t>0.9917</w:t>
+              <w:t>0.9901</w:t>
             </w:r>
           </w:p>
         </w:tc>
@@ -5829,7 +5829,7 @@
           </w:tcPr>
           <w:p>
             <w:r>
-              <w:t>0.6739</w:t>
+              <w:t>0.7018</w:t>
             </w:r>
           </w:p>
         </w:tc>
@@ -5839,7 +5839,7 @@
           </w:tcPr>
           <w:p>
             <w:r>
-              <w:t>0.6559</w:t>
+              <w:t>0.6884</w:t>
             </w:r>
           </w:p>
         </w:tc>
@@ -5860,7 +5860,7 @@
         <w:rPr>
           <w:sz w:val="22"/>
         </w:rPr>
-        <w:t>O Brier Score caiu 89% sem perda relevante de ROC-AUC. O modelo calibrado passou a ser 2.0× melhor que a baseline trivial de prever a taxa base constante — possível agora usar probabilidades absolutas para precificação de manutenção, dimensionamento de capacidade e comunicação executiva ("este equipamento tem 70% de chance de Don't Go nos próximos 60min").</w:t>
+        <w:t>O Brier Score caiu 89% sem perda relevante de ROC-AUC. O modelo calibrado passou a ser 2.1× melhor que a baseline trivial de prever a taxa base constante — possível agora usar probabilidades absolutas para precificação de manutenção, dimensionamento de capacidade e comunicação executiva ("este equipamento tem 70% de chance de Don't Go nos próximos 60min").</w:t>
       </w:r>
     </w:p>
     <w:p>
@@ -6120,7 +6120,7 @@
           </w:tcPr>
           <w:p>
             <w:r>
-              <w:t>Fev, Jun</w:t>
+              <w:t>Fev</w:t>
             </w:r>
           </w:p>
         </w:tc>
@@ -6474,7 +6474,7 @@
           </w:tcPr>
           <w:p>
             <w:r>
-              <w:t>0.73</w:t>
+              <w:t>0.90</w:t>
             </w:r>
           </w:p>
         </w:tc>
@@ -6484,7 +6484,7 @@
           </w:tcPr>
           <w:p>
             <w:r>
-              <w:t>559</w:t>
+              <w:t>467</w:t>
             </w:r>
           </w:p>
         </w:tc>
@@ -6494,7 +6494,7 @@
           </w:tcPr>
           <w:p>
             <w:r>
-              <w:t>18.241</w:t>
+              <w:t>15.338</w:t>
             </w:r>
           </w:p>
         </w:tc>
@@ -6504,7 +6504,7 @@
           </w:tcPr>
           <w:p>
             <w:r>
-              <w:t>289</w:t>
+              <w:t>381</w:t>
             </w:r>
           </w:p>
         </w:tc>
@@ -6514,7 +6514,7 @@
           </w:tcPr>
           <w:p>
             <w:r>
-              <w:t>0,057</w:t>
+              <w:t>0,056</w:t>
             </w:r>
           </w:p>
         </w:tc>
@@ -6524,7 +6524,7 @@
           </w:tcPr>
           <w:p>
             <w:r>
-              <w:t>0,66</w:t>
+              <w:t>0,55</w:t>
             </w:r>
           </w:p>
         </w:tc>
@@ -6534,7 +6534,7 @@
           </w:tcPr>
           <w:p>
             <w:r>
-              <w:t>29,0</w:t>
+              <w:t>31,3</w:t>
             </w:r>
           </w:p>
         </w:tc>
@@ -6556,7 +6556,7 @@
           </w:tcPr>
           <w:p>
             <w:r>
-              <w:t>0.32</w:t>
+              <w:t>0.75</w:t>
             </w:r>
           </w:p>
         </w:tc>
@@ -6566,7 +6566,7 @@
           </w:tcPr>
           <w:p>
             <w:r>
-              <w:t>1.961</w:t>
+              <w:t>1.658</w:t>
             </w:r>
           </w:p>
         </w:tc>
@@ -6576,7 +6576,7 @@
           </w:tcPr>
           <w:p>
             <w:r>
-              <w:t>15.330</w:t>
+              <w:t>11.852</w:t>
             </w:r>
           </w:p>
         </w:tc>
@@ -6586,7 +6586,7 @@
           </w:tcPr>
           <w:p>
             <w:r>
-              <w:t>218</w:t>
+              <w:t>521</w:t>
             </w:r>
           </w:p>
         </w:tc>
@@ -6596,7 +6596,7 @@
           </w:tcPr>
           <w:p>
             <w:r>
-              <w:t>0,201</w:t>
+              <w:t>0,211</w:t>
             </w:r>
           </w:p>
         </w:tc>
@@ -6606,7 +6606,7 @@
           </w:tcPr>
           <w:p>
             <w:r>
-              <w:t>0,90</w:t>
+              <w:t>0,76</w:t>
             </w:r>
           </w:p>
         </w:tc>
@@ -6616,7 +6616,7 @@
           </w:tcPr>
           <w:p>
             <w:r>
-              <w:t>23,2</w:t>
+              <w:t>35,5</w:t>
             </w:r>
           </w:p>
         </w:tc>
@@ -6638,7 +6638,7 @@
           </w:tcPr>
           <w:p>
             <w:r>
-              <w:t>0.73</w:t>
+              <w:t>0.84</w:t>
             </w:r>
           </w:p>
         </w:tc>
@@ -6648,7 +6648,7 @@
           </w:tcPr>
           <w:p>
             <w:r>
-              <w:t>13.782</w:t>
+              <w:t>13.858</w:t>
             </w:r>
           </w:p>
         </w:tc>
@@ -6658,7 +6658,7 @@
           </w:tcPr>
           <w:p>
             <w:r>
-              <w:t>25.349</w:t>
+              <w:t>35.261</w:t>
             </w:r>
           </w:p>
         </w:tc>
@@ -6668,7 +6668,7 @@
           </w:tcPr>
           <w:p>
             <w:r>
-              <w:t>1.157</w:t>
+              <w:t>1.081</w:t>
             </w:r>
           </w:p>
         </w:tc>
@@ -6678,7 +6678,7 @@
           </w:tcPr>
           <w:p>
             <w:r>
-              <w:t>0,510</w:t>
+              <w:t>0,433</w:t>
             </w:r>
           </w:p>
         </w:tc>
@@ -6688,7 +6688,7 @@
           </w:tcPr>
           <w:p>
             <w:r>
-              <w:t>0,92</w:t>
+              <w:t>0,93</w:t>
             </w:r>
           </w:p>
         </w:tc>
@@ -6698,7 +6698,7 @@
           </w:tcPr>
           <w:p>
             <w:r>
-              <w:t>78,1</w:t>
+              <w:t>82,3</w:t>
             </w:r>
           </w:p>
         </w:tc>
@@ -6720,7 +6720,7 @@
           </w:tcPr>
           <w:p>
             <w:r>
-              <w:t>0.59</w:t>
+              <w:t>0.69</w:t>
             </w:r>
           </w:p>
         </w:tc>
@@ -6730,7 +6730,7 @@
           </w:tcPr>
           <w:p>
             <w:r>
-              <w:t>14.937</w:t>
+              <w:t>15.714</w:t>
             </w:r>
           </w:p>
         </w:tc>
@@ -6740,7 +6740,7 @@
           </w:tcPr>
           <w:p>
             <w:r>
-              <w:t>116.000</w:t>
+              <w:t>172.181</w:t>
             </w:r>
           </w:p>
         </w:tc>
@@ -6750,7 +6750,7 @@
           </w:tcPr>
           <w:p>
             <w:r>
-              <w:t>2.138</w:t>
+              <w:t>1.361</w:t>
             </w:r>
           </w:p>
         </w:tc>
@@ -6760,7 +6760,7 @@
           </w:tcPr>
           <w:p>
             <w:r>
-              <w:t>0,202</w:t>
+              <w:t>0,153</w:t>
             </w:r>
           </w:p>
         </w:tc>
@@ -6770,7 +6770,7 @@
           </w:tcPr>
           <w:p>
             <w:r>
-              <w:t>0,87</w:t>
+              <w:t>0,92</w:t>
             </w:r>
           </w:p>
         </w:tc>
@@ -6780,7 +6780,7 @@
           </w:tcPr>
           <w:p>
             <w:r>
-              <w:t>199,7</w:t>
+              <w:t>205,8</w:t>
             </w:r>
           </w:p>
         </w:tc>
@@ -6802,7 +6802,7 @@
           </w:tcPr>
           <w:p>
             <w:r>
-              <w:t>0.51</w:t>
+              <w:t>0.16</w:t>
             </w:r>
           </w:p>
         </w:tc>
@@ -6822,7 +6822,7 @@
           </w:tcPr>
           <w:p>
             <w:r>
-              <w:t>2.683</w:t>
+              <w:t>4.184</w:t>
             </w:r>
           </w:p>
         </w:tc>
@@ -6842,7 +6842,7 @@
           </w:tcPr>
           <w:p>
             <w:r>
-              <w:t>0,015</w:t>
+              <w:t>0,010</w:t>
             </w:r>
           </w:p>
         </w:tc>
@@ -6862,7 +6862,7 @@
           </w:tcPr>
           <w:p>
             <w:r>
-              <w:t>9,1</w:t>
+              <w:t>10,3</w:t>
             </w:r>
           </w:p>
         </w:tc>
@@ -6912,7 +6912,7 @@
         <w:rPr>
           <w:sz w:val="22"/>
         </w:rPr>
-        <w:t>A política por frota reduz o custo operacional total de R$343,3M (threshold único) para R$339,2M — economia adicional de R$4,2M (+1,2%) sobre o ganho já demonstrado no Sprint 2. Mais relevante que o ganho de custo: o F1 agregado sobe de 0,219 para 0,256 (+17% relativo), porque thresholds mais altos nas frotas 793-D 5S e 2S suprimem milhares de falsos positivos sem sacrificar recall.</w:t>
+        <w:t>A política por frota reduz o custo operacional total de R$373,1M (threshold único) para R$365,3M — economia adicional de R$7,8M (+2,1%) sobre o ganho já demonstrado no Sprint 2. Mais relevante que o ganho de custo: o F1 agregado sobe de 0,159 para 0,207 (+31% relativo), porque thresholds mais altos nas frotas 793-D 5S e 2S suprimem milhares de falsos positivos sem sacrificar recall.</w:t>
       </w:r>
     </w:p>
     <w:p>
@@ -8133,7 +8133,7 @@
         <w:rPr>
           <w:sz w:val="22"/>
         </w:rPr>
-        <w:t>Este trabalho demonstrou que é possível prever eventos Don't Go em equipamentos de mineração pesada com janela operacional de 60 a 240 minutos, utilizando exclusivamente os dados de telemetria disponíveis. O pipeline completo (Bronze → Silver → Gold → Modelo) processa 37,2 milhões de eventos de forma eficiente e reproduzível; o modelo LightGBM alcança ROC-AUC &gt; 0,96 em todos os horizontes avaliados (60/120/240min), transformando dados brutos de sensores em um score de risco interpretável e acionável.</w:t>
+        <w:t>Este trabalho demonstrou que é possível prever eventos Don't Go em equipamentos de mineração pesada com janela operacional de 60 a 240 minutos, utilizando exclusivamente os dados de telemetria disponíveis. O pipeline completo (Bronze → Silver → Gold → Modelo) processa 37,2 milhões de eventos de forma eficiente e reproduzível; o modelo LightGBM alcança ROC-AUC &gt; 0,94 em todos os horizontes avaliados (60/120/240min), transformando dados brutos de sensores em um score de risco interpretável e acionável.</w:t>
       </w:r>
     </w:p>
     <w:p>
@@ -8141,7 +8141,7 @@
         <w:rPr>
           <w:sz w:val="22"/>
         </w:rPr>
-        <w:t>A comparação estruturada de cinco abordagens em três famílias algorítmicas (baseline naive, baseline de regra de negócio, Logistic Regression L1, Random Forest e LightGBM) demonstra um ganho de F1 de +340% sobre a heurística operacional tradicional, justificando empiricamente o investimento em modelagem preditiva. A análise de custo (FN=R$50K, FP=R$800), medida por episódio de Don't Go (1 episódio = 1 parada física), revela que o threshold custo-ótimo economiza ~R$6 milhões no mês de teste em relação ao threshold otimizado por F1, capturando ~99% das paradas reais — em problemas operacionais críticos, este é o regime de operação correto.</w:t>
+        <w:t>A comparação estruturada de cinco abordagens em três famílias algorítmicas (baseline naive, baseline de regra de negócio, Logistic Regression L1, Random Forest e LightGBM) demonstra um ganho de F1 de +341% sobre a heurística operacional tradicional, justificando empiricamente o investimento em modelagem preditiva. A análise de custo (FN=R$50K, FP=R$800), medida por episódio de Don't Go (1 episódio = 1 parada física), revela que o threshold custo-ótimo economiza ~R$26 milhões no mês de teste em relação ao threshold otimizado por F1, capturando ~99,9% das paradas reais — em problemas operacionais críticos, este é o regime de operação correto.</w:t>
       </w:r>
     </w:p>
     <w:p>

--- a/outputs/reports/Relatorio_Final_DontGo_Predictor.docx
+++ b/outputs/reports/Relatorio_Final_DontGo_Predictor.docx
@@ -95,7 +95,8 @@
           <w:szCs w:val="20"/>
           <w14:ligatures w14:val="none"/>
         </w:rPr>
-        <w:t>Don't Go Predictor</w:t>
+        <w:lastRenderedPageBreak/>
+        <w:t xml:space="preserve">Don't Go Predictor</w:t>
       </w:r>
     </w:p>
     <w:p>
@@ -118,30 +119,7 @@
           <w:szCs w:val="18"/>
           <w14:ligatures w14:val="none"/>
         </w:rPr>
-        <w:t>Breno Teodomiro de Carvalho Neto</w:t>
-      </w:r>
-    </w:p>
-    <w:p>
-      <w:pPr>
-        <w:spacing w:after="0" w:line="240" w:lineRule="auto"/>
-        <w:jc w:val="center"/>
-        <w:rPr>
-          <w:rFonts w:ascii="Vale Sans" w:eastAsia="MS Mincho" w:hAnsi="Vale Sans" w:cs="Times New Roman"/>
-          <w:bCs/>
-          <w:kern w:val="0"/>
-          <w:szCs w:val="18"/>
-          <w14:ligatures w14:val="none"/>
-        </w:rPr>
-      </w:pPr>
-      <w:r>
-        <w:rPr>
-          <w:rFonts w:ascii="Vale Sans" w:eastAsia="MS Mincho" w:hAnsi="Vale Sans" w:cs="Times New Roman"/>
-          <w:bCs/>
-          <w:kern w:val="0"/>
-          <w:szCs w:val="18"/>
-          <w14:ligatures w14:val="none"/>
-        </w:rPr>
-        <w:t xml:space="preserve">Vale S.A. </w:t>
+        <w:t xml:space="preserve">Breno Teodomiro de Carvalho Neto</w:t>
       </w:r>
     </w:p>
     <w:p>
@@ -166,7 +144,7 @@
             <w:szCs w:val="18"/>
             <w14:ligatures w14:val="none"/>
           </w:rPr>
-          <w:t>Participante1@email.com</w:t>
+          <w:t xml:space="preserve">admbrenoteodomiro@hotmail.com</w:t>
         </w:r>
       </w:hyperlink>
     </w:p>
@@ -195,15 +173,6 @@
           <w14:ligatures w14:val="none"/>
         </w:rPr>
       </w:pPr>
-      <w:r>
-        <w:rPr>
-          <w:rFonts w:ascii="Vale Sans" w:eastAsia="MS Mincho" w:hAnsi="Vale Sans" w:cs="Times New Roman"/>
-          <w:b/>
-          <w:kern w:val="0"/>
-          <w:szCs w:val="18"/>
-          <w14:ligatures w14:val="none"/>
-        </w:rPr>
-      </w:r>
     </w:p>
     <w:p>
       <w:pPr>
@@ -217,137 +186,6 @@
           <w14:ligatures w14:val="none"/>
         </w:rPr>
       </w:pPr>
-      <w:r>
-        <w:rPr>
-          <w:rFonts w:ascii="Vale Sans" w:eastAsia="MS Mincho" w:hAnsi="Vale Sans" w:cs="Times New Roman"/>
-          <w:bCs/>
-          <w:kern w:val="0"/>
-          <w:szCs w:val="18"/>
-          <w14:ligatures w14:val="none"/>
-        </w:rPr>
-      </w:r>
-    </w:p>
-    <w:p>
-      <w:pPr>
-        <w:spacing w:after="0" w:line="240" w:lineRule="auto"/>
-        <w:jc w:val="center"/>
-        <w:rPr>
-          <w:rFonts w:ascii="Vale Sans" w:eastAsia="MS Mincho" w:hAnsi="Vale Sans" w:cs="Times New Roman"/>
-          <w:bCs/>
-          <w:kern w:val="0"/>
-          <w:szCs w:val="18"/>
-          <w14:ligatures w14:val="none"/>
-        </w:rPr>
-      </w:pPr>
-      <w:hyperlink r:id="rId12" w:history="1">
-        <w:r>
-          <w:rPr>
-            <w:rStyle w:val="Hyperlink"/>
-            <w:rFonts w:ascii="Vale Sans" w:eastAsia="MS Mincho" w:hAnsi="Vale Sans" w:cs="Times New Roman"/>
-            <w:bCs/>
-            <w:kern w:val="0"/>
-            <w:szCs w:val="18"/>
-            <w14:ligatures w14:val="none"/>
-          </w:rPr>
-          <w:t>Participante2@email.com</w:t>
-        </w:r>
-      </w:hyperlink>
-    </w:p>
-    <w:p>
-      <w:pPr>
-        <w:spacing w:after="0" w:line="240" w:lineRule="auto"/>
-        <w:jc w:val="center"/>
-        <w:rPr>
-          <w:rFonts w:ascii="Vale Sans" w:eastAsia="MS Mincho" w:hAnsi="Vale Sans" w:cs="Times New Roman"/>
-          <w:bCs/>
-          <w:kern w:val="0"/>
-          <w:szCs w:val="18"/>
-          <w14:ligatures w14:val="none"/>
-        </w:rPr>
-      </w:pPr>
-    </w:p>
-    <w:p>
-      <w:pPr>
-        <w:spacing w:after="0" w:line="240" w:lineRule="auto"/>
-        <w:jc w:val="center"/>
-        <w:rPr>
-          <w:rFonts w:ascii="Vale Sans" w:eastAsia="MS Mincho" w:hAnsi="Vale Sans" w:cs="Times New Roman"/>
-          <w:bCs/>
-          <w:kern w:val="0"/>
-          <w:szCs w:val="18"/>
-          <w14:ligatures w14:val="none"/>
-        </w:rPr>
-      </w:pPr>
-      <w:r>
-        <w:rPr>
-          <w:rFonts w:ascii="Vale Sans" w:eastAsia="MS Mincho" w:hAnsi="Vale Sans" w:cs="Times New Roman"/>
-          <w:b/>
-          <w:kern w:val="0"/>
-          <w:szCs w:val="18"/>
-          <w14:ligatures w14:val="none"/>
-        </w:rPr>
-      </w:r>
-    </w:p>
-    <w:p>
-      <w:pPr>
-        <w:spacing w:after="0" w:line="240" w:lineRule="auto"/>
-        <w:jc w:val="center"/>
-        <w:rPr>
-          <w:rFonts w:ascii="Vale Sans" w:eastAsia="MS Mincho" w:hAnsi="Vale Sans" w:cs="Times New Roman"/>
-          <w:bCs/>
-          <w:kern w:val="0"/>
-          <w:szCs w:val="18"/>
-          <w14:ligatures w14:val="none"/>
-        </w:rPr>
-      </w:pPr>
-      <w:r>
-        <w:rPr>
-          <w:rFonts w:ascii="Vale Sans" w:eastAsia="MS Mincho" w:hAnsi="Vale Sans" w:cs="Times New Roman"/>
-          <w:bCs/>
-          <w:kern w:val="0"/>
-          <w:szCs w:val="18"/>
-          <w14:ligatures w14:val="none"/>
-        </w:rPr>
-      </w:r>
-    </w:p>
-    <w:p>
-      <w:pPr>
-        <w:spacing w:after="0" w:line="240" w:lineRule="auto"/>
-        <w:jc w:val="center"/>
-        <w:rPr>
-          <w:rFonts w:ascii="Vale Sans" w:eastAsia="MS Mincho" w:hAnsi="Vale Sans" w:cs="Times New Roman"/>
-          <w:bCs/>
-          <w:kern w:val="0"/>
-          <w:szCs w:val="18"/>
-          <w14:ligatures w14:val="none"/>
-        </w:rPr>
-      </w:pPr>
-      <w:hyperlink r:id="rId13" w:history="1">
-        <w:r>
-          <w:rPr>
-            <w:rStyle w:val="Hyperlink"/>
-            <w:rFonts w:ascii="Vale Sans" w:eastAsia="MS Mincho" w:hAnsi="Vale Sans" w:cs="Times New Roman"/>
-            <w:bCs/>
-            <w:kern w:val="0"/>
-            <w:szCs w:val="18"/>
-            <w14:ligatures w14:val="none"/>
-          </w:rPr>
-          <w:t>Participante3@email.com</w:t>
-        </w:r>
-      </w:hyperlink>
-    </w:p>
-    <w:p>
-      <w:pPr>
-        <w:spacing w:after="0" w:line="240" w:lineRule="auto"/>
-        <w:jc w:val="center"/>
-        <w:rPr>
-          <w:rFonts w:ascii="Vale Sans" w:eastAsia="MS Mincho" w:hAnsi="Vale Sans" w:cs="Times New Roman"/>
-          <w:bCs/>
-          <w:kern w:val="0"/>
-          <w:szCs w:val="18"/>
-          <w14:ligatures w14:val="none"/>
-        </w:rPr>
-      </w:pPr>
     </w:p>
     <w:p>
       <w:pPr>
@@ -389,7 +227,7 @@
         <w:rPr>
           <w:sz w:val="22"/>
         </w:rPr>
-        <w:t>Resumo. Este trabalho apresenta uma solução de análise preditiva para eventos Don't Go em equipamentos de mineração pesada da Vale. Foram processados 37,2 milhões de eventos de telemetria (Janeiro–Junho 2025) de 35 equipamentos por meio de um pipeline de dados em camadas (Bronze → Silver → Gold). Cinco abordagens foram comparadas em três famílias algorítmicas (baseline naive, regra de negócio, Logistic Regression L1, Random Forest e LightGBM); o modelo LightGBM treinado com 53 features — frequências de alarmes em janelas rolantes, fingerprint dos top-30 alarmes e contexto operacional (sem a flag do evento atual Is_Dont_Go, removida por ser vazamento concorrente) — alcançou F1-Score de 0,67 e ROC-AUC de 0,99 na predição de Don't Go com 60 minutos de antecedência (validação temporal estrita: treino Jan–Abr, validação Mai, teste Jun). O ganho de F1 sobre a heurística operacional tradicional é de +341%. O threshold de decisão é fixado na validação(Mai) e aplicado intacto ao teste (Jun), nunca selecionado no próprio teste. A análise multi-horizonte demonstra previsão robusta em até 240 minutos (ROC-AUC≈0,95 em 4h), cumprindo a promessa operacional do PRD. A análise de custo operacional (FN=R$50K, FP=R$800, razão 62,5×), medida por EPISÓDIO de Don't Go (1 episódio = 1 parada física, não por linha de telemetria), revela que o threshold custo-ótimo economiza ~R$26 milhões no mês de teste em relação ao threshold otimizado por F1, capturando ~99,9% das paradas reais. A aplicação de calibração isotônica pós-treino reduziu o Brier Score em 89% (de 0,020 para 0,002) sem perda relevante de ROC-AUC, habilitando o uso de probabilidades absolutas em precificação operacional. O equipamento CA65926 (793-D 4S) é outlier extremo com cronologia reveladora: começou em Jan/2025 ABAIXO da média da sua frota (0,22% vs 0,59%) e em Jun/2025 atingiu 205× essa média (21,58% vs 0,11%) — degradação estrutural recente, não problema crônico. Limitação documentada com refinamento empírico: o modelo falha em escavadeiras LeTourneau L 1850 (Recall=0,14); experimento controlado com modelo dedicado piorou métricas devido a distribution shift severo (variação de 600× na taxa DG entre meses), direcionando trabalho futuro para feature engineering específica + detecção de drift. Entregáveis: dashboard Streamlit interativo, 9 visualizações HTML, 11 notebooks Jupyter reproduzíveis, modelo calibrado, pipeline executável via uv sync.</w:t>
+        <w:t>Resumo. Este trabalho apresenta uma solução de análise preditiva para eventos Don't Go em equipamentos de mineração pesada da Vale. Foram processados 37,2 milhões de eventos de telemetria (Janeiro–Junho 2025) de 35 equipamentos por meio de um pipeline de dados em camadas (Bronze → Silver → Gold). Cinco abordagens foram comparadas em três famílias algorítmicas (baseline naive, regra de negócio, Logistic Regression L1, Random Forest e LightGBM); o modelo LightGBM treinado com 53 features — frequências de alarmes em janelas rolantes, fingerprint dos top-30 alarmes e contexto operacional (sem a flag do evento atual Is_Dont_Go, removida por ser vazamento concorrente) — alcançou F1-Score de 0,67 e ROC-AUC de 0,99 na predição de Don't Go com 60 minutos de antecedência (validação temporal estrita: treino Jan–Abr, validação Mai, teste Jun). O ganho de F1 sobre a heurística operacional tradicional é de +341%. O threshold de decisão é fixado na validação(Mai) e aplicado intacto ao teste (Jun), nunca selecionado no próprio teste. A análise multi-horizonte demonstra previsão robusta em até 240 minutos (ROC-AUC≈0,95 em 4h), cumprindo a promessa operacional do PRD. A análise de custo operacional (FN=R$50K, FP=R$800, razão 62,5×), medida por EPISÓDIO de Don't Go (1 episódio = 1 parada física, não por linha de telemetria), revela que o threshold custo-ótimo economiza ~R$26 milhões no mês de teste em relação ao threshold otimizado por F1, capturando ~99,9% das paradas reais. A aplicação de calibração isotônica pós-treino reduziu o Brier Score em 89% (de 0,020 para 0,002) sem perda relevante de ROC-AUC, habilitando o uso de probabilidades absolutas em precificação operacional. O equipamento CA65926 (793-D 4S) é outlier extremo com cronologia reveladora: começou em Jan/2025 ABAIXO da média da sua frota (0,22% vs 0,59%) e em Jun/2025 atingiu 205× essa média (21,58% vs 0,11%) — degradação estrutural recente, não problema crônico. Limitação documentada com refinamento empírico: o modelo falha em escavadeiras LeTourneau L 1850 (Recall=0,14); experimento controlado com modelo dedicado piorou métricas devido a distribution shift severo (variação de 600× na taxa DG entre meses), direcionando trabalho futuro para feature engineering específica + detecção de drift. Entregáveis: dashboard Streamlit interativo, 9 visualizações HTML, 18 notebooks Jupyter reproduzíveis, modelo calibrado, pipeline executável via uv sync.</w:t>
       </w:r>
     </w:p>
     <w:p>
@@ -740,7 +578,7 @@
           </w:tcPr>
           <w:p>
             <w:r>
-              <w:t>12 notebooks + dashboard + relatório</w:t>
+              <w:t>18 notebooks + dashboard + relatório</w:t>
             </w:r>
           </w:p>
         </w:tc>
@@ -959,6 +797,58 @@
           <w:sz w:val="22"/>
         </w:rPr>
         <w:t>Análise dos dados revelou que eventos Don't Go representam apenas 0,054% dos registros de telemetria, configurando um desbalanceamento de classes severo (razão 1:1.860). Esse desbalanceamento é o principal desafio técnico do problema.</w:t>
+      </w:r>
+    </w:p>
+    <w:p>
+      <w:pPr>
+        <w:pStyle w:val="Ttulo2"/>
+      </w:pPr>
+      <w:r>
+        <w:rPr>
+          <w:color w:val="00A650"/>
+        </w:rPr>
+        <w:t>Pergunta Analítica, Métrica de Sucesso e Cenário de Aplicação (CM 1.2)</w:t>
+      </w:r>
+    </w:p>
+    <w:p>
+      <w:r>
+        <w:rPr>
+          <w:sz w:val="22"/>
+        </w:rPr>
+        <w:t>Pergunta analítica central: quais equipamentos têm maior risco de gerar um alerta Don't Go nos próximos 60 a 240 minutos, considerando o padrão atual de alarmes e o estado operacional? A pergunta deriva diretamente do problema de negócio (antecipar a parada em vez de reagir a ela) e é mensurável: cada previsão pode ser confrontada com a ocorrência ou não do evento na janela.</w:t>
+      </w:r>
+    </w:p>
+    <w:p>
+      <w:pPr>
+        <w:pStyle w:val="Commarcadores"/>
+      </w:pPr>
+      <w:r>
+        <w:rPr>
+          <w:sz w:val="22"/>
+        </w:rPr>
+        <w:t>Métrica de sucesso do negócio: percentual de episódios de Don't Go antecipados com pelo menos 60 minutos e custo evitado por parada. O problema é considerado 'resolvido' quando a maioria das paradas físicas é sinalizada com antecedência suficiente para ação preventiva — resultado alcançado: no regime custo-ótimo o modelo captura ~99,9% dos episódios do mês de teste, com economia estimada de ~R$26 milhões.</w:t>
+      </w:r>
+    </w:p>
+    <w:p>
+      <w:pPr>
+        <w:pStyle w:val="Commarcadores"/>
+      </w:pPr>
+      <w:r>
+        <w:rPr>
+          <w:sz w:val="22"/>
+        </w:rPr>
+        <w:t>Métrica técnica associada: F1-Score e PR-AUC sobre o target is_dont_go_next_60m, avaliados sob validação temporal estrita (treino Jan–Abr, validação Mai, teste Jun) — métricas apropriadas para o desbalanceamento de 0,45% de positivos.</w:t>
+      </w:r>
+    </w:p>
+    <w:p>
+      <w:pPr>
+        <w:pStyle w:val="Commarcadores"/>
+      </w:pPr>
+      <w:r>
+        <w:rPr>
+          <w:sz w:val="22"/>
+        </w:rPr>
+        <w:t>Cenário de aplicação: o score de risco é recalculado continuamente por equipamento e exibido ao despachante do centro de controle. Score acima do threshold da frota dispara alerta de inspeção preventiva com 1–4 horas de antecedência — janela suficiente para acionar a equipe de manutenção antes da parada não planejada. O dashboard Streamlit entregue demonstra exatamente essa interface de consumo, com ranking de risco e timeline por equipamento.</w:t>
       </w:r>
     </w:p>
     <w:p>
@@ -1313,6 +1203,889 @@
         <w:rPr>
           <w:color w:val="00A650"/>
         </w:rPr>
+        <w:t>Inspeção Inicial dos Dados (CM 2.1)</w:t>
+      </w:r>
+    </w:p>
+    <w:p>
+      <w:r>
+        <w:rPr>
+          <w:sz w:val="22"/>
+        </w:rPr>
+        <w:t>Antes de qualquer transformação, os dois datasets foram inspecionados na íntegra (shape, tipos, nulos, duplicatas e janela temporal) via DuckDB direto nos parquets originais — quantificação reproduzível por src/data_inspection.py:</w:t>
+      </w:r>
+    </w:p>
+    <w:tbl>
+      <w:tblPr>
+        <w:tblStyle w:val="Tabelacomgrade"/>
+        <w:tblW w:type="auto" w:w="0"/>
+        <w:tblLook w:firstColumn="1" w:firstRow="1" w:lastColumn="0" w:lastRow="0" w:noHBand="0" w:noVBand="1" w:val="04A0"/>
+      </w:tblPr>
+      <w:tblGrid>
+        <w:gridCol w:w="1215"/>
+        <w:gridCol w:w="1215"/>
+        <w:gridCol w:w="1215"/>
+        <w:gridCol w:w="1215"/>
+        <w:gridCol w:w="1215"/>
+        <w:gridCol w:w="1215"/>
+        <w:gridCol w:w="1215"/>
+      </w:tblGrid>
+      <w:tr>
+        <w:tc>
+          <w:tcPr>
+            <w:tcW w:type="dxa" w:w="1215"/>
+          </w:tcPr>
+          <w:p>
+            <w:r>
+              <w:rPr>
+                <w:b/>
+              </w:rPr>
+              <w:t>Dataset</w:t>
+            </w:r>
+          </w:p>
+        </w:tc>
+        <w:tc>
+          <w:tcPr>
+            <w:tcW w:type="dxa" w:w="1215"/>
+          </w:tcPr>
+          <w:p>
+            <w:r>
+              <w:rPr>
+                <w:b/>
+              </w:rPr>
+              <w:t>Registros</w:t>
+            </w:r>
+          </w:p>
+        </w:tc>
+        <w:tc>
+          <w:tcPr>
+            <w:tcW w:type="dxa" w:w="1215"/>
+          </w:tcPr>
+          <w:p>
+            <w:r>
+              <w:rPr>
+                <w:b/>
+              </w:rPr>
+              <w:t>Colunas</w:t>
+            </w:r>
+          </w:p>
+        </w:tc>
+        <w:tc>
+          <w:tcPr>
+            <w:tcW w:type="dxa" w:w="1215"/>
+          </w:tcPr>
+          <w:p>
+            <w:r>
+              <w:rPr>
+                <w:b/>
+              </w:rPr>
+              <w:t>Período</w:t>
+            </w:r>
+          </w:p>
+        </w:tc>
+        <w:tc>
+          <w:tcPr>
+            <w:tcW w:type="dxa" w:w="1215"/>
+          </w:tcPr>
+          <w:p>
+            <w:r>
+              <w:rPr>
+                <w:b/>
+              </w:rPr>
+              <w:t>Equipamentos</w:t>
+            </w:r>
+          </w:p>
+        </w:tc>
+        <w:tc>
+          <w:tcPr>
+            <w:tcW w:type="dxa" w:w="1215"/>
+          </w:tcPr>
+          <w:p>
+            <w:r>
+              <w:rPr>
+                <w:b/>
+              </w:rPr>
+              <w:t>Células nulas</w:t>
+            </w:r>
+          </w:p>
+        </w:tc>
+        <w:tc>
+          <w:tcPr>
+            <w:tcW w:type="dxa" w:w="1215"/>
+          </w:tcPr>
+          <w:p>
+            <w:r>
+              <w:rPr>
+                <w:b/>
+              </w:rPr>
+              <w:t>Ids duplicados</w:t>
+            </w:r>
+          </w:p>
+        </w:tc>
+      </w:tr>
+      <w:tr>
+        <w:tc>
+          <w:tcPr>
+            <w:tcW w:type="dxa" w:w="1215"/>
+          </w:tcPr>
+          <w:p>
+            <w:r>
+              <w:t>Telemetria</w:t>
+            </w:r>
+          </w:p>
+        </w:tc>
+        <w:tc>
+          <w:tcPr>
+            <w:tcW w:type="dxa" w:w="1215"/>
+          </w:tcPr>
+          <w:p>
+            <w:r>
+              <w:t>37.164.054</w:t>
+            </w:r>
+          </w:p>
+        </w:tc>
+        <w:tc>
+          <w:tcPr>
+            <w:tcW w:type="dxa" w:w="1215"/>
+          </w:tcPr>
+          <w:p>
+            <w:r>
+              <w:t>18</w:t>
+            </w:r>
+          </w:p>
+        </w:tc>
+        <w:tc>
+          <w:tcPr>
+            <w:tcW w:type="dxa" w:w="1215"/>
+          </w:tcPr>
+          <w:p>
+            <w:r>
+              <w:t>01/01–30/06/2025</w:t>
+            </w:r>
+          </w:p>
+        </w:tc>
+        <w:tc>
+          <w:tcPr>
+            <w:tcW w:type="dxa" w:w="1215"/>
+          </w:tcPr>
+          <w:p>
+            <w:r>
+              <w:t>35</w:t>
+            </w:r>
+          </w:p>
+        </w:tc>
+        <w:tc>
+          <w:tcPr>
+            <w:tcW w:type="dxa" w:w="1215"/>
+          </w:tcPr>
+          <w:p>
+            <w:r>
+              <w:t>0</w:t>
+            </w:r>
+          </w:p>
+        </w:tc>
+        <w:tc>
+          <w:tcPr>
+            <w:tcW w:type="dxa" w:w="1215"/>
+          </w:tcPr>
+          <w:p>
+            <w:r>
+              <w:t>0</w:t>
+            </w:r>
+          </w:p>
+        </w:tc>
+      </w:tr>
+      <w:tr>
+        <w:tc>
+          <w:tcPr>
+            <w:tcW w:type="dxa" w:w="1215"/>
+          </w:tcPr>
+          <w:p>
+            <w:r>
+              <w:t>Apontamentos</w:t>
+            </w:r>
+          </w:p>
+        </w:tc>
+        <w:tc>
+          <w:tcPr>
+            <w:tcW w:type="dxa" w:w="1215"/>
+          </w:tcPr>
+          <w:p>
+            <w:r>
+              <w:t>377.907</w:t>
+            </w:r>
+          </w:p>
+        </w:tc>
+        <w:tc>
+          <w:tcPr>
+            <w:tcW w:type="dxa" w:w="1215"/>
+          </w:tcPr>
+          <w:p>
+            <w:r>
+              <w:t>7</w:t>
+            </w:r>
+          </w:p>
+        </w:tc>
+        <w:tc>
+          <w:tcPr>
+            <w:tcW w:type="dxa" w:w="1215"/>
+          </w:tcPr>
+          <w:p>
+            <w:r>
+              <w:t>01/01–30/06/2025</w:t>
+            </w:r>
+          </w:p>
+        </w:tc>
+        <w:tc>
+          <w:tcPr>
+            <w:tcW w:type="dxa" w:w="1215"/>
+          </w:tcPr>
+          <w:p>
+            <w:r>
+              <w:t>47</w:t>
+            </w:r>
+          </w:p>
+        </w:tc>
+        <w:tc>
+          <w:tcPr>
+            <w:tcW w:type="dxa" w:w="1215"/>
+          </w:tcPr>
+          <w:p>
+            <w:r>
+              <w:t>0</w:t>
+            </w:r>
+          </w:p>
+        </w:tc>
+        <w:tc>
+          <w:tcPr>
+            <w:tcW w:type="dxa" w:w="1215"/>
+          </w:tcPr>
+          <w:p>
+            <w:r>
+              <w:t>0</w:t>
+            </w:r>
+          </w:p>
+        </w:tc>
+      </w:tr>
+    </w:tbl>
+    <w:p>
+      <w:r>
+        <w:rPr>
+          <w:sz w:val="22"/>
+        </w:rPr>
+        <w:t>Os tipos brutos seguem o Dicionario_Dados.xlsx e são validados programaticamente (validate_schema em src/ingestion.py). Dois desvios de tipagem foram identificados na telemetria: Valor chega como string em formato numérico BR (vírgula decimal) e Inicio_Turno/Fim_Turno chegam como string — ambos corrigidos na camada Bronze. Nota sobre cobertura: os apontamentos registram 47 equipamentos, dos quais 35 possuem telemetria no período — o modelo cobre esses 35.</w:t>
+      </w:r>
+    </w:p>
+    <w:p>
+      <w:r>
+        <w:rPr>
+          <w:sz w:val="22"/>
+        </w:rPr>
+        <w:t>Estatísticas descritivas das variáveis numéricas contínuas:</w:t>
+      </w:r>
+    </w:p>
+    <w:tbl>
+      <w:tblPr>
+        <w:tblStyle w:val="Tabelacomgrade"/>
+        <w:tblW w:type="auto" w:w="0"/>
+        <w:tblLook w:firstColumn="1" w:firstRow="1" w:lastColumn="0" w:lastRow="0" w:noHBand="0" w:noVBand="1" w:val="04A0"/>
+      </w:tblPr>
+      <w:tblGrid>
+        <w:gridCol w:w="1417"/>
+        <w:gridCol w:w="1417"/>
+        <w:gridCol w:w="1417"/>
+        <w:gridCol w:w="1417"/>
+        <w:gridCol w:w="1417"/>
+        <w:gridCol w:w="1417"/>
+      </w:tblGrid>
+      <w:tr>
+        <w:tc>
+          <w:tcPr>
+            <w:tcW w:type="dxa" w:w="1417"/>
+          </w:tcPr>
+          <w:p>
+            <w:r>
+              <w:rPr>
+                <w:b/>
+              </w:rPr>
+              <w:t>Variável</w:t>
+            </w:r>
+          </w:p>
+        </w:tc>
+        <w:tc>
+          <w:tcPr>
+            <w:tcW w:type="dxa" w:w="1417"/>
+          </w:tcPr>
+          <w:p>
+            <w:r>
+              <w:rPr>
+                <w:b/>
+              </w:rPr>
+              <w:t>Min</w:t>
+            </w:r>
+          </w:p>
+        </w:tc>
+        <w:tc>
+          <w:tcPr>
+            <w:tcW w:type="dxa" w:w="1417"/>
+          </w:tcPr>
+          <w:p>
+            <w:r>
+              <w:rPr>
+                <w:b/>
+              </w:rPr>
+              <w:t>Max</w:t>
+            </w:r>
+          </w:p>
+        </w:tc>
+        <w:tc>
+          <w:tcPr>
+            <w:tcW w:type="dxa" w:w="1417"/>
+          </w:tcPr>
+          <w:p>
+            <w:r>
+              <w:rPr>
+                <w:b/>
+              </w:rPr>
+              <w:t>Média</w:t>
+            </w:r>
+          </w:p>
+        </w:tc>
+        <w:tc>
+          <w:tcPr>
+            <w:tcW w:type="dxa" w:w="1417"/>
+          </w:tcPr>
+          <w:p>
+            <w:r>
+              <w:rPr>
+                <w:b/>
+              </w:rPr>
+              <w:t>Mediana</w:t>
+            </w:r>
+          </w:p>
+        </w:tc>
+        <w:tc>
+          <w:tcPr>
+            <w:tcW w:type="dxa" w:w="1417"/>
+          </w:tcPr>
+          <w:p>
+            <w:r>
+              <w:rPr>
+                <w:b/>
+              </w:rPr>
+              <w:t>Desvio padrão</w:t>
+            </w:r>
+          </w:p>
+        </w:tc>
+      </w:tr>
+      <w:tr>
+        <w:tc>
+          <w:tcPr>
+            <w:tcW w:type="dxa" w:w="1417"/>
+          </w:tcPr>
+          <w:p>
+            <w:r>
+              <w:t>Valor (telemetria, pós-conversão)</w:t>
+            </w:r>
+          </w:p>
+        </w:tc>
+        <w:tc>
+          <w:tcPr>
+            <w:tcW w:type="dxa" w:w="1417"/>
+          </w:tcPr>
+          <w:p>
+            <w:r>
+              <w:t>0,0</w:t>
+            </w:r>
+          </w:p>
+        </w:tc>
+        <w:tc>
+          <w:tcPr>
+            <w:tcW w:type="dxa" w:w="1417"/>
+          </w:tcPr>
+          <w:p>
+            <w:r>
+              <w:t>4.347</w:t>
+            </w:r>
+          </w:p>
+        </w:tc>
+        <w:tc>
+          <w:tcPr>
+            <w:tcW w:type="dxa" w:w="1417"/>
+          </w:tcPr>
+          <w:p>
+            <w:r>
+              <w:t>4,57</w:t>
+            </w:r>
+          </w:p>
+        </w:tc>
+        <w:tc>
+          <w:tcPr>
+            <w:tcW w:type="dxa" w:w="1417"/>
+          </w:tcPr>
+          <w:p>
+            <w:r>
+              <w:t>0,0</w:t>
+            </w:r>
+          </w:p>
+        </w:tc>
+        <w:tc>
+          <w:tcPr>
+            <w:tcW w:type="dxa" w:w="1417"/>
+          </w:tcPr>
+          <w:p>
+            <w:r>
+              <w:t>28,5</w:t>
+            </w:r>
+          </w:p>
+        </w:tc>
+      </w:tr>
+      <w:tr>
+        <w:tc>
+          <w:tcPr>
+            <w:tcW w:type="dxa" w:w="1417"/>
+          </w:tcPr>
+          <w:p>
+            <w:r>
+              <w:t>Duração do ciclo de apontamento (min)</w:t>
+            </w:r>
+          </w:p>
+        </w:tc>
+        <w:tc>
+          <w:tcPr>
+            <w:tcW w:type="dxa" w:w="1417"/>
+          </w:tcPr>
+          <w:p>
+            <w:r>
+              <w:t>0,02</w:t>
+            </w:r>
+          </w:p>
+        </w:tc>
+        <w:tc>
+          <w:tcPr>
+            <w:tcW w:type="dxa" w:w="1417"/>
+          </w:tcPr>
+          <w:p>
+            <w:r>
+              <w:t>60,0</w:t>
+            </w:r>
+          </w:p>
+        </w:tc>
+        <w:tc>
+          <w:tcPr>
+            <w:tcW w:type="dxa" w:w="1417"/>
+          </w:tcPr>
+          <w:p>
+            <w:r>
+              <w:t>29,7</w:t>
+            </w:r>
+          </w:p>
+        </w:tc>
+        <w:tc>
+          <w:tcPr>
+            <w:tcW w:type="dxa" w:w="1417"/>
+          </w:tcPr>
+          <w:p>
+            <w:r>
+              <w:t>22,9</w:t>
+            </w:r>
+          </w:p>
+        </w:tc>
+        <w:tc>
+          <w:tcPr>
+            <w:tcW w:type="dxa" w:w="1417"/>
+          </w:tcPr>
+          <w:p>
+            <w:r>
+              <w:t>24,0</w:t>
+            </w:r>
+          </w:p>
+        </w:tc>
+      </w:tr>
+    </w:tbl>
+    <w:p>
+      <w:r>
+        <w:rPr>
+          <w:sz w:val="22"/>
+        </w:rPr>
+        <w:t>A duração máxima de exatamente 60 minutos confirma que os apontamentos são fatiados em ciclos de no máximo 1 hora — propriedade explorada no join temporal da camada Silver. A distribuição temporal, o balanceamento da variável alvo (0,45% de positivos no target de 60min) e os padrões por frota/turno são detalhados nos notebooks 01 e 02 e nas hipóteses H1–H7 da seção anterior.</w:t>
+      </w:r>
+    </w:p>
+    <w:p>
+      <w:pPr>
+        <w:pStyle w:val="Ttulo2"/>
+      </w:pPr>
+      <w:r>
+        <w:rPr>
+          <w:color w:val="00A650"/>
+        </w:rPr>
+        <w:t>Limpeza e Controle de Alterações (CM 3.1)</w:t>
+      </w:r>
+    </w:p>
+    <w:p>
+      <w:r>
+        <w:rPr>
+          <w:sz w:val="22"/>
+        </w:rPr>
+        <w:t>Nenhuma linha foi excluída dos dados originais: as alterações aplicadas são de tipagem e rotulagem, todas rastreadas na tabela ANTES/DEPOIS abaixo. As verificações de inconsistência temporal exigidas (Inicio &gt; Fim, duração nula ou negativa, duplicatas) foram executadas e não encontraram casos:</w:t>
+      </w:r>
+    </w:p>
+    <w:tbl>
+      <w:tblPr>
+        <w:tblStyle w:val="Tabelacomgrade"/>
+        <w:tblW w:type="auto" w:w="0"/>
+        <w:tblLook w:firstColumn="1" w:firstRow="1" w:lastColumn="0" w:lastRow="0" w:noHBand="0" w:noVBand="1" w:val="04A0"/>
+      </w:tblPr>
+      <w:tblGrid>
+        <w:gridCol w:w="1701"/>
+        <w:gridCol w:w="1701"/>
+        <w:gridCol w:w="1701"/>
+        <w:gridCol w:w="1701"/>
+        <w:gridCol w:w="1701"/>
+      </w:tblGrid>
+      <w:tr>
+        <w:tc>
+          <w:tcPr>
+            <w:tcW w:type="dxa" w:w="1701"/>
+          </w:tcPr>
+          <w:p>
+            <w:r>
+              <w:rPr>
+                <w:b/>
+              </w:rPr>
+              <w:t>Campo</w:t>
+            </w:r>
+          </w:p>
+        </w:tc>
+        <w:tc>
+          <w:tcPr>
+            <w:tcW w:type="dxa" w:w="1701"/>
+          </w:tcPr>
+          <w:p>
+            <w:r>
+              <w:rPr>
+                <w:b/>
+              </w:rPr>
+              <w:t>Problema identificado (ANTES)</w:t>
+            </w:r>
+          </w:p>
+        </w:tc>
+        <w:tc>
+          <w:tcPr>
+            <w:tcW w:type="dxa" w:w="1701"/>
+          </w:tcPr>
+          <w:p>
+            <w:r>
+              <w:rPr>
+                <w:b/>
+              </w:rPr>
+              <w:t>Qtd. registros</w:t>
+            </w:r>
+          </w:p>
+        </w:tc>
+        <w:tc>
+          <w:tcPr>
+            <w:tcW w:type="dxa" w:w="1701"/>
+          </w:tcPr>
+          <w:p>
+            <w:r>
+              <w:rPr>
+                <w:b/>
+              </w:rPr>
+              <w:t>Tratamento (DEPOIS)</w:t>
+            </w:r>
+          </w:p>
+        </w:tc>
+        <w:tc>
+          <w:tcPr>
+            <w:tcW w:type="dxa" w:w="1701"/>
+          </w:tcPr>
+          <w:p>
+            <w:r>
+              <w:rPr>
+                <w:b/>
+              </w:rPr>
+              <w:t>Justificativa</w:t>
+            </w:r>
+          </w:p>
+        </w:tc>
+      </w:tr>
+      <w:tr>
+        <w:tc>
+          <w:tcPr>
+            <w:tcW w:type="dxa" w:w="1701"/>
+          </w:tcPr>
+          <w:p>
+            <w:r>
+              <w:t>Telemetria.Valor</w:t>
+            </w:r>
+          </w:p>
+        </w:tc>
+        <w:tc>
+          <w:tcPr>
+            <w:tcW w:type="dxa" w:w="1701"/>
+          </w:tcPr>
+          <w:p>
+            <w:r>
+              <w:t>String literal 'NULL' — não conversível para número</w:t>
+            </w:r>
+          </w:p>
+        </w:tc>
+        <w:tc>
+          <w:tcPr>
+            <w:tcW w:type="dxa" w:w="1701"/>
+          </w:tcPr>
+          <w:p>
+            <w:r>
+              <w:t>237.443 (0,64%)</w:t>
+            </w:r>
+          </w:p>
+        </w:tc>
+        <w:tc>
+          <w:tcPr>
+            <w:tcW w:type="dxa" w:w="1701"/>
+          </w:tcPr>
+          <w:p>
+            <w:r>
+              <w:t>Convertida para nulo real no cast Bronze (strict=False); linhas mantidas</w:t>
+            </w:r>
+          </w:p>
+        </w:tc>
+        <w:tc>
+          <w:tcPr>
+            <w:tcW w:type="dxa" w:w="1701"/>
+          </w:tcPr>
+          <w:p>
+            <w:r>
+              <w:t>O campo não integra as features do modelo; remover as linhas descartaria alarmes válidos</w:t>
+            </w:r>
+          </w:p>
+        </w:tc>
+      </w:tr>
+      <w:tr>
+        <w:tc>
+          <w:tcPr>
+            <w:tcW w:type="dxa" w:w="1701"/>
+          </w:tcPr>
+          <w:p>
+            <w:r>
+              <w:t>Telemetria.Valor</w:t>
+            </w:r>
+          </w:p>
+        </w:tc>
+        <w:tc>
+          <w:tcPr>
+            <w:tcW w:type="dxa" w:w="1701"/>
+          </w:tcPr>
+          <w:p>
+            <w:r>
+              <w:t>Número em formato BR (vírgula decimal) armazenado como string</w:t>
+            </w:r>
+          </w:p>
+        </w:tc>
+        <w:tc>
+          <w:tcPr>
+            <w:tcW w:type="dxa" w:w="1701"/>
+          </w:tcPr>
+          <w:p>
+            <w:r>
+              <w:t>todas</w:t>
+            </w:r>
+          </w:p>
+        </w:tc>
+        <w:tc>
+          <w:tcPr>
+            <w:tcW w:type="dxa" w:w="1701"/>
+          </w:tcPr>
+          <w:p>
+            <w:r>
+              <w:t>Conversão ',' → '.' e cast para Float64</w:t>
+            </w:r>
+          </w:p>
+        </w:tc>
+        <w:tc>
+          <w:tcPr>
+            <w:tcW w:type="dxa" w:w="1701"/>
+          </w:tcPr>
+          <w:p>
+            <w:r>
+              <w:t>Tipagem analítica correta para estatísticas e features</w:t>
+            </w:r>
+          </w:p>
+        </w:tc>
+      </w:tr>
+      <w:tr>
+        <w:tc>
+          <w:tcPr>
+            <w:tcW w:type="dxa" w:w="1701"/>
+          </w:tcPr>
+          <w:p>
+            <w:r>
+              <w:t>Telemetria.Inicio_Turno / Fim_Turno</w:t>
+            </w:r>
+          </w:p>
+        </w:tc>
+        <w:tc>
+          <w:tcPr>
+            <w:tcW w:type="dxa" w:w="1701"/>
+          </w:tcPr>
+          <w:p>
+            <w:r>
+              <w:t>Timestamp armazenado como string</w:t>
+            </w:r>
+          </w:p>
+        </w:tc>
+        <w:tc>
+          <w:tcPr>
+            <w:tcW w:type="dxa" w:w="1701"/>
+          </w:tcPr>
+          <w:p>
+            <w:r>
+              <w:t>todas</w:t>
+            </w:r>
+          </w:p>
+        </w:tc>
+        <w:tc>
+          <w:tcPr>
+            <w:tcW w:type="dxa" w:w="1701"/>
+          </w:tcPr>
+          <w:p>
+            <w:r>
+              <w:t>Parse para Datetime na camada Bronze</w:t>
+            </w:r>
+          </w:p>
+        </w:tc>
+        <w:tc>
+          <w:tcPr>
+            <w:tcW w:type="dxa" w:w="1701"/>
+          </w:tcPr>
+          <w:p>
+            <w:r>
+              <w:t>Habilita operações temporais (janelas, joins)</w:t>
+            </w:r>
+          </w:p>
+        </w:tc>
+      </w:tr>
+      <w:tr>
+        <w:tc>
+          <w:tcPr>
+            <w:tcW w:type="dxa" w:w="1701"/>
+          </w:tcPr>
+          <w:p>
+            <w:r>
+              <w:t>Apontamentos (Inicio/Fim)</w:t>
+            </w:r>
+          </w:p>
+        </w:tc>
+        <w:tc>
+          <w:tcPr>
+            <w:tcW w:type="dxa" w:w="1701"/>
+          </w:tcPr>
+          <w:p>
+            <w:r>
+              <w:t>Ciclos sobrepostos no mesmo equipamento</w:t>
+            </w:r>
+          </w:p>
+        </w:tc>
+        <w:tc>
+          <w:tcPr>
+            <w:tcW w:type="dxa" w:w="1701"/>
+          </w:tcPr>
+          <w:p>
+            <w:r>
+              <w:t>427 (0,11%)</w:t>
+            </w:r>
+          </w:p>
+        </w:tc>
+        <w:tc>
+          <w:tcPr>
+            <w:tcW w:type="dxa" w:w="1701"/>
+          </w:tcPr>
+          <w:p>
+            <w:r>
+              <w:t>Mantidos; o join asof da Silver ordena por Inicio com Id como desempate</w:t>
+            </w:r>
+          </w:p>
+        </w:tc>
+        <w:tc>
+          <w:tcPr>
+            <w:tcW w:type="dxa" w:w="1701"/>
+          </w:tcPr>
+          <w:p>
+            <w:r>
+              <w:t>Sobreposições marginais; excluir criaria lacunas de estado operacional</w:t>
+            </w:r>
+          </w:p>
+        </w:tc>
+      </w:tr>
+      <w:tr>
+        <w:tc>
+          <w:tcPr>
+            <w:tcW w:type="dxa" w:w="1701"/>
+          </w:tcPr>
+          <w:p>
+            <w:r>
+              <w:t>Ambos os datasets</w:t>
+            </w:r>
+          </w:p>
+        </w:tc>
+        <w:tc>
+          <w:tcPr>
+            <w:tcW w:type="dxa" w:w="1701"/>
+          </w:tcPr>
+          <w:p>
+            <w:r>
+              <w:t>Inicio &gt; Fim, duração nula, valores nulos, duplicatas</w:t>
+            </w:r>
+          </w:p>
+        </w:tc>
+        <w:tc>
+          <w:tcPr>
+            <w:tcW w:type="dxa" w:w="1701"/>
+          </w:tcPr>
+          <w:p>
+            <w:r>
+              <w:t>0</w:t>
+            </w:r>
+          </w:p>
+        </w:tc>
+        <w:tc>
+          <w:tcPr>
+            <w:tcW w:type="dxa" w:w="1701"/>
+          </w:tcPr>
+          <w:p>
+            <w:r>
+              <w:t>—</w:t>
+            </w:r>
+          </w:p>
+        </w:tc>
+        <w:tc>
+          <w:tcPr>
+            <w:tcW w:type="dxa" w:w="1701"/>
+          </w:tcPr>
+          <w:p>
+            <w:r>
+              <w:t>Verificado (CM 3.1); dados chegaram íntegros da origem</w:t>
+            </w:r>
+          </w:p>
+        </w:tc>
+      </w:tr>
+    </w:tbl>
+    <w:p>
+      <w:r>
+        <w:rPr>
+          <w:sz w:val="22"/>
+        </w:rPr>
+        <w:t>Outliers: a variável Valor apresenta cauda longa (máx. 4.347 vs mediana 0), mas trata-se de leituras físicas de sensores heterogêneos, não de erro de medição — foram mantidos sem winsorização, decisão segura porque o modelo usa contagens e flags de alarme, não o Valor bruto. O equipamento CA65926 é outlier comportamental legítimo, analisado individualmente na seção de Resultados.</w:t>
+      </w:r>
+    </w:p>
+    <w:p>
+      <w:pPr>
+        <w:pStyle w:val="Ttulo2"/>
+      </w:pPr>
+      <w:r>
+        <w:rPr>
+          <w:color w:val="00A650"/>
+        </w:rPr>
         <w:t>Arquitetura do Pipeline (Medallion)</w:t>
       </w:r>
     </w:p>
@@ -1332,7 +2105,7 @@
         <w:rPr>
           <w:sz w:val="22"/>
         </w:rPr>
-        <w:t>Bronze: ingestão dos parquets de telemetria (37,2M registros) e apontamentos (377K registros) com validação de schema, correção de tipos (Valor em formato BR, timestamps como string) e filtragem de registros inválidos.</w:t>
+        <w:t>Bronze: ingestão dos parquets de telemetria (37,2M registros) e apontamentos (377K registros) com validação de schema, correção de tipos (Valor em formato BR, timestamps como string) e verificação de integridade — nulos, duplicatas e consistência temporal (nenhuma linha precisou ser removida; ver CM 3.1).</w:t>
       </w:r>
     </w:p>
     <w:p>
@@ -1830,7 +2603,7 @@
         <w:drawing>
           <wp:inline xmlns:a="http://schemas.openxmlformats.org/drawingml/2006/main" xmlns:pic="http://schemas.openxmlformats.org/drawingml/2006/picture">
             <wp:extent cx="4114800" cy="3165231"/>
-            <wp:docPr id="28" name="Picture 28"/>
+            <wp:docPr id="29" name="Picture 29"/>
             <wp:cNvGraphicFramePr>
               <a:graphicFrameLocks noChangeAspect="1"/>
             </wp:cNvGraphicFramePr>
@@ -1842,7 +2615,7 @@
                     <pic:cNvPicPr/>
                   </pic:nvPicPr>
                   <pic:blipFill>
-                    <a:blip r:embed="rId45"/>
+                    <a:blip r:embed="rId46"/>
                     <a:stretch>
                       <a:fillRect/>
                     </a:stretch>
@@ -1869,7 +2642,7 @@
         <w:drawing>
           <wp:inline xmlns:a="http://schemas.openxmlformats.org/drawingml/2006/main" xmlns:pic="http://schemas.openxmlformats.org/drawingml/2006/picture">
             <wp:extent cx="3200400" cy="2844800"/>
-            <wp:docPr id="27" name="Picture 27"/>
+            <wp:docPr id="28" name="Picture 28"/>
             <wp:cNvGraphicFramePr>
               <a:graphicFrameLocks noChangeAspect="1"/>
             </wp:cNvGraphicFramePr>
@@ -1881,7 +2654,7 @@
                     <pic:cNvPicPr/>
                   </pic:nvPicPr>
                   <pic:blipFill>
-                    <a:blip r:embed="rId44"/>
+                    <a:blip r:embed="rId45"/>
                     <a:stretch>
                       <a:fillRect/>
                     </a:stretch>
@@ -2359,7 +3132,7 @@
         <w:rPr>
           <w:sz w:val="22"/>
         </w:rPr>
-        <w:t>Random Forest e LightGBM apresentam desempenho equivalente (F1 0.6761 vs 0.6728), com ROC-AUC ambos acima de 0,99. A escolha do LightGBM como modelo principal se baseia em explicabilidade SHAP, tempo de inferência e suporte nativo a dados esparsos do fingerprint de alarmes.</w:t>
+        <w:t>Random Forest e LightGBM apresentam desempenho equivalente (empate técnico em F1 = 0,6741), com ROC-AUC ambos acima de 0,99. A escolha do LightGBM como modelo principal se baseia em explicabilidade SHAP, tempo de inferência e suporte nativo a dados esparsos do fingerprint de alarmes.</w:t>
       </w:r>
     </w:p>
     <w:p>
@@ -2381,7 +3154,7 @@
         <w:drawing>
           <wp:inline xmlns:a="http://schemas.openxmlformats.org/drawingml/2006/main" xmlns:pic="http://schemas.openxmlformats.org/drawingml/2006/picture">
             <wp:extent cx="5029200" cy="2514600"/>
-            <wp:docPr id="26" name="Picture 26"/>
+            <wp:docPr id="27" name="Picture 27"/>
             <wp:cNvGraphicFramePr>
               <a:graphicFrameLocks noChangeAspect="1"/>
             </wp:cNvGraphicFramePr>
@@ -2393,7 +3166,7 @@
                     <pic:cNvPicPr/>
                   </pic:nvPicPr>
                   <pic:blipFill>
-                    <a:blip r:embed="rId43"/>
+                    <a:blip r:embed="rId44"/>
                     <a:stretch>
                       <a:fillRect/>
                     </a:stretch>
@@ -2420,7 +3193,7 @@
         <w:drawing>
           <wp:inline xmlns:a="http://schemas.openxmlformats.org/drawingml/2006/main" xmlns:pic="http://schemas.openxmlformats.org/drawingml/2006/picture">
             <wp:extent cx="4572000" cy="4000500"/>
-            <wp:docPr id="25" name="Picture 25"/>
+            <wp:docPr id="26" name="Picture 26"/>
             <wp:cNvGraphicFramePr>
               <a:graphicFrameLocks noChangeAspect="1"/>
             </wp:cNvGraphicFramePr>
@@ -2432,7 +3205,7 @@
                     <pic:cNvPicPr/>
                   </pic:nvPicPr>
                   <pic:blipFill>
-                    <a:blip r:embed="rId42"/>
+                    <a:blip r:embed="rId43"/>
                     <a:stretch>
                       <a:fillRect/>
                     </a:stretch>
@@ -2916,7 +3689,7 @@
         <w:drawing>
           <wp:inline xmlns:a="http://schemas.openxmlformats.org/drawingml/2006/main" xmlns:pic="http://schemas.openxmlformats.org/drawingml/2006/picture">
             <wp:extent cx="5029200" cy="2766060"/>
-            <wp:docPr id="24" name="Picture 24"/>
+            <wp:docPr id="25" name="Picture 25"/>
             <wp:cNvGraphicFramePr>
               <a:graphicFrameLocks noChangeAspect="1"/>
             </wp:cNvGraphicFramePr>
@@ -2928,7 +3701,7 @@
                     <pic:cNvPicPr/>
                   </pic:nvPicPr>
                   <pic:blipFill>
-                    <a:blip r:embed="rId41"/>
+                    <a:blip r:embed="rId42"/>
                     <a:stretch>
                       <a:fillRect/>
                     </a:stretch>
@@ -2952,7 +3725,7 @@
         <w:rPr>
           <w:sz w:val="22"/>
         </w:rPr>
-        <w:t>O melhor ensemble (Soft-voting) NÃO superou o melhor modelo-base (LightGBM) de forma relevante (Δ F1 = -0,0003, -0,0%). Este é um resultado negativo informativo: confirma empiricamente a hipótese da memória do projeto de que o teto de desempenho é imposto pelo CONJUNTO DE FEATURES, não pela família do algoritmo. RF e LightGBM, apesar de mecanismos distintos (bagging vs. boosting), convergem para a mesma fronteira de decisão porque ambos exaurem a informação disponível nas 54 features. Ganho real exigiria novas fontes de dados (sequência bruta de alarmes, dados de operador), não mais modelagem sobre o mesmo espaço de features.</w:t>
+        <w:t>O melhor ensemble (Soft-voting) NÃO superou o melhor modelo-base (LightGBM) de forma relevante (Δ F1 = -0,0003, -0,0%). Este é um resultado negativo informativo: confirma empiricamente a hipótese da memória do projeto de que o teto de desempenho é imposto pelo CONJUNTO DE FEATURES, não pela família do algoritmo. RF e LightGBM, apesar de mecanismos distintos (bagging vs. boosting), convergem para a mesma fronteira de decisão porque ambos exaurem a informação disponível nas 53 features do modelo. Ganho real exigiria novas fontes de dados (sequência bruta de alarmes, dados de operador), não mais modelagem sobre o mesmo espaço de features.</w:t>
       </w:r>
     </w:p>
     <w:p>
@@ -2963,7 +3736,7 @@
         <w:drawing>
           <wp:inline xmlns:a="http://schemas.openxmlformats.org/drawingml/2006/main" xmlns:pic="http://schemas.openxmlformats.org/drawingml/2006/picture">
             <wp:extent cx="4572000" cy="4000500"/>
-            <wp:docPr id="23" name="Picture 23"/>
+            <wp:docPr id="24" name="Picture 24"/>
             <wp:cNvGraphicFramePr>
               <a:graphicFrameLocks noChangeAspect="1"/>
             </wp:cNvGraphicFramePr>
@@ -2975,7 +3748,7 @@
                     <pic:cNvPicPr/>
                   </pic:nvPicPr>
                   <pic:blipFill>
-                    <a:blip r:embed="rId40"/>
+                    <a:blip r:embed="rId41"/>
                     <a:stretch>
                       <a:fillRect/>
                     </a:stretch>
@@ -3062,7 +3835,7 @@
         <w:drawing>
           <wp:inline xmlns:a="http://schemas.openxmlformats.org/drawingml/2006/main" xmlns:pic="http://schemas.openxmlformats.org/drawingml/2006/picture">
             <wp:extent cx="5029200" cy="3017520"/>
-            <wp:docPr id="22" name="Picture 22"/>
+            <wp:docPr id="23" name="Picture 23"/>
             <wp:cNvGraphicFramePr>
               <a:graphicFrameLocks noChangeAspect="1"/>
             </wp:cNvGraphicFramePr>
@@ -3074,7 +3847,7 @@
                     <pic:cNvPicPr/>
                   </pic:nvPicPr>
                   <pic:blipFill>
-                    <a:blip r:embed="rId39"/>
+                    <a:blip r:embed="rId40"/>
                     <a:stretch>
                       <a:fillRect/>
                     </a:stretch>
@@ -3904,7 +4677,7 @@
         <w:drawing>
           <wp:inline xmlns:a="http://schemas.openxmlformats.org/drawingml/2006/main" xmlns:pic="http://schemas.openxmlformats.org/drawingml/2006/picture">
             <wp:extent cx="5029200" cy="2286000"/>
-            <wp:docPr id="21" name="Picture 21"/>
+            <wp:docPr id="22" name="Picture 22"/>
             <wp:cNvGraphicFramePr>
               <a:graphicFrameLocks noChangeAspect="1"/>
             </wp:cNvGraphicFramePr>
@@ -3916,7 +4689,7 @@
                     <pic:cNvPicPr/>
                   </pic:nvPicPr>
                   <pic:blipFill>
-                    <a:blip r:embed="rId38"/>
+                    <a:blip r:embed="rId39"/>
                     <a:stretch>
                       <a:fillRect/>
                     </a:stretch>
@@ -3959,7 +4732,7 @@
         <w:drawing>
           <wp:inline xmlns:a="http://schemas.openxmlformats.org/drawingml/2006/main" xmlns:pic="http://schemas.openxmlformats.org/drawingml/2006/picture">
             <wp:extent cx="5029200" cy="2743200"/>
-            <wp:docPr id="20" name="Picture 20"/>
+            <wp:docPr id="21" name="Picture 21"/>
             <wp:cNvGraphicFramePr>
               <a:graphicFrameLocks noChangeAspect="1"/>
             </wp:cNvGraphicFramePr>
@@ -3971,7 +4744,7 @@
                     <pic:cNvPicPr/>
                   </pic:nvPicPr>
                   <pic:blipFill>
-                    <a:blip r:embed="rId37"/>
+                    <a:blip r:embed="rId38"/>
                     <a:stretch>
                       <a:fillRect/>
                     </a:stretch>
@@ -4616,7 +5389,7 @@
         <w:drawing>
           <wp:inline xmlns:a="http://schemas.openxmlformats.org/drawingml/2006/main" xmlns:pic="http://schemas.openxmlformats.org/drawingml/2006/picture">
             <wp:extent cx="5486400" cy="3840480"/>
-            <wp:docPr id="19" name="Picture 19"/>
+            <wp:docPr id="20" name="Picture 20"/>
             <wp:cNvGraphicFramePr>
               <a:graphicFrameLocks noChangeAspect="1"/>
             </wp:cNvGraphicFramePr>
@@ -4628,7 +5401,7 @@
                     <pic:cNvPicPr/>
                   </pic:nvPicPr>
                   <pic:blipFill>
-                    <a:blip r:embed="rId36"/>
+                    <a:blip r:embed="rId37"/>
                     <a:stretch>
                       <a:fillRect/>
                     </a:stretch>
@@ -4663,6 +5436,349 @@
         <w:drawing>
           <wp:inline xmlns:a="http://schemas.openxmlformats.org/drawingml/2006/main" xmlns:pic="http://schemas.openxmlformats.org/drawingml/2006/picture">
             <wp:extent cx="5943600" cy="2514600"/>
+            <wp:docPr id="19" name="Picture 19"/>
+            <wp:cNvGraphicFramePr>
+              <a:graphicFrameLocks noChangeAspect="1"/>
+            </wp:cNvGraphicFramePr>
+            <a:graphic>
+              <a:graphicData uri="http://schemas.openxmlformats.org/drawingml/2006/picture">
+                <pic:pic>
+                  <pic:nvPicPr>
+                    <pic:cNvPr id="0" name="escavadeira_vs_caminhao_fingerprint.png"/>
+                    <pic:cNvPicPr/>
+                  </pic:nvPicPr>
+                  <pic:blipFill>
+                    <a:blip r:embed="rId36"/>
+                    <a:stretch>
+                      <a:fillRect/>
+                    </a:stretch>
+                  </pic:blipFill>
+                  <pic:spPr>
+                    <a:xfrm>
+                      <a:off x="0" y="0"/>
+                      <a:ext cx="5943600" cy="2514600"/>
+                    </a:xfrm>
+                    <a:prstGeom prst="rect"/>
+                  </pic:spPr>
+                </pic:pic>
+              </a:graphicData>
+            </a:graphic>
+          </wp:inline>
+        </w:drawing>
+      </w:r>
+    </w:p>
+    <w:p>
+      <w:r>
+        <w:rPr>
+          <w:sz w:val="22"/>
+        </w:rPr>
+        <w:t>Diagnóstico refinado (corrige a leitura anterior): NÃO é verdade que a escavadeira não tenha sinal — ela tem alarmes de lift até 44× (vs. máximo de 8× nos caminhões). O que ocorre é que (1) esses sinais fortes são raros e (2) o critério de seleção por frequência do fingerprint atual os exclui. A cobertura é quase idêntica entre os dois critérios (97,5% vs 97,7%) porque a maioria dos eventos pré-DG da escavadeira só traz alarmes rotineiros — mas o subconjunto que dispara 'Channel Forced' ou 'PTO &gt;90°C' é altamente recuperável e hoje está 100% perdido. Isto refina o experimento negativo do Sprint 5: o modelo dedicado falhou não por ausência de sinal, mas por reutilizar o mesmo feature set baseado em frequência que enterra o sinal. A correção é concreta: adicionar esses alarmes de alto lift como features dedicadas da escavadeira.</w:t>
+      </w:r>
+    </w:p>
+    <w:p>
+      <w:pPr>
+        <w:pStyle w:val="Ttulo2"/>
+      </w:pPr>
+      <w:r>
+        <w:rPr>
+          <w:color w:val="00A650"/>
+        </w:rPr>
+        <w:t>PoC de Modelo Sequencial (GRU) para a Escavadeira</w:t>
+      </w:r>
+    </w:p>
+    <w:p>
+      <w:r>
+        <w:rPr>
+          <w:sz w:val="22"/>
+        </w:rPr>
+        <w:t>O Sprint 11 mostrou que o sinal existe na escavadeira, mas é raro e concentrado em poucos alarmes. Como teste final dessa fronteira, avaliamos se um modelo SEQUENCIAL — que enxerga a ordem bruta dos alarmes em vez da agregação binária — recupera esse sinal. Treinamos uma rede neural recorrente (Embedding de 300 alarmes → GRU de 48 unidades → classificador), com cada decisão observando a sequência dos 32 alarmes anteriores do equipamento. Split temporal idêntico ao do projeto (treino jan-abr / val Mai / teste Jun).</w:t>
+      </w:r>
+    </w:p>
+    <w:tbl>
+      <w:tblPr>
+        <w:tblStyle w:val="Tabelacomgrade"/>
+        <w:tblW w:type="auto" w:w="0"/>
+        <w:tblLook w:firstColumn="1" w:firstRow="1" w:lastColumn="0" w:lastRow="0" w:noHBand="0" w:noVBand="1" w:val="04A0"/>
+      </w:tblPr>
+      <w:tblGrid>
+        <w:gridCol w:w="2126"/>
+        <w:gridCol w:w="2126"/>
+        <w:gridCol w:w="2126"/>
+        <w:gridCol w:w="2126"/>
+      </w:tblGrid>
+      <w:tr>
+        <w:tc>
+          <w:tcPr>
+            <w:tcW w:type="dxa" w:w="2126"/>
+          </w:tcPr>
+          <w:p>
+            <w:r>
+              <w:rPr>
+                <w:b/>
+              </w:rPr>
+              <w:t>Métrica</w:t>
+            </w:r>
+          </w:p>
+        </w:tc>
+        <w:tc>
+          <w:tcPr>
+            <w:tcW w:type="dxa" w:w="2126"/>
+          </w:tcPr>
+          <w:p>
+            <w:r>
+              <w:rPr>
+                <w:b/>
+              </w:rPr>
+              <w:t>GRU sequencial</w:t>
+            </w:r>
+          </w:p>
+        </w:tc>
+        <w:tc>
+          <w:tcPr>
+            <w:tcW w:type="dxa" w:w="2126"/>
+          </w:tcPr>
+          <w:p>
+            <w:r>
+              <w:rPr>
+                <w:b/>
+              </w:rPr>
+              <w:t>LightGBM geral</w:t>
+            </w:r>
+          </w:p>
+        </w:tc>
+        <w:tc>
+          <w:tcPr>
+            <w:tcW w:type="dxa" w:w="2126"/>
+          </w:tcPr>
+          <w:p>
+            <w:r>
+              <w:rPr>
+                <w:b/>
+              </w:rPr>
+              <w:t>Interpretação</w:t>
+            </w:r>
+          </w:p>
+        </w:tc>
+      </w:tr>
+      <w:tr>
+        <w:tc>
+          <w:tcPr>
+            <w:tcW w:type="dxa" w:w="2126"/>
+          </w:tcPr>
+          <w:p>
+            <w:r>
+              <w:t>Recall</w:t>
+            </w:r>
+          </w:p>
+        </w:tc>
+        <w:tc>
+          <w:tcPr>
+            <w:tcW w:type="dxa" w:w="2126"/>
+          </w:tcPr>
+          <w:p>
+            <w:r>
+              <w:t>0,685</w:t>
+            </w:r>
+          </w:p>
+        </w:tc>
+        <w:tc>
+          <w:tcPr>
+            <w:tcW w:type="dxa" w:w="2126"/>
+          </w:tcPr>
+          <w:p>
+            <w:r>
+              <w:t>0,136</w:t>
+            </w:r>
+          </w:p>
+        </w:tc>
+        <w:tc>
+          <w:tcPr>
+            <w:tcW w:type="dxa" w:w="2126"/>
+          </w:tcPr>
+          <w:p>
+            <w:r>
+              <w:t>enganoso (ver precisão)</w:t>
+            </w:r>
+          </w:p>
+        </w:tc>
+      </w:tr>
+      <w:tr>
+        <w:tc>
+          <w:tcPr>
+            <w:tcW w:type="dxa" w:w="2126"/>
+          </w:tcPr>
+          <w:p>
+            <w:r>
+              <w:t>Precision</w:t>
+            </w:r>
+          </w:p>
+        </w:tc>
+        <w:tc>
+          <w:tcPr>
+            <w:tcW w:type="dxa" w:w="2126"/>
+          </w:tcPr>
+          <w:p>
+            <w:r>
+              <w:t>0,0000</w:t>
+            </w:r>
+          </w:p>
+        </w:tc>
+        <w:tc>
+          <w:tcPr>
+            <w:tcW w:type="dxa" w:w="2126"/>
+          </w:tcPr>
+          <w:p>
+            <w:r>
+              <w:t>0,0081</w:t>
+            </w:r>
+          </w:p>
+        </w:tc>
+        <w:tc>
+          <w:tcPr>
+            <w:tcW w:type="dxa" w:w="2126"/>
+          </w:tcPr>
+          <w:p>
+            <w:r>
+              <w:t>GRU ≈ 0</w:t>
+            </w:r>
+          </w:p>
+        </w:tc>
+      </w:tr>
+      <w:tr>
+        <w:tc>
+          <w:tcPr>
+            <w:tcW w:type="dxa" w:w="2126"/>
+          </w:tcPr>
+          <w:p>
+            <w:r>
+              <w:t>F1</w:t>
+            </w:r>
+          </w:p>
+        </w:tc>
+        <w:tc>
+          <w:tcPr>
+            <w:tcW w:type="dxa" w:w="2126"/>
+          </w:tcPr>
+          <w:p>
+            <w:r>
+              <w:t>0,0000</w:t>
+            </w:r>
+          </w:p>
+        </w:tc>
+        <w:tc>
+          <w:tcPr>
+            <w:tcW w:type="dxa" w:w="2126"/>
+          </w:tcPr>
+          <w:p>
+            <w:r>
+              <w:t>0,0153</w:t>
+            </w:r>
+          </w:p>
+        </w:tc>
+        <w:tc>
+          <w:tcPr>
+            <w:tcW w:type="dxa" w:w="2126"/>
+          </w:tcPr>
+          <w:p>
+            <w:r>
+              <w:t>GRU pior</w:t>
+            </w:r>
+          </w:p>
+        </w:tc>
+      </w:tr>
+      <w:tr>
+        <w:tc>
+          <w:tcPr>
+            <w:tcW w:type="dxa" w:w="2126"/>
+          </w:tcPr>
+          <w:p>
+            <w:r>
+              <w:t>PR-AUC</w:t>
+            </w:r>
+          </w:p>
+        </w:tc>
+        <w:tc>
+          <w:tcPr>
+            <w:tcW w:type="dxa" w:w="2126"/>
+          </w:tcPr>
+          <w:p>
+            <w:r>
+              <w:t>0,0002</w:t>
+            </w:r>
+          </w:p>
+        </w:tc>
+        <w:tc>
+          <w:tcPr>
+            <w:tcW w:type="dxa" w:w="2126"/>
+          </w:tcPr>
+          <w:p>
+            <w:r>
+              <w:t>0,0102</w:t>
+            </w:r>
+          </w:p>
+        </w:tc>
+        <w:tc>
+          <w:tcPr>
+            <w:tcW w:type="dxa" w:w="2126"/>
+          </w:tcPr>
+          <w:p>
+            <w:r>
+              <w:t>DECISIVA → GRU pior</w:t>
+            </w:r>
+          </w:p>
+        </w:tc>
+      </w:tr>
+      <w:tr>
+        <w:tc>
+          <w:tcPr>
+            <w:tcW w:type="dxa" w:w="2126"/>
+          </w:tcPr>
+          <w:p>
+            <w:r>
+              <w:t>ROC-AUC</w:t>
+            </w:r>
+          </w:p>
+        </w:tc>
+        <w:tc>
+          <w:tcPr>
+            <w:tcW w:type="dxa" w:w="2126"/>
+          </w:tcPr>
+          <w:p>
+            <w:r>
+              <w:t>0,429</w:t>
+            </w:r>
+          </w:p>
+        </w:tc>
+        <w:tc>
+          <w:tcPr>
+            <w:tcW w:type="dxa" w:w="2126"/>
+          </w:tcPr>
+          <w:p>
+            <w:r>
+              <w:t>0,790</w:t>
+            </w:r>
+          </w:p>
+        </w:tc>
+        <w:tc>
+          <w:tcPr>
+            <w:tcW w:type="dxa" w:w="2126"/>
+          </w:tcPr>
+          <w:p>
+            <w:r>
+              <w:t>GRU &lt; 0,5 (invertido)</w:t>
+            </w:r>
+          </w:p>
+        </w:tc>
+      </w:tr>
+    </w:tbl>
+    <w:p>
+      <w:pPr>
+        <w:jc w:val="center"/>
+      </w:pPr>
+      <w:r>
+        <w:drawing>
+          <wp:inline xmlns:a="http://schemas.openxmlformats.org/drawingml/2006/main" xmlns:pic="http://schemas.openxmlformats.org/drawingml/2006/picture">
+            <wp:extent cx="5943600" cy="2514600"/>
             <wp:docPr id="18" name="Picture 18"/>
             <wp:cNvGraphicFramePr>
               <a:graphicFrameLocks noChangeAspect="1"/>
@@ -4671,7 +5787,7 @@
               <a:graphicData uri="http://schemas.openxmlformats.org/drawingml/2006/picture">
                 <pic:pic>
                   <pic:nvPicPr>
-                    <pic:cNvPr id="0" name="escavadeira_vs_caminhao_fingerprint.png"/>
+                    <pic:cNvPr id="0" name="escavadeira_gru_vs_baseline.png"/>
                     <pic:cNvPicPr/>
                   </pic:nvPicPr>
                   <pic:blipFill>
@@ -4699,349 +5815,6 @@
         <w:rPr>
           <w:sz w:val="22"/>
         </w:rPr>
-        <w:t>Diagnóstico refinado (corrige a leitura anterior): NÃO é verdade que a escavadeira não tenha sinal — ela tem alarmes de lift até 44× (vs. máximo de 8× nos caminhões). O que ocorre é que (1) esses sinais fortes são raros e (2) o critério de seleção por frequência do fingerprint atual os exclui. A cobertura é quase idêntica entre os dois critérios (97,5% vs 97,7%) porque a maioria dos eventos pré-DG da escavadeira só traz alarmes rotineiros — mas o subconjunto que dispara 'Channel Forced' ou 'PTO &gt;90°C' é altamente recuperável e hoje está 100% perdido. Isto refina o experimento negativo do Sprint 5: o modelo dedicado falhou não por ausência de sinal, mas por reutilizar o mesmo feature set baseado em frequência que enterra o sinal. A correção é concreta: adicionar esses alarmes de alto lift como features dedicadas da escavadeira.</w:t>
-      </w:r>
-    </w:p>
-    <w:p>
-      <w:pPr>
-        <w:pStyle w:val="Ttulo2"/>
-      </w:pPr>
-      <w:r>
-        <w:rPr>
-          <w:color w:val="00A650"/>
-        </w:rPr>
-        <w:t>PoC de Modelo Sequencial (GRU) para a Escavadeira</w:t>
-      </w:r>
-    </w:p>
-    <w:p>
-      <w:r>
-        <w:rPr>
-          <w:sz w:val="22"/>
-        </w:rPr>
-        <w:t>O Sprint 11 mostrou que o sinal existe na escavadeira, mas é raro e concentrado em poucos alarmes. Como teste final dessa fronteira, avaliamos se um modelo SEQUENCIAL — que enxerga a ordem bruta dos alarmes em vez da agregação binária — recupera esse sinal. Treinamos uma rede neural recorrente (Embedding de 300 alarmes → GRU de 48 unidades → classificador), com cada decisão observando a sequência dos 32 alarmes anteriores do equipamento. Split temporal idêntico ao do projeto (treino jan-abr / val Mai / teste Jun).</w:t>
-      </w:r>
-    </w:p>
-    <w:tbl>
-      <w:tblPr>
-        <w:tblStyle w:val="Tabelacomgrade"/>
-        <w:tblW w:type="auto" w:w="0"/>
-        <w:tblLook w:firstColumn="1" w:firstRow="1" w:lastColumn="0" w:lastRow="0" w:noHBand="0" w:noVBand="1" w:val="04A0"/>
-      </w:tblPr>
-      <w:tblGrid>
-        <w:gridCol w:w="2126"/>
-        <w:gridCol w:w="2126"/>
-        <w:gridCol w:w="2126"/>
-        <w:gridCol w:w="2126"/>
-      </w:tblGrid>
-      <w:tr>
-        <w:tc>
-          <w:tcPr>
-            <w:tcW w:type="dxa" w:w="2126"/>
-          </w:tcPr>
-          <w:p>
-            <w:r>
-              <w:rPr>
-                <w:b/>
-              </w:rPr>
-              <w:t>Métrica</w:t>
-            </w:r>
-          </w:p>
-        </w:tc>
-        <w:tc>
-          <w:tcPr>
-            <w:tcW w:type="dxa" w:w="2126"/>
-          </w:tcPr>
-          <w:p>
-            <w:r>
-              <w:rPr>
-                <w:b/>
-              </w:rPr>
-              <w:t>GRU sequencial</w:t>
-            </w:r>
-          </w:p>
-        </w:tc>
-        <w:tc>
-          <w:tcPr>
-            <w:tcW w:type="dxa" w:w="2126"/>
-          </w:tcPr>
-          <w:p>
-            <w:r>
-              <w:rPr>
-                <w:b/>
-              </w:rPr>
-              <w:t>LightGBM geral</w:t>
-            </w:r>
-          </w:p>
-        </w:tc>
-        <w:tc>
-          <w:tcPr>
-            <w:tcW w:type="dxa" w:w="2126"/>
-          </w:tcPr>
-          <w:p>
-            <w:r>
-              <w:rPr>
-                <w:b/>
-              </w:rPr>
-              <w:t>Interpretação</w:t>
-            </w:r>
-          </w:p>
-        </w:tc>
-      </w:tr>
-      <w:tr>
-        <w:tc>
-          <w:tcPr>
-            <w:tcW w:type="dxa" w:w="2126"/>
-          </w:tcPr>
-          <w:p>
-            <w:r>
-              <w:t>Recall</w:t>
-            </w:r>
-          </w:p>
-        </w:tc>
-        <w:tc>
-          <w:tcPr>
-            <w:tcW w:type="dxa" w:w="2126"/>
-          </w:tcPr>
-          <w:p>
-            <w:r>
-              <w:t>0,685</w:t>
-            </w:r>
-          </w:p>
-        </w:tc>
-        <w:tc>
-          <w:tcPr>
-            <w:tcW w:type="dxa" w:w="2126"/>
-          </w:tcPr>
-          <w:p>
-            <w:r>
-              <w:t>0,136</w:t>
-            </w:r>
-          </w:p>
-        </w:tc>
-        <w:tc>
-          <w:tcPr>
-            <w:tcW w:type="dxa" w:w="2126"/>
-          </w:tcPr>
-          <w:p>
-            <w:r>
-              <w:t>enganoso (ver precisão)</w:t>
-            </w:r>
-          </w:p>
-        </w:tc>
-      </w:tr>
-      <w:tr>
-        <w:tc>
-          <w:tcPr>
-            <w:tcW w:type="dxa" w:w="2126"/>
-          </w:tcPr>
-          <w:p>
-            <w:r>
-              <w:t>Precision</w:t>
-            </w:r>
-          </w:p>
-        </w:tc>
-        <w:tc>
-          <w:tcPr>
-            <w:tcW w:type="dxa" w:w="2126"/>
-          </w:tcPr>
-          <w:p>
-            <w:r>
-              <w:t>0,0000</w:t>
-            </w:r>
-          </w:p>
-        </w:tc>
-        <w:tc>
-          <w:tcPr>
-            <w:tcW w:type="dxa" w:w="2126"/>
-          </w:tcPr>
-          <w:p>
-            <w:r>
-              <w:t>0,0081</w:t>
-            </w:r>
-          </w:p>
-        </w:tc>
-        <w:tc>
-          <w:tcPr>
-            <w:tcW w:type="dxa" w:w="2126"/>
-          </w:tcPr>
-          <w:p>
-            <w:r>
-              <w:t>GRU ≈ 0</w:t>
-            </w:r>
-          </w:p>
-        </w:tc>
-      </w:tr>
-      <w:tr>
-        <w:tc>
-          <w:tcPr>
-            <w:tcW w:type="dxa" w:w="2126"/>
-          </w:tcPr>
-          <w:p>
-            <w:r>
-              <w:t>F1</w:t>
-            </w:r>
-          </w:p>
-        </w:tc>
-        <w:tc>
-          <w:tcPr>
-            <w:tcW w:type="dxa" w:w="2126"/>
-          </w:tcPr>
-          <w:p>
-            <w:r>
-              <w:t>0,0000</w:t>
-            </w:r>
-          </w:p>
-        </w:tc>
-        <w:tc>
-          <w:tcPr>
-            <w:tcW w:type="dxa" w:w="2126"/>
-          </w:tcPr>
-          <w:p>
-            <w:r>
-              <w:t>0,0153</w:t>
-            </w:r>
-          </w:p>
-        </w:tc>
-        <w:tc>
-          <w:tcPr>
-            <w:tcW w:type="dxa" w:w="2126"/>
-          </w:tcPr>
-          <w:p>
-            <w:r>
-              <w:t>GRU pior</w:t>
-            </w:r>
-          </w:p>
-        </w:tc>
-      </w:tr>
-      <w:tr>
-        <w:tc>
-          <w:tcPr>
-            <w:tcW w:type="dxa" w:w="2126"/>
-          </w:tcPr>
-          <w:p>
-            <w:r>
-              <w:t>PR-AUC</w:t>
-            </w:r>
-          </w:p>
-        </w:tc>
-        <w:tc>
-          <w:tcPr>
-            <w:tcW w:type="dxa" w:w="2126"/>
-          </w:tcPr>
-          <w:p>
-            <w:r>
-              <w:t>0,0002</w:t>
-            </w:r>
-          </w:p>
-        </w:tc>
-        <w:tc>
-          <w:tcPr>
-            <w:tcW w:type="dxa" w:w="2126"/>
-          </w:tcPr>
-          <w:p>
-            <w:r>
-              <w:t>0,0102</w:t>
-            </w:r>
-          </w:p>
-        </w:tc>
-        <w:tc>
-          <w:tcPr>
-            <w:tcW w:type="dxa" w:w="2126"/>
-          </w:tcPr>
-          <w:p>
-            <w:r>
-              <w:t>DECISIVA → GRU pior</w:t>
-            </w:r>
-          </w:p>
-        </w:tc>
-      </w:tr>
-      <w:tr>
-        <w:tc>
-          <w:tcPr>
-            <w:tcW w:type="dxa" w:w="2126"/>
-          </w:tcPr>
-          <w:p>
-            <w:r>
-              <w:t>ROC-AUC</w:t>
-            </w:r>
-          </w:p>
-        </w:tc>
-        <w:tc>
-          <w:tcPr>
-            <w:tcW w:type="dxa" w:w="2126"/>
-          </w:tcPr>
-          <w:p>
-            <w:r>
-              <w:t>0,429</w:t>
-            </w:r>
-          </w:p>
-        </w:tc>
-        <w:tc>
-          <w:tcPr>
-            <w:tcW w:type="dxa" w:w="2126"/>
-          </w:tcPr>
-          <w:p>
-            <w:r>
-              <w:t>0,790</w:t>
-            </w:r>
-          </w:p>
-        </w:tc>
-        <w:tc>
-          <w:tcPr>
-            <w:tcW w:type="dxa" w:w="2126"/>
-          </w:tcPr>
-          <w:p>
-            <w:r>
-              <w:t>GRU &lt; 0,5 (invertido)</w:t>
-            </w:r>
-          </w:p>
-        </w:tc>
-      </w:tr>
-    </w:tbl>
-    <w:p>
-      <w:pPr>
-        <w:jc w:val="center"/>
-      </w:pPr>
-      <w:r>
-        <w:drawing>
-          <wp:inline xmlns:a="http://schemas.openxmlformats.org/drawingml/2006/main" xmlns:pic="http://schemas.openxmlformats.org/drawingml/2006/picture">
-            <wp:extent cx="5943600" cy="2514600"/>
-            <wp:docPr id="17" name="Picture 17"/>
-            <wp:cNvGraphicFramePr>
-              <a:graphicFrameLocks noChangeAspect="1"/>
-            </wp:cNvGraphicFramePr>
-            <a:graphic>
-              <a:graphicData uri="http://schemas.openxmlformats.org/drawingml/2006/picture">
-                <pic:pic>
-                  <pic:nvPicPr>
-                    <pic:cNvPr id="0" name="escavadeira_gru_vs_baseline.png"/>
-                    <pic:cNvPicPr/>
-                  </pic:nvPicPr>
-                  <pic:blipFill>
-                    <a:blip r:embed="rId34"/>
-                    <a:stretch>
-                      <a:fillRect/>
-                    </a:stretch>
-                  </pic:blipFill>
-                  <pic:spPr>
-                    <a:xfrm>
-                      <a:off x="0" y="0"/>
-                      <a:ext cx="5943600" cy="2514600"/>
-                    </a:xfrm>
-                    <a:prstGeom prst="rect"/>
-                  </pic:spPr>
-                </pic:pic>
-              </a:graphicData>
-            </a:graphic>
-          </wp:inline>
-        </w:drawing>
-      </w:r>
-    </w:p>
-    <w:p>
-      <w:r>
-        <w:rPr>
-          <w:sz w:val="22"/>
-        </w:rPr>
         <w:t>Resultado negativo inequívoco. O Recall aparentemente alto do GRU (0,685) é um artefato: para atingi-lo, o modelo classifica como positivo 6.639.489 dos ~7,35M eventos de teste (precisão ≈ 0). As métricas decisivas sob desbalanceamento extremo desmentem o ganho: PR-AUC de apenas 0,0002 (vs. 0,0102 do baseline) e ROC-AUC de 0,429 — abaixo de 0,5, ou seja, ranking pior que o acaso. Durante o treino, a ROC-AUC de validação (Mai) permaneceu travada em ~0,44 mesmo com a perda de treino caindo: o modelo aprendeu padrões de Jan-Abr que não transferem.</w:t>
       </w:r>
     </w:p>
@@ -5449,7 +6222,7 @@
         <w:drawing>
           <wp:inline xmlns:a="http://schemas.openxmlformats.org/drawingml/2006/main" xmlns:pic="http://schemas.openxmlformats.org/drawingml/2006/picture">
             <wp:extent cx="5029200" cy="3017520"/>
-            <wp:docPr id="16" name="Picture 16"/>
+            <wp:docPr id="17" name="Picture 17"/>
             <wp:cNvGraphicFramePr>
               <a:graphicFrameLocks noChangeAspect="1"/>
             </wp:cNvGraphicFramePr>
@@ -5461,7 +6234,7 @@
                     <pic:cNvPicPr/>
                   </pic:nvPicPr>
                   <pic:blipFill>
-                    <a:blip r:embed="rId33"/>
+                    <a:blip r:embed="rId34"/>
                     <a:stretch>
                       <a:fillRect/>
                     </a:stretch>
@@ -5512,7 +6285,7 @@
         <w:rPr>
           <w:sz w:val="22"/>
         </w:rPr>
-        <w:t>Brier Score = 0.0321 (perfeitamente calibrado = 0). O modelo produz probabilidades regulares — adequadas para ranking de risco, mas não calibradas em termos absolutos devido ao uso de scale_pos_weight=40 para tratar desbalanceamento. Trabalho futuro: aplicar calibração isotônica para uso em precificação de manutenção e seguros.</w:t>
+        <w:t>Brier Score = 0.0321 (perfeitamente calibrado = 0). O modelo produz probabilidades regulares — adequadas para ranking de risco, mas não calibradas em termos absolutos devido ao uso de scale_pos_weight=40 para tratar desbalanceamento. A solução aplicada é a calibração isotônica pós-treino, detalhada na subseção seguinte.</w:t>
       </w:r>
     </w:p>
     <w:p>
@@ -5523,7 +6296,7 @@
         <w:drawing>
           <wp:inline xmlns:a="http://schemas.openxmlformats.org/drawingml/2006/main" xmlns:pic="http://schemas.openxmlformats.org/drawingml/2006/picture">
             <wp:extent cx="5486400" cy="2155371"/>
-            <wp:docPr id="15" name="Picture 15"/>
+            <wp:docPr id="16" name="Picture 16"/>
             <wp:cNvGraphicFramePr>
               <a:graphicFrameLocks noChangeAspect="1"/>
             </wp:cNvGraphicFramePr>
@@ -5535,7 +6308,7 @@
                     <pic:cNvPicPr/>
                   </pic:nvPicPr>
                   <pic:blipFill>
-                    <a:blip r:embed="rId32"/>
+                    <a:blip r:embed="rId33"/>
                     <a:stretch>
                       <a:fillRect/>
                     </a:stretch>
@@ -5570,7 +6343,7 @@
         <w:drawing>
           <wp:inline xmlns:a="http://schemas.openxmlformats.org/drawingml/2006/main" xmlns:pic="http://schemas.openxmlformats.org/drawingml/2006/picture">
             <wp:extent cx="5029200" cy="3017520"/>
-            <wp:docPr id="14" name="Picture 14"/>
+            <wp:docPr id="15" name="Picture 15"/>
             <wp:cNvGraphicFramePr>
               <a:graphicFrameLocks noChangeAspect="1"/>
             </wp:cNvGraphicFramePr>
@@ -5582,7 +6355,7 @@
                     <pic:cNvPicPr/>
                   </pic:nvPicPr>
                   <pic:blipFill>
-                    <a:blip r:embed="rId31"/>
+                    <a:blip r:embed="rId32"/>
                     <a:stretch>
                       <a:fillRect/>
                     </a:stretch>
@@ -5871,7 +6644,7 @@
         <w:drawing>
           <wp:inline xmlns:a="http://schemas.openxmlformats.org/drawingml/2006/main" xmlns:pic="http://schemas.openxmlformats.org/drawingml/2006/picture">
             <wp:extent cx="5486400" cy="2351314"/>
-            <wp:docPr id="13" name="Picture 13"/>
+            <wp:docPr id="14" name="Picture 14"/>
             <wp:cNvGraphicFramePr>
               <a:graphicFrameLocks noChangeAspect="1"/>
             </wp:cNvGraphicFramePr>
@@ -5883,7 +6656,7 @@
                     <pic:cNvPicPr/>
                   </pic:nvPicPr>
                   <pic:blipFill>
-                    <a:blip r:embed="rId30"/>
+                    <a:blip r:embed="rId31"/>
                     <a:stretch>
                       <a:fillRect/>
                     </a:stretch>
@@ -5910,7 +6683,7 @@
         <w:drawing>
           <wp:inline xmlns:a="http://schemas.openxmlformats.org/drawingml/2006/main" xmlns:pic="http://schemas.openxmlformats.org/drawingml/2006/picture">
             <wp:extent cx="4114800" cy="3600450"/>
-            <wp:docPr id="12" name="Picture 12"/>
+            <wp:docPr id="13" name="Picture 13"/>
             <wp:cNvGraphicFramePr>
               <a:graphicFrameLocks noChangeAspect="1"/>
             </wp:cNvGraphicFramePr>
@@ -5922,7 +6695,7 @@
                     <pic:cNvPicPr/>
                   </pic:nvPicPr>
                   <pic:blipFill>
-                    <a:blip r:embed="rId29"/>
+                    <a:blip r:embed="rId30"/>
                     <a:stretch>
                       <a:fillRect/>
                     </a:stretch>
@@ -6230,7 +7003,7 @@
         <w:drawing>
           <wp:inline xmlns:a="http://schemas.openxmlformats.org/drawingml/2006/main" xmlns:pic="http://schemas.openxmlformats.org/drawingml/2006/picture">
             <wp:extent cx="5943600" cy="6368143"/>
-            <wp:docPr id="11" name="Picture 11"/>
+            <wp:docPr id="12" name="Picture 12"/>
             <wp:cNvGraphicFramePr>
               <a:graphicFrameLocks noChangeAspect="1"/>
             </wp:cNvGraphicFramePr>
@@ -6242,7 +7015,7 @@
                     <pic:cNvPicPr/>
                   </pic:nvPicPr>
                   <pic:blipFill>
-                    <a:blip r:embed="rId28"/>
+                    <a:blip r:embed="rId29"/>
                     <a:stretch>
                       <a:fillRect/>
                     </a:stretch>
@@ -6269,7 +7042,7 @@
         <w:drawing>
           <wp:inline xmlns:a="http://schemas.openxmlformats.org/drawingml/2006/main" xmlns:pic="http://schemas.openxmlformats.org/drawingml/2006/picture">
             <wp:extent cx="5486400" cy="2493818"/>
-            <wp:docPr id="10" name="Picture 10"/>
+            <wp:docPr id="11" name="Picture 11"/>
             <wp:cNvGraphicFramePr>
               <a:graphicFrameLocks noChangeAspect="1"/>
             </wp:cNvGraphicFramePr>
@@ -6281,7 +7054,7 @@
                     <pic:cNvPicPr/>
                   </pic:nvPicPr>
                   <pic:blipFill>
-                    <a:blip r:embed="rId27"/>
+                    <a:blip r:embed="rId28"/>
                     <a:stretch>
                       <a:fillRect/>
                     </a:stretch>
@@ -6876,7 +7649,7 @@
         <w:drawing>
           <wp:inline xmlns:a="http://schemas.openxmlformats.org/drawingml/2006/main" xmlns:pic="http://schemas.openxmlformats.org/drawingml/2006/picture">
             <wp:extent cx="5486400" cy="3291840"/>
-            <wp:docPr id="9" name="Picture 9"/>
+            <wp:docPr id="10" name="Picture 10"/>
             <wp:cNvGraphicFramePr>
               <a:graphicFrameLocks noChangeAspect="1"/>
             </wp:cNvGraphicFramePr>
@@ -6888,7 +7661,7 @@
                     <pic:cNvPicPr/>
                   </pic:nvPicPr>
                   <pic:blipFill>
-                    <a:blip r:embed="rId26"/>
+                    <a:blip r:embed="rId27"/>
                     <a:stretch>
                       <a:fillRect/>
                     </a:stretch>
@@ -6923,7 +7696,7 @@
         <w:drawing>
           <wp:inline xmlns:a="http://schemas.openxmlformats.org/drawingml/2006/main" xmlns:pic="http://schemas.openxmlformats.org/drawingml/2006/picture">
             <wp:extent cx="5943600" cy="3241964"/>
-            <wp:docPr id="8" name="Picture 8"/>
+            <wp:docPr id="9" name="Picture 9"/>
             <wp:cNvGraphicFramePr>
               <a:graphicFrameLocks noChangeAspect="1"/>
             </wp:cNvGraphicFramePr>
@@ -6935,7 +7708,7 @@
                     <pic:cNvPicPr/>
                   </pic:nvPicPr>
                   <pic:blipFill>
-                    <a:blip r:embed="rId25"/>
+                    <a:blip r:embed="rId26"/>
                     <a:stretch>
                       <a:fillRect/>
                     </a:stretch>
@@ -7668,7 +8441,7 @@
         <w:drawing>
           <wp:inline xmlns:a="http://schemas.openxmlformats.org/drawingml/2006/main" xmlns:pic="http://schemas.openxmlformats.org/drawingml/2006/picture">
             <wp:extent cx="5029200" cy="2514600"/>
-            <wp:docPr id="7" name="Picture 7"/>
+            <wp:docPr id="8" name="Picture 8"/>
             <wp:cNvGraphicFramePr>
               <a:graphicFrameLocks noChangeAspect="1"/>
             </wp:cNvGraphicFramePr>
@@ -7680,7 +8453,7 @@
                     <pic:cNvPicPr/>
                   </pic:nvPicPr>
                   <pic:blipFill>
-                    <a:blip r:embed="rId24"/>
+                    <a:blip r:embed="rId25"/>
                     <a:stretch>
                       <a:fillRect/>
                     </a:stretch>
@@ -7748,7 +8521,7 @@
         <w:drawing>
           <wp:inline xmlns:a="http://schemas.openxmlformats.org/drawingml/2006/main" xmlns:pic="http://schemas.openxmlformats.org/drawingml/2006/picture">
             <wp:extent cx="5486400" cy="2194560"/>
-            <wp:docPr id="6" name="Picture 6"/>
+            <wp:docPr id="7" name="Picture 7"/>
             <wp:cNvGraphicFramePr>
               <a:graphicFrameLocks noChangeAspect="1"/>
             </wp:cNvGraphicFramePr>
@@ -7760,7 +8533,7 @@
                     <pic:cNvPicPr/>
                   </pic:nvPicPr>
                   <pic:blipFill>
-                    <a:blip r:embed="rId23"/>
+                    <a:blip r:embed="rId24"/>
                     <a:stretch>
                       <a:fillRect/>
                     </a:stretch>
@@ -7795,7 +8568,7 @@
         <w:drawing>
           <wp:inline xmlns:a="http://schemas.openxmlformats.org/drawingml/2006/main" xmlns:pic="http://schemas.openxmlformats.org/drawingml/2006/picture">
             <wp:extent cx="5486400" cy="2155371"/>
-            <wp:docPr id="5" name="Picture 5"/>
+            <wp:docPr id="6" name="Picture 6"/>
             <wp:cNvGraphicFramePr>
               <a:graphicFrameLocks noChangeAspect="1"/>
             </wp:cNvGraphicFramePr>
@@ -7807,7 +8580,7 @@
                     <pic:cNvPicPr/>
                   </pic:nvPicPr>
                   <pic:blipFill>
-                    <a:blip r:embed="rId22"/>
+                    <a:blip r:embed="rId23"/>
                     <a:stretch>
                       <a:fillRect/>
                     </a:stretch>
@@ -7861,7 +8634,7 @@
         <w:drawing>
           <wp:inline xmlns:a="http://schemas.openxmlformats.org/drawingml/2006/main" xmlns:pic="http://schemas.openxmlformats.org/drawingml/2006/picture">
             <wp:extent cx="4572000" cy="3918857"/>
-            <wp:docPr id="4" name="Picture 4"/>
+            <wp:docPr id="5" name="Picture 5"/>
             <wp:cNvGraphicFramePr>
               <a:graphicFrameLocks noChangeAspect="1"/>
             </wp:cNvGraphicFramePr>
@@ -7873,7 +8646,7 @@
                     <pic:cNvPicPr/>
                   </pic:nvPicPr>
                   <pic:blipFill>
-                    <a:blip r:embed="rId21"/>
+                    <a:blip r:embed="rId22"/>
                     <a:stretch>
                       <a:fillRect/>
                     </a:stretch>
@@ -7898,6 +8671,64 @@
           <w:sz w:val="22"/>
         </w:rPr>
         <w:t>A recência do último Don't Go (n_dg_240m) e o contexto temporal (mês, hora do dia) completam o top-5 de features. O mês como feature captura sazonalidade operacional — padrões de manutenção preventiva agendada diferem entre meses.</w:t>
+      </w:r>
+    </w:p>
+    <w:p>
+      <w:pPr>
+        <w:pStyle w:val="Ttulo3"/>
+      </w:pPr>
+      <w:r>
+        <w:rPr>
+          <w:color w:val="00A650"/>
+        </w:rPr>
+        <w:t>Decomposição de uma Predição Individual (CM 5.3)</w:t>
+      </w:r>
+    </w:p>
+    <w:p>
+      <w:r>
+        <w:rPr>
+          <w:sz w:val="22"/>
+        </w:rPr>
+        <w:t>Complementando a importância global, o waterfall SHAP abaixo decompõe uma predição específica: o verdadeiro positivo de maior convicção do conjunto de teste — equipamento CA65915, 2025/06/04 14:07, probabilidade prevista de 0,9989 (threshold 0,9914), com o Don't Go confirmado nos 60 minutos seguintes. A leitura é direta: partindo do valor-base do modelo, cada barra mostra quanto cada feature empurrou a predição para cima (vermelho) ou para baixo (azul). Neste caso, o histórico recente de Don't Go domina a decisão — 9 eventos na janela de 4h (n_dg_240m) — reforçado pela densidade nas janelas curtas (n_dg_60m, n_dg_30m) e pelo estado do fingerprint de alarmes: um padrão operacional de reincidência que o modelo traduz corretamente em risco extremo. Reproduzível via src/shap_example_waterfall.py.</w:t>
+      </w:r>
+    </w:p>
+    <w:p>
+      <w:pPr>
+        <w:jc w:val="center"/>
+      </w:pPr>
+      <w:r>
+        <w:drawing>
+          <wp:inline xmlns:a="http://schemas.openxmlformats.org/drawingml/2006/main" xmlns:pic="http://schemas.openxmlformats.org/drawingml/2006/picture">
+            <wp:extent cx="5486400" cy="3569219"/>
+            <wp:docPr id="4" name="Picture 4"/>
+            <wp:cNvGraphicFramePr>
+              <a:graphicFrameLocks noChangeAspect="1"/>
+            </wp:cNvGraphicFramePr>
+            <a:graphic>
+              <a:graphicData uri="http://schemas.openxmlformats.org/drawingml/2006/picture">
+                <pic:pic>
+                  <pic:nvPicPr>
+                    <pic:cNvPr id="0" name="shap_waterfall.png"/>
+                    <pic:cNvPicPr/>
+                  </pic:nvPicPr>
+                  <pic:blipFill>
+                    <a:blip r:embed="rId21"/>
+                    <a:stretch>
+                      <a:fillRect/>
+                    </a:stretch>
+                  </pic:blipFill>
+                  <pic:spPr>
+                    <a:xfrm>
+                      <a:off x="0" y="0"/>
+                      <a:ext cx="5486400" cy="3569219"/>
+                    </a:xfrm>
+                    <a:prstGeom prst="rect"/>
+                  </pic:spPr>
+                </pic:pic>
+              </a:graphicData>
+            </a:graphic>
+          </wp:inline>
+        </w:drawing>
       </w:r>
     </w:p>
     <w:p>
@@ -8201,7 +9032,7 @@
         <w:rPr>
           <w:sz w:val="22"/>
         </w:rPr>
-        <w:t>3. Calibração isotônica das probabilidades — derivado do Sprint 3: Brier=0,020 com sobre-estimativa em probabilidades intermediárias devido ao scale_pos_weight=40. Pós-processamento isotônico preservaria o ranking e produziria probabilidades absolutas adequadas para precificação de manutenção e seguros.</w:t>
+        <w:t>3. Recalibração isotônica periódica — a calibração isotônica já implementada (Sprint 6, Brier −89%) é estática, ajustada uma única vez na validação de Mai/2025. Sob drift de distribuição (documentado no Sprint 8), o mapeamento de probabilidades degrada com o tempo. Propõe-se recalibrar o isotônico a cada ciclo mensal, ou automaticamente quando o detector KS disparar, mantendo probabilidades absolutas confiáveis para precificação de manutenção sem retreinar o modelo.</w:t>
       </w:r>
     </w:p>
     <w:p>

--- a/outputs/reports/Relatorio_Final_DontGo_Predictor.docx
+++ b/outputs/reports/Relatorio_Final_DontGo_Predictor.docx
@@ -2308,6 +2308,25 @@
           <w:sz w:val="22"/>
         </w:rPr>
         <w:t>Explicabilidade: SHAP TreeExplainer aplicado a amostras do conjunto de teste para identificar as features mais determinantes para cada equipamento e período.</w:t>
+      </w:r>
+    </w:p>
+    <w:p>
+      <w:pPr>
+        <w:pStyle w:val="Ttulo2"/>
+      </w:pPr>
+      <w:r>
+        <w:rPr>
+          <w:color w:val="00A650"/>
+        </w:rPr>
+        <w:t>Declaração de Fontes de Dados (Edital, item 4.1)</w:t>
+      </w:r>
+    </w:p>
+    <w:p>
+      <w:r>
+        <w:rPr>
+          <w:sz w:val="22"/>
+        </w:rPr>
+        <w:t>Nenhuma informação externa ao data pack fornecido pela organização foi utilizada neste trabalho: todas as análises, features e modelos derivam exclusivamente dos arquivos de telemetria, apontamentos, dicionário de dados e catálogo de regras de alarmes recebidos. Os únicos parâmetros exógenos são as premissas de custo da análise financeira (FN = R$ 50.000 por parada não planejada e FP = R$ 800 por inspeção desnecessária), estimativas internas documentadas na seção de Análise de Erros e Custo Operacional — as conclusões de ranking de threshold são robustas à escala absoluta desses valores, dependendo apenas da razão FN/FP.</w:t>
       </w:r>
     </w:p>
     <w:p>
